--- a/ebook/Guide-Reparation.docx
+++ b/ebook/Guide-Reparation.docx
@@ -4,7 +4,60 @@
   <w:body>
     <w:p>
       <w:pPr>
-        <w:spacing w:before="2600"/>
+        <w:spacing w:before="2400"/>
+      </w:pPr>
+    </w:p>
+    <w:tbl>
+      <w:tblPr>
+        <w:tblW w:type="pct" w:w="30%"/>
+        <w:jc w:val="center"/>
+        <w:tblBorders>
+          <w:top w:val="none" w:color="FFFFFF" w:sz="0"/>
+          <w:left w:val="none" w:color="FFFFFF" w:sz="0"/>
+          <w:bottom w:val="none" w:color="FFFFFF" w:sz="0"/>
+          <w:right w:val="none" w:color="FFFFFF" w:sz="0"/>
+          <w:insideH w:val="none" w:color="FFFFFF" w:sz="0"/>
+          <w:insideV w:val="none" w:color="FFFFFF" w:sz="0"/>
+        </w:tblBorders>
+      </w:tblPr>
+      <w:tblGrid>
+        <w:gridCol w:w="2800"/>
+      </w:tblGrid>
+      <w:tr>
+        <w:tc>
+          <w:tcPr>
+            <w:tcW w:type="dxa" w:w="2800"/>
+            <w:shd w:fill="C0392B" w:color="auto" w:val="clear"/>
+            <w:tcMar>
+              <w:top w:type="dxa" w:w="60"/>
+              <w:left w:type="dxa" w:w="120"/>
+              <w:bottom w:type="dxa" w:w="60"/>
+              <w:right w:type="dxa" w:w="120"/>
+            </w:tcMar>
+          </w:tcPr>
+          <w:p>
+            <w:pPr>
+              <w:jc w:val="center"/>
+            </w:pPr>
+            <w:r>
+              <w:rPr>
+                <w:rFonts w:ascii="Calibri" w:cs="Calibri" w:eastAsia="Calibri" w:hAnsi="Calibri"/>
+                <w:b/>
+                <w:bCs/>
+                <w:color w:val="FFFFFF"/>
+                <w:spacing w:val="40"/>
+                <w:sz w:val="17"/>
+                <w:szCs w:val="17"/>
+              </w:rPr>
+              <w:t xml:space="preserve">ÉDITION COMPLÈTE · 2026</w:t>
+            </w:r>
+          </w:p>
+        </w:tc>
+      </w:tr>
+    </w:tbl>
+    <w:p>
+      <w:pPr>
+        <w:spacing w:after="160"/>
       </w:pPr>
     </w:p>
     <w:p>
@@ -99,7 +152,93 @@
     </w:p>
     <w:p>
       <w:pPr>
-        <w:spacing w:before="3200"/>
+        <w:spacing w:after="120" w:before="2600"/>
+        <w:jc w:val="center"/>
+      </w:pPr>
+      <w:r>
+        <w:rPr>
+          <w:rFonts w:ascii="Calibri" w:cs="Calibri" w:eastAsia="Calibri" w:hAnsi="Calibri"/>
+          <w:b/>
+          <w:bCs/>
+          <w:color w:val="1F3A5F"/>
+          <w:sz w:val="28"/>
+          <w:szCs w:val="28"/>
+        </w:rPr>
+        <w:t xml:space="preserve">10 </w:t>
+      </w:r>
+      <w:r>
+        <w:rPr>
+          <w:rFonts w:ascii="Calibri" w:cs="Calibri" w:eastAsia="Calibri" w:hAnsi="Calibri"/>
+          <w:color w:val="555555"/>
+          <w:sz w:val="18"/>
+          <w:szCs w:val="18"/>
+        </w:rPr>
+        <w:t xml:space="preserve">parties   ·   </w:t>
+      </w:r>
+      <w:r>
+        <w:rPr>
+          <w:rFonts w:ascii="Calibri" w:cs="Calibri" w:eastAsia="Calibri" w:hAnsi="Calibri"/>
+          <w:b/>
+          <w:bCs/>
+          <w:color w:val="1F3A5F"/>
+          <w:sz w:val="28"/>
+          <w:szCs w:val="28"/>
+        </w:rPr>
+        <w:t xml:space="preserve">9 </w:t>
+      </w:r>
+      <w:r>
+        <w:rPr>
+          <w:rFonts w:ascii="Calibri" w:cs="Calibri" w:eastAsia="Calibri" w:hAnsi="Calibri"/>
+          <w:color w:val="555555"/>
+          <w:sz w:val="18"/>
+          <w:szCs w:val="18"/>
+        </w:rPr>
+        <w:t xml:space="preserve">schémas   ·   </w:t>
+      </w:r>
+      <w:r>
+        <w:rPr>
+          <w:rFonts w:ascii="Calibri" w:cs="Calibri" w:eastAsia="Calibri" w:hAnsi="Calibri"/>
+          <w:b/>
+          <w:bCs/>
+          <w:color w:val="1F3A5F"/>
+          <w:sz w:val="28"/>
+          <w:szCs w:val="28"/>
+        </w:rPr>
+        <w:t xml:space="preserve">5 </w:t>
+      </w:r>
+      <w:r>
+        <w:rPr>
+          <w:rFonts w:ascii="Calibri" w:cs="Calibri" w:eastAsia="Calibri" w:hAnsi="Calibri"/>
+          <w:color w:val="555555"/>
+          <w:sz w:val="18"/>
+          <w:szCs w:val="18"/>
+        </w:rPr>
+        <w:t xml:space="preserve">familles d’appareils   ·   </w:t>
+      </w:r>
+      <w:r>
+        <w:rPr>
+          <w:rFonts w:ascii="Calibri" w:cs="Calibri" w:eastAsia="Calibri" w:hAnsi="Calibri"/>
+          <w:b/>
+          <w:bCs/>
+          <w:color w:val="1F3A5F"/>
+          <w:sz w:val="28"/>
+          <w:szCs w:val="28"/>
+        </w:rPr>
+        <w:t xml:space="preserve">3 </w:t>
+      </w:r>
+      <w:r>
+        <w:rPr>
+          <w:rFonts w:ascii="Calibri" w:cs="Calibri" w:eastAsia="Calibri" w:hAnsi="Calibri"/>
+          <w:color w:val="555555"/>
+          <w:sz w:val="18"/>
+          <w:szCs w:val="18"/>
+        </w:rPr>
+        <w:t xml:space="preserve">niveaux</w:t>
+      </w:r>
+    </w:p>
+    <w:p>
+      <w:pPr>
+        <w:spacing w:before="200"/>
         <w:jc w:val="center"/>
       </w:pPr>
       <w:r>
@@ -294,28 +433,6 @@
       </w:pPr>
     </w:p>
     <w:p>
-      <w:r>
-        <w:br w:type="page"/>
-      </w:r>
-    </w:p>
-    <w:p>
-      <w:pPr>
-        <w:pStyle w:val="Heading1"/>
-        <w:spacing w:after="140" w:before="280"/>
-      </w:pPr>
-      <w:r>
-        <w:rPr>
-          <w:rFonts w:ascii="Calibri" w:cs="Calibri" w:eastAsia="Calibri" w:hAnsi="Calibri"/>
-          <w:b/>
-          <w:bCs/>
-          <w:color w:val="1F3A5F"/>
-          <w:sz w:val="32"/>
-          <w:szCs w:val="32"/>
-        </w:rPr>
-        <w:t xml:space="preserve">Partie 1 — Les fondamentaux</w:t>
-      </w:r>
-    </w:p>
-    <w:p>
       <w:pPr>
         <w:pStyle w:val="Heading2"/>
         <w:spacing w:after="100" w:before="220"/>
@@ -329,7 +446,7 @@
           <w:sz w:val="26"/>
           <w:szCs w:val="26"/>
         </w:rPr>
-        <w:t xml:space="preserve">1. Le métier de réparateur : panorama</w:t>
+        <w:t xml:space="preserve">Pourquoi ce guide</w:t>
       </w:r>
     </w:p>
     <w:p>
@@ -343,67 +460,479 @@
           <w:sz w:val="22"/>
           <w:szCs w:val="22"/>
         </w:rPr>
-        <w:t xml:space="preserve">Le réparateur d'appareils électroniques intervient sur des produits grand public de plus en plus complexes et de plus en plus fermés. Le métier se divise en trois grands niveaux d'intervention, qu'il faut bien distinguer car ils demandent des outils, des compétences et des investissements très différents.</w:t>
-      </w:r>
-    </w:p>
-    <w:p>
-      <w:pPr>
-        <w:pStyle w:val="ListParagraph"/>
-        <w:numPr>
-          <w:ilvl w:val="0"/>
-          <w:numId w:val="2"/>
-        </w:numPr>
-        <w:spacing w:after="60" w:line="264"/>
-      </w:pPr>
-      <w:r>
-        <w:rPr>
-          <w:rFonts w:ascii="Calibri" w:cs="Calibri" w:eastAsia="Calibri" w:hAnsi="Calibri"/>
-          <w:sz w:val="22"/>
-          <w:szCs w:val="22"/>
-        </w:rPr>
-        <w:t xml:space="preserve">Niveau 1 — Remplacement de modules (« level 1 » / plug-and-play). On remplace une pièce complète : écran, batterie, connecteur de charge sur nappe, caméra. C'est 80 à 90 % de l'activité d'une boutique et cela ne demande pas de soudure. C'est par là que tout le monde commence.</w:t>
-      </w:r>
-    </w:p>
-    <w:p>
-      <w:pPr>
-        <w:pStyle w:val="ListParagraph"/>
-        <w:numPr>
-          <w:ilvl w:val="0"/>
-          <w:numId w:val="2"/>
-        </w:numPr>
-        <w:spacing w:after="60" w:line="264"/>
-      </w:pPr>
-      <w:r>
-        <w:rPr>
-          <w:rFonts w:ascii="Calibri" w:cs="Calibri" w:eastAsia="Calibri" w:hAnsi="Calibri"/>
-          <w:sz w:val="22"/>
-          <w:szCs w:val="22"/>
-        </w:rPr>
-        <w:t xml:space="preserve">Niveau 2 — Micro-soudure de composants. On répare la carte mère elle-même : remplacer un connecteur soudé, une puce de gestion de charge, refaire des pistes. Demande une station à air chaud, un fer de précision, un microscope. Marges élevées, concurrence plus faible.</w:t>
-      </w:r>
-    </w:p>
-    <w:p>
-      <w:pPr>
-        <w:pStyle w:val="ListParagraph"/>
-        <w:numPr>
-          <w:ilvl w:val="0"/>
-          <w:numId w:val="2"/>
-        </w:numPr>
-        <w:spacing w:after="60" w:line="264"/>
-      </w:pPr>
-      <w:r>
-        <w:rPr>
-          <w:rFonts w:ascii="Calibri" w:cs="Calibri" w:eastAsia="Calibri" w:hAnsi="Calibri"/>
-          <w:sz w:val="22"/>
-          <w:szCs w:val="22"/>
-        </w:rPr>
-        <w:t xml:space="preserve">Niveau 3 — Reballing et reprogrammation. Rebilling de processeurs/mémoires (BGA), reprogrammation d'EEPROM, récupération de données sur puce NAND. Très spécialisé, matériel coûteux, clientèle souvent inter-professionnelle (autres réparateurs qui vous sous-traitent leurs cas difficiles).</w:t>
-      </w:r>
-    </w:p>
+        <w:t xml:space="preserve">Parce que réparer soi-même, c'est économiser des centaines d'euros, éviter le gaspillage, et — si vous le souhaitez — bâtir une activité rentable dès les premières réparations. Ce guide condense l'essentiel pour passer de « je n'ose pas ouvrir » à « je diagnostique et je répare avec méthode ».</w:t>
+      </w:r>
+    </w:p>
+    <w:tbl>
+      <w:tblPr>
+        <w:tblW w:type="pct" w:w="100%"/>
+        <w:tblBorders>
+          <w:top w:val="none" w:color="FFFFFF" w:sz="0"/>
+          <w:left w:val="none" w:color="FFFFFF" w:sz="0"/>
+          <w:bottom w:val="none" w:color="FFFFFF" w:sz="0"/>
+          <w:right w:val="none" w:color="FFFFFF" w:sz="0"/>
+          <w:insideH w:val="single" w:color="FFFFFF" w:sz="6"/>
+          <w:insideV w:val="single" w:color="FFFFFF" w:sz="12"/>
+        </w:tblBorders>
+      </w:tblPr>
+      <w:tblGrid>
+        <w:gridCol w:w="4680"/>
+        <w:gridCol w:w="4680"/>
+      </w:tblGrid>
+      <w:tr>
+        <w:tc>
+          <w:tcPr>
+            <w:tcW w:type="dxa" w:w="4680"/>
+            <w:shd w:fill="F4F8FC" w:color="auto" w:val="clear"/>
+            <w:tcMar>
+              <w:top w:type="dxa" w:w="120"/>
+              <w:left w:type="dxa" w:w="160"/>
+              <w:bottom w:type="dxa" w:w="120"/>
+              <w:right w:type="dxa" w:w="160"/>
+            </w:tcMar>
+          </w:tcPr>
+          <w:p>
+            <w:pPr>
+              <w:spacing w:after="30"/>
+            </w:pPr>
+            <w:r>
+              <w:rPr>
+                <w:rFonts w:ascii="Calibri" w:cs="Calibri" w:eastAsia="Calibri" w:hAnsi="Calibri"/>
+                <w:b/>
+                <w:bCs/>
+                <w:color w:val="1F3A5F"/>
+                <w:sz w:val="21"/>
+                <w:szCs w:val="21"/>
+              </w:rPr>
+              <w:t xml:space="preserve">5 familles d'appareils</w:t>
+            </w:r>
+          </w:p>
+          <w:p>
+            <w:r>
+              <w:rPr>
+                <w:rFonts w:ascii="Calibri" w:cs="Calibri" w:eastAsia="Calibri" w:hAnsi="Calibri"/>
+                <w:color w:val="4A5563"/>
+                <w:sz w:val="18"/>
+                <w:szCs w:val="18"/>
+              </w:rPr>
+              <w:t xml:space="preserve">Smartphones, PC portables, tablettes, smartwatchs et AirPods réunis dans un seul guide.</w:t>
+            </w:r>
+          </w:p>
+        </w:tc>
+        <w:tc>
+          <w:tcPr>
+            <w:tcW w:type="dxa" w:w="4680"/>
+            <w:shd w:fill="F4F8FC" w:color="auto" w:val="clear"/>
+            <w:tcMar>
+              <w:top w:type="dxa" w:w="120"/>
+              <w:left w:type="dxa" w:w="160"/>
+              <w:bottom w:type="dxa" w:w="120"/>
+              <w:right w:type="dxa" w:w="160"/>
+            </w:tcMar>
+          </w:tcPr>
+          <w:p>
+            <w:pPr>
+              <w:spacing w:after="30"/>
+            </w:pPr>
+            <w:r>
+              <w:rPr>
+                <w:rFonts w:ascii="Calibri" w:cs="Calibri" w:eastAsia="Calibri" w:hAnsi="Calibri"/>
+                <w:b/>
+                <w:bCs/>
+                <w:color w:val="1F3A5F"/>
+                <w:sz w:val="21"/>
+                <w:szCs w:val="21"/>
+              </w:rPr>
+              <w:t xml:space="preserve">Du zéro au pro</w:t>
+            </w:r>
+          </w:p>
+          <w:p>
+            <w:r>
+              <w:rPr>
+                <w:rFonts w:ascii="Calibri" w:cs="Calibri" w:eastAsia="Calibri" w:hAnsi="Calibri"/>
+                <w:color w:val="4A5563"/>
+                <w:sz w:val="18"/>
+                <w:szCs w:val="18"/>
+              </w:rPr>
+              <w:t xml:space="preserve">Aucun prérequis. On démarre aux bases et on monte jusqu'à la micro-soudure.</w:t>
+            </w:r>
+          </w:p>
+        </w:tc>
+      </w:tr>
+      <w:tr>
+        <w:tc>
+          <w:tcPr>
+            <w:tcW w:type="dxa" w:w="4680"/>
+            <w:tcBorders>
+              <w:top w:val="none" w:color="FFFFFF" w:sz="0"/>
+              <w:left w:val="none" w:color="FFFFFF" w:sz="0"/>
+              <w:bottom w:val="none" w:color="FFFFFF" w:sz="0"/>
+              <w:right w:val="none" w:color="FFFFFF" w:sz="0"/>
+            </w:tcBorders>
+          </w:tcPr>
+          <w:p>
+            <w:pPr>
+              <w:spacing w:after="40"/>
+            </w:pPr>
+          </w:p>
+        </w:tc>
+        <w:tc>
+          <w:tcPr>
+            <w:tcW w:type="dxa" w:w="4680"/>
+            <w:tcBorders>
+              <w:top w:val="none" w:color="FFFFFF" w:sz="0"/>
+              <w:left w:val="none" w:color="FFFFFF" w:sz="0"/>
+              <w:bottom w:val="none" w:color="FFFFFF" w:sz="0"/>
+              <w:right w:val="none" w:color="FFFFFF" w:sz="0"/>
+            </w:tcBorders>
+          </w:tcPr>
+          <w:p>
+            <w:pPr>
+              <w:spacing w:after="40"/>
+            </w:pPr>
+          </w:p>
+        </w:tc>
+      </w:tr>
+      <w:tr>
+        <w:tc>
+          <w:tcPr>
+            <w:tcW w:type="dxa" w:w="4680"/>
+            <w:shd w:fill="F4F8FC" w:color="auto" w:val="clear"/>
+            <w:tcMar>
+              <w:top w:type="dxa" w:w="120"/>
+              <w:left w:type="dxa" w:w="160"/>
+              <w:bottom w:type="dxa" w:w="120"/>
+              <w:right w:type="dxa" w:w="160"/>
+            </w:tcMar>
+          </w:tcPr>
+          <w:p>
+            <w:pPr>
+              <w:spacing w:after="30"/>
+            </w:pPr>
+            <w:r>
+              <w:rPr>
+                <w:rFonts w:ascii="Calibri" w:cs="Calibri" w:eastAsia="Calibri" w:hAnsi="Calibri"/>
+                <w:b/>
+                <w:bCs/>
+                <w:color w:val="1F3A5F"/>
+                <w:sz w:val="21"/>
+                <w:szCs w:val="21"/>
+              </w:rPr>
+              <w:t xml:space="preserve">La méthode avant la pièce</w:t>
+            </w:r>
+          </w:p>
+          <w:p>
+            <w:r>
+              <w:rPr>
+                <w:rFonts w:ascii="Calibri" w:cs="Calibri" w:eastAsia="Calibri" w:hAnsi="Calibri"/>
+                <w:color w:val="4A5563"/>
+                <w:sz w:val="18"/>
+                <w:szCs w:val="18"/>
+              </w:rPr>
+              <w:t xml:space="preserve">Un système de diagnostic clair pour réparer la cause, pas au hasard.</w:t>
+            </w:r>
+          </w:p>
+        </w:tc>
+        <w:tc>
+          <w:tcPr>
+            <w:tcW w:type="dxa" w:w="4680"/>
+            <w:shd w:fill="F4F8FC" w:color="auto" w:val="clear"/>
+            <w:tcMar>
+              <w:top w:type="dxa" w:w="120"/>
+              <w:left w:type="dxa" w:w="160"/>
+              <w:bottom w:type="dxa" w:w="120"/>
+              <w:right w:type="dxa" w:w="160"/>
+            </w:tcMar>
+          </w:tcPr>
+          <w:p>
+            <w:pPr>
+              <w:spacing w:after="30"/>
+            </w:pPr>
+            <w:r>
+              <w:rPr>
+                <w:rFonts w:ascii="Calibri" w:cs="Calibri" w:eastAsia="Calibri" w:hAnsi="Calibri"/>
+                <w:b/>
+                <w:bCs/>
+                <w:color w:val="1F3A5F"/>
+                <w:sz w:val="21"/>
+                <w:szCs w:val="21"/>
+              </w:rPr>
+              <w:t xml:space="preserve">Des schémas explicatifs</w:t>
+            </w:r>
+          </w:p>
+          <w:p>
+            <w:r>
+              <w:rPr>
+                <w:rFonts w:ascii="Calibri" w:cs="Calibri" w:eastAsia="Calibri" w:hAnsi="Calibri"/>
+                <w:color w:val="4A5563"/>
+                <w:sz w:val="18"/>
+                <w:szCs w:val="18"/>
+              </w:rPr>
+              <w:t xml:space="preserve">Des visuels conçus pour comprendre d'un coup d'œil, pas des pavés de texte.</w:t>
+            </w:r>
+          </w:p>
+        </w:tc>
+      </w:tr>
+      <w:tr>
+        <w:tc>
+          <w:tcPr>
+            <w:tcW w:type="dxa" w:w="4680"/>
+            <w:tcBorders>
+              <w:top w:val="none" w:color="FFFFFF" w:sz="0"/>
+              <w:left w:val="none" w:color="FFFFFF" w:sz="0"/>
+              <w:bottom w:val="none" w:color="FFFFFF" w:sz="0"/>
+              <w:right w:val="none" w:color="FFFFFF" w:sz="0"/>
+            </w:tcBorders>
+          </w:tcPr>
+          <w:p>
+            <w:pPr>
+              <w:spacing w:after="40"/>
+            </w:pPr>
+          </w:p>
+        </w:tc>
+        <w:tc>
+          <w:tcPr>
+            <w:tcW w:type="dxa" w:w="4680"/>
+            <w:tcBorders>
+              <w:top w:val="none" w:color="FFFFFF" w:sz="0"/>
+              <w:left w:val="none" w:color="FFFFFF" w:sz="0"/>
+              <w:bottom w:val="none" w:color="FFFFFF" w:sz="0"/>
+              <w:right w:val="none" w:color="FFFFFF" w:sz="0"/>
+            </w:tcBorders>
+          </w:tcPr>
+          <w:p>
+            <w:pPr>
+              <w:spacing w:after="40"/>
+            </w:pPr>
+          </w:p>
+        </w:tc>
+      </w:tr>
+      <w:tr>
+        <w:tc>
+          <w:tcPr>
+            <w:tcW w:type="dxa" w:w="4680"/>
+            <w:shd w:fill="F4F8FC" w:color="auto" w:val="clear"/>
+            <w:tcMar>
+              <w:top w:type="dxa" w:w="120"/>
+              <w:left w:type="dxa" w:w="160"/>
+              <w:bottom w:type="dxa" w:w="120"/>
+              <w:right w:type="dxa" w:w="160"/>
+            </w:tcMar>
+          </w:tcPr>
+          <w:p>
+            <w:pPr>
+              <w:spacing w:after="30"/>
+            </w:pPr>
+            <w:r>
+              <w:rPr>
+                <w:rFonts w:ascii="Calibri" w:cs="Calibri" w:eastAsia="Calibri" w:hAnsi="Calibri"/>
+                <w:b/>
+                <w:bCs/>
+                <w:color w:val="1F3A5F"/>
+                <w:sz w:val="21"/>
+                <w:szCs w:val="21"/>
+              </w:rPr>
+              <w:t xml:space="preserve">Le volet business</w:t>
+            </w:r>
+          </w:p>
+          <w:p>
+            <w:r>
+              <w:rPr>
+                <w:rFonts w:ascii="Calibri" w:cs="Calibri" w:eastAsia="Calibri" w:hAnsi="Calibri"/>
+                <w:color w:val="4A5563"/>
+                <w:sz w:val="18"/>
+                <w:szCs w:val="18"/>
+              </w:rPr>
+              <w:t xml:space="preserve">Tarifs, marges, fournisseurs, garantie, marketing : de la compétence à la rentabilité.</w:t>
+            </w:r>
+          </w:p>
+        </w:tc>
+        <w:tc>
+          <w:tcPr>
+            <w:tcW w:type="dxa" w:w="4680"/>
+            <w:shd w:fill="F4F8FC" w:color="auto" w:val="clear"/>
+            <w:tcMar>
+              <w:top w:type="dxa" w:w="120"/>
+              <w:left w:type="dxa" w:w="160"/>
+              <w:bottom w:type="dxa" w:w="120"/>
+              <w:right w:type="dxa" w:w="160"/>
+            </w:tcMar>
+          </w:tcPr>
+          <w:p>
+            <w:pPr>
+              <w:spacing w:after="30"/>
+            </w:pPr>
+            <w:r>
+              <w:rPr>
+                <w:rFonts w:ascii="Calibri" w:cs="Calibri" w:eastAsia="Calibri" w:hAnsi="Calibri"/>
+                <w:b/>
+                <w:bCs/>
+                <w:color w:val="1F3A5F"/>
+                <w:sz w:val="21"/>
+                <w:szCs w:val="21"/>
+              </w:rPr>
+              <w:t xml:space="preserve">Sécurité &amp; cadre légal</w:t>
+            </w:r>
+          </w:p>
+          <w:p>
+            <w:r>
+              <w:rPr>
+                <w:rFonts w:ascii="Calibri" w:cs="Calibri" w:eastAsia="Calibri" w:hAnsi="Calibri"/>
+                <w:color w:val="4A5563"/>
+                <w:sz w:val="18"/>
+                <w:szCs w:val="18"/>
+              </w:rPr>
+              <w:t xml:space="preserve">Batteries lithium, données clients, verrous : les bons réflexes dès le départ.</w:t>
+            </w:r>
+          </w:p>
+        </w:tc>
+      </w:tr>
+      <w:tr>
+        <w:tc>
+          <w:tcPr>
+            <w:tcW w:type="dxa" w:w="4680"/>
+            <w:tcBorders>
+              <w:top w:val="none" w:color="FFFFFF" w:sz="0"/>
+              <w:left w:val="none" w:color="FFFFFF" w:sz="0"/>
+              <w:bottom w:val="none" w:color="FFFFFF" w:sz="0"/>
+              <w:right w:val="none" w:color="FFFFFF" w:sz="0"/>
+            </w:tcBorders>
+          </w:tcPr>
+          <w:p>
+            <w:pPr>
+              <w:spacing w:after="40"/>
+            </w:pPr>
+          </w:p>
+        </w:tc>
+        <w:tc>
+          <w:tcPr>
+            <w:tcW w:type="dxa" w:w="4680"/>
+            <w:tcBorders>
+              <w:top w:val="none" w:color="FFFFFF" w:sz="0"/>
+              <w:left w:val="none" w:color="FFFFFF" w:sz="0"/>
+              <w:bottom w:val="none" w:color="FFFFFF" w:sz="0"/>
+              <w:right w:val="none" w:color="FFFFFF" w:sz="0"/>
+            </w:tcBorders>
+          </w:tcPr>
+          <w:p>
+            <w:pPr>
+              <w:spacing w:after="40"/>
+            </w:pPr>
+          </w:p>
+        </w:tc>
+      </w:tr>
+    </w:tbl>
     <w:p>
       <w:pPr>
         <w:spacing w:after="80"/>
       </w:pPr>
+    </w:p>
+    <w:p>
+      <w:r>
+        <w:br w:type="page"/>
+      </w:r>
+    </w:p>
+    <w:p>
+      <w:r>
+        <w:br w:type="page"/>
+      </w:r>
+    </w:p>
+    <w:p>
+      <w:pPr>
+        <w:pStyle w:val="Heading1"/>
+        <w:spacing w:after="0" w:before="0"/>
+      </w:pPr>
+      <w:r>
+        <w:rPr>
+          <w:rFonts w:ascii="Calibri" w:cs="Calibri" w:eastAsia="Calibri" w:hAnsi="Calibri"/>
+          <w:color w:val="FFFFFF"/>
+          <w:sz w:val="2"/>
+          <w:szCs w:val="2"/>
+        </w:rPr>
+        <w:t xml:space="preserve">Partie 1 — Les fondamentaux</w:t>
+      </w:r>
+    </w:p>
+    <w:tbl>
+      <w:tblPr>
+        <w:tblW w:type="pct" w:w="100%"/>
+        <w:tblBorders>
+          <w:top w:val="none" w:color="FFFFFF" w:sz="0"/>
+          <w:left w:val="none" w:color="FFFFFF" w:sz="0"/>
+          <w:bottom w:val="none" w:color="FFFFFF" w:sz="0"/>
+          <w:right w:val="none" w:color="FFFFFF" w:sz="0"/>
+          <w:insideH w:val="none" w:color="FFFFFF" w:sz="0"/>
+          <w:insideV w:val="none" w:color="FFFFFF" w:sz="0"/>
+        </w:tblBorders>
+      </w:tblPr>
+      <w:tblGrid>
+        <w:gridCol w:w="9360"/>
+      </w:tblGrid>
+      <w:tr>
+        <w:tc>
+          <w:tcPr>
+            <w:tcW w:type="dxa" w:w="9360"/>
+            <w:shd w:fill="1F3A5F" w:color="auto" w:val="clear"/>
+            <w:tcMar>
+              <w:top w:type="dxa" w:w="300"/>
+              <w:left w:type="dxa" w:w="320"/>
+              <w:bottom w:type="dxa" w:w="320"/>
+              <w:right w:type="dxa" w:w="320"/>
+            </w:tcMar>
+          </w:tcPr>
+          <w:p>
+            <w:pPr>
+              <w:spacing w:after="40"/>
+            </w:pPr>
+            <w:r>
+              <w:rPr>
+                <w:rFonts w:ascii="Calibri" w:cs="Calibri" w:eastAsia="Calibri" w:hAnsi="Calibri"/>
+                <w:b/>
+                <w:bCs/>
+                <w:color w:val="9FC4E6"/>
+                <w:spacing w:val="60"/>
+                <w:sz w:val="20"/>
+                <w:szCs w:val="20"/>
+              </w:rPr>
+              <w:t xml:space="preserve">PARTIE 1</w:t>
+            </w:r>
+          </w:p>
+          <w:p>
+            <w:r>
+              <w:rPr>
+                <w:rFonts w:ascii="Calibri" w:cs="Calibri" w:eastAsia="Calibri" w:hAnsi="Calibri"/>
+                <w:b/>
+                <w:bCs/>
+                <w:color w:val="FFFFFF"/>
+                <w:sz w:val="40"/>
+                <w:szCs w:val="40"/>
+              </w:rPr>
+              <w:t xml:space="preserve">Les fondamentaux</w:t>
+            </w:r>
+          </w:p>
+        </w:tc>
+      </w:tr>
+    </w:tbl>
+    <w:p>
+      <w:pPr>
+        <w:spacing w:after="80"/>
+      </w:pPr>
+    </w:p>
+    <w:p>
+      <w:pPr>
+        <w:pStyle w:val="Heading2"/>
+        <w:spacing w:after="100" w:before="220"/>
+      </w:pPr>
+      <w:r>
+        <w:rPr>
+          <w:rFonts w:ascii="Calibri" w:cs="Calibri" w:eastAsia="Calibri" w:hAnsi="Calibri"/>
+          <w:b/>
+          <w:bCs/>
+          <w:color w:val="2E5E8C"/>
+          <w:sz w:val="26"/>
+          <w:szCs w:val="26"/>
+        </w:rPr>
+        <w:t xml:space="preserve">1. Le métier de réparateur : panorama</w:t>
+      </w:r>
     </w:p>
     <w:p>
       <w:pPr>
@@ -416,7 +945,143 @@
           <w:sz w:val="22"/>
           <w:szCs w:val="22"/>
         </w:rPr>
+        <w:t xml:space="preserve">Le réparateur d'appareils électroniques intervient sur des produits grand public de plus en plus complexes et de plus en plus fermés. Le métier se divise en trois grands niveaux d'intervention, qu'il faut bien distinguer car ils demandent des outils, des compétences et des investissements très différents.</w:t>
+      </w:r>
+    </w:p>
+    <w:p>
+      <w:pPr>
+        <w:pStyle w:val="ListParagraph"/>
+        <w:numPr>
+          <w:ilvl w:val="0"/>
+          <w:numId w:val="2"/>
+        </w:numPr>
+        <w:spacing w:after="60" w:line="264"/>
+      </w:pPr>
+      <w:r>
+        <w:rPr>
+          <w:rFonts w:ascii="Calibri" w:cs="Calibri" w:eastAsia="Calibri" w:hAnsi="Calibri"/>
+          <w:sz w:val="22"/>
+          <w:szCs w:val="22"/>
+        </w:rPr>
+        <w:t xml:space="preserve">Niveau 1 — Remplacement de modules (« level 1 » / plug-and-play). On remplace une pièce complète : écran, batterie, connecteur de charge sur nappe, caméra. C'est 80 à 90 % de l'activité d'une boutique et cela ne demande pas de soudure. C'est par là que tout le monde commence.</w:t>
+      </w:r>
+    </w:p>
+    <w:p>
+      <w:pPr>
+        <w:pStyle w:val="ListParagraph"/>
+        <w:numPr>
+          <w:ilvl w:val="0"/>
+          <w:numId w:val="2"/>
+        </w:numPr>
+        <w:spacing w:after="60" w:line="264"/>
+      </w:pPr>
+      <w:r>
+        <w:rPr>
+          <w:rFonts w:ascii="Calibri" w:cs="Calibri" w:eastAsia="Calibri" w:hAnsi="Calibri"/>
+          <w:sz w:val="22"/>
+          <w:szCs w:val="22"/>
+        </w:rPr>
+        <w:t xml:space="preserve">Niveau 2 — Micro-soudure de composants. On répare la carte mère elle-même : remplacer un connecteur soudé, une puce de gestion de charge, refaire des pistes. Demande une station à air chaud, un fer de précision, un microscope. Marges élevées, concurrence plus faible.</w:t>
+      </w:r>
+    </w:p>
+    <w:p>
+      <w:pPr>
+        <w:pStyle w:val="ListParagraph"/>
+        <w:numPr>
+          <w:ilvl w:val="0"/>
+          <w:numId w:val="2"/>
+        </w:numPr>
+        <w:spacing w:after="60" w:line="264"/>
+      </w:pPr>
+      <w:r>
+        <w:rPr>
+          <w:rFonts w:ascii="Calibri" w:cs="Calibri" w:eastAsia="Calibri" w:hAnsi="Calibri"/>
+          <w:sz w:val="22"/>
+          <w:szCs w:val="22"/>
+        </w:rPr>
+        <w:t xml:space="preserve">Niveau 3 — Reballing et reprogrammation. Rebilling de processeurs/mémoires (BGA), reprogrammation d'EEPROM, récupération de données sur puce NAND. Très spécialisé, matériel coûteux, clientèle souvent inter-professionnelle (autres réparateurs qui vous sous-traitent leurs cas difficiles).</w:t>
+      </w:r>
+    </w:p>
+    <w:p>
+      <w:pPr>
+        <w:spacing w:after="80"/>
+      </w:pPr>
+    </w:p>
+    <w:p>
+      <w:pPr>
+        <w:spacing w:after="120" w:line="276"/>
+        <w:jc w:val="both"/>
+      </w:pPr>
+      <w:r>
+        <w:rPr>
+          <w:rFonts w:ascii="Calibri" w:cs="Calibri" w:eastAsia="Calibri" w:hAnsi="Calibri"/>
+          <w:sz w:val="22"/>
+          <w:szCs w:val="22"/>
+        </w:rPr>
         <w:t xml:space="preserve">Beaucoup de professionnels vivent très bien du seul niveau 1. Monter vers les niveaux 2 et 3 augmente votre marge et vous permet de récupérer les cas que vos concurrents refusent, mais ce n'est pas obligatoire pour démarrer. Cet ebook couvre les trois.</w:t>
+      </w:r>
+    </w:p>
+    <w:p>
+      <w:pPr>
+        <w:spacing w:after="40" w:before="120"/>
+        <w:jc w:val="center"/>
+      </w:pPr>
+      <w:r>
+        <w:drawing>
+          <wp:inline distT="0" distB="0" distL="0" distR="0">
+            <wp:extent cx="4476750" cy="2143125"/>
+            <wp:effectExtent t="0" r="0" b="0" l="0"/>
+            <wp:docPr id="1" name="" descr="" title=""/>
+            <wp:cNvGraphicFramePr>
+              <a:graphicFrameLocks xmlns:a="http://schemas.openxmlformats.org/drawingml/2006/main" noChangeAspect="1"/>
+            </wp:cNvGraphicFramePr>
+            <a:graphic xmlns:a="http://schemas.openxmlformats.org/drawingml/2006/main">
+              <a:graphicData uri="http://schemas.openxmlformats.org/drawingml/2006/picture">
+                <pic:pic xmlns:pic="http://schemas.openxmlformats.org/drawingml/2006/picture">
+                  <pic:nvPicPr>
+                    <pic:cNvPr id="0" name="" descr=""/>
+                    <pic:cNvPicPr>
+                      <a:picLocks noChangeAspect="1" noChangeArrowheads="1"/>
+                    </pic:cNvPicPr>
+                  </pic:nvPicPr>
+                  <pic:blipFill>
+                    <a:blip r:embed="rId8" cstate="none"/>
+                    <a:srcRect/>
+                    <a:stretch>
+                      <a:fillRect/>
+                    </a:stretch>
+                  </pic:blipFill>
+                  <pic:spPr bwMode="auto">
+                    <a:xfrm>
+                      <a:off x="0" y="0"/>
+                      <a:ext cx="4476750" cy="2143125"/>
+                    </a:xfrm>
+                    <a:prstGeom prst="rect">
+                      <a:avLst/>
+                    </a:prstGeom>
+                  </pic:spPr>
+                </pic:pic>
+              </a:graphicData>
+            </a:graphic>
+          </wp:inline>
+        </w:drawing>
+      </w:r>
+    </w:p>
+    <w:p>
+      <w:pPr>
+        <w:spacing w:after="160"/>
+        <w:jc w:val="center"/>
+      </w:pPr>
+      <w:r>
+        <w:rPr>
+          <w:rFonts w:ascii="Calibri" w:cs="Calibri" w:eastAsia="Calibri" w:hAnsi="Calibri"/>
+          <w:i/>
+          <w:iCs/>
+          <w:color w:val="555555"/>
+          <w:sz w:val="17"/>
+          <w:szCs w:val="17"/>
+        </w:rPr>
+        <w:t xml:space="preserve">Les trois niveaux d'intervention : la valeur ajoutée et la rareté augmentent à mesure qu'on monte.</w:t>
       </w:r>
     </w:p>
     <w:p>
@@ -1239,6 +1904,69 @@
     </w:p>
     <w:p>
       <w:pPr>
+        <w:spacing w:after="40" w:before="120"/>
+        <w:jc w:val="center"/>
+      </w:pPr>
+      <w:r>
+        <w:drawing>
+          <wp:inline distT="0" distB="0" distL="0" distR="0">
+            <wp:extent cx="4476750" cy="1885950"/>
+            <wp:effectExtent t="0" r="0" b="0" l="0"/>
+            <wp:docPr id="1" name="" descr="" title=""/>
+            <wp:cNvGraphicFramePr>
+              <a:graphicFrameLocks xmlns:a="http://schemas.openxmlformats.org/drawingml/2006/main" noChangeAspect="1"/>
+            </wp:cNvGraphicFramePr>
+            <a:graphic xmlns:a="http://schemas.openxmlformats.org/drawingml/2006/main">
+              <a:graphicData uri="http://schemas.openxmlformats.org/drawingml/2006/picture">
+                <pic:pic xmlns:pic="http://schemas.openxmlformats.org/drawingml/2006/picture">
+                  <pic:nvPicPr>
+                    <pic:cNvPr id="0" name="" descr=""/>
+                    <pic:cNvPicPr>
+                      <a:picLocks noChangeAspect="1" noChangeArrowheads="1"/>
+                    </pic:cNvPicPr>
+                  </pic:nvPicPr>
+                  <pic:blipFill>
+                    <a:blip r:embed="rId9" cstate="none"/>
+                    <a:srcRect/>
+                    <a:stretch>
+                      <a:fillRect/>
+                    </a:stretch>
+                  </pic:blipFill>
+                  <pic:spPr bwMode="auto">
+                    <a:xfrm>
+                      <a:off x="0" y="0"/>
+                      <a:ext cx="4476750" cy="1885950"/>
+                    </a:xfrm>
+                    <a:prstGeom prst="rect">
+                      <a:avLst/>
+                    </a:prstGeom>
+                  </pic:spPr>
+                </pic:pic>
+              </a:graphicData>
+            </a:graphic>
+          </wp:inline>
+        </w:drawing>
+      </w:r>
+    </w:p>
+    <w:p>
+      <w:pPr>
+        <w:spacing w:after="160"/>
+        <w:jc w:val="center"/>
+      </w:pPr>
+      <w:r>
+        <w:rPr>
+          <w:rFonts w:ascii="Calibri" w:cs="Calibri" w:eastAsia="Calibri" w:hAnsi="Calibri"/>
+          <w:i/>
+          <w:iCs/>
+          <w:color w:val="555555"/>
+          <w:sz w:val="17"/>
+          <w:szCs w:val="17"/>
+        </w:rPr>
+        <w:t xml:space="preserve">Court-circuit et circuit ouvert : les deux situations à identifier au multimètre.</w:t>
+      </w:r>
+    </w:p>
+    <w:p>
+      <w:pPr>
         <w:pStyle w:val="Heading3"/>
         <w:spacing w:after="60" w:before="160"/>
       </w:pPr>
@@ -1266,6 +1994,69 @@
           <w:szCs w:val="22"/>
         </w:rPr>
         <w:t xml:space="preserve">Sur une carte mère, la « masse » (ground, GND) est la référence 0 V commune. À partir de la batterie ou du chargeur, des régulateurs créent plusieurs « rails » de tension (par ex. 1,8 V, 3,3 V…). Quand vous appuyez sur « marche », l'appareil exécute une séquence : alimentation principale → rails secondaires → horloge → processeur → chargement du logiciel de démarrage. Si la séquence se bloque à une étape, l'appareil ne démarre pas. Comprendre cette chaîne aide énormément au diagnostic des cartes mères.</w:t>
+      </w:r>
+    </w:p>
+    <w:p>
+      <w:pPr>
+        <w:spacing w:after="40" w:before="120"/>
+        <w:jc w:val="center"/>
+      </w:pPr>
+      <w:r>
+        <w:drawing>
+          <wp:inline distT="0" distB="0" distL="0" distR="0">
+            <wp:extent cx="4476750" cy="1495425"/>
+            <wp:effectExtent t="0" r="0" b="0" l="0"/>
+            <wp:docPr id="1" name="" descr="" title=""/>
+            <wp:cNvGraphicFramePr>
+              <a:graphicFrameLocks xmlns:a="http://schemas.openxmlformats.org/drawingml/2006/main" noChangeAspect="1"/>
+            </wp:cNvGraphicFramePr>
+            <a:graphic xmlns:a="http://schemas.openxmlformats.org/drawingml/2006/main">
+              <a:graphicData uri="http://schemas.openxmlformats.org/drawingml/2006/picture">
+                <pic:pic xmlns:pic="http://schemas.openxmlformats.org/drawingml/2006/picture">
+                  <pic:nvPicPr>
+                    <pic:cNvPr id="0" name="" descr=""/>
+                    <pic:cNvPicPr>
+                      <a:picLocks noChangeAspect="1" noChangeArrowheads="1"/>
+                    </pic:cNvPicPr>
+                  </pic:nvPicPr>
+                  <pic:blipFill>
+                    <a:blip r:embed="rId10" cstate="none"/>
+                    <a:srcRect/>
+                    <a:stretch>
+                      <a:fillRect/>
+                    </a:stretch>
+                  </pic:blipFill>
+                  <pic:spPr bwMode="auto">
+                    <a:xfrm>
+                      <a:off x="0" y="0"/>
+                      <a:ext cx="4476750" cy="1495425"/>
+                    </a:xfrm>
+                    <a:prstGeom prst="rect">
+                      <a:avLst/>
+                    </a:prstGeom>
+                  </pic:spPr>
+                </pic:pic>
+              </a:graphicData>
+            </a:graphic>
+          </wp:inline>
+        </w:drawing>
+      </w:r>
+    </w:p>
+    <w:p>
+      <w:pPr>
+        <w:spacing w:after="160"/>
+        <w:jc w:val="center"/>
+      </w:pPr>
+      <w:r>
+        <w:rPr>
+          <w:rFonts w:ascii="Calibri" w:cs="Calibri" w:eastAsia="Calibri" w:hAnsi="Calibri"/>
+          <w:i/>
+          <w:iCs/>
+          <w:color w:val="555555"/>
+          <w:sz w:val="17"/>
+          <w:szCs w:val="17"/>
+        </w:rPr>
+        <w:t xml:space="preserve">La séquence de démarrage : repérer la première étape manquante oriente tout le diagnostic.</w:t>
       </w:r>
     </w:p>
     <w:p>
@@ -2015,21 +2806,89 @@
       </w:r>
     </w:p>
     <w:p>
+      <w:r>
+        <w:br w:type="page"/>
+      </w:r>
+    </w:p>
+    <w:p>
       <w:pPr>
         <w:pStyle w:val="Heading1"/>
-        <w:spacing w:after="140" w:before="280"/>
-      </w:pPr>
-      <w:r>
-        <w:rPr>
-          <w:rFonts w:ascii="Calibri" w:cs="Calibri" w:eastAsia="Calibri" w:hAnsi="Calibri"/>
-          <w:b/>
-          <w:bCs/>
-          <w:color w:val="1F3A5F"/>
-          <w:sz w:val="32"/>
-          <w:szCs w:val="32"/>
+        <w:spacing w:after="0" w:before="0"/>
+      </w:pPr>
+      <w:r>
+        <w:rPr>
+          <w:rFonts w:ascii="Calibri" w:cs="Calibri" w:eastAsia="Calibri" w:hAnsi="Calibri"/>
+          <w:color w:val="FFFFFF"/>
+          <w:sz w:val="2"/>
+          <w:szCs w:val="2"/>
         </w:rPr>
         <w:t xml:space="preserve">Partie 2 — La méthode de diagnostic universelle</w:t>
       </w:r>
+    </w:p>
+    <w:tbl>
+      <w:tblPr>
+        <w:tblW w:type="pct" w:w="100%"/>
+        <w:tblBorders>
+          <w:top w:val="none" w:color="FFFFFF" w:sz="0"/>
+          <w:left w:val="none" w:color="FFFFFF" w:sz="0"/>
+          <w:bottom w:val="none" w:color="FFFFFF" w:sz="0"/>
+          <w:right w:val="none" w:color="FFFFFF" w:sz="0"/>
+          <w:insideH w:val="none" w:color="FFFFFF" w:sz="0"/>
+          <w:insideV w:val="none" w:color="FFFFFF" w:sz="0"/>
+        </w:tblBorders>
+      </w:tblPr>
+      <w:tblGrid>
+        <w:gridCol w:w="9360"/>
+      </w:tblGrid>
+      <w:tr>
+        <w:tc>
+          <w:tcPr>
+            <w:tcW w:type="dxa" w:w="9360"/>
+            <w:shd w:fill="1F3A5F" w:color="auto" w:val="clear"/>
+            <w:tcMar>
+              <w:top w:type="dxa" w:w="300"/>
+              <w:left w:type="dxa" w:w="320"/>
+              <w:bottom w:type="dxa" w:w="320"/>
+              <w:right w:type="dxa" w:w="320"/>
+            </w:tcMar>
+          </w:tcPr>
+          <w:p>
+            <w:pPr>
+              <w:spacing w:after="40"/>
+            </w:pPr>
+            <w:r>
+              <w:rPr>
+                <w:rFonts w:ascii="Calibri" w:cs="Calibri" w:eastAsia="Calibri" w:hAnsi="Calibri"/>
+                <w:b/>
+                <w:bCs/>
+                <w:color w:val="9FC4E6"/>
+                <w:spacing w:val="60"/>
+                <w:sz w:val="20"/>
+                <w:szCs w:val="20"/>
+              </w:rPr>
+              <w:t xml:space="preserve">PARTIE 2</w:t>
+            </w:r>
+          </w:p>
+          <w:p>
+            <w:r>
+              <w:rPr>
+                <w:rFonts w:ascii="Calibri" w:cs="Calibri" w:eastAsia="Calibri" w:hAnsi="Calibri"/>
+                <w:b/>
+                <w:bCs/>
+                <w:color w:val="FFFFFF"/>
+                <w:sz w:val="40"/>
+                <w:szCs w:val="40"/>
+              </w:rPr>
+              <w:t xml:space="preserve">La méthode de diagnostic universelle</w:t>
+            </w:r>
+          </w:p>
+        </w:tc>
+      </w:tr>
+    </w:tbl>
+    <w:p>
+      <w:pPr>
+        <w:spacing w:after="80"/>
+      </w:pPr>
     </w:p>
     <w:p>
       <w:pPr>
@@ -2175,6 +3034,69 @@
       <w:pPr>
         <w:spacing w:after="80"/>
       </w:pPr>
+    </w:p>
+    <w:p>
+      <w:pPr>
+        <w:spacing w:after="40" w:before="120"/>
+        <w:jc w:val="center"/>
+      </w:pPr>
+      <w:r>
+        <w:drawing>
+          <wp:inline distT="0" distB="0" distL="0" distR="0">
+            <wp:extent cx="4476750" cy="2143125"/>
+            <wp:effectExtent t="0" r="0" b="0" l="0"/>
+            <wp:docPr id="1" name="" descr="" title=""/>
+            <wp:cNvGraphicFramePr>
+              <a:graphicFrameLocks xmlns:a="http://schemas.openxmlformats.org/drawingml/2006/main" noChangeAspect="1"/>
+            </wp:cNvGraphicFramePr>
+            <a:graphic xmlns:a="http://schemas.openxmlformats.org/drawingml/2006/main">
+              <a:graphicData uri="http://schemas.openxmlformats.org/drawingml/2006/picture">
+                <pic:pic xmlns:pic="http://schemas.openxmlformats.org/drawingml/2006/picture">
+                  <pic:nvPicPr>
+                    <pic:cNvPr id="0" name="" descr=""/>
+                    <pic:cNvPicPr>
+                      <a:picLocks noChangeAspect="1" noChangeArrowheads="1"/>
+                    </pic:cNvPicPr>
+                  </pic:nvPicPr>
+                  <pic:blipFill>
+                    <a:blip r:embed="rId11" cstate="none"/>
+                    <a:srcRect/>
+                    <a:stretch>
+                      <a:fillRect/>
+                    </a:stretch>
+                  </pic:blipFill>
+                  <pic:spPr bwMode="auto">
+                    <a:xfrm>
+                      <a:off x="0" y="0"/>
+                      <a:ext cx="4476750" cy="2143125"/>
+                    </a:xfrm>
+                    <a:prstGeom prst="rect">
+                      <a:avLst/>
+                    </a:prstGeom>
+                  </pic:spPr>
+                </pic:pic>
+              </a:graphicData>
+            </a:graphic>
+          </wp:inline>
+        </w:drawing>
+      </w:r>
+    </w:p>
+    <w:p>
+      <w:pPr>
+        <w:spacing w:after="160"/>
+        <w:jc w:val="center"/>
+      </w:pPr>
+      <w:r>
+        <w:rPr>
+          <w:rFonts w:ascii="Calibri" w:cs="Calibri" w:eastAsia="Calibri" w:hAnsi="Calibri"/>
+          <w:i/>
+          <w:iCs/>
+          <w:color w:val="555555"/>
+          <w:sz w:val="17"/>
+          <w:szCs w:val="17"/>
+        </w:rPr>
+        <w:t xml:space="preserve">La méthode en 7 étapes, applicable à n'importe quel appareil.</w:t>
+      </w:r>
     </w:p>
     <w:tbl>
       <w:tblPr>
@@ -2336,21 +3258,89 @@
       </w:r>
     </w:p>
     <w:p>
+      <w:r>
+        <w:br w:type="page"/>
+      </w:r>
+    </w:p>
+    <w:p>
       <w:pPr>
         <w:pStyle w:val="Heading1"/>
-        <w:spacing w:after="140" w:before="280"/>
-      </w:pPr>
-      <w:r>
-        <w:rPr>
-          <w:rFonts w:ascii="Calibri" w:cs="Calibri" w:eastAsia="Calibri" w:hAnsi="Calibri"/>
-          <w:b/>
-          <w:bCs/>
-          <w:color w:val="1F3A5F"/>
-          <w:sz w:val="32"/>
-          <w:szCs w:val="32"/>
+        <w:spacing w:after="0" w:before="0"/>
+      </w:pPr>
+      <w:r>
+        <w:rPr>
+          <w:rFonts w:ascii="Calibri" w:cs="Calibri" w:eastAsia="Calibri" w:hAnsi="Calibri"/>
+          <w:color w:val="FFFFFF"/>
+          <w:sz w:val="2"/>
+          <w:szCs w:val="2"/>
         </w:rPr>
         <w:t xml:space="preserve">Partie 3 — Réparation des smartphones</w:t>
       </w:r>
+    </w:p>
+    <w:tbl>
+      <w:tblPr>
+        <w:tblW w:type="pct" w:w="100%"/>
+        <w:tblBorders>
+          <w:top w:val="none" w:color="FFFFFF" w:sz="0"/>
+          <w:left w:val="none" w:color="FFFFFF" w:sz="0"/>
+          <w:bottom w:val="none" w:color="FFFFFF" w:sz="0"/>
+          <w:right w:val="none" w:color="FFFFFF" w:sz="0"/>
+          <w:insideH w:val="none" w:color="FFFFFF" w:sz="0"/>
+          <w:insideV w:val="none" w:color="FFFFFF" w:sz="0"/>
+        </w:tblBorders>
+      </w:tblPr>
+      <w:tblGrid>
+        <w:gridCol w:w="9360"/>
+      </w:tblGrid>
+      <w:tr>
+        <w:tc>
+          <w:tcPr>
+            <w:tcW w:type="dxa" w:w="9360"/>
+            <w:shd w:fill="1F3A5F" w:color="auto" w:val="clear"/>
+            <w:tcMar>
+              <w:top w:type="dxa" w:w="300"/>
+              <w:left w:type="dxa" w:w="320"/>
+              <w:bottom w:type="dxa" w:w="320"/>
+              <w:right w:type="dxa" w:w="320"/>
+            </w:tcMar>
+          </w:tcPr>
+          <w:p>
+            <w:pPr>
+              <w:spacing w:after="40"/>
+            </w:pPr>
+            <w:r>
+              <w:rPr>
+                <w:rFonts w:ascii="Calibri" w:cs="Calibri" w:eastAsia="Calibri" w:hAnsi="Calibri"/>
+                <w:b/>
+                <w:bCs/>
+                <w:color w:val="9FC4E6"/>
+                <w:spacing w:val="60"/>
+                <w:sz w:val="20"/>
+                <w:szCs w:val="20"/>
+              </w:rPr>
+              <w:t xml:space="preserve">PARTIE 3</w:t>
+            </w:r>
+          </w:p>
+          <w:p>
+            <w:r>
+              <w:rPr>
+                <w:rFonts w:ascii="Calibri" w:cs="Calibri" w:eastAsia="Calibri" w:hAnsi="Calibri"/>
+                <w:b/>
+                <w:bCs/>
+                <w:color w:val="FFFFFF"/>
+                <w:sz w:val="40"/>
+                <w:szCs w:val="40"/>
+              </w:rPr>
+              <w:t xml:space="preserve">Réparation des smartphones</w:t>
+            </w:r>
+          </w:p>
+        </w:tc>
+      </w:tr>
+    </w:tbl>
+    <w:p>
+      <w:pPr>
+        <w:spacing w:after="80"/>
+      </w:pPr>
     </w:p>
     <w:p>
       <w:pPr>
@@ -2513,6 +3503,69 @@
       <w:pPr>
         <w:spacing w:after="80"/>
       </w:pPr>
+    </w:p>
+    <w:p>
+      <w:pPr>
+        <w:spacing w:after="40" w:before="120"/>
+        <w:jc w:val="center"/>
+      </w:pPr>
+      <w:r>
+        <w:drawing>
+          <wp:inline distT="0" distB="0" distL="0" distR="0">
+            <wp:extent cx="4476750" cy="2333625"/>
+            <wp:effectExtent t="0" r="0" b="0" l="0"/>
+            <wp:docPr id="1" name="" descr="" title=""/>
+            <wp:cNvGraphicFramePr>
+              <a:graphicFrameLocks xmlns:a="http://schemas.openxmlformats.org/drawingml/2006/main" noChangeAspect="1"/>
+            </wp:cNvGraphicFramePr>
+            <a:graphic xmlns:a="http://schemas.openxmlformats.org/drawingml/2006/main">
+              <a:graphicData uri="http://schemas.openxmlformats.org/drawingml/2006/picture">
+                <pic:pic xmlns:pic="http://schemas.openxmlformats.org/drawingml/2006/picture">
+                  <pic:nvPicPr>
+                    <pic:cNvPr id="0" name="" descr=""/>
+                    <pic:cNvPicPr>
+                      <a:picLocks noChangeAspect="1" noChangeArrowheads="1"/>
+                    </pic:cNvPicPr>
+                  </pic:nvPicPr>
+                  <pic:blipFill>
+                    <a:blip r:embed="rId12" cstate="none"/>
+                    <a:srcRect/>
+                    <a:stretch>
+                      <a:fillRect/>
+                    </a:stretch>
+                  </pic:blipFill>
+                  <pic:spPr bwMode="auto">
+                    <a:xfrm>
+                      <a:off x="0" y="0"/>
+                      <a:ext cx="4476750" cy="2333625"/>
+                    </a:xfrm>
+                    <a:prstGeom prst="rect">
+                      <a:avLst/>
+                    </a:prstGeom>
+                  </pic:spPr>
+                </pic:pic>
+              </a:graphicData>
+            </a:graphic>
+          </wp:inline>
+        </w:drawing>
+      </w:r>
+    </w:p>
+    <w:p>
+      <w:pPr>
+        <w:spacing w:after="160"/>
+        <w:jc w:val="center"/>
+      </w:pPr>
+      <w:r>
+        <w:rPr>
+          <w:rFonts w:ascii="Calibri" w:cs="Calibri" w:eastAsia="Calibri" w:hAnsi="Calibri"/>
+          <w:i/>
+          <w:iCs/>
+          <w:color w:val="555555"/>
+          <w:sz w:val="17"/>
+          <w:szCs w:val="17"/>
+        </w:rPr>
+        <w:t xml:space="preserve">Architecture type d'un smartphone : couches empilées et modules reliés par nappes.</w:t>
+      </w:r>
     </w:p>
     <w:p>
       <w:pPr>
@@ -3310,6 +4363,69 @@
     </w:p>
     <w:p>
       <w:pPr>
+        <w:spacing w:after="40" w:before="120"/>
+        <w:jc w:val="center"/>
+      </w:pPr>
+      <w:r>
+        <w:drawing>
+          <wp:inline distT="0" distB="0" distL="0" distR="0">
+            <wp:extent cx="4476750" cy="2333625"/>
+            <wp:effectExtent t="0" r="0" b="0" l="0"/>
+            <wp:docPr id="1" name="" descr="" title=""/>
+            <wp:cNvGraphicFramePr>
+              <a:graphicFrameLocks xmlns:a="http://schemas.openxmlformats.org/drawingml/2006/main" noChangeAspect="1"/>
+            </wp:cNvGraphicFramePr>
+            <a:graphic xmlns:a="http://schemas.openxmlformats.org/drawingml/2006/main">
+              <a:graphicData uri="http://schemas.openxmlformats.org/drawingml/2006/picture">
+                <pic:pic xmlns:pic="http://schemas.openxmlformats.org/drawingml/2006/picture">
+                  <pic:nvPicPr>
+                    <pic:cNvPr id="0" name="" descr=""/>
+                    <pic:cNvPicPr>
+                      <a:picLocks noChangeAspect="1" noChangeArrowheads="1"/>
+                    </pic:cNvPicPr>
+                  </pic:nvPicPr>
+                  <pic:blipFill>
+                    <a:blip r:embed="rId13" cstate="none"/>
+                    <a:srcRect/>
+                    <a:stretch>
+                      <a:fillRect/>
+                    </a:stretch>
+                  </pic:blipFill>
+                  <pic:spPr bwMode="auto">
+                    <a:xfrm>
+                      <a:off x="0" y="0"/>
+                      <a:ext cx="4476750" cy="2333625"/>
+                    </a:xfrm>
+                    <a:prstGeom prst="rect">
+                      <a:avLst/>
+                    </a:prstGeom>
+                  </pic:spPr>
+                </pic:pic>
+              </a:graphicData>
+            </a:graphic>
+          </wp:inline>
+        </w:drawing>
+      </w:r>
+    </w:p>
+    <w:p>
+      <w:pPr>
+        <w:spacing w:after="160"/>
+        <w:jc w:val="center"/>
+      </w:pPr>
+      <w:r>
+        <w:rPr>
+          <w:rFonts w:ascii="Calibri" w:cs="Calibri" w:eastAsia="Calibri" w:hAnsi="Calibri"/>
+          <w:i/>
+          <w:iCs/>
+          <w:color w:val="555555"/>
+          <w:sz w:val="17"/>
+          <w:szCs w:val="17"/>
+        </w:rPr>
+        <w:t xml:space="preserve">Arbre de décision « ne charge pas » : du plus simple et gratuit au plus technique.</w:t>
+      </w:r>
+    </w:p>
+    <w:p>
+      <w:pPr>
         <w:pStyle w:val="Heading2"/>
         <w:spacing w:after="100" w:before="220"/>
       </w:pPr>
@@ -3741,21 +4857,89 @@
       </w:r>
     </w:p>
     <w:p>
+      <w:r>
+        <w:br w:type="page"/>
+      </w:r>
+    </w:p>
+    <w:p>
       <w:pPr>
         <w:pStyle w:val="Heading1"/>
-        <w:spacing w:after="140" w:before="280"/>
-      </w:pPr>
-      <w:r>
-        <w:rPr>
-          <w:rFonts w:ascii="Calibri" w:cs="Calibri" w:eastAsia="Calibri" w:hAnsi="Calibri"/>
-          <w:b/>
-          <w:bCs/>
-          <w:color w:val="1F3A5F"/>
-          <w:sz w:val="32"/>
-          <w:szCs w:val="32"/>
+        <w:spacing w:after="0" w:before="0"/>
+      </w:pPr>
+      <w:r>
+        <w:rPr>
+          <w:rFonts w:ascii="Calibri" w:cs="Calibri" w:eastAsia="Calibri" w:hAnsi="Calibri"/>
+          <w:color w:val="FFFFFF"/>
+          <w:sz w:val="2"/>
+          <w:szCs w:val="2"/>
         </w:rPr>
         <w:t xml:space="preserve">Partie 4 — Tablettes (iPad, Galaxy Tab, etc.)</w:t>
       </w:r>
+    </w:p>
+    <w:tbl>
+      <w:tblPr>
+        <w:tblW w:type="pct" w:w="100%"/>
+        <w:tblBorders>
+          <w:top w:val="none" w:color="FFFFFF" w:sz="0"/>
+          <w:left w:val="none" w:color="FFFFFF" w:sz="0"/>
+          <w:bottom w:val="none" w:color="FFFFFF" w:sz="0"/>
+          <w:right w:val="none" w:color="FFFFFF" w:sz="0"/>
+          <w:insideH w:val="none" w:color="FFFFFF" w:sz="0"/>
+          <w:insideV w:val="none" w:color="FFFFFF" w:sz="0"/>
+        </w:tblBorders>
+      </w:tblPr>
+      <w:tblGrid>
+        <w:gridCol w:w="9360"/>
+      </w:tblGrid>
+      <w:tr>
+        <w:tc>
+          <w:tcPr>
+            <w:tcW w:type="dxa" w:w="9360"/>
+            <w:shd w:fill="1F3A5F" w:color="auto" w:val="clear"/>
+            <w:tcMar>
+              <w:top w:type="dxa" w:w="300"/>
+              <w:left w:type="dxa" w:w="320"/>
+              <w:bottom w:type="dxa" w:w="320"/>
+              <w:right w:type="dxa" w:w="320"/>
+            </w:tcMar>
+          </w:tcPr>
+          <w:p>
+            <w:pPr>
+              <w:spacing w:after="40"/>
+            </w:pPr>
+            <w:r>
+              <w:rPr>
+                <w:rFonts w:ascii="Calibri" w:cs="Calibri" w:eastAsia="Calibri" w:hAnsi="Calibri"/>
+                <w:b/>
+                <w:bCs/>
+                <w:color w:val="9FC4E6"/>
+                <w:spacing w:val="60"/>
+                <w:sz w:val="20"/>
+                <w:szCs w:val="20"/>
+              </w:rPr>
+              <w:t xml:space="preserve">PARTIE 4</w:t>
+            </w:r>
+          </w:p>
+          <w:p>
+            <w:r>
+              <w:rPr>
+                <w:rFonts w:ascii="Calibri" w:cs="Calibri" w:eastAsia="Calibri" w:hAnsi="Calibri"/>
+                <w:b/>
+                <w:bCs/>
+                <w:color w:val="FFFFFF"/>
+                <w:sz w:val="40"/>
+                <w:szCs w:val="40"/>
+              </w:rPr>
+              <w:t xml:space="preserve">Tablettes (iPad, Galaxy Tab, etc.)</w:t>
+            </w:r>
+          </w:p>
+        </w:tc>
+      </w:tr>
+    </w:tbl>
+    <w:p>
+      <w:pPr>
+        <w:spacing w:after="80"/>
+      </w:pPr>
     </w:p>
     <w:p>
       <w:pPr>
@@ -3967,21 +5151,89 @@
       </w:r>
     </w:p>
     <w:p>
+      <w:r>
+        <w:br w:type="page"/>
+      </w:r>
+    </w:p>
+    <w:p>
       <w:pPr>
         <w:pStyle w:val="Heading1"/>
-        <w:spacing w:after="140" w:before="280"/>
-      </w:pPr>
-      <w:r>
-        <w:rPr>
-          <w:rFonts w:ascii="Calibri" w:cs="Calibri" w:eastAsia="Calibri" w:hAnsi="Calibri"/>
-          <w:b/>
-          <w:bCs/>
-          <w:color w:val="1F3A5F"/>
-          <w:sz w:val="32"/>
-          <w:szCs w:val="32"/>
+        <w:spacing w:after="0" w:before="0"/>
+      </w:pPr>
+      <w:r>
+        <w:rPr>
+          <w:rFonts w:ascii="Calibri" w:cs="Calibri" w:eastAsia="Calibri" w:hAnsi="Calibri"/>
+          <w:color w:val="FFFFFF"/>
+          <w:sz w:val="2"/>
+          <w:szCs w:val="2"/>
         </w:rPr>
         <w:t xml:space="preserve">Partie 5 — Réparation des PC portables</w:t>
       </w:r>
+    </w:p>
+    <w:tbl>
+      <w:tblPr>
+        <w:tblW w:type="pct" w:w="100%"/>
+        <w:tblBorders>
+          <w:top w:val="none" w:color="FFFFFF" w:sz="0"/>
+          <w:left w:val="none" w:color="FFFFFF" w:sz="0"/>
+          <w:bottom w:val="none" w:color="FFFFFF" w:sz="0"/>
+          <w:right w:val="none" w:color="FFFFFF" w:sz="0"/>
+          <w:insideH w:val="none" w:color="FFFFFF" w:sz="0"/>
+          <w:insideV w:val="none" w:color="FFFFFF" w:sz="0"/>
+        </w:tblBorders>
+      </w:tblPr>
+      <w:tblGrid>
+        <w:gridCol w:w="9360"/>
+      </w:tblGrid>
+      <w:tr>
+        <w:tc>
+          <w:tcPr>
+            <w:tcW w:type="dxa" w:w="9360"/>
+            <w:shd w:fill="1F3A5F" w:color="auto" w:val="clear"/>
+            <w:tcMar>
+              <w:top w:type="dxa" w:w="300"/>
+              <w:left w:type="dxa" w:w="320"/>
+              <w:bottom w:type="dxa" w:w="320"/>
+              <w:right w:type="dxa" w:w="320"/>
+            </w:tcMar>
+          </w:tcPr>
+          <w:p>
+            <w:pPr>
+              <w:spacing w:after="40"/>
+            </w:pPr>
+            <w:r>
+              <w:rPr>
+                <w:rFonts w:ascii="Calibri" w:cs="Calibri" w:eastAsia="Calibri" w:hAnsi="Calibri"/>
+                <w:b/>
+                <w:bCs/>
+                <w:color w:val="9FC4E6"/>
+                <w:spacing w:val="60"/>
+                <w:sz w:val="20"/>
+                <w:szCs w:val="20"/>
+              </w:rPr>
+              <w:t xml:space="preserve">PARTIE 5</w:t>
+            </w:r>
+          </w:p>
+          <w:p>
+            <w:r>
+              <w:rPr>
+                <w:rFonts w:ascii="Calibri" w:cs="Calibri" w:eastAsia="Calibri" w:hAnsi="Calibri"/>
+                <w:b/>
+                <w:bCs/>
+                <w:color w:val="FFFFFF"/>
+                <w:sz w:val="40"/>
+                <w:szCs w:val="40"/>
+              </w:rPr>
+              <w:t xml:space="preserve">Réparation des PC portables</w:t>
+            </w:r>
+          </w:p>
+        </w:tc>
+      </w:tr>
+    </w:tbl>
+    <w:p>
+      <w:pPr>
+        <w:spacing w:after="80"/>
+      </w:pPr>
     </w:p>
     <w:p>
       <w:pPr>
@@ -4072,6 +5324,69 @@
       <w:pPr>
         <w:spacing w:after="80"/>
       </w:pPr>
+    </w:p>
+    <w:p>
+      <w:pPr>
+        <w:spacing w:after="40" w:before="120"/>
+        <w:jc w:val="center"/>
+      </w:pPr>
+      <w:r>
+        <w:drawing>
+          <wp:inline distT="0" distB="0" distL="0" distR="0">
+            <wp:extent cx="4476750" cy="2143125"/>
+            <wp:effectExtent t="0" r="0" b="0" l="0"/>
+            <wp:docPr id="1" name="" descr="" title=""/>
+            <wp:cNvGraphicFramePr>
+              <a:graphicFrameLocks xmlns:a="http://schemas.openxmlformats.org/drawingml/2006/main" noChangeAspect="1"/>
+            </wp:cNvGraphicFramePr>
+            <a:graphic xmlns:a="http://schemas.openxmlformats.org/drawingml/2006/main">
+              <a:graphicData uri="http://schemas.openxmlformats.org/drawingml/2006/picture">
+                <pic:pic xmlns:pic="http://schemas.openxmlformats.org/drawingml/2006/picture">
+                  <pic:nvPicPr>
+                    <pic:cNvPr id="0" name="" descr=""/>
+                    <pic:cNvPicPr>
+                      <a:picLocks noChangeAspect="1" noChangeArrowheads="1"/>
+                    </pic:cNvPicPr>
+                  </pic:nvPicPr>
+                  <pic:blipFill>
+                    <a:blip r:embed="rId14" cstate="none"/>
+                    <a:srcRect/>
+                    <a:stretch>
+                      <a:fillRect/>
+                    </a:stretch>
+                  </pic:blipFill>
+                  <pic:spPr bwMode="auto">
+                    <a:xfrm>
+                      <a:off x="0" y="0"/>
+                      <a:ext cx="4476750" cy="2143125"/>
+                    </a:xfrm>
+                    <a:prstGeom prst="rect">
+                      <a:avLst/>
+                    </a:prstGeom>
+                  </pic:spPr>
+                </pic:pic>
+              </a:graphicData>
+            </a:graphic>
+          </wp:inline>
+        </w:drawing>
+      </w:r>
+    </w:p>
+    <w:p>
+      <w:pPr>
+        <w:spacing w:after="160"/>
+        <w:jc w:val="center"/>
+      </w:pPr>
+      <w:r>
+        <w:rPr>
+          <w:rFonts w:ascii="Calibri" w:cs="Calibri" w:eastAsia="Calibri" w:hAnsi="Calibri"/>
+          <w:i/>
+          <w:iCs/>
+          <w:color w:val="555555"/>
+          <w:sz w:val="17"/>
+          <w:szCs w:val="17"/>
+        </w:rPr>
+        <w:t xml:space="preserve">Disposition type d'un PC portable et interventions les plus fréquentes.</w:t>
+      </w:r>
     </w:p>
     <w:p>
       <w:pPr>
@@ -4959,21 +6274,89 @@
       </w:r>
     </w:p>
     <w:p>
+      <w:r>
+        <w:br w:type="page"/>
+      </w:r>
+    </w:p>
+    <w:p>
       <w:pPr>
         <w:pStyle w:val="Heading1"/>
-        <w:spacing w:after="140" w:before="280"/>
-      </w:pPr>
-      <w:r>
-        <w:rPr>
-          <w:rFonts w:ascii="Calibri" w:cs="Calibri" w:eastAsia="Calibri" w:hAnsi="Calibri"/>
-          <w:b/>
-          <w:bCs/>
-          <w:color w:val="1F3A5F"/>
-          <w:sz w:val="32"/>
-          <w:szCs w:val="32"/>
+        <w:spacing w:after="0" w:before="0"/>
+      </w:pPr>
+      <w:r>
+        <w:rPr>
+          <w:rFonts w:ascii="Calibri" w:cs="Calibri" w:eastAsia="Calibri" w:hAnsi="Calibri"/>
+          <w:color w:val="FFFFFF"/>
+          <w:sz w:val="2"/>
+          <w:szCs w:val="2"/>
         </w:rPr>
         <w:t xml:space="preserve">Partie 6 — Smartwatchs (Apple Watch et montres connectées)</w:t>
       </w:r>
+    </w:p>
+    <w:tbl>
+      <w:tblPr>
+        <w:tblW w:type="pct" w:w="100%"/>
+        <w:tblBorders>
+          <w:top w:val="none" w:color="FFFFFF" w:sz="0"/>
+          <w:left w:val="none" w:color="FFFFFF" w:sz="0"/>
+          <w:bottom w:val="none" w:color="FFFFFF" w:sz="0"/>
+          <w:right w:val="none" w:color="FFFFFF" w:sz="0"/>
+          <w:insideH w:val="none" w:color="FFFFFF" w:sz="0"/>
+          <w:insideV w:val="none" w:color="FFFFFF" w:sz="0"/>
+        </w:tblBorders>
+      </w:tblPr>
+      <w:tblGrid>
+        <w:gridCol w:w="9360"/>
+      </w:tblGrid>
+      <w:tr>
+        <w:tc>
+          <w:tcPr>
+            <w:tcW w:type="dxa" w:w="9360"/>
+            <w:shd w:fill="1F3A5F" w:color="auto" w:val="clear"/>
+            <w:tcMar>
+              <w:top w:type="dxa" w:w="300"/>
+              <w:left w:type="dxa" w:w="320"/>
+              <w:bottom w:type="dxa" w:w="320"/>
+              <w:right w:type="dxa" w:w="320"/>
+            </w:tcMar>
+          </w:tcPr>
+          <w:p>
+            <w:pPr>
+              <w:spacing w:after="40"/>
+            </w:pPr>
+            <w:r>
+              <w:rPr>
+                <w:rFonts w:ascii="Calibri" w:cs="Calibri" w:eastAsia="Calibri" w:hAnsi="Calibri"/>
+                <w:b/>
+                <w:bCs/>
+                <w:color w:val="9FC4E6"/>
+                <w:spacing w:val="60"/>
+                <w:sz w:val="20"/>
+                <w:szCs w:val="20"/>
+              </w:rPr>
+              <w:t xml:space="preserve">PARTIE 6</w:t>
+            </w:r>
+          </w:p>
+          <w:p>
+            <w:r>
+              <w:rPr>
+                <w:rFonts w:ascii="Calibri" w:cs="Calibri" w:eastAsia="Calibri" w:hAnsi="Calibri"/>
+                <w:b/>
+                <w:bCs/>
+                <w:color w:val="FFFFFF"/>
+                <w:sz w:val="40"/>
+                <w:szCs w:val="40"/>
+              </w:rPr>
+              <w:t xml:space="preserve">Smartwatchs (Apple Watch et montres connectées)</w:t>
+            </w:r>
+          </w:p>
+        </w:tc>
+      </w:tr>
+    </w:tbl>
+    <w:p>
+      <w:pPr>
+        <w:spacing w:after="80"/>
+      </w:pPr>
     </w:p>
     <w:p>
       <w:pPr>
@@ -5167,21 +6550,89 @@
       </w:r>
     </w:p>
     <w:p>
+      <w:r>
+        <w:br w:type="page"/>
+      </w:r>
+    </w:p>
+    <w:p>
       <w:pPr>
         <w:pStyle w:val="Heading1"/>
-        <w:spacing w:after="140" w:before="280"/>
-      </w:pPr>
-      <w:r>
-        <w:rPr>
-          <w:rFonts w:ascii="Calibri" w:cs="Calibri" w:eastAsia="Calibri" w:hAnsi="Calibri"/>
-          <w:b/>
-          <w:bCs/>
-          <w:color w:val="1F3A5F"/>
-          <w:sz w:val="32"/>
-          <w:szCs w:val="32"/>
+        <w:spacing w:after="0" w:before="0"/>
+      </w:pPr>
+      <w:r>
+        <w:rPr>
+          <w:rFonts w:ascii="Calibri" w:cs="Calibri" w:eastAsia="Calibri" w:hAnsi="Calibri"/>
+          <w:color w:val="FFFFFF"/>
+          <w:sz w:val="2"/>
+          <w:szCs w:val="2"/>
         </w:rPr>
         <w:t xml:space="preserve">Partie 7 — AirPods et écouteurs sans fil</w:t>
       </w:r>
+    </w:p>
+    <w:tbl>
+      <w:tblPr>
+        <w:tblW w:type="pct" w:w="100%"/>
+        <w:tblBorders>
+          <w:top w:val="none" w:color="FFFFFF" w:sz="0"/>
+          <w:left w:val="none" w:color="FFFFFF" w:sz="0"/>
+          <w:bottom w:val="none" w:color="FFFFFF" w:sz="0"/>
+          <w:right w:val="none" w:color="FFFFFF" w:sz="0"/>
+          <w:insideH w:val="none" w:color="FFFFFF" w:sz="0"/>
+          <w:insideV w:val="none" w:color="FFFFFF" w:sz="0"/>
+        </w:tblBorders>
+      </w:tblPr>
+      <w:tblGrid>
+        <w:gridCol w:w="9360"/>
+      </w:tblGrid>
+      <w:tr>
+        <w:tc>
+          <w:tcPr>
+            <w:tcW w:type="dxa" w:w="9360"/>
+            <w:shd w:fill="1F3A5F" w:color="auto" w:val="clear"/>
+            <w:tcMar>
+              <w:top w:type="dxa" w:w="300"/>
+              <w:left w:type="dxa" w:w="320"/>
+              <w:bottom w:type="dxa" w:w="320"/>
+              <w:right w:type="dxa" w:w="320"/>
+            </w:tcMar>
+          </w:tcPr>
+          <w:p>
+            <w:pPr>
+              <w:spacing w:after="40"/>
+            </w:pPr>
+            <w:r>
+              <w:rPr>
+                <w:rFonts w:ascii="Calibri" w:cs="Calibri" w:eastAsia="Calibri" w:hAnsi="Calibri"/>
+                <w:b/>
+                <w:bCs/>
+                <w:color w:val="9FC4E6"/>
+                <w:spacing w:val="60"/>
+                <w:sz w:val="20"/>
+                <w:szCs w:val="20"/>
+              </w:rPr>
+              <w:t xml:space="preserve">PARTIE 7</w:t>
+            </w:r>
+          </w:p>
+          <w:p>
+            <w:r>
+              <w:rPr>
+                <w:rFonts w:ascii="Calibri" w:cs="Calibri" w:eastAsia="Calibri" w:hAnsi="Calibri"/>
+                <w:b/>
+                <w:bCs/>
+                <w:color w:val="FFFFFF"/>
+                <w:sz w:val="40"/>
+                <w:szCs w:val="40"/>
+              </w:rPr>
+              <w:t xml:space="preserve">AirPods et écouteurs sans fil</w:t>
+            </w:r>
+          </w:p>
+        </w:tc>
+      </w:tr>
+    </w:tbl>
+    <w:p>
+      <w:pPr>
+        <w:spacing w:after="80"/>
+      </w:pPr>
     </w:p>
     <w:p>
       <w:pPr>
@@ -5195,6 +6646,69 @@
           <w:szCs w:val="22"/>
         </w:rPr>
         <w:t xml:space="preserve">Les AirPods (et écouteurs « true wireless » en général) sont conçus pour être scellés : ils sont assemblés à la colle et aux ultrasons, sans vis. Cela limite fortement les réparations possibles — il faut le savoir et le dire au client.</w:t>
+      </w:r>
+    </w:p>
+    <w:p>
+      <w:pPr>
+        <w:spacing w:after="40" w:before="120"/>
+        <w:jc w:val="center"/>
+      </w:pPr>
+      <w:r>
+        <w:drawing>
+          <wp:inline distT="0" distB="0" distL="0" distR="0">
+            <wp:extent cx="4476750" cy="1790700"/>
+            <wp:effectExtent t="0" r="0" b="0" l="0"/>
+            <wp:docPr id="1" name="" descr="" title=""/>
+            <wp:cNvGraphicFramePr>
+              <a:graphicFrameLocks xmlns:a="http://schemas.openxmlformats.org/drawingml/2006/main" noChangeAspect="1"/>
+            </wp:cNvGraphicFramePr>
+            <a:graphic xmlns:a="http://schemas.openxmlformats.org/drawingml/2006/main">
+              <a:graphicData uri="http://schemas.openxmlformats.org/drawingml/2006/picture">
+                <pic:pic xmlns:pic="http://schemas.openxmlformats.org/drawingml/2006/picture">
+                  <pic:nvPicPr>
+                    <pic:cNvPr id="0" name="" descr=""/>
+                    <pic:cNvPicPr>
+                      <a:picLocks noChangeAspect="1" noChangeArrowheads="1"/>
+                    </pic:cNvPicPr>
+                  </pic:nvPicPr>
+                  <pic:blipFill>
+                    <a:blip r:embed="rId15" cstate="none"/>
+                    <a:srcRect/>
+                    <a:stretch>
+                      <a:fillRect/>
+                    </a:stretch>
+                  </pic:blipFill>
+                  <pic:spPr bwMode="auto">
+                    <a:xfrm>
+                      <a:off x="0" y="0"/>
+                      <a:ext cx="4476750" cy="1790700"/>
+                    </a:xfrm>
+                    <a:prstGeom prst="rect">
+                      <a:avLst/>
+                    </a:prstGeom>
+                  </pic:spPr>
+                </pic:pic>
+              </a:graphicData>
+            </a:graphic>
+          </wp:inline>
+        </w:drawing>
+      </w:r>
+    </w:p>
+    <w:p>
+      <w:pPr>
+        <w:spacing w:after="160"/>
+        <w:jc w:val="center"/>
+      </w:pPr>
+      <w:r>
+        <w:rPr>
+          <w:rFonts w:ascii="Calibri" w:cs="Calibri" w:eastAsia="Calibri" w:hAnsi="Calibri"/>
+          <w:i/>
+          <w:iCs/>
+          <w:color w:val="555555"/>
+          <w:sz w:val="17"/>
+          <w:szCs w:val="17"/>
+        </w:rPr>
+        <w:t xml:space="preserve">Ce qui est réellement réparable sur des écouteurs sans fil — et ce qui ne l'est pas.</w:t>
       </w:r>
     </w:p>
     <w:p>
@@ -5468,21 +6982,89 @@
       </w:r>
     </w:p>
     <w:p>
+      <w:r>
+        <w:br w:type="page"/>
+      </w:r>
+    </w:p>
+    <w:p>
       <w:pPr>
         <w:pStyle w:val="Heading1"/>
-        <w:spacing w:after="140" w:before="280"/>
-      </w:pPr>
-      <w:r>
-        <w:rPr>
-          <w:rFonts w:ascii="Calibri" w:cs="Calibri" w:eastAsia="Calibri" w:hAnsi="Calibri"/>
-          <w:b/>
-          <w:bCs/>
-          <w:color w:val="1F3A5F"/>
-          <w:sz w:val="32"/>
-          <w:szCs w:val="32"/>
+        <w:spacing w:after="0" w:before="0"/>
+      </w:pPr>
+      <w:r>
+        <w:rPr>
+          <w:rFonts w:ascii="Calibri" w:cs="Calibri" w:eastAsia="Calibri" w:hAnsi="Calibri"/>
+          <w:color w:val="FFFFFF"/>
+          <w:sz w:val="2"/>
+          <w:szCs w:val="2"/>
         </w:rPr>
         <w:t xml:space="preserve">Partie 8 — Micro-soudure et réparation de carte mère (niveau avancé)</w:t>
       </w:r>
+    </w:p>
+    <w:tbl>
+      <w:tblPr>
+        <w:tblW w:type="pct" w:w="100%"/>
+        <w:tblBorders>
+          <w:top w:val="none" w:color="FFFFFF" w:sz="0"/>
+          <w:left w:val="none" w:color="FFFFFF" w:sz="0"/>
+          <w:bottom w:val="none" w:color="FFFFFF" w:sz="0"/>
+          <w:right w:val="none" w:color="FFFFFF" w:sz="0"/>
+          <w:insideH w:val="none" w:color="FFFFFF" w:sz="0"/>
+          <w:insideV w:val="none" w:color="FFFFFF" w:sz="0"/>
+        </w:tblBorders>
+      </w:tblPr>
+      <w:tblGrid>
+        <w:gridCol w:w="9360"/>
+      </w:tblGrid>
+      <w:tr>
+        <w:tc>
+          <w:tcPr>
+            <w:tcW w:type="dxa" w:w="9360"/>
+            <w:shd w:fill="1F3A5F" w:color="auto" w:val="clear"/>
+            <w:tcMar>
+              <w:top w:type="dxa" w:w="300"/>
+              <w:left w:type="dxa" w:w="320"/>
+              <w:bottom w:type="dxa" w:w="320"/>
+              <w:right w:type="dxa" w:w="320"/>
+            </w:tcMar>
+          </w:tcPr>
+          <w:p>
+            <w:pPr>
+              <w:spacing w:after="40"/>
+            </w:pPr>
+            <w:r>
+              <w:rPr>
+                <w:rFonts w:ascii="Calibri" w:cs="Calibri" w:eastAsia="Calibri" w:hAnsi="Calibri"/>
+                <w:b/>
+                <w:bCs/>
+                <w:color w:val="9FC4E6"/>
+                <w:spacing w:val="60"/>
+                <w:sz w:val="20"/>
+                <w:szCs w:val="20"/>
+              </w:rPr>
+              <w:t xml:space="preserve">PARTIE 8</w:t>
+            </w:r>
+          </w:p>
+          <w:p>
+            <w:r>
+              <w:rPr>
+                <w:rFonts w:ascii="Calibri" w:cs="Calibri" w:eastAsia="Calibri" w:hAnsi="Calibri"/>
+                <w:b/>
+                <w:bCs/>
+                <w:color w:val="FFFFFF"/>
+                <w:sz w:val="40"/>
+                <w:szCs w:val="40"/>
+              </w:rPr>
+              <w:t xml:space="preserve">Micro-soudure et réparation de carte mère (niveau avancé)</w:t>
+            </w:r>
+          </w:p>
+        </w:tc>
+      </w:tr>
+    </w:tbl>
+    <w:p>
+      <w:pPr>
+        <w:spacing w:after="80"/>
+      </w:pPr>
     </w:p>
     <w:p>
       <w:pPr>
@@ -5935,21 +7517,89 @@
       </w:r>
     </w:p>
     <w:p>
+      <w:r>
+        <w:br w:type="page"/>
+      </w:r>
+    </w:p>
+    <w:p>
       <w:pPr>
         <w:pStyle w:val="Heading1"/>
-        <w:spacing w:after="140" w:before="280"/>
-      </w:pPr>
-      <w:r>
-        <w:rPr>
-          <w:rFonts w:ascii="Calibri" w:cs="Calibri" w:eastAsia="Calibri" w:hAnsi="Calibri"/>
-          <w:b/>
-          <w:bCs/>
-          <w:color w:val="1F3A5F"/>
-          <w:sz w:val="32"/>
-          <w:szCs w:val="32"/>
+        <w:spacing w:after="0" w:before="0"/>
+      </w:pPr>
+      <w:r>
+        <w:rPr>
+          <w:rFonts w:ascii="Calibri" w:cs="Calibri" w:eastAsia="Calibri" w:hAnsi="Calibri"/>
+          <w:color w:val="FFFFFF"/>
+          <w:sz w:val="2"/>
+          <w:szCs w:val="2"/>
         </w:rPr>
         <w:t xml:space="preserve">Partie 9 — Logiciel, flashage et récupération de données</w:t>
       </w:r>
+    </w:p>
+    <w:tbl>
+      <w:tblPr>
+        <w:tblW w:type="pct" w:w="100%"/>
+        <w:tblBorders>
+          <w:top w:val="none" w:color="FFFFFF" w:sz="0"/>
+          <w:left w:val="none" w:color="FFFFFF" w:sz="0"/>
+          <w:bottom w:val="none" w:color="FFFFFF" w:sz="0"/>
+          <w:right w:val="none" w:color="FFFFFF" w:sz="0"/>
+          <w:insideH w:val="none" w:color="FFFFFF" w:sz="0"/>
+          <w:insideV w:val="none" w:color="FFFFFF" w:sz="0"/>
+        </w:tblBorders>
+      </w:tblPr>
+      <w:tblGrid>
+        <w:gridCol w:w="9360"/>
+      </w:tblGrid>
+      <w:tr>
+        <w:tc>
+          <w:tcPr>
+            <w:tcW w:type="dxa" w:w="9360"/>
+            <w:shd w:fill="1F3A5F" w:color="auto" w:val="clear"/>
+            <w:tcMar>
+              <w:top w:type="dxa" w:w="300"/>
+              <w:left w:type="dxa" w:w="320"/>
+              <w:bottom w:type="dxa" w:w="320"/>
+              <w:right w:type="dxa" w:w="320"/>
+            </w:tcMar>
+          </w:tcPr>
+          <w:p>
+            <w:pPr>
+              <w:spacing w:after="40"/>
+            </w:pPr>
+            <w:r>
+              <w:rPr>
+                <w:rFonts w:ascii="Calibri" w:cs="Calibri" w:eastAsia="Calibri" w:hAnsi="Calibri"/>
+                <w:b/>
+                <w:bCs/>
+                <w:color w:val="9FC4E6"/>
+                <w:spacing w:val="60"/>
+                <w:sz w:val="20"/>
+                <w:szCs w:val="20"/>
+              </w:rPr>
+              <w:t xml:space="preserve">PARTIE 9</w:t>
+            </w:r>
+          </w:p>
+          <w:p>
+            <w:r>
+              <w:rPr>
+                <w:rFonts w:ascii="Calibri" w:cs="Calibri" w:eastAsia="Calibri" w:hAnsi="Calibri"/>
+                <w:b/>
+                <w:bCs/>
+                <w:color w:val="FFFFFF"/>
+                <w:sz w:val="40"/>
+                <w:szCs w:val="40"/>
+              </w:rPr>
+              <w:t xml:space="preserve">Logiciel, flashage et récupération de données</w:t>
+            </w:r>
+          </w:p>
+        </w:tc>
+      </w:tr>
+    </w:tbl>
+    <w:p>
+      <w:pPr>
+        <w:spacing w:after="80"/>
+      </w:pPr>
     </w:p>
     <w:p>
       <w:pPr>
@@ -6203,21 +7853,89 @@
       </w:r>
     </w:p>
     <w:p>
+      <w:r>
+        <w:br w:type="page"/>
+      </w:r>
+    </w:p>
+    <w:p>
       <w:pPr>
         <w:pStyle w:val="Heading1"/>
-        <w:spacing w:after="140" w:before="280"/>
-      </w:pPr>
-      <w:r>
-        <w:rPr>
-          <w:rFonts w:ascii="Calibri" w:cs="Calibri" w:eastAsia="Calibri" w:hAnsi="Calibri"/>
-          <w:b/>
-          <w:bCs/>
-          <w:color w:val="1F3A5F"/>
-          <w:sz w:val="32"/>
-          <w:szCs w:val="32"/>
+        <w:spacing w:after="0" w:before="0"/>
+      </w:pPr>
+      <w:r>
+        <w:rPr>
+          <w:rFonts w:ascii="Calibri" w:cs="Calibri" w:eastAsia="Calibri" w:hAnsi="Calibri"/>
+          <w:color w:val="FFFFFF"/>
+          <w:sz w:val="2"/>
+          <w:szCs w:val="2"/>
         </w:rPr>
         <w:t xml:space="preserve">Partie 10 — Le business de la réparation</w:t>
       </w:r>
+    </w:p>
+    <w:tbl>
+      <w:tblPr>
+        <w:tblW w:type="pct" w:w="100%"/>
+        <w:tblBorders>
+          <w:top w:val="none" w:color="FFFFFF" w:sz="0"/>
+          <w:left w:val="none" w:color="FFFFFF" w:sz="0"/>
+          <w:bottom w:val="none" w:color="FFFFFF" w:sz="0"/>
+          <w:right w:val="none" w:color="FFFFFF" w:sz="0"/>
+          <w:insideH w:val="none" w:color="FFFFFF" w:sz="0"/>
+          <w:insideV w:val="none" w:color="FFFFFF" w:sz="0"/>
+        </w:tblBorders>
+      </w:tblPr>
+      <w:tblGrid>
+        <w:gridCol w:w="9360"/>
+      </w:tblGrid>
+      <w:tr>
+        <w:tc>
+          <w:tcPr>
+            <w:tcW w:type="dxa" w:w="9360"/>
+            <w:shd w:fill="1F3A5F" w:color="auto" w:val="clear"/>
+            <w:tcMar>
+              <w:top w:type="dxa" w:w="300"/>
+              <w:left w:type="dxa" w:w="320"/>
+              <w:bottom w:type="dxa" w:w="320"/>
+              <w:right w:type="dxa" w:w="320"/>
+            </w:tcMar>
+          </w:tcPr>
+          <w:p>
+            <w:pPr>
+              <w:spacing w:after="40"/>
+            </w:pPr>
+            <w:r>
+              <w:rPr>
+                <w:rFonts w:ascii="Calibri" w:cs="Calibri" w:eastAsia="Calibri" w:hAnsi="Calibri"/>
+                <w:b/>
+                <w:bCs/>
+                <w:color w:val="9FC4E6"/>
+                <w:spacing w:val="60"/>
+                <w:sz w:val="20"/>
+                <w:szCs w:val="20"/>
+              </w:rPr>
+              <w:t xml:space="preserve">PARTIE 10</w:t>
+            </w:r>
+          </w:p>
+          <w:p>
+            <w:r>
+              <w:rPr>
+                <w:rFonts w:ascii="Calibri" w:cs="Calibri" w:eastAsia="Calibri" w:hAnsi="Calibri"/>
+                <w:b/>
+                <w:bCs/>
+                <w:color w:val="FFFFFF"/>
+                <w:sz w:val="40"/>
+                <w:szCs w:val="40"/>
+              </w:rPr>
+              <w:t xml:space="preserve">Le business de la réparation</w:t>
+            </w:r>
+          </w:p>
+        </w:tc>
+      </w:tr>
+    </w:tbl>
+    <w:p>
+      <w:pPr>
+        <w:spacing w:after="80"/>
+      </w:pPr>
     </w:p>
     <w:p>
       <w:pPr>
@@ -6596,6 +8314,69 @@
       <w:pPr>
         <w:spacing w:after="80"/>
       </w:pPr>
+    </w:p>
+    <w:p>
+      <w:pPr>
+        <w:spacing w:after="40" w:before="120"/>
+        <w:jc w:val="center"/>
+      </w:pPr>
+      <w:r>
+        <w:drawing>
+          <wp:inline distT="0" distB="0" distL="0" distR="0">
+            <wp:extent cx="4476750" cy="1885950"/>
+            <wp:effectExtent t="0" r="0" b="0" l="0"/>
+            <wp:docPr id="1" name="" descr="" title=""/>
+            <wp:cNvGraphicFramePr>
+              <a:graphicFrameLocks xmlns:a="http://schemas.openxmlformats.org/drawingml/2006/main" noChangeAspect="1"/>
+            </wp:cNvGraphicFramePr>
+            <a:graphic xmlns:a="http://schemas.openxmlformats.org/drawingml/2006/main">
+              <a:graphicData uri="http://schemas.openxmlformats.org/drawingml/2006/picture">
+                <pic:pic xmlns:pic="http://schemas.openxmlformats.org/drawingml/2006/picture">
+                  <pic:nvPicPr>
+                    <pic:cNvPr id="0" name="" descr=""/>
+                    <pic:cNvPicPr>
+                      <a:picLocks noChangeAspect="1" noChangeArrowheads="1"/>
+                    </pic:cNvPicPr>
+                  </pic:nvPicPr>
+                  <pic:blipFill>
+                    <a:blip r:embed="rId16" cstate="none"/>
+                    <a:srcRect/>
+                    <a:stretch>
+                      <a:fillRect/>
+                    </a:stretch>
+                  </pic:blipFill>
+                  <pic:spPr bwMode="auto">
+                    <a:xfrm>
+                      <a:off x="0" y="0"/>
+                      <a:ext cx="4476750" cy="1885950"/>
+                    </a:xfrm>
+                    <a:prstGeom prst="rect">
+                      <a:avLst/>
+                    </a:prstGeom>
+                  </pic:spPr>
+                </pic:pic>
+              </a:graphicData>
+            </a:graphic>
+          </wp:inline>
+        </w:drawing>
+      </w:r>
+    </w:p>
+    <w:p>
+      <w:pPr>
+        <w:spacing w:after="160"/>
+        <w:jc w:val="center"/>
+      </w:pPr>
+      <w:r>
+        <w:rPr>
+          <w:rFonts w:ascii="Calibri" w:cs="Calibri" w:eastAsia="Calibri" w:hAnsi="Calibri"/>
+          <w:i/>
+          <w:iCs/>
+          <w:color w:val="555555"/>
+          <w:sz w:val="17"/>
+          <w:szCs w:val="17"/>
+        </w:rPr>
+        <w:t xml:space="preserve">La structure de prix d'une intervention : la marge se fait sur la pièce ET la main-d'œuvre.</w:t>
+      </w:r>
     </w:p>
     <w:p>
       <w:pPr>

--- a/ebook/Guide-Reparation.docx
+++ b/ebook/Guide-Reparation.docx
@@ -4034,342 +4034,13 @@
     </w:p>
     <w:p>
       <w:pPr>
-        <w:pStyle w:val="Heading2"/>
-        <w:spacing w:after="100" w:before="220"/>
-      </w:pPr>
-      <w:r>
-        <w:rPr>
-          <w:rFonts w:ascii="Calibri" w:cs="Calibri" w:eastAsia="Calibri" w:hAnsi="Calibri"/>
-          <w:b/>
-          <w:bCs/>
-          <w:color w:val="2E5E8C"/>
-          <w:sz w:val="26"/>
-          <w:szCs w:val="26"/>
-        </w:rPr>
-        <w:t xml:space="preserve">8. Remplacement de batterie</w:t>
-      </w:r>
-    </w:p>
-    <w:p>
-      <w:pPr>
-        <w:spacing w:after="120" w:line="276"/>
-        <w:jc w:val="both"/>
-      </w:pPr>
-      <w:r>
-        <w:rPr>
-          <w:rFonts w:ascii="Calibri" w:cs="Calibri" w:eastAsia="Calibri" w:hAnsi="Calibri"/>
-          <w:sz w:val="22"/>
-          <w:szCs w:val="22"/>
-        </w:rPr>
-        <w:t xml:space="preserve">Une batterie se change quand sa capacité chute (autonomie faible, extinctions soudaines, gonflement, « santé » &lt; 80 %).</w:t>
-      </w:r>
-    </w:p>
-    <w:p>
-      <w:pPr>
-        <w:pStyle w:val="ListParagraph"/>
-        <w:numPr>
-          <w:ilvl w:val="0"/>
-          <w:numId w:val="2"/>
-        </w:numPr>
-        <w:spacing w:after="60" w:line="264"/>
-      </w:pPr>
-      <w:r>
-        <w:rPr>
-          <w:rFonts w:ascii="Calibri" w:cs="Calibri" w:eastAsia="Calibri" w:hAnsi="Calibri"/>
-          <w:sz w:val="22"/>
-          <w:szCs w:val="22"/>
-        </w:rPr>
-        <w:t xml:space="preserve">Ouvrir, débrancher le connecteur de batterie.</w:t>
-      </w:r>
-    </w:p>
-    <w:p>
-      <w:pPr>
-        <w:pStyle w:val="ListParagraph"/>
-        <w:numPr>
-          <w:ilvl w:val="0"/>
-          <w:numId w:val="2"/>
-        </w:numPr>
-        <w:spacing w:after="60" w:line="264"/>
-      </w:pPr>
-      <w:r>
-        <w:rPr>
-          <w:rFonts w:ascii="Calibri" w:cs="Calibri" w:eastAsia="Calibri" w:hAnsi="Calibri"/>
-          <w:sz w:val="22"/>
-          <w:szCs w:val="22"/>
-        </w:rPr>
-        <w:t xml:space="preserve">Retirer l'adhésif : idéalement en tirant lentement les languettes d'adhésif extractible bien à plat. Si elles cassent, ramollir la colle (chaleur douce + quelques gouttes d'IPA sous la batterie) et décoller avec une carte plastique. NE JAMAIS forcer avec un outil métallique sous la batterie.</w:t>
-      </w:r>
-    </w:p>
-    <w:p>
-      <w:pPr>
-        <w:pStyle w:val="ListParagraph"/>
-        <w:numPr>
-          <w:ilvl w:val="0"/>
-          <w:numId w:val="2"/>
-        </w:numPr>
-        <w:spacing w:after="60" w:line="264"/>
-      </w:pPr>
-      <w:r>
-        <w:rPr>
-          <w:rFonts w:ascii="Calibri" w:cs="Calibri" w:eastAsia="Calibri" w:hAnsi="Calibri"/>
-          <w:sz w:val="22"/>
-          <w:szCs w:val="22"/>
-        </w:rPr>
-        <w:t xml:space="preserve">Poser la batterie neuve, adhésif neuf, rebrancher, tester la charge et le pourcentage.</w:t>
-      </w:r>
-    </w:p>
-    <w:p>
-      <w:pPr>
-        <w:pStyle w:val="ListParagraph"/>
-        <w:numPr>
-          <w:ilvl w:val="0"/>
-          <w:numId w:val="2"/>
-        </w:numPr>
-        <w:spacing w:after="60" w:line="264"/>
-      </w:pPr>
-      <w:r>
-        <w:rPr>
-          <w:rFonts w:ascii="Calibri" w:cs="Calibri" w:eastAsia="Calibri" w:hAnsi="Calibri"/>
-          <w:sz w:val="22"/>
-          <w:szCs w:val="22"/>
-        </w:rPr>
-        <w:t xml:space="preserve">Sur iPhone récents : un message « batterie non authentique » peut apparaître si la puce d'origine n'est pas transférée/appairée — même logique que pour l'écran.</w:t>
-      </w:r>
-    </w:p>
-    <w:p>
-      <w:pPr>
-        <w:spacing w:after="80"/>
-      </w:pPr>
-    </w:p>
-    <w:tbl>
-      <w:tblPr>
-        <w:tblW w:type="pct" w:w="100%"/>
-        <w:tblBorders>
-          <w:top w:val="none" w:color="FFFFFF" w:sz="0"/>
-          <w:left w:val="none" w:color="FFFFFF" w:sz="0"/>
-          <w:bottom w:val="none" w:color="FFFFFF" w:sz="0"/>
-          <w:right w:val="none" w:color="FFFFFF" w:sz="0"/>
-          <w:insideH w:val="none" w:color="FFFFFF" w:sz="0"/>
-          <w:insideV w:val="none" w:color="FFFFFF" w:sz="0"/>
-        </w:tblBorders>
-      </w:tblPr>
-      <w:tblGrid>
-        <w:gridCol w:w="200"/>
-        <w:gridCol w:w="9160"/>
-      </w:tblGrid>
-      <w:tr>
-        <w:tc>
-          <w:tcPr>
-            <w:tcW w:type="dxa" w:w="200"/>
-            <w:shd w:fill="C0392B" w:color="auto" w:val="clear"/>
-          </w:tcPr>
-          <w:p>
-            <w:r>
-              <w:rPr>
-                <w:rFonts w:ascii="Calibri" w:cs="Calibri" w:eastAsia="Calibri" w:hAnsi="Calibri"/>
-              </w:rPr>
-              <w:t xml:space="preserve"> </w:t>
-            </w:r>
-          </w:p>
-        </w:tc>
-        <w:tc>
-          <w:tcPr>
-            <w:tcW w:type="dxa" w:w="9160"/>
-            <w:shd w:fill="FDECEA" w:color="auto" w:val="clear"/>
-            <w:tcMar>
-              <w:top w:type="dxa" w:w="120"/>
-              <w:left w:type="dxa" w:w="160"/>
-              <w:bottom w:type="dxa" w:w="120"/>
-              <w:right w:type="dxa" w:w="160"/>
-            </w:tcMar>
-          </w:tcPr>
-          <w:p>
-            <w:pPr>
-              <w:spacing w:after="40"/>
-            </w:pPr>
-            <w:r>
-              <w:rPr>
-                <w:rFonts w:ascii="Calibri" w:cs="Calibri" w:eastAsia="Calibri" w:hAnsi="Calibri"/>
-                <w:b/>
-                <w:bCs/>
-                <w:color w:val="C0392B"/>
-                <w:sz w:val="21"/>
-                <w:szCs w:val="21"/>
-              </w:rPr>
-              <w:t xml:space="preserve">Attention batterie gonflée</w:t>
-            </w:r>
-          </w:p>
-          <w:p>
-            <w:r>
-              <w:rPr>
-                <w:rFonts w:ascii="Calibri" w:cs="Calibri" w:eastAsia="Calibri" w:hAnsi="Calibri"/>
-                <w:color w:val="222222"/>
-                <w:sz w:val="21"/>
-                <w:szCs w:val="21"/>
-              </w:rPr>
-              <w:t xml:space="preserve">Ne percez jamais, ne pliez jamais. Déchargez l'appareil si possible, travaillez lentement, gardez le contenant ignifuge à côté. Une batterie qui a chauffé/gonflé va directement au recyclage batteries, jamais à la poubelle.</w:t>
-            </w:r>
-          </w:p>
-        </w:tc>
-      </w:tr>
-    </w:tbl>
-    <w:p>
-      <w:pPr>
-        <w:spacing w:after="80"/>
-      </w:pPr>
-    </w:p>
-    <w:p>
-      <w:pPr>
-        <w:pStyle w:val="Heading2"/>
-        <w:spacing w:after="100" w:before="220"/>
-      </w:pPr>
-      <w:r>
-        <w:rPr>
-          <w:rFonts w:ascii="Calibri" w:cs="Calibri" w:eastAsia="Calibri" w:hAnsi="Calibri"/>
-          <w:b/>
-          <w:bCs/>
-          <w:color w:val="2E5E8C"/>
-          <w:sz w:val="26"/>
-          <w:szCs w:val="26"/>
-        </w:rPr>
-        <w:t xml:space="preserve">9. Connecteur de charge et problèmes de charge</w:t>
-      </w:r>
-    </w:p>
-    <w:p>
-      <w:pPr>
-        <w:spacing w:after="120" w:line="276"/>
-        <w:jc w:val="both"/>
-      </w:pPr>
-      <w:r>
-        <w:rPr>
-          <w:rFonts w:ascii="Calibri" w:cs="Calibri" w:eastAsia="Calibri" w:hAnsi="Calibri"/>
-          <w:sz w:val="22"/>
-          <w:szCs w:val="22"/>
-        </w:rPr>
-        <w:t xml:space="preserve">Démarche de diagnostic « ne charge pas / charge mal » :</w:t>
-      </w:r>
-    </w:p>
-    <w:p>
-      <w:pPr>
-        <w:pStyle w:val="ListParagraph"/>
-        <w:numPr>
-          <w:ilvl w:val="0"/>
-          <w:numId w:val="2"/>
-        </w:numPr>
-        <w:spacing w:after="60" w:line="264"/>
-      </w:pPr>
-      <w:r>
-        <w:rPr>
-          <w:rFonts w:ascii="Calibri" w:cs="Calibri" w:eastAsia="Calibri" w:hAnsi="Calibri"/>
-          <w:sz w:val="22"/>
-          <w:szCs w:val="22"/>
-        </w:rPr>
-        <w:t xml:space="preserve">Externe d'abord : autre câble, autre chargeur, autre prise.</w:t>
-      </w:r>
-    </w:p>
-    <w:p>
-      <w:pPr>
-        <w:pStyle w:val="ListParagraph"/>
-        <w:numPr>
-          <w:ilvl w:val="0"/>
-          <w:numId w:val="2"/>
-        </w:numPr>
-        <w:spacing w:after="60" w:line="264"/>
-      </w:pPr>
-      <w:r>
-        <w:rPr>
-          <w:rFonts w:ascii="Calibri" w:cs="Calibri" w:eastAsia="Calibri" w:hAnsi="Calibri"/>
-          <w:sz w:val="22"/>
-          <w:szCs w:val="22"/>
-        </w:rPr>
-        <w:t xml:space="preserve">Nettoyer le port : la cause n°1 est le port bourré de peluches/poussière. Sous lumière et loupe, retirez délicatement le bouchon de peluche avec un cure-dent/outil non métallique. Spectaculaire de fiabilité.</w:t>
-      </w:r>
-    </w:p>
-    <w:p>
-      <w:pPr>
-        <w:pStyle w:val="ListParagraph"/>
-        <w:numPr>
-          <w:ilvl w:val="0"/>
-          <w:numId w:val="2"/>
-        </w:numPr>
-        <w:spacing w:after="60" w:line="264"/>
-      </w:pPr>
-      <w:r>
-        <w:rPr>
-          <w:rFonts w:ascii="Calibri" w:cs="Calibri" w:eastAsia="Calibri" w:hAnsi="Calibri"/>
-          <w:sz w:val="22"/>
-          <w:szCs w:val="22"/>
-        </w:rPr>
-        <w:t xml:space="preserve">Inspecter le port : broches pliées, corrodées, port arraché.</w:t>
-      </w:r>
-    </w:p>
-    <w:p>
-      <w:pPr>
-        <w:pStyle w:val="ListParagraph"/>
-        <w:numPr>
-          <w:ilvl w:val="0"/>
-          <w:numId w:val="2"/>
-        </w:numPr>
-        <w:spacing w:after="60" w:line="264"/>
-      </w:pPr>
-      <w:r>
-        <w:rPr>
-          <w:rFonts w:ascii="Calibri" w:cs="Calibri" w:eastAsia="Calibri" w:hAnsi="Calibri"/>
-          <w:sz w:val="22"/>
-          <w:szCs w:val="22"/>
-        </w:rPr>
-        <w:t xml:space="preserve">Si le connecteur est sur nappe : remplacer la nappe de charge (niveau 1, simple).</w:t>
-      </w:r>
-    </w:p>
-    <w:p>
-      <w:pPr>
-        <w:pStyle w:val="ListParagraph"/>
-        <w:numPr>
-          <w:ilvl w:val="0"/>
-          <w:numId w:val="2"/>
-        </w:numPr>
-        <w:spacing w:after="60" w:line="264"/>
-      </w:pPr>
-      <w:r>
-        <w:rPr>
-          <w:rFonts w:ascii="Calibri" w:cs="Calibri" w:eastAsia="Calibri" w:hAnsi="Calibri"/>
-          <w:sz w:val="22"/>
-          <w:szCs w:val="22"/>
-        </w:rPr>
-        <w:t xml:space="preserve">Si le connecteur est soudé à la carte mère : micro-soudure (niveau 2).</w:t>
-      </w:r>
-    </w:p>
-    <w:p>
-      <w:pPr>
-        <w:pStyle w:val="ListParagraph"/>
-        <w:numPr>
-          <w:ilvl w:val="0"/>
-          <w:numId w:val="2"/>
-        </w:numPr>
-        <w:spacing w:after="60" w:line="264"/>
-      </w:pPr>
-      <w:r>
-        <w:rPr>
-          <w:rFonts w:ascii="Calibri" w:cs="Calibri" w:eastAsia="Calibri" w:hAnsi="Calibri"/>
-          <w:sz w:val="22"/>
-          <w:szCs w:val="22"/>
-        </w:rPr>
-        <w:t xml:space="preserve">Si le port est sain mais ça ne charge toujours pas : suspecter la puce/gestion de charge, une batterie HS, ou un problème logiciel.</w:t>
-      </w:r>
-    </w:p>
-    <w:p>
-      <w:pPr>
-        <w:spacing w:after="80"/>
-      </w:pPr>
-    </w:p>
-    <w:p>
-      <w:pPr>
         <w:spacing w:after="40" w:before="120"/>
         <w:jc w:val="center"/>
       </w:pPr>
       <w:r>
         <w:drawing>
           <wp:inline distT="0" distB="0" distL="0" distR="0">
-            <wp:extent cx="4476750" cy="2333625"/>
+            <wp:extent cx="4476750" cy="4276725"/>
             <wp:effectExtent t="0" r="0" b="0" l="0"/>
             <wp:docPr id="1" name="" descr="" title=""/>
             <wp:cNvGraphicFramePr>
@@ -4394,7 +4065,7 @@
                   <pic:spPr bwMode="auto">
                     <a:xfrm>
                       <a:off x="0" y="0"/>
-                      <a:ext cx="4476750" cy="2333625"/>
+                      <a:ext cx="4476750" cy="4276725"/>
                     </a:xfrm>
                     <a:prstGeom prst="rect">
                       <a:avLst/>
@@ -4421,7 +4092,7 @@
           <w:sz w:val="17"/>
           <w:szCs w:val="17"/>
         </w:rPr>
-        <w:t xml:space="preserve">Arbre de décision « ne charge pas » : du plus simple et gratuit au plus technique.</w:t>
+        <w:t xml:space="preserve">Étapes clés du remplacement d'un écran de smartphone.</w:t>
       </w:r>
     </w:p>
     <w:p>
@@ -4438,137 +4109,7 @@
           <w:sz w:val="26"/>
           <w:szCs w:val="26"/>
         </w:rPr>
-        <w:t xml:space="preserve">10. Caméras, boutons, haut-parleurs, micros, capteurs</w:t>
-      </w:r>
-    </w:p>
-    <w:p>
-      <w:pPr>
-        <w:pStyle w:val="ListParagraph"/>
-        <w:numPr>
-          <w:ilvl w:val="0"/>
-          <w:numId w:val="1"/>
-        </w:numPr>
-        <w:spacing w:after="60" w:line="264"/>
-      </w:pPr>
-      <w:r>
-        <w:rPr>
-          <w:rFonts w:ascii="Calibri" w:cs="Calibri" w:eastAsia="Calibri" w:hAnsi="Calibri"/>
-          <w:sz w:val="22"/>
-          <w:szCs w:val="22"/>
-        </w:rPr>
-        <w:t xml:space="preserve">Caméra floue/tachée : parfois seule la vitre de protection de la caméra est rayée (se remplace) ; sinon module caméra à changer. Points noirs fixes = poussière ou capteur.</w:t>
-      </w:r>
-    </w:p>
-    <w:p>
-      <w:pPr>
-        <w:pStyle w:val="ListParagraph"/>
-        <w:numPr>
-          <w:ilvl w:val="0"/>
-          <w:numId w:val="1"/>
-        </w:numPr>
-        <w:spacing w:after="60" w:line="264"/>
-      </w:pPr>
-      <w:r>
-        <w:rPr>
-          <w:rFonts w:ascii="Calibri" w:cs="Calibri" w:eastAsia="Calibri" w:hAnsi="Calibri"/>
-          <w:sz w:val="22"/>
-          <w:szCs w:val="22"/>
-        </w:rPr>
-        <w:t xml:space="preserve">Boutons (volume, marche) : souvent sur nappe latérale ; testez avant/après. Un bouton marche défaillant peut aussi être un problème de nappe ou de connecteur.</w:t>
-      </w:r>
-    </w:p>
-    <w:p>
-      <w:pPr>
-        <w:pStyle w:val="ListParagraph"/>
-        <w:numPr>
-          <w:ilvl w:val="0"/>
-          <w:numId w:val="1"/>
-        </w:numPr>
-        <w:spacing w:after="60" w:line="264"/>
-      </w:pPr>
-      <w:r>
-        <w:rPr>
-          <w:rFonts w:ascii="Calibri" w:cs="Calibri" w:eastAsia="Calibri" w:hAnsi="Calibri"/>
-          <w:sz w:val="22"/>
-          <w:szCs w:val="22"/>
-        </w:rPr>
-        <w:t xml:space="preserve">Haut-parleur / earpiece : pas de son en appel mais son en haut-parleur = earpiece ou capteur. Grésillement = membrane HS ou débris. Nettoyer la grille avant de conclure.</w:t>
-      </w:r>
-    </w:p>
-    <w:p>
-      <w:pPr>
-        <w:pStyle w:val="ListParagraph"/>
-        <w:numPr>
-          <w:ilvl w:val="0"/>
-          <w:numId w:val="1"/>
-        </w:numPr>
-        <w:spacing w:after="60" w:line="264"/>
-      </w:pPr>
-      <w:r>
-        <w:rPr>
-          <w:rFonts w:ascii="Calibri" w:cs="Calibri" w:eastAsia="Calibri" w:hAnsi="Calibri"/>
-          <w:sz w:val="22"/>
-          <w:szCs w:val="22"/>
-        </w:rPr>
-        <w:t xml:space="preserve">Micros : testez avec un enregistrement vocal et un appel main-libre. Il y a plusieurs micros (bas, haut, arrière).</w:t>
-      </w:r>
-    </w:p>
-    <w:p>
-      <w:pPr>
-        <w:pStyle w:val="ListParagraph"/>
-        <w:numPr>
-          <w:ilvl w:val="0"/>
-          <w:numId w:val="1"/>
-        </w:numPr>
-        <w:spacing w:after="60" w:line="264"/>
-      </w:pPr>
-      <w:r>
-        <w:rPr>
-          <w:rFonts w:ascii="Calibri" w:cs="Calibri" w:eastAsia="Calibri" w:hAnsi="Calibri"/>
-          <w:sz w:val="22"/>
-          <w:szCs w:val="22"/>
-        </w:rPr>
-        <w:t xml:space="preserve">Capteur de proximité : écran qui reste allumé contre l'oreille = capteur mal remonté ou nappe.</w:t>
-      </w:r>
-    </w:p>
-    <w:p>
-      <w:pPr>
-        <w:pStyle w:val="ListParagraph"/>
-        <w:numPr>
-          <w:ilvl w:val="0"/>
-          <w:numId w:val="1"/>
-        </w:numPr>
-        <w:spacing w:after="60" w:line="264"/>
-      </w:pPr>
-      <w:r>
-        <w:rPr>
-          <w:rFonts w:ascii="Calibri" w:cs="Calibri" w:eastAsia="Calibri" w:hAnsi="Calibri"/>
-          <w:sz w:val="22"/>
-          <w:szCs w:val="22"/>
-        </w:rPr>
-        <w:t xml:space="preserve">Vibreur / Taptic : absence de vibration = moteur ou connecteur.</w:t>
-      </w:r>
-    </w:p>
-    <w:p>
-      <w:pPr>
-        <w:spacing w:after="80"/>
-      </w:pPr>
-    </w:p>
-    <w:p>
-      <w:pPr>
-        <w:pStyle w:val="Heading2"/>
-        <w:spacing w:after="100" w:before="220"/>
-      </w:pPr>
-      <w:r>
-        <w:rPr>
-          <w:rFonts w:ascii="Calibri" w:cs="Calibri" w:eastAsia="Calibri" w:hAnsi="Calibri"/>
-          <w:b/>
-          <w:bCs/>
-          <w:color w:val="2E5E8C"/>
-          <w:sz w:val="26"/>
-          <w:szCs w:val="26"/>
-        </w:rPr>
-        <w:t xml:space="preserve">11. Dégâts des eaux et désoxydation</w:t>
+        <w:t xml:space="preserve">8. Remplacement de batterie</w:t>
       </w:r>
     </w:p>
     <w:p>
@@ -4582,7 +4123,7 @@
           <w:sz w:val="22"/>
           <w:szCs w:val="22"/>
         </w:rPr>
-        <w:t xml:space="preserve">Un appareil tombé dans l'eau est une urgence : plus on attend, plus la corrosion progresse.</w:t>
+        <w:t xml:space="preserve">Une batterie se change quand sa capacité chute (autonomie faible, extinctions soudaines, gonflement, « santé » &lt; 80 %).</w:t>
       </w:r>
     </w:p>
     <w:p>
@@ -4600,7 +4141,7 @@
           <w:sz w:val="22"/>
           <w:szCs w:val="22"/>
         </w:rPr>
-        <w:t xml:space="preserve">NE PAS charger ni allumer un appareil mouillé. Le courant + l'eau = corrosion accélérée et courts-circuits.</w:t>
+        <w:t xml:space="preserve">Ouvrir, débrancher le connecteur de batterie.</w:t>
       </w:r>
     </w:p>
     <w:p>
@@ -4618,7 +4159,7 @@
           <w:sz w:val="22"/>
           <w:szCs w:val="22"/>
         </w:rPr>
-        <w:t xml:space="preserve">Ouvrir au plus vite, débrancher la batterie.</w:t>
+        <w:t xml:space="preserve">Retirer l'adhésif : idéalement en tirant lentement les languettes d'adhésif extractible bien à plat. Si elles cassent, ramollir la colle (chaleur douce + quelques gouttes d'IPA sous la batterie) et décoller avec une carte plastique. NE JAMAIS forcer avec un outil métallique sous la batterie.</w:t>
       </w:r>
     </w:p>
     <w:p>
@@ -4636,7 +4177,7 @@
           <w:sz w:val="22"/>
           <w:szCs w:val="22"/>
         </w:rPr>
-        <w:t xml:space="preserve">Démonter la carte mère et la nettoyer aux ultrasons (bac à ultrasons avec solution adaptée) ou, à défaut, à l'IPA 99 % et brosse antistatique, en insistant sous les blindages (shields) où l'eau stagne.</w:t>
+        <w:t xml:space="preserve">Poser la batterie neuve, adhésif neuf, rebrancher, tester la charge et le pourcentage.</w:t>
       </w:r>
     </w:p>
     <w:p>
@@ -4654,43 +4195,7 @@
           <w:sz w:val="22"/>
           <w:szCs w:val="22"/>
         </w:rPr>
-        <w:t xml:space="preserve">Sécher complètement (air comprimé, chaleur douce).</w:t>
-      </w:r>
-    </w:p>
-    <w:p>
-      <w:pPr>
-        <w:pStyle w:val="ListParagraph"/>
-        <w:numPr>
-          <w:ilvl w:val="0"/>
-          <w:numId w:val="2"/>
-        </w:numPr>
-        <w:spacing w:after="60" w:line="264"/>
-      </w:pPr>
-      <w:r>
-        <w:rPr>
-          <w:rFonts w:ascii="Calibri" w:cs="Calibri" w:eastAsia="Calibri" w:hAnsi="Calibri"/>
-          <w:sz w:val="22"/>
-          <w:szCs w:val="22"/>
-        </w:rPr>
-        <w:t xml:space="preserve">Inspecter au microscope : corrosion verte/blanche, pistes rongées, composants à remplacer.</w:t>
-      </w:r>
-    </w:p>
-    <w:p>
-      <w:pPr>
-        <w:pStyle w:val="ListParagraph"/>
-        <w:numPr>
-          <w:ilvl w:val="0"/>
-          <w:numId w:val="2"/>
-        </w:numPr>
-        <w:spacing w:after="60" w:line="264"/>
-      </w:pPr>
-      <w:r>
-        <w:rPr>
-          <w:rFonts w:ascii="Calibri" w:cs="Calibri" w:eastAsia="Calibri" w:hAnsi="Calibri"/>
-          <w:sz w:val="22"/>
-          <w:szCs w:val="22"/>
-        </w:rPr>
-        <w:t xml:space="preserve">Remonter et tester fonction par fonction — les dégâts des eaux donnent des pannes multiples et parfois différées.</w:t>
+        <w:t xml:space="preserve">Sur iPhone récents : un message « batterie non authentique » peut apparaître si la puce d'origine n'est pas transférée/appairée — même logique que pour l'écran.</w:t>
       </w:r>
     </w:p>
     <w:p>
@@ -4753,7 +4258,7 @@
                 <w:sz w:val="21"/>
                 <w:szCs w:val="21"/>
               </w:rPr>
-              <w:t xml:space="preserve">Attention au mythe du riz</w:t>
+              <w:t xml:space="preserve">Attention batterie gonflée</w:t>
             </w:r>
           </w:p>
           <w:p>
@@ -4764,7 +4269,7 @@
                 <w:sz w:val="21"/>
                 <w:szCs w:val="21"/>
               </w:rPr>
-              <w:t xml:space="preserve">Le riz n'assèche pas l'intérieur et n'empêche pas la corrosion déjà en cours. La bonne réponse est l'ouverture et le nettoyage professionnel rapide. Prévenez le client : un appareil noyé peut sembler remarcher puis tomber en panne des semaines plus tard.</w:t>
+              <w:t xml:space="preserve">Ne percez jamais, ne pliez jamais. Déchargez l'appareil si possible, travaillez lentement, gardez le contenant ignifuge à côté. Une batterie qui a chauffé/gonflé va directement au recyclage batteries, jamais à la poubelle.</w:t>
             </w:r>
           </w:p>
         </w:tc>
@@ -4777,563 +4282,13 @@
     </w:p>
     <w:p>
       <w:pPr>
-        <w:pStyle w:val="Heading2"/>
-        <w:spacing w:after="100" w:before="220"/>
-      </w:pPr>
-      <w:r>
-        <w:rPr>
-          <w:rFonts w:ascii="Calibri" w:cs="Calibri" w:eastAsia="Calibri" w:hAnsi="Calibri"/>
-          <w:b/>
-          <w:bCs/>
-          <w:color w:val="2E5E8C"/>
-          <w:sz w:val="26"/>
-          <w:szCs w:val="26"/>
-        </w:rPr>
-        <w:t xml:space="preserve">12. Face arrière, châssis et problèmes logiciels</w:t>
-      </w:r>
-    </w:p>
-    <w:p>
-      <w:pPr>
-        <w:pStyle w:val="ListParagraph"/>
-        <w:numPr>
-          <w:ilvl w:val="0"/>
-          <w:numId w:val="1"/>
-        </w:numPr>
-        <w:spacing w:after="60" w:line="264"/>
-      </w:pPr>
-      <w:r>
-        <w:rPr>
-          <w:rFonts w:ascii="Calibri" w:cs="Calibri" w:eastAsia="Calibri" w:hAnsi="Calibri"/>
-          <w:sz w:val="22"/>
-          <w:szCs w:val="22"/>
-        </w:rPr>
-        <w:t xml:space="preserve">Face arrière en verre cassée : sur beaucoup de modèles récents, elle est collée et parfois solidaire du châssis — le remplacement peut demander de la chaleur, du laser (en boutique spécialisée) ou le remplacement du châssis complet avec transfert de tous les composants. Évaluez si c'est rentable pour le client.</w:t>
-      </w:r>
-    </w:p>
-    <w:p>
-      <w:pPr>
-        <w:pStyle w:val="ListParagraph"/>
-        <w:numPr>
-          <w:ilvl w:val="0"/>
-          <w:numId w:val="1"/>
-        </w:numPr>
-        <w:spacing w:after="60" w:line="264"/>
-      </w:pPr>
-      <w:r>
-        <w:rPr>
-          <w:rFonts w:ascii="Calibri" w:cs="Calibri" w:eastAsia="Calibri" w:hAnsi="Calibri"/>
-          <w:sz w:val="22"/>
-          <w:szCs w:val="22"/>
-        </w:rPr>
-        <w:t xml:space="preserve">Châssis tordu : un cadre plié empêche l'écran de coller correctement ; parfois un reconditionnement du châssis (housing) est nécessaire.</w:t>
-      </w:r>
-    </w:p>
-    <w:p>
-      <w:pPr>
-        <w:pStyle w:val="ListParagraph"/>
-        <w:numPr>
-          <w:ilvl w:val="0"/>
-          <w:numId w:val="1"/>
-        </w:numPr>
-        <w:spacing w:after="60" w:line="264"/>
-      </w:pPr>
-      <w:r>
-        <w:rPr>
-          <w:rFonts w:ascii="Calibri" w:cs="Calibri" w:eastAsia="Calibri" w:hAnsi="Calibri"/>
-          <w:sz w:val="22"/>
-          <w:szCs w:val="22"/>
-        </w:rPr>
-        <w:t xml:space="preserve">Problèmes logiciels : boot loop, appareil bloqué sur logo, après une mise à jour ratée. Souvent réparable par restauration/flash (voir Partie 9) — mais attention à la sauvegarde des données et aux verrouillages (voir aspects légaux).</w:t>
-      </w:r>
-    </w:p>
-    <w:p>
-      <w:pPr>
-        <w:spacing w:after="80"/>
-      </w:pPr>
-    </w:p>
-    <w:p>
-      <w:r>
-        <w:br w:type="page"/>
-      </w:r>
-    </w:p>
-    <w:p>
-      <w:r>
-        <w:br w:type="page"/>
-      </w:r>
-    </w:p>
-    <w:p>
-      <w:pPr>
-        <w:pStyle w:val="Heading1"/>
-        <w:spacing w:after="0" w:before="0"/>
-      </w:pPr>
-      <w:r>
-        <w:rPr>
-          <w:rFonts w:ascii="Calibri" w:cs="Calibri" w:eastAsia="Calibri" w:hAnsi="Calibri"/>
-          <w:color w:val="FFFFFF"/>
-          <w:sz w:val="2"/>
-          <w:szCs w:val="2"/>
-        </w:rPr>
-        <w:t xml:space="preserve">Partie 4 — Tablettes (iPad, Galaxy Tab, etc.)</w:t>
-      </w:r>
-    </w:p>
-    <w:tbl>
-      <w:tblPr>
-        <w:tblW w:type="pct" w:w="100%"/>
-        <w:tblBorders>
-          <w:top w:val="none" w:color="FFFFFF" w:sz="0"/>
-          <w:left w:val="none" w:color="FFFFFF" w:sz="0"/>
-          <w:bottom w:val="none" w:color="FFFFFF" w:sz="0"/>
-          <w:right w:val="none" w:color="FFFFFF" w:sz="0"/>
-          <w:insideH w:val="none" w:color="FFFFFF" w:sz="0"/>
-          <w:insideV w:val="none" w:color="FFFFFF" w:sz="0"/>
-        </w:tblBorders>
-      </w:tblPr>
-      <w:tblGrid>
-        <w:gridCol w:w="9360"/>
-      </w:tblGrid>
-      <w:tr>
-        <w:tc>
-          <w:tcPr>
-            <w:tcW w:type="dxa" w:w="9360"/>
-            <w:shd w:fill="1F3A5F" w:color="auto" w:val="clear"/>
-            <w:tcMar>
-              <w:top w:type="dxa" w:w="300"/>
-              <w:left w:type="dxa" w:w="320"/>
-              <w:bottom w:type="dxa" w:w="320"/>
-              <w:right w:type="dxa" w:w="320"/>
-            </w:tcMar>
-          </w:tcPr>
-          <w:p>
-            <w:pPr>
-              <w:spacing w:after="40"/>
-            </w:pPr>
-            <w:r>
-              <w:rPr>
-                <w:rFonts w:ascii="Calibri" w:cs="Calibri" w:eastAsia="Calibri" w:hAnsi="Calibri"/>
-                <w:b/>
-                <w:bCs/>
-                <w:color w:val="9FC4E6"/>
-                <w:spacing w:val="60"/>
-                <w:sz w:val="20"/>
-                <w:szCs w:val="20"/>
-              </w:rPr>
-              <w:t xml:space="preserve">PARTIE 4</w:t>
-            </w:r>
-          </w:p>
-          <w:p>
-            <w:r>
-              <w:rPr>
-                <w:rFonts w:ascii="Calibri" w:cs="Calibri" w:eastAsia="Calibri" w:hAnsi="Calibri"/>
-                <w:b/>
-                <w:bCs/>
-                <w:color w:val="FFFFFF"/>
-                <w:sz w:val="40"/>
-                <w:szCs w:val="40"/>
-              </w:rPr>
-              <w:t xml:space="preserve">Tablettes (iPad, Galaxy Tab, etc.)</w:t>
-            </w:r>
-          </w:p>
-        </w:tc>
-      </w:tr>
-    </w:tbl>
-    <w:p>
-      <w:pPr>
-        <w:spacing w:after="80"/>
-      </w:pPr>
-    </w:p>
-    <w:p>
-      <w:pPr>
-        <w:spacing w:after="120" w:line="276"/>
-        <w:jc w:val="both"/>
-      </w:pPr>
-      <w:r>
-        <w:rPr>
-          <w:rFonts w:ascii="Calibri" w:cs="Calibri" w:eastAsia="Calibri" w:hAnsi="Calibri"/>
-          <w:sz w:val="22"/>
-          <w:szCs w:val="22"/>
-        </w:rPr>
-        <w:t xml:space="preserve">Une tablette, c'est un grand smartphone… avec des contraintes spécifiques qui la rendent souvent plus délicate à réparer.</w:t>
-      </w:r>
-    </w:p>
-    <w:p>
-      <w:pPr>
-        <w:pStyle w:val="ListParagraph"/>
-        <w:numPr>
-          <w:ilvl w:val="0"/>
-          <w:numId w:val="1"/>
-        </w:numPr>
-        <w:spacing w:after="60" w:line="264"/>
-      </w:pPr>
-      <w:r>
-        <w:rPr>
-          <w:rFonts w:ascii="Calibri" w:cs="Calibri" w:eastAsia="Calibri" w:hAnsi="Calibri"/>
-          <w:sz w:val="22"/>
-          <w:szCs w:val="22"/>
-        </w:rPr>
-        <w:t xml:space="preserve">Grande surface de verre + colle forte : l'écran d'un iPad est très collé au châssis. Il faut chauffer longuement et uniformément, découper l'adhésif tout autour avec précaution, et le verre casse facilement à la dépose. Prévoyez ce risque dans le devis.</w:t>
-      </w:r>
-    </w:p>
-    <w:p>
-      <w:pPr>
-        <w:pStyle w:val="ListParagraph"/>
-        <w:numPr>
-          <w:ilvl w:val="0"/>
-          <w:numId w:val="1"/>
-        </w:numPr>
-        <w:spacing w:after="60" w:line="264"/>
-      </w:pPr>
-      <w:r>
-        <w:rPr>
-          <w:rFonts w:ascii="Calibri" w:cs="Calibri" w:eastAsia="Calibri" w:hAnsi="Calibri"/>
-          <w:sz w:val="22"/>
-          <w:szCs w:val="22"/>
-        </w:rPr>
-        <w:t xml:space="preserve">Vitre et dalle souvent séparées sur iPad : sur certains modèles, on peut remplacer seulement la vitre tactile (moins cher) si la dalle (LCD) est intacte. Vérifiez le modèle.</w:t>
-      </w:r>
-    </w:p>
-    <w:p>
-      <w:pPr>
-        <w:pStyle w:val="ListParagraph"/>
-        <w:numPr>
-          <w:ilvl w:val="0"/>
-          <w:numId w:val="1"/>
-        </w:numPr>
-        <w:spacing w:after="60" w:line="264"/>
-      </w:pPr>
-      <w:r>
-        <w:rPr>
-          <w:rFonts w:ascii="Calibri" w:cs="Calibri" w:eastAsia="Calibri" w:hAnsi="Calibri"/>
-          <w:sz w:val="22"/>
-          <w:szCs w:val="22"/>
-        </w:rPr>
-        <w:t xml:space="preserve">Boutons Home avec Touch ID : sur iPad anciens, le bouton home d'origine doit être conservé pour garder Touch ID.</w:t>
-      </w:r>
-    </w:p>
-    <w:p>
-      <w:pPr>
-        <w:pStyle w:val="ListParagraph"/>
-        <w:numPr>
-          <w:ilvl w:val="0"/>
-          <w:numId w:val="1"/>
-        </w:numPr>
-        <w:spacing w:after="60" w:line="264"/>
-      </w:pPr>
-      <w:r>
-        <w:rPr>
-          <w:rFonts w:ascii="Calibri" w:cs="Calibri" w:eastAsia="Calibri" w:hAnsi="Calibri"/>
-          <w:sz w:val="22"/>
-          <w:szCs w:val="22"/>
-        </w:rPr>
-        <w:t xml:space="preserve">Grandes batteries fortement collées : plus de surface d'adhésif, plus de patience. Toujours débrancher d'abord, jamais de métal sous la batterie.</w:t>
-      </w:r>
-    </w:p>
-    <w:p>
-      <w:pPr>
-        <w:pStyle w:val="ListParagraph"/>
-        <w:numPr>
-          <w:ilvl w:val="0"/>
-          <w:numId w:val="1"/>
-        </w:numPr>
-        <w:spacing w:after="60" w:line="264"/>
-      </w:pPr>
-      <w:r>
-        <w:rPr>
-          <w:rFonts w:ascii="Calibri" w:cs="Calibri" w:eastAsia="Calibri" w:hAnsi="Calibri"/>
-          <w:sz w:val="22"/>
-          <w:szCs w:val="22"/>
-        </w:rPr>
-        <w:t xml:space="preserve">Charnières logicielles / claviers (iPad Pro, Surface) et connecteurs propriétaires selon les modèles.</w:t>
-      </w:r>
-    </w:p>
-    <w:p>
-      <w:pPr>
-        <w:pStyle w:val="ListParagraph"/>
-        <w:numPr>
-          <w:ilvl w:val="0"/>
-          <w:numId w:val="1"/>
-        </w:numPr>
-        <w:spacing w:after="60" w:line="264"/>
-      </w:pPr>
-      <w:r>
-        <w:rPr>
-          <w:rFonts w:ascii="Calibri" w:cs="Calibri" w:eastAsia="Calibri" w:hAnsi="Calibri"/>
-          <w:sz w:val="22"/>
-          <w:szCs w:val="22"/>
-        </w:rPr>
-        <w:t xml:space="preserve">Réparation de la nappe / connecteur de charge, caméras, haut-parleurs : même logique que smartphone.</w:t>
-      </w:r>
-    </w:p>
-    <w:p>
-      <w:pPr>
-        <w:spacing w:after="80"/>
-      </w:pPr>
-    </w:p>
-    <w:tbl>
-      <w:tblPr>
-        <w:tblW w:type="pct" w:w="100%"/>
-        <w:tblBorders>
-          <w:top w:val="none" w:color="FFFFFF" w:sz="0"/>
-          <w:left w:val="none" w:color="FFFFFF" w:sz="0"/>
-          <w:bottom w:val="none" w:color="FFFFFF" w:sz="0"/>
-          <w:right w:val="none" w:color="FFFFFF" w:sz="0"/>
-          <w:insideH w:val="none" w:color="FFFFFF" w:sz="0"/>
-          <w:insideV w:val="none" w:color="FFFFFF" w:sz="0"/>
-        </w:tblBorders>
-      </w:tblPr>
-      <w:tblGrid>
-        <w:gridCol w:w="200"/>
-        <w:gridCol w:w="9160"/>
-      </w:tblGrid>
-      <w:tr>
-        <w:tc>
-          <w:tcPr>
-            <w:tcW w:type="dxa" w:w="200"/>
-            <w:shd w:fill="27AE60" w:color="auto" w:val="clear"/>
-          </w:tcPr>
-          <w:p>
-            <w:r>
-              <w:rPr>
-                <w:rFonts w:ascii="Calibri" w:cs="Calibri" w:eastAsia="Calibri" w:hAnsi="Calibri"/>
-              </w:rPr>
-              <w:t xml:space="preserve"> </w:t>
-            </w:r>
-          </w:p>
-        </w:tc>
-        <w:tc>
-          <w:tcPr>
-            <w:tcW w:type="dxa" w:w="9160"/>
-            <w:shd w:fill="EAF7EE" w:color="auto" w:val="clear"/>
-            <w:tcMar>
-              <w:top w:type="dxa" w:w="120"/>
-              <w:left w:type="dxa" w:w="160"/>
-              <w:bottom w:type="dxa" w:w="120"/>
-              <w:right w:type="dxa" w:w="160"/>
-            </w:tcMar>
-          </w:tcPr>
-          <w:p>
-            <w:pPr>
-              <w:spacing w:after="40"/>
-            </w:pPr>
-            <w:r>
-              <w:rPr>
-                <w:rFonts w:ascii="Calibri" w:cs="Calibri" w:eastAsia="Calibri" w:hAnsi="Calibri"/>
-                <w:b/>
-                <w:bCs/>
-                <w:color w:val="1E7E42"/>
-                <w:sz w:val="21"/>
-                <w:szCs w:val="21"/>
-              </w:rPr>
-              <w:t xml:space="preserve">Astuce</w:t>
-            </w:r>
-          </w:p>
-          <w:p>
-            <w:r>
-              <w:rPr>
-                <w:rFonts w:ascii="Calibri" w:cs="Calibri" w:eastAsia="Calibri" w:hAnsi="Calibri"/>
-                <w:color w:val="222222"/>
-                <w:sz w:val="21"/>
-                <w:szCs w:val="21"/>
-              </w:rPr>
-              <w:t xml:space="preserve">Sur tablette, le budget « casse » (verre neuf, adhésif, temps) est plus élevé que sur téléphone. Chiffrez la main-d'œuvre en conséquence et prévenez le client du risque de casse du verre à l'ouverture, surtout sur les modèles laminés.</w:t>
-            </w:r>
-          </w:p>
-        </w:tc>
-      </w:tr>
-    </w:tbl>
-    <w:p>
-      <w:pPr>
-        <w:spacing w:after="80"/>
-      </w:pPr>
-    </w:p>
-    <w:p>
-      <w:r>
-        <w:br w:type="page"/>
-      </w:r>
-    </w:p>
-    <w:p>
-      <w:r>
-        <w:br w:type="page"/>
-      </w:r>
-    </w:p>
-    <w:p>
-      <w:pPr>
-        <w:pStyle w:val="Heading1"/>
-        <w:spacing w:after="0" w:before="0"/>
-      </w:pPr>
-      <w:r>
-        <w:rPr>
-          <w:rFonts w:ascii="Calibri" w:cs="Calibri" w:eastAsia="Calibri" w:hAnsi="Calibri"/>
-          <w:color w:val="FFFFFF"/>
-          <w:sz w:val="2"/>
-          <w:szCs w:val="2"/>
-        </w:rPr>
-        <w:t xml:space="preserve">Partie 5 — Réparation des PC portables</w:t>
-      </w:r>
-    </w:p>
-    <w:tbl>
-      <w:tblPr>
-        <w:tblW w:type="pct" w:w="100%"/>
-        <w:tblBorders>
-          <w:top w:val="none" w:color="FFFFFF" w:sz="0"/>
-          <w:left w:val="none" w:color="FFFFFF" w:sz="0"/>
-          <w:bottom w:val="none" w:color="FFFFFF" w:sz="0"/>
-          <w:right w:val="none" w:color="FFFFFF" w:sz="0"/>
-          <w:insideH w:val="none" w:color="FFFFFF" w:sz="0"/>
-          <w:insideV w:val="none" w:color="FFFFFF" w:sz="0"/>
-        </w:tblBorders>
-      </w:tblPr>
-      <w:tblGrid>
-        <w:gridCol w:w="9360"/>
-      </w:tblGrid>
-      <w:tr>
-        <w:tc>
-          <w:tcPr>
-            <w:tcW w:type="dxa" w:w="9360"/>
-            <w:shd w:fill="1F3A5F" w:color="auto" w:val="clear"/>
-            <w:tcMar>
-              <w:top w:type="dxa" w:w="300"/>
-              <w:left w:type="dxa" w:w="320"/>
-              <w:bottom w:type="dxa" w:w="320"/>
-              <w:right w:type="dxa" w:w="320"/>
-            </w:tcMar>
-          </w:tcPr>
-          <w:p>
-            <w:pPr>
-              <w:spacing w:after="40"/>
-            </w:pPr>
-            <w:r>
-              <w:rPr>
-                <w:rFonts w:ascii="Calibri" w:cs="Calibri" w:eastAsia="Calibri" w:hAnsi="Calibri"/>
-                <w:b/>
-                <w:bCs/>
-                <w:color w:val="9FC4E6"/>
-                <w:spacing w:val="60"/>
-                <w:sz w:val="20"/>
-                <w:szCs w:val="20"/>
-              </w:rPr>
-              <w:t xml:space="preserve">PARTIE 5</w:t>
-            </w:r>
-          </w:p>
-          <w:p>
-            <w:r>
-              <w:rPr>
-                <w:rFonts w:ascii="Calibri" w:cs="Calibri" w:eastAsia="Calibri" w:hAnsi="Calibri"/>
-                <w:b/>
-                <w:bCs/>
-                <w:color w:val="FFFFFF"/>
-                <w:sz w:val="40"/>
-                <w:szCs w:val="40"/>
-              </w:rPr>
-              <w:t xml:space="preserve">Réparation des PC portables</w:t>
-            </w:r>
-          </w:p>
-        </w:tc>
-      </w:tr>
-    </w:tbl>
-    <w:p>
-      <w:pPr>
-        <w:spacing w:after="80"/>
-      </w:pPr>
-    </w:p>
-    <w:p>
-      <w:pPr>
-        <w:spacing w:after="120" w:line="276"/>
-        <w:jc w:val="both"/>
-      </w:pPr>
-      <w:r>
-        <w:rPr>
-          <w:rFonts w:ascii="Calibri" w:cs="Calibri" w:eastAsia="Calibri" w:hAnsi="Calibri"/>
-          <w:sz w:val="22"/>
-          <w:szCs w:val="22"/>
-        </w:rPr>
-        <w:t xml:space="preserve">Le PC portable ajoute une dimension logicielle (système d'exploitation, pilotes) à la réparation matérielle. Bonne nouvelle : beaucoup de pièces sont plus accessibles que sur smartphone.</w:t>
-      </w:r>
-    </w:p>
-    <w:p>
-      <w:pPr>
-        <w:pStyle w:val="Heading2"/>
-        <w:spacing w:after="100" w:before="220"/>
-      </w:pPr>
-      <w:r>
-        <w:rPr>
-          <w:rFonts w:ascii="Calibri" w:cs="Calibri" w:eastAsia="Calibri" w:hAnsi="Calibri"/>
-          <w:b/>
-          <w:bCs/>
-          <w:color w:val="2E5E8C"/>
-          <w:sz w:val="26"/>
-          <w:szCs w:val="26"/>
-        </w:rPr>
-        <w:t xml:space="preserve">13. Anatomie et ouverture</w:t>
-      </w:r>
-    </w:p>
-    <w:p>
-      <w:pPr>
-        <w:pStyle w:val="ListParagraph"/>
-        <w:numPr>
-          <w:ilvl w:val="0"/>
-          <w:numId w:val="1"/>
-        </w:numPr>
-        <w:spacing w:after="60" w:line="264"/>
-      </w:pPr>
-      <w:r>
-        <w:rPr>
-          <w:rFonts w:ascii="Calibri" w:cs="Calibri" w:eastAsia="Calibri" w:hAnsi="Calibri"/>
-          <w:sz w:val="22"/>
-          <w:szCs w:val="22"/>
-        </w:rPr>
-        <w:t xml:space="preserve">Capot inférieur retiré par vis (attention aux vis de longueurs différentes et aux clips) ; sur MacBook, vis Pentalobe puis nappes internes délicates.</w:t>
-      </w:r>
-    </w:p>
-    <w:p>
-      <w:pPr>
-        <w:pStyle w:val="ListParagraph"/>
-        <w:numPr>
-          <w:ilvl w:val="0"/>
-          <w:numId w:val="1"/>
-        </w:numPr>
-        <w:spacing w:after="60" w:line="264"/>
-      </w:pPr>
-      <w:r>
-        <w:rPr>
-          <w:rFonts w:ascii="Calibri" w:cs="Calibri" w:eastAsia="Calibri" w:hAnsi="Calibri"/>
-          <w:sz w:val="22"/>
-          <w:szCs w:val="22"/>
-        </w:rPr>
-        <w:t xml:space="preserve">Composants principaux : carte mère, RAM (parfois soudée), stockage (SSD SATA/NVMe, parfois soudé), batterie, ventilateur(s) + caloducs, dalle + nappe eDP + webcam, clavier, trackpad, haut-parleurs, carte Wi-Fi, connecteur de charge (DC jack ou USB-C).</w:t>
-      </w:r>
-    </w:p>
-    <w:p>
-      <w:pPr>
-        <w:pStyle w:val="ListParagraph"/>
-        <w:numPr>
-          <w:ilvl w:val="0"/>
-          <w:numId w:val="1"/>
-        </w:numPr>
-        <w:spacing w:after="60" w:line="264"/>
-      </w:pPr>
-      <w:r>
-        <w:rPr>
-          <w:rFonts w:ascii="Calibri" w:cs="Calibri" w:eastAsia="Calibri" w:hAnsi="Calibri"/>
-          <w:sz w:val="22"/>
-          <w:szCs w:val="22"/>
-        </w:rPr>
-        <w:t xml:space="preserve">Débrancher la batterie interne dès l'ouverture (déconnecter le connecteur sur la carte mère).</w:t>
-      </w:r>
-    </w:p>
-    <w:p>
-      <w:pPr>
-        <w:spacing w:after="80"/>
-      </w:pPr>
-    </w:p>
-    <w:p>
-      <w:pPr>
         <w:spacing w:after="40" w:before="120"/>
         <w:jc w:val="center"/>
       </w:pPr>
       <w:r>
         <w:drawing>
           <wp:inline distT="0" distB="0" distL="0" distR="0">
-            <wp:extent cx="4476750" cy="2143125"/>
+            <wp:extent cx="4476750" cy="3009900"/>
             <wp:effectExtent t="0" r="0" b="0" l="0"/>
             <wp:docPr id="1" name="" descr="" title=""/>
             <wp:cNvGraphicFramePr>
@@ -5358,7 +4313,7 @@
                   <pic:spPr bwMode="auto">
                     <a:xfrm>
                       <a:off x="0" y="0"/>
-                      <a:ext cx="4476750" cy="2143125"/>
+                      <a:ext cx="4476750" cy="3009900"/>
                     </a:xfrm>
                     <a:prstGeom prst="rect">
                       <a:avLst/>
@@ -5385,7 +4340,7 @@
           <w:sz w:val="17"/>
           <w:szCs w:val="17"/>
         </w:rPr>
-        <w:t xml:space="preserve">Disposition type d'un PC portable et interventions les plus fréquentes.</w:t>
+        <w:t xml:space="preserve">Étapes clés du remplacement d'une batterie de smartphone.</w:t>
       </w:r>
     </w:p>
     <w:p>
@@ -5402,961 +4357,8 @@
           <w:sz w:val="26"/>
           <w:szCs w:val="26"/>
         </w:rPr>
-        <w:t xml:space="preserve">14. Diagnostic PC portable</w:t>
-      </w:r>
-    </w:p>
-    <w:tbl>
-      <w:tblPr>
-        <w:tblW w:type="pct" w:w="100%"/>
-        <w:tblBorders>
-          <w:top w:val="single" w:color="D0D7E2" w:sz="4"/>
-          <w:left w:val="single" w:color="D0D7E2" w:sz="4"/>
-          <w:bottom w:val="single" w:color="D0D7E2" w:sz="4"/>
-          <w:right w:val="single" w:color="D0D7E2" w:sz="4"/>
-          <w:insideH w:val="single" w:color="D0D7E2" w:sz="4"/>
-          <w:insideV w:val="single" w:color="D0D7E2" w:sz="4"/>
-        </w:tblBorders>
-      </w:tblPr>
-      <w:tblGrid>
-        <w:gridCol w:w="4680"/>
-        <w:gridCol w:w="4680"/>
-      </w:tblGrid>
-      <w:tr>
-        <w:trPr>
-          <w:tblHeader/>
-        </w:trPr>
-        <w:tc>
-          <w:tcPr>
-            <w:tcW w:type="dxa" w:w="4680"/>
-            <w:shd w:fill="1F3A5F" w:color="auto" w:val="clear"/>
-            <w:tcMar>
-              <w:top w:type="dxa" w:w="60"/>
-              <w:left w:type="dxa" w:w="100"/>
-              <w:bottom w:type="dxa" w:w="60"/>
-              <w:right w:type="dxa" w:w="100"/>
-            </w:tcMar>
-          </w:tcPr>
-          <w:p>
-            <w:r>
-              <w:rPr>
-                <w:rFonts w:ascii="Calibri" w:cs="Calibri" w:eastAsia="Calibri" w:hAnsi="Calibri"/>
-                <w:b/>
-                <w:bCs/>
-                <w:color w:val="FFFFFF"/>
-                <w:sz w:val="20"/>
-                <w:szCs w:val="20"/>
-              </w:rPr>
-              <w:t xml:space="preserve">Symptôme</w:t>
-            </w:r>
-          </w:p>
-        </w:tc>
-        <w:tc>
-          <w:tcPr>
-            <w:tcW w:type="dxa" w:w="4680"/>
-            <w:shd w:fill="1F3A5F" w:color="auto" w:val="clear"/>
-            <w:tcMar>
-              <w:top w:type="dxa" w:w="60"/>
-              <w:left w:type="dxa" w:w="100"/>
-              <w:bottom w:type="dxa" w:w="60"/>
-              <w:right w:type="dxa" w:w="100"/>
-            </w:tcMar>
-          </w:tcPr>
-          <w:p>
-            <w:r>
-              <w:rPr>
-                <w:rFonts w:ascii="Calibri" w:cs="Calibri" w:eastAsia="Calibri" w:hAnsi="Calibri"/>
-                <w:b/>
-                <w:bCs/>
-                <w:color w:val="FFFFFF"/>
-                <w:sz w:val="20"/>
-                <w:szCs w:val="20"/>
-              </w:rPr>
-              <w:t xml:space="preserve">Pistes à explorer</w:t>
-            </w:r>
-          </w:p>
-        </w:tc>
-      </w:tr>
-      <w:tr>
-        <w:tc>
-          <w:tcPr>
-            <w:tcW w:type="dxa" w:w="4680"/>
-            <w:tcMar>
-              <w:top w:type="dxa" w:w="50"/>
-              <w:left w:type="dxa" w:w="100"/>
-              <w:bottom w:type="dxa" w:w="50"/>
-              <w:right w:type="dxa" w:w="100"/>
-            </w:tcMar>
-          </w:tcPr>
-          <w:p>
-            <w:r>
-              <w:rPr>
-                <w:rFonts w:ascii="Calibri" w:cs="Calibri" w:eastAsia="Calibri" w:hAnsi="Calibri"/>
-                <w:sz w:val="20"/>
-                <w:szCs w:val="20"/>
-              </w:rPr>
-              <w:t xml:space="preserve">N'allume pas du tout</w:t>
-            </w:r>
-          </w:p>
-        </w:tc>
-        <w:tc>
-          <w:tcPr>
-            <w:tcW w:type="dxa" w:w="4680"/>
-            <w:tcMar>
-              <w:top w:type="dxa" w:w="50"/>
-              <w:left w:type="dxa" w:w="100"/>
-              <w:bottom w:type="dxa" w:w="50"/>
-              <w:right w:type="dxa" w:w="100"/>
-            </w:tcMar>
-          </w:tcPr>
-          <w:p>
-            <w:r>
-              <w:rPr>
-                <w:rFonts w:ascii="Calibri" w:cs="Calibri" w:eastAsia="Calibri" w:hAnsi="Calibri"/>
-                <w:sz w:val="20"/>
-                <w:szCs w:val="20"/>
-              </w:rPr>
-              <w:t xml:space="preserve">Chargeur/adaptateur, DC jack, batterie, court-circuit carte mère, bouton power, RAM mal enfichée</w:t>
-            </w:r>
-          </w:p>
-        </w:tc>
-      </w:tr>
-      <w:tr>
-        <w:tc>
-          <w:tcPr>
-            <w:tcW w:type="dxa" w:w="4680"/>
-            <w:shd w:fill="F2F5F9" w:color="auto" w:val="clear"/>
-            <w:tcMar>
-              <w:top w:type="dxa" w:w="50"/>
-              <w:left w:type="dxa" w:w="100"/>
-              <w:bottom w:type="dxa" w:w="50"/>
-              <w:right w:type="dxa" w:w="100"/>
-            </w:tcMar>
-          </w:tcPr>
-          <w:p>
-            <w:r>
-              <w:rPr>
-                <w:rFonts w:ascii="Calibri" w:cs="Calibri" w:eastAsia="Calibri" w:hAnsi="Calibri"/>
-                <w:sz w:val="20"/>
-                <w:szCs w:val="20"/>
-              </w:rPr>
-              <w:t xml:space="preserve">S'allume, écran noir</w:t>
-            </w:r>
-          </w:p>
-        </w:tc>
-        <w:tc>
-          <w:tcPr>
-            <w:tcW w:type="dxa" w:w="4680"/>
-            <w:shd w:fill="F2F5F9" w:color="auto" w:val="clear"/>
-            <w:tcMar>
-              <w:top w:type="dxa" w:w="50"/>
-              <w:left w:type="dxa" w:w="100"/>
-              <w:bottom w:type="dxa" w:w="50"/>
-              <w:right w:type="dxa" w:w="100"/>
-            </w:tcMar>
-          </w:tcPr>
-          <w:p>
-            <w:r>
-              <w:rPr>
-                <w:rFonts w:ascii="Calibri" w:cs="Calibri" w:eastAsia="Calibri" w:hAnsi="Calibri"/>
-                <w:sz w:val="20"/>
-                <w:szCs w:val="20"/>
-              </w:rPr>
-              <w:t xml:space="preserve">Rétroéclairage/dalle, nappe eDP, GPU, RAM, tester sur écran externe (HDMI)</w:t>
-            </w:r>
-          </w:p>
-        </w:tc>
-      </w:tr>
-      <w:tr>
-        <w:tc>
-          <w:tcPr>
-            <w:tcW w:type="dxa" w:w="4680"/>
-            <w:tcMar>
-              <w:top w:type="dxa" w:w="50"/>
-              <w:left w:type="dxa" w:w="100"/>
-              <w:bottom w:type="dxa" w:w="50"/>
-              <w:right w:type="dxa" w:w="100"/>
-            </w:tcMar>
-          </w:tcPr>
-          <w:p>
-            <w:r>
-              <w:rPr>
-                <w:rFonts w:ascii="Calibri" w:cs="Calibri" w:eastAsia="Calibri" w:hAnsi="Calibri"/>
-                <w:sz w:val="20"/>
-                <w:szCs w:val="20"/>
-              </w:rPr>
-              <w:t xml:space="preserve">Démarre puis s'éteint</w:t>
-            </w:r>
-          </w:p>
-        </w:tc>
-        <w:tc>
-          <w:tcPr>
-            <w:tcW w:type="dxa" w:w="4680"/>
-            <w:tcMar>
-              <w:top w:type="dxa" w:w="50"/>
-              <w:left w:type="dxa" w:w="100"/>
-              <w:bottom w:type="dxa" w:w="50"/>
-              <w:right w:type="dxa" w:w="100"/>
-            </w:tcMar>
-          </w:tcPr>
-          <w:p>
-            <w:r>
-              <w:rPr>
-                <w:rFonts w:ascii="Calibri" w:cs="Calibri" w:eastAsia="Calibri" w:hAnsi="Calibri"/>
-                <w:sz w:val="20"/>
-                <w:szCs w:val="20"/>
-              </w:rPr>
-              <w:t xml:space="preserve">Surchauffe (pâte thermique, ventilateur encrassé), batterie, alimentation</w:t>
-            </w:r>
-          </w:p>
-        </w:tc>
-      </w:tr>
-      <w:tr>
-        <w:tc>
-          <w:tcPr>
-            <w:tcW w:type="dxa" w:w="4680"/>
-            <w:shd w:fill="F2F5F9" w:color="auto" w:val="clear"/>
-            <w:tcMar>
-              <w:top w:type="dxa" w:w="50"/>
-              <w:left w:type="dxa" w:w="100"/>
-              <w:bottom w:type="dxa" w:w="50"/>
-              <w:right w:type="dxa" w:w="100"/>
-            </w:tcMar>
-          </w:tcPr>
-          <w:p>
-            <w:r>
-              <w:rPr>
-                <w:rFonts w:ascii="Calibri" w:cs="Calibri" w:eastAsia="Calibri" w:hAnsi="Calibri"/>
-                <w:sz w:val="20"/>
-                <w:szCs w:val="20"/>
-              </w:rPr>
-              <w:t xml:space="preserve">Lent / plante</w:t>
-            </w:r>
-          </w:p>
-        </w:tc>
-        <w:tc>
-          <w:tcPr>
-            <w:tcW w:type="dxa" w:w="4680"/>
-            <w:shd w:fill="F2F5F9" w:color="auto" w:val="clear"/>
-            <w:tcMar>
-              <w:top w:type="dxa" w:w="50"/>
-              <w:left w:type="dxa" w:w="100"/>
-              <w:bottom w:type="dxa" w:w="50"/>
-              <w:right w:type="dxa" w:w="100"/>
-            </w:tcMar>
-          </w:tcPr>
-          <w:p>
-            <w:r>
-              <w:rPr>
-                <w:rFonts w:ascii="Calibri" w:cs="Calibri" w:eastAsia="Calibri" w:hAnsi="Calibri"/>
-                <w:sz w:val="20"/>
-                <w:szCs w:val="20"/>
-              </w:rPr>
-              <w:t xml:space="preserve">Disque (HDD mourant → SSD), RAM, malware, surchauffe, OS corrompu</w:t>
-            </w:r>
-          </w:p>
-        </w:tc>
-      </w:tr>
-      <w:tr>
-        <w:tc>
-          <w:tcPr>
-            <w:tcW w:type="dxa" w:w="4680"/>
-            <w:tcMar>
-              <w:top w:type="dxa" w:w="50"/>
-              <w:left w:type="dxa" w:w="100"/>
-              <w:bottom w:type="dxa" w:w="50"/>
-              <w:right w:type="dxa" w:w="100"/>
-            </w:tcMar>
-          </w:tcPr>
-          <w:p>
-            <w:r>
-              <w:rPr>
-                <w:rFonts w:ascii="Calibri" w:cs="Calibri" w:eastAsia="Calibri" w:hAnsi="Calibri"/>
-                <w:sz w:val="20"/>
-                <w:szCs w:val="20"/>
-              </w:rPr>
-              <w:t xml:space="preserve">Pas de charge</w:t>
-            </w:r>
-          </w:p>
-        </w:tc>
-        <w:tc>
-          <w:tcPr>
-            <w:tcW w:type="dxa" w:w="4680"/>
-            <w:tcMar>
-              <w:top w:type="dxa" w:w="50"/>
-              <w:left w:type="dxa" w:w="100"/>
-              <w:bottom w:type="dxa" w:w="50"/>
-              <w:right w:type="dxa" w:w="100"/>
-            </w:tcMar>
-          </w:tcPr>
-          <w:p>
-            <w:r>
-              <w:rPr>
-                <w:rFonts w:ascii="Calibri" w:cs="Calibri" w:eastAsia="Calibri" w:hAnsi="Calibri"/>
-                <w:sz w:val="20"/>
-                <w:szCs w:val="20"/>
-              </w:rPr>
-              <w:t xml:space="preserve">Adaptateur, DC jack/USB-C, batterie, puce de charge</w:t>
-            </w:r>
-          </w:p>
-        </w:tc>
-      </w:tr>
-      <w:tr>
-        <w:tc>
-          <w:tcPr>
-            <w:tcW w:type="dxa" w:w="4680"/>
-            <w:shd w:fill="F2F5F9" w:color="auto" w:val="clear"/>
-            <w:tcMar>
-              <w:top w:type="dxa" w:w="50"/>
-              <w:left w:type="dxa" w:w="100"/>
-              <w:bottom w:type="dxa" w:w="50"/>
-              <w:right w:type="dxa" w:w="100"/>
-            </w:tcMar>
-          </w:tcPr>
-          <w:p>
-            <w:r>
-              <w:rPr>
-                <w:rFonts w:ascii="Calibri" w:cs="Calibri" w:eastAsia="Calibri" w:hAnsi="Calibri"/>
-                <w:sz w:val="20"/>
-                <w:szCs w:val="20"/>
-              </w:rPr>
-              <w:t xml:space="preserve">Clavier/touches HS</w:t>
-            </w:r>
-          </w:p>
-        </w:tc>
-        <w:tc>
-          <w:tcPr>
-            <w:tcW w:type="dxa" w:w="4680"/>
-            <w:shd w:fill="F2F5F9" w:color="auto" w:val="clear"/>
-            <w:tcMar>
-              <w:top w:type="dxa" w:w="50"/>
-              <w:left w:type="dxa" w:w="100"/>
-              <w:bottom w:type="dxa" w:w="50"/>
-              <w:right w:type="dxa" w:w="100"/>
-            </w:tcMar>
-          </w:tcPr>
-          <w:p>
-            <w:r>
-              <w:rPr>
-                <w:rFonts w:ascii="Calibri" w:cs="Calibri" w:eastAsia="Calibri" w:hAnsi="Calibri"/>
-                <w:sz w:val="20"/>
-                <w:szCs w:val="20"/>
-              </w:rPr>
-              <w:t xml:space="preserve">Nappe clavier, liquide renversé, clavier à remplacer</w:t>
-            </w:r>
-          </w:p>
-        </w:tc>
-      </w:tr>
-      <w:tr>
-        <w:tc>
-          <w:tcPr>
-            <w:tcW w:type="dxa" w:w="4680"/>
-            <w:tcMar>
-              <w:top w:type="dxa" w:w="50"/>
-              <w:left w:type="dxa" w:w="100"/>
-              <w:bottom w:type="dxa" w:w="50"/>
-              <w:right w:type="dxa" w:w="100"/>
-            </w:tcMar>
-          </w:tcPr>
-          <w:p>
-            <w:r>
-              <w:rPr>
-                <w:rFonts w:ascii="Calibri" w:cs="Calibri" w:eastAsia="Calibri" w:hAnsi="Calibri"/>
-                <w:sz w:val="20"/>
-                <w:szCs w:val="20"/>
-              </w:rPr>
-              <w:t xml:space="preserve">Wi-Fi HS</w:t>
-            </w:r>
-          </w:p>
-        </w:tc>
-        <w:tc>
-          <w:tcPr>
-            <w:tcW w:type="dxa" w:w="4680"/>
-            <w:tcMar>
-              <w:top w:type="dxa" w:w="50"/>
-              <w:left w:type="dxa" w:w="100"/>
-              <w:bottom w:type="dxa" w:w="50"/>
-              <w:right w:type="dxa" w:w="100"/>
-            </w:tcMar>
-          </w:tcPr>
-          <w:p>
-            <w:r>
-              <w:rPr>
-                <w:rFonts w:ascii="Calibri" w:cs="Calibri" w:eastAsia="Calibri" w:hAnsi="Calibri"/>
-                <w:sz w:val="20"/>
-                <w:szCs w:val="20"/>
-              </w:rPr>
-              <w:t xml:space="preserve">Carte/antenne Wi-Fi, pilote</w:t>
-            </w:r>
-          </w:p>
-        </w:tc>
-      </w:tr>
-    </w:tbl>
-    <w:p>
-      <w:pPr>
-        <w:spacing w:after="80"/>
-      </w:pPr>
-    </w:p>
-    <w:tbl>
-      <w:tblPr>
-        <w:tblW w:type="pct" w:w="100%"/>
-        <w:tblBorders>
-          <w:top w:val="none" w:color="FFFFFF" w:sz="0"/>
-          <w:left w:val="none" w:color="FFFFFF" w:sz="0"/>
-          <w:bottom w:val="none" w:color="FFFFFF" w:sz="0"/>
-          <w:right w:val="none" w:color="FFFFFF" w:sz="0"/>
-          <w:insideH w:val="none" w:color="FFFFFF" w:sz="0"/>
-          <w:insideV w:val="none" w:color="FFFFFF" w:sz="0"/>
-        </w:tblBorders>
-      </w:tblPr>
-      <w:tblGrid>
-        <w:gridCol w:w="200"/>
-        <w:gridCol w:w="9160"/>
-      </w:tblGrid>
-      <w:tr>
-        <w:tc>
-          <w:tcPr>
-            <w:tcW w:type="dxa" w:w="200"/>
-            <w:shd w:fill="27AE60" w:color="auto" w:val="clear"/>
-          </w:tcPr>
-          <w:p>
-            <w:r>
-              <w:rPr>
-                <w:rFonts w:ascii="Calibri" w:cs="Calibri" w:eastAsia="Calibri" w:hAnsi="Calibri"/>
-              </w:rPr>
-              <w:t xml:space="preserve"> </w:t>
-            </w:r>
-          </w:p>
-        </w:tc>
-        <w:tc>
-          <w:tcPr>
-            <w:tcW w:type="dxa" w:w="9160"/>
-            <w:shd w:fill="EAF7EE" w:color="auto" w:val="clear"/>
-            <w:tcMar>
-              <w:top w:type="dxa" w:w="120"/>
-              <w:left w:type="dxa" w:w="160"/>
-              <w:bottom w:type="dxa" w:w="120"/>
-              <w:right w:type="dxa" w:w="160"/>
-            </w:tcMar>
-          </w:tcPr>
-          <w:p>
-            <w:pPr>
-              <w:spacing w:after="40"/>
-            </w:pPr>
-            <w:r>
-              <w:rPr>
-                <w:rFonts w:ascii="Calibri" w:cs="Calibri" w:eastAsia="Calibri" w:hAnsi="Calibri"/>
-                <w:b/>
-                <w:bCs/>
-                <w:color w:val="1E7E42"/>
-                <w:sz w:val="21"/>
-                <w:szCs w:val="21"/>
-              </w:rPr>
-              <w:t xml:space="preserve">Astuce diagnostic</w:t>
-            </w:r>
-          </w:p>
-          <w:p>
-            <w:r>
-              <w:rPr>
-                <w:rFonts w:ascii="Calibri" w:cs="Calibri" w:eastAsia="Calibri" w:hAnsi="Calibri"/>
-                <w:color w:val="222222"/>
-                <w:sz w:val="21"/>
-                <w:szCs w:val="21"/>
-              </w:rPr>
-              <w:t xml:space="preserve">Le test « écran externe » (brancher un moniteur en HDMI/USB-C) départage instantanément un problème de dalle/nappe d'un problème de carte graphique : si l'image sort sur l'externe mais pas sur la dalle, le problème est l'affichage interne (dalle, nappe, rétroéclairage).</w:t>
-            </w:r>
-          </w:p>
-        </w:tc>
-      </w:tr>
-    </w:tbl>
-    <w:p>
-      <w:pPr>
-        <w:spacing w:after="80"/>
-      </w:pPr>
-    </w:p>
-    <w:p>
-      <w:pPr>
-        <w:pStyle w:val="Heading2"/>
-        <w:spacing w:after="100" w:before="220"/>
-      </w:pPr>
-      <w:r>
-        <w:rPr>
-          <w:rFonts w:ascii="Calibri" w:cs="Calibri" w:eastAsia="Calibri" w:hAnsi="Calibri"/>
-          <w:b/>
-          <w:bCs/>
-          <w:color w:val="2E5E8C"/>
-          <w:sz w:val="26"/>
-          <w:szCs w:val="26"/>
-        </w:rPr>
-        <w:t xml:space="preserve">15. Interventions matérielles courantes</w:t>
-      </w:r>
-    </w:p>
-    <w:p>
-      <w:pPr>
-        <w:pStyle w:val="ListParagraph"/>
-        <w:numPr>
-          <w:ilvl w:val="0"/>
-          <w:numId w:val="1"/>
-        </w:numPr>
-        <w:spacing w:after="60" w:line="264"/>
-      </w:pPr>
-      <w:r>
-        <w:rPr>
-          <w:rFonts w:ascii="Calibri" w:cs="Calibri" w:eastAsia="Calibri" w:hAnsi="Calibri"/>
-          <w:sz w:val="22"/>
-          <w:szCs w:val="22"/>
-        </w:rPr>
-        <w:t xml:space="preserve">Remplacement de dalle : identifier la référence exacte (taille, résolution, connecteur, avec/sans tactile, fixations). Démonter le cadre (bezel) ou décoller selon le modèle, transférer la nappe si besoin.</w:t>
-      </w:r>
-    </w:p>
-    <w:p>
-      <w:pPr>
-        <w:pStyle w:val="ListParagraph"/>
-        <w:numPr>
-          <w:ilvl w:val="0"/>
-          <w:numId w:val="1"/>
-        </w:numPr>
-        <w:spacing w:after="60" w:line="264"/>
-      </w:pPr>
-      <w:r>
-        <w:rPr>
-          <w:rFonts w:ascii="Calibri" w:cs="Calibri" w:eastAsia="Calibri" w:hAnsi="Calibri"/>
-          <w:sz w:val="22"/>
-          <w:szCs w:val="22"/>
-        </w:rPr>
-        <w:t xml:space="preserve">Charnières cassées : fréquent ; parfois casse des supports en plastique du capot (à recoller/renforcer) ou charnières à remplacer.</w:t>
-      </w:r>
-    </w:p>
-    <w:p>
-      <w:pPr>
-        <w:pStyle w:val="ListParagraph"/>
-        <w:numPr>
-          <w:ilvl w:val="0"/>
-          <w:numId w:val="1"/>
-        </w:numPr>
-        <w:spacing w:after="60" w:line="264"/>
-      </w:pPr>
-      <w:r>
-        <w:rPr>
-          <w:rFonts w:ascii="Calibri" w:cs="Calibri" w:eastAsia="Calibri" w:hAnsi="Calibri"/>
-          <w:sz w:val="22"/>
-          <w:szCs w:val="22"/>
-        </w:rPr>
-        <w:t xml:space="preserve">Clavier / trackpad : remplacement de la nappe ou du bloc complet. Sur MacBook « butterfly », clavier intégré à la coque = intervention lourde.</w:t>
-      </w:r>
-    </w:p>
-    <w:p>
-      <w:pPr>
-        <w:pStyle w:val="ListParagraph"/>
-        <w:numPr>
-          <w:ilvl w:val="0"/>
-          <w:numId w:val="1"/>
-        </w:numPr>
-        <w:spacing w:after="60" w:line="264"/>
-      </w:pPr>
-      <w:r>
-        <w:rPr>
-          <w:rFonts w:ascii="Calibri" w:cs="Calibri" w:eastAsia="Calibri" w:hAnsi="Calibri"/>
-          <w:sz w:val="22"/>
-          <w:szCs w:val="22"/>
-        </w:rPr>
-        <w:t xml:space="preserve">Batterie : gonflement fréquent sur portables anciens (peut déformer le trackpad). Manipulation lithium prudente.</w:t>
-      </w:r>
-    </w:p>
-    <w:p>
-      <w:pPr>
-        <w:pStyle w:val="ListParagraph"/>
-        <w:numPr>
-          <w:ilvl w:val="0"/>
-          <w:numId w:val="1"/>
-        </w:numPr>
-        <w:spacing w:after="60" w:line="264"/>
-      </w:pPr>
-      <w:r>
-        <w:rPr>
-          <w:rFonts w:ascii="Calibri" w:cs="Calibri" w:eastAsia="Calibri" w:hAnsi="Calibri"/>
-          <w:sz w:val="22"/>
-          <w:szCs w:val="22"/>
-        </w:rPr>
-        <w:t xml:space="preserve">DC jack / connecteur de charge : nettoyage, resoudure ou remplacement.</w:t>
-      </w:r>
-    </w:p>
-    <w:p>
-      <w:pPr>
-        <w:pStyle w:val="ListParagraph"/>
-        <w:numPr>
-          <w:ilvl w:val="0"/>
-          <w:numId w:val="1"/>
-        </w:numPr>
-        <w:spacing w:after="60" w:line="264"/>
-      </w:pPr>
-      <w:r>
-        <w:rPr>
-          <w:rFonts w:ascii="Calibri" w:cs="Calibri" w:eastAsia="Calibri" w:hAnsi="Calibri"/>
-          <w:sz w:val="22"/>
-          <w:szCs w:val="22"/>
-        </w:rPr>
-        <w:t xml:space="preserve">Surchauffe : démonter, dépoussiérer le radiateur et le ventilateur, remplacer la pâte thermique (et les pads thermiques si besoin). Réparation à forte valeur ajoutée et facile.</w:t>
-      </w:r>
-    </w:p>
-    <w:p>
-      <w:pPr>
-        <w:spacing w:after="80"/>
-      </w:pPr>
-    </w:p>
-    <w:p>
-      <w:pPr>
-        <w:pStyle w:val="Heading2"/>
-        <w:spacing w:after="100" w:before="220"/>
-      </w:pPr>
-      <w:r>
-        <w:rPr>
-          <w:rFonts w:ascii="Calibri" w:cs="Calibri" w:eastAsia="Calibri" w:hAnsi="Calibri"/>
-          <w:b/>
-          <w:bCs/>
-          <w:color w:val="2E5E8C"/>
-          <w:sz w:val="26"/>
-          <w:szCs w:val="26"/>
-        </w:rPr>
-        <w:t xml:space="preserve">16. Améliorations (upgrades) rentables</w:t>
-      </w:r>
-    </w:p>
-    <w:p>
-      <w:pPr>
-        <w:pStyle w:val="ListParagraph"/>
-        <w:numPr>
-          <w:ilvl w:val="0"/>
-          <w:numId w:val="1"/>
-        </w:numPr>
-        <w:spacing w:after="60" w:line="264"/>
-      </w:pPr>
-      <w:r>
-        <w:rPr>
-          <w:rFonts w:ascii="Calibri" w:cs="Calibri" w:eastAsia="Calibri" w:hAnsi="Calibri"/>
-          <w:sz w:val="22"/>
-          <w:szCs w:val="22"/>
-        </w:rPr>
-        <w:t xml:space="preserve">Passage HDD → SSD : le plus grand gain de performance ressenti sur une vieille machine. Cloner ou réinstaller le système.</w:t>
-      </w:r>
-    </w:p>
-    <w:p>
-      <w:pPr>
-        <w:pStyle w:val="ListParagraph"/>
-        <w:numPr>
-          <w:ilvl w:val="0"/>
-          <w:numId w:val="1"/>
-        </w:numPr>
-        <w:spacing w:after="60" w:line="264"/>
-      </w:pPr>
-      <w:r>
-        <w:rPr>
-          <w:rFonts w:ascii="Calibri" w:cs="Calibri" w:eastAsia="Calibri" w:hAnsi="Calibri"/>
-          <w:sz w:val="22"/>
-          <w:szCs w:val="22"/>
-        </w:rPr>
-        <w:t xml:space="preserve">Ajout / remplacement de RAM (si non soudée) : vérifier type (DDR3/4/5), fréquence, capacité max de la carte mère.</w:t>
-      </w:r>
-    </w:p>
-    <w:p>
-      <w:pPr>
-        <w:pStyle w:val="ListParagraph"/>
-        <w:numPr>
-          <w:ilvl w:val="0"/>
-          <w:numId w:val="1"/>
-        </w:numPr>
-        <w:spacing w:after="60" w:line="264"/>
-      </w:pPr>
-      <w:r>
-        <w:rPr>
-          <w:rFonts w:ascii="Calibri" w:cs="Calibri" w:eastAsia="Calibri" w:hAnsi="Calibri"/>
-          <w:sz w:val="22"/>
-          <w:szCs w:val="22"/>
-        </w:rPr>
-        <w:t xml:space="preserve">Nettoyage complet + pâte thermique neuve : redonne des années de vie.</w:t>
-      </w:r>
-    </w:p>
-    <w:p>
-      <w:pPr>
-        <w:spacing w:after="80"/>
-      </w:pPr>
-    </w:p>
-    <w:p>
-      <w:pPr>
-        <w:pStyle w:val="Heading2"/>
-        <w:spacing w:after="100" w:before="220"/>
-      </w:pPr>
-      <w:r>
-        <w:rPr>
-          <w:rFonts w:ascii="Calibri" w:cs="Calibri" w:eastAsia="Calibri" w:hAnsi="Calibri"/>
-          <w:b/>
-          <w:bCs/>
-          <w:color w:val="2E5E8C"/>
-          <w:sz w:val="26"/>
-          <w:szCs w:val="26"/>
-        </w:rPr>
-        <w:t xml:space="preserve">17. Logiciel : système, pilotes, données</w:t>
-      </w:r>
-    </w:p>
-    <w:p>
-      <w:pPr>
-        <w:pStyle w:val="ListParagraph"/>
-        <w:numPr>
-          <w:ilvl w:val="0"/>
-          <w:numId w:val="2"/>
-        </w:numPr>
-        <w:spacing w:after="60" w:line="264"/>
-      </w:pPr>
-      <w:r>
-        <w:rPr>
-          <w:rFonts w:ascii="Calibri" w:cs="Calibri" w:eastAsia="Calibri" w:hAnsi="Calibri"/>
-          <w:sz w:val="22"/>
-          <w:szCs w:val="22"/>
-        </w:rPr>
-        <w:t xml:space="preserve">Sauvegarder les données AVANT toute réinstallation. C'est sacré. Un client ne pardonnera jamais la perte de ses photos.</w:t>
-      </w:r>
-    </w:p>
-    <w:p>
-      <w:pPr>
-        <w:pStyle w:val="ListParagraph"/>
-        <w:numPr>
-          <w:ilvl w:val="0"/>
-          <w:numId w:val="2"/>
-        </w:numPr>
-        <w:spacing w:after="60" w:line="264"/>
-      </w:pPr>
-      <w:r>
-        <w:rPr>
-          <w:rFonts w:ascii="Calibri" w:cs="Calibri" w:eastAsia="Calibri" w:hAnsi="Calibri"/>
-          <w:sz w:val="22"/>
-          <w:szCs w:val="22"/>
-        </w:rPr>
-        <w:t xml:space="preserve">Réinstallation propre de Windows/macOS/Linux quand l'OS est corrompu ou trop lent.</w:t>
-      </w:r>
-    </w:p>
-    <w:p>
-      <w:pPr>
-        <w:pStyle w:val="ListParagraph"/>
-        <w:numPr>
-          <w:ilvl w:val="0"/>
-          <w:numId w:val="2"/>
-        </w:numPr>
-        <w:spacing w:after="60" w:line="264"/>
-      </w:pPr>
-      <w:r>
-        <w:rPr>
-          <w:rFonts w:ascii="Calibri" w:cs="Calibri" w:eastAsia="Calibri" w:hAnsi="Calibri"/>
-          <w:sz w:val="22"/>
-          <w:szCs w:val="22"/>
-        </w:rPr>
-        <w:t xml:space="preserve">Pilotes : réinstaller les pilotes (chipset, GPU, Wi-Fi) après une installation propre.</w:t>
-      </w:r>
-    </w:p>
-    <w:p>
-      <w:pPr>
-        <w:pStyle w:val="ListParagraph"/>
-        <w:numPr>
-          <w:ilvl w:val="0"/>
-          <w:numId w:val="2"/>
-        </w:numPr>
-        <w:spacing w:after="60" w:line="264"/>
-      </w:pPr>
-      <w:r>
-        <w:rPr>
-          <w:rFonts w:ascii="Calibri" w:cs="Calibri" w:eastAsia="Calibri" w:hAnsi="Calibri"/>
-          <w:sz w:val="22"/>
-          <w:szCs w:val="22"/>
-        </w:rPr>
-        <w:t xml:space="preserve">Suppression de malwares, réparation du démarrage (bootloader), réparation de profil utilisateur.</w:t>
-      </w:r>
-    </w:p>
-    <w:p>
-      <w:pPr>
-        <w:pStyle w:val="ListParagraph"/>
-        <w:numPr>
-          <w:ilvl w:val="0"/>
-          <w:numId w:val="2"/>
-        </w:numPr>
-        <w:spacing w:after="60" w:line="264"/>
-      </w:pPr>
-      <w:r>
-        <w:rPr>
-          <w:rFonts w:ascii="Calibri" w:cs="Calibri" w:eastAsia="Calibri" w:hAnsi="Calibri"/>
-          <w:sz w:val="22"/>
-          <w:szCs w:val="22"/>
-        </w:rPr>
-        <w:t xml:space="preserve">Récupération de données sur disque défaillant (voir Partie 9).</w:t>
-      </w:r>
-    </w:p>
-    <w:p>
-      <w:pPr>
-        <w:spacing w:after="80"/>
-      </w:pPr>
-    </w:p>
-    <w:tbl>
-      <w:tblPr>
-        <w:tblW w:type="pct" w:w="100%"/>
-        <w:tblBorders>
-          <w:top w:val="none" w:color="FFFFFF" w:sz="0"/>
-          <w:left w:val="none" w:color="FFFFFF" w:sz="0"/>
-          <w:bottom w:val="none" w:color="FFFFFF" w:sz="0"/>
-          <w:right w:val="none" w:color="FFFFFF" w:sz="0"/>
-          <w:insideH w:val="none" w:color="FFFFFF" w:sz="0"/>
-          <w:insideV w:val="none" w:color="FFFFFF" w:sz="0"/>
-        </w:tblBorders>
-      </w:tblPr>
-      <w:tblGrid>
-        <w:gridCol w:w="200"/>
-        <w:gridCol w:w="9160"/>
-      </w:tblGrid>
-      <w:tr>
-        <w:tc>
-          <w:tcPr>
-            <w:tcW w:type="dxa" w:w="200"/>
-            <w:shd w:fill="C0392B" w:color="auto" w:val="clear"/>
-          </w:tcPr>
-          <w:p>
-            <w:r>
-              <w:rPr>
-                <w:rFonts w:ascii="Calibri" w:cs="Calibri" w:eastAsia="Calibri" w:hAnsi="Calibri"/>
-              </w:rPr>
-              <w:t xml:space="preserve"> </w:t>
-            </w:r>
-          </w:p>
-        </w:tc>
-        <w:tc>
-          <w:tcPr>
-            <w:tcW w:type="dxa" w:w="9160"/>
-            <w:shd w:fill="FDECEA" w:color="auto" w:val="clear"/>
-            <w:tcMar>
-              <w:top w:type="dxa" w:w="120"/>
-              <w:left w:type="dxa" w:w="160"/>
-              <w:bottom w:type="dxa" w:w="120"/>
-              <w:right w:type="dxa" w:w="160"/>
-            </w:tcMar>
-          </w:tcPr>
-          <w:p>
-            <w:pPr>
-              <w:spacing w:after="40"/>
-            </w:pPr>
-            <w:r>
-              <w:rPr>
-                <w:rFonts w:ascii="Calibri" w:cs="Calibri" w:eastAsia="Calibri" w:hAnsi="Calibri"/>
-                <w:b/>
-                <w:bCs/>
-                <w:color w:val="C0392B"/>
-                <w:sz w:val="21"/>
-                <w:szCs w:val="21"/>
-              </w:rPr>
-              <w:t xml:space="preserve">Attention aux mots de passe / verrouillages</w:t>
-            </w:r>
-          </w:p>
-          <w:p>
-            <w:r>
-              <w:rPr>
-                <w:rFonts w:ascii="Calibri" w:cs="Calibri" w:eastAsia="Calibri" w:hAnsi="Calibri"/>
-                <w:color w:val="222222"/>
-                <w:sz w:val="21"/>
-                <w:szCs w:val="21"/>
-              </w:rPr>
-              <w:t xml:space="preserve">Ne contournez jamais un verrouillage sans preuve de propriété. Réinitialiser un mot de passe Windows local est un service courant ; contourner un compte lié ou un antivol sur un appareil dont la propriété n'est pas prouvée peut être illégal. Exigez une preuve d'achat en cas de doute (voir Partie 10).</w:t>
-            </w:r>
-          </w:p>
-        </w:tc>
-      </w:tr>
-    </w:tbl>
-    <w:p>
-      <w:pPr>
-        <w:spacing w:after="80"/>
-      </w:pPr>
-    </w:p>
-    <w:p>
-      <w:r>
-        <w:br w:type="page"/>
-      </w:r>
-    </w:p>
-    <w:p>
-      <w:r>
-        <w:br w:type="page"/>
-      </w:r>
-    </w:p>
-    <w:p>
-      <w:pPr>
-        <w:pStyle w:val="Heading1"/>
-        <w:spacing w:after="0" w:before="0"/>
-      </w:pPr>
-      <w:r>
-        <w:rPr>
-          <w:rFonts w:ascii="Calibri" w:cs="Calibri" w:eastAsia="Calibri" w:hAnsi="Calibri"/>
-          <w:color w:val="FFFFFF"/>
-          <w:sz w:val="2"/>
-          <w:szCs w:val="2"/>
-        </w:rPr>
-        <w:t xml:space="preserve">Partie 6 — Smartwatchs (Apple Watch et montres connectées)</w:t>
-      </w:r>
-    </w:p>
-    <w:tbl>
-      <w:tblPr>
-        <w:tblW w:type="pct" w:w="100%"/>
-        <w:tblBorders>
-          <w:top w:val="none" w:color="FFFFFF" w:sz="0"/>
-          <w:left w:val="none" w:color="FFFFFF" w:sz="0"/>
-          <w:bottom w:val="none" w:color="FFFFFF" w:sz="0"/>
-          <w:right w:val="none" w:color="FFFFFF" w:sz="0"/>
-          <w:insideH w:val="none" w:color="FFFFFF" w:sz="0"/>
-          <w:insideV w:val="none" w:color="FFFFFF" w:sz="0"/>
-        </w:tblBorders>
-      </w:tblPr>
-      <w:tblGrid>
-        <w:gridCol w:w="9360"/>
-      </w:tblGrid>
-      <w:tr>
-        <w:tc>
-          <w:tcPr>
-            <w:tcW w:type="dxa" w:w="9360"/>
-            <w:shd w:fill="1F3A5F" w:color="auto" w:val="clear"/>
-            <w:tcMar>
-              <w:top w:type="dxa" w:w="300"/>
-              <w:left w:type="dxa" w:w="320"/>
-              <w:bottom w:type="dxa" w:w="320"/>
-              <w:right w:type="dxa" w:w="320"/>
-            </w:tcMar>
-          </w:tcPr>
-          <w:p>
-            <w:pPr>
-              <w:spacing w:after="40"/>
-            </w:pPr>
-            <w:r>
-              <w:rPr>
-                <w:rFonts w:ascii="Calibri" w:cs="Calibri" w:eastAsia="Calibri" w:hAnsi="Calibri"/>
-                <w:b/>
-                <w:bCs/>
-                <w:color w:val="9FC4E6"/>
-                <w:spacing w:val="60"/>
-                <w:sz w:val="20"/>
-                <w:szCs w:val="20"/>
-              </w:rPr>
-              <w:t xml:space="preserve">PARTIE 6</w:t>
-            </w:r>
-          </w:p>
-          <w:p>
-            <w:r>
-              <w:rPr>
-                <w:rFonts w:ascii="Calibri" w:cs="Calibri" w:eastAsia="Calibri" w:hAnsi="Calibri"/>
-                <w:b/>
-                <w:bCs/>
-                <w:color w:val="FFFFFF"/>
-                <w:sz w:val="40"/>
-                <w:szCs w:val="40"/>
-              </w:rPr>
-              <w:t xml:space="preserve">Smartwatchs (Apple Watch et montres connectées)</w:t>
-            </w:r>
-          </w:p>
-        </w:tc>
-      </w:tr>
-    </w:tbl>
-    <w:p>
-      <w:pPr>
-        <w:spacing w:after="80"/>
-      </w:pPr>
+        <w:t xml:space="preserve">9. Connecteur de charge et problèmes de charge</w:t>
+      </w:r>
     </w:p>
     <w:p>
       <w:pPr>
@@ -6369,284 +4371,121 @@
           <w:sz w:val="22"/>
           <w:szCs w:val="22"/>
         </w:rPr>
-        <w:t xml:space="preserve">Les montres connectées sont les appareils les plus miniaturisés et les plus délicats à réparer. Étanchéité forte, écran fragile, batterie minuscule, nappes ultrafines.</w:t>
-      </w:r>
-    </w:p>
-    <w:p>
-      <w:pPr>
-        <w:pStyle w:val="ListParagraph"/>
-        <w:numPr>
-          <w:ilvl w:val="0"/>
-          <w:numId w:val="1"/>
-        </w:numPr>
-        <w:spacing w:after="60" w:line="264"/>
-      </w:pPr>
-      <w:r>
-        <w:rPr>
-          <w:rFonts w:ascii="Calibri" w:cs="Calibri" w:eastAsia="Calibri" w:hAnsi="Calibri"/>
-          <w:sz w:val="22"/>
-          <w:szCs w:val="22"/>
-        </w:rPr>
-        <w:t xml:space="preserve">Ouverture : l'écran de l'Apple Watch est collé (adhésif étanche) et relié par des nappes très courtes et fragiles (affichage, tactile/Force Touch). On chauffe doucement, on soulève par un coin avec une lame fine, TRÈS prudemment — les nappes cassent au moindre excès d'angle.</w:t>
-      </w:r>
-    </w:p>
-    <w:p>
-      <w:pPr>
-        <w:pStyle w:val="ListParagraph"/>
-        <w:numPr>
-          <w:ilvl w:val="0"/>
-          <w:numId w:val="1"/>
-        </w:numPr>
-        <w:spacing w:after="60" w:line="264"/>
-      </w:pPr>
-      <w:r>
-        <w:rPr>
-          <w:rFonts w:ascii="Calibri" w:cs="Calibri" w:eastAsia="Calibri" w:hAnsi="Calibri"/>
-          <w:sz w:val="22"/>
-          <w:szCs w:val="22"/>
-        </w:rPr>
-        <w:t xml:space="preserve">Remplacement d'écran : pièce coûteuse et fragile ; le tactile/Force Touch peut nécessiter recalibrage. Vérifiez la compatibilité exacte (taille 38/40/41/42/44/45/49 mm, génération).</w:t>
-      </w:r>
-    </w:p>
-    <w:p>
-      <w:pPr>
-        <w:pStyle w:val="ListParagraph"/>
-        <w:numPr>
-          <w:ilvl w:val="0"/>
-          <w:numId w:val="1"/>
-        </w:numPr>
-        <w:spacing w:after="60" w:line="264"/>
-      </w:pPr>
-      <w:r>
-        <w:rPr>
-          <w:rFonts w:ascii="Calibri" w:cs="Calibri" w:eastAsia="Calibri" w:hAnsi="Calibri"/>
-          <w:sz w:val="22"/>
-          <w:szCs w:val="22"/>
-        </w:rPr>
-        <w:t xml:space="preserve">Batterie : minuscule, collée ; mêmes précautions lithium. Le gonflement de batterie peut décoller l'écran (symptôme fréquent).</w:t>
-      </w:r>
-    </w:p>
-    <w:p>
-      <w:pPr>
-        <w:pStyle w:val="ListParagraph"/>
-        <w:numPr>
-          <w:ilvl w:val="0"/>
-          <w:numId w:val="1"/>
-        </w:numPr>
-        <w:spacing w:after="60" w:line="264"/>
-      </w:pPr>
-      <w:r>
-        <w:rPr>
-          <w:rFonts w:ascii="Calibri" w:cs="Calibri" w:eastAsia="Calibri" w:hAnsi="Calibri"/>
-          <w:sz w:val="22"/>
-          <w:szCs w:val="22"/>
-        </w:rPr>
-        <w:t xml:space="preserve">Étanchéité : après ouverture, remplacer l'adhésif périphérique ; prévenir le client que l'étanchéité d'origine n'est plus garantie.</w:t>
-      </w:r>
-    </w:p>
-    <w:p>
-      <w:pPr>
-        <w:pStyle w:val="ListParagraph"/>
-        <w:numPr>
-          <w:ilvl w:val="0"/>
-          <w:numId w:val="1"/>
-        </w:numPr>
-        <w:spacing w:after="60" w:line="264"/>
-      </w:pPr>
-      <w:r>
-        <w:rPr>
-          <w:rFonts w:ascii="Calibri" w:cs="Calibri" w:eastAsia="Calibri" w:hAnsi="Calibri"/>
-          <w:sz w:val="22"/>
-          <w:szCs w:val="22"/>
-        </w:rPr>
-        <w:t xml:space="preserve">Autres montres (Samsung Galaxy Watch, Garmin, etc.) : verre parfois remplaçable séparément, boutons/couronnes, capteurs cardio. Pièces plus rares selon la marque.</w:t>
+        <w:t xml:space="preserve">Démarche de diagnostic « ne charge pas / charge mal » :</w:t>
+      </w:r>
+    </w:p>
+    <w:p>
+      <w:pPr>
+        <w:pStyle w:val="ListParagraph"/>
+        <w:numPr>
+          <w:ilvl w:val="0"/>
+          <w:numId w:val="2"/>
+        </w:numPr>
+        <w:spacing w:after="60" w:line="264"/>
+      </w:pPr>
+      <w:r>
+        <w:rPr>
+          <w:rFonts w:ascii="Calibri" w:cs="Calibri" w:eastAsia="Calibri" w:hAnsi="Calibri"/>
+          <w:sz w:val="22"/>
+          <w:szCs w:val="22"/>
+        </w:rPr>
+        <w:t xml:space="preserve">Externe d'abord : autre câble, autre chargeur, autre prise.</w:t>
+      </w:r>
+    </w:p>
+    <w:p>
+      <w:pPr>
+        <w:pStyle w:val="ListParagraph"/>
+        <w:numPr>
+          <w:ilvl w:val="0"/>
+          <w:numId w:val="2"/>
+        </w:numPr>
+        <w:spacing w:after="60" w:line="264"/>
+      </w:pPr>
+      <w:r>
+        <w:rPr>
+          <w:rFonts w:ascii="Calibri" w:cs="Calibri" w:eastAsia="Calibri" w:hAnsi="Calibri"/>
+          <w:sz w:val="22"/>
+          <w:szCs w:val="22"/>
+        </w:rPr>
+        <w:t xml:space="preserve">Nettoyer le port : la cause n°1 est le port bourré de peluches/poussière. Sous lumière et loupe, retirez délicatement le bouchon de peluche avec un cure-dent/outil non métallique. Spectaculaire de fiabilité.</w:t>
+      </w:r>
+    </w:p>
+    <w:p>
+      <w:pPr>
+        <w:pStyle w:val="ListParagraph"/>
+        <w:numPr>
+          <w:ilvl w:val="0"/>
+          <w:numId w:val="2"/>
+        </w:numPr>
+        <w:spacing w:after="60" w:line="264"/>
+      </w:pPr>
+      <w:r>
+        <w:rPr>
+          <w:rFonts w:ascii="Calibri" w:cs="Calibri" w:eastAsia="Calibri" w:hAnsi="Calibri"/>
+          <w:sz w:val="22"/>
+          <w:szCs w:val="22"/>
+        </w:rPr>
+        <w:t xml:space="preserve">Inspecter le port : broches pliées, corrodées, port arraché.</w:t>
+      </w:r>
+    </w:p>
+    <w:p>
+      <w:pPr>
+        <w:pStyle w:val="ListParagraph"/>
+        <w:numPr>
+          <w:ilvl w:val="0"/>
+          <w:numId w:val="2"/>
+        </w:numPr>
+        <w:spacing w:after="60" w:line="264"/>
+      </w:pPr>
+      <w:r>
+        <w:rPr>
+          <w:rFonts w:ascii="Calibri" w:cs="Calibri" w:eastAsia="Calibri" w:hAnsi="Calibri"/>
+          <w:sz w:val="22"/>
+          <w:szCs w:val="22"/>
+        </w:rPr>
+        <w:t xml:space="preserve">Si le connecteur est sur nappe : remplacer la nappe de charge (niveau 1, simple).</w:t>
+      </w:r>
+    </w:p>
+    <w:p>
+      <w:pPr>
+        <w:pStyle w:val="ListParagraph"/>
+        <w:numPr>
+          <w:ilvl w:val="0"/>
+          <w:numId w:val="2"/>
+        </w:numPr>
+        <w:spacing w:after="60" w:line="264"/>
+      </w:pPr>
+      <w:r>
+        <w:rPr>
+          <w:rFonts w:ascii="Calibri" w:cs="Calibri" w:eastAsia="Calibri" w:hAnsi="Calibri"/>
+          <w:sz w:val="22"/>
+          <w:szCs w:val="22"/>
+        </w:rPr>
+        <w:t xml:space="preserve">Si le connecteur est soudé à la carte mère : micro-soudure (niveau 2).</w:t>
+      </w:r>
+    </w:p>
+    <w:p>
+      <w:pPr>
+        <w:pStyle w:val="ListParagraph"/>
+        <w:numPr>
+          <w:ilvl w:val="0"/>
+          <w:numId w:val="2"/>
+        </w:numPr>
+        <w:spacing w:after="60" w:line="264"/>
+      </w:pPr>
+      <w:r>
+        <w:rPr>
+          <w:rFonts w:ascii="Calibri" w:cs="Calibri" w:eastAsia="Calibri" w:hAnsi="Calibri"/>
+          <w:sz w:val="22"/>
+          <w:szCs w:val="22"/>
+        </w:rPr>
+        <w:t xml:space="preserve">Si le port est sain mais ça ne charge toujours pas : suspecter la puce/gestion de charge, une batterie HS, ou un problème logiciel.</w:t>
       </w:r>
     </w:p>
     <w:p>
       <w:pPr>
         <w:spacing w:after="80"/>
       </w:pPr>
-    </w:p>
-    <w:tbl>
-      <w:tblPr>
-        <w:tblW w:type="pct" w:w="100%"/>
-        <w:tblBorders>
-          <w:top w:val="none" w:color="FFFFFF" w:sz="0"/>
-          <w:left w:val="none" w:color="FFFFFF" w:sz="0"/>
-          <w:bottom w:val="none" w:color="FFFFFF" w:sz="0"/>
-          <w:right w:val="none" w:color="FFFFFF" w:sz="0"/>
-          <w:insideH w:val="none" w:color="FFFFFF" w:sz="0"/>
-          <w:insideV w:val="none" w:color="FFFFFF" w:sz="0"/>
-        </w:tblBorders>
-      </w:tblPr>
-      <w:tblGrid>
-        <w:gridCol w:w="200"/>
-        <w:gridCol w:w="9160"/>
-      </w:tblGrid>
-      <w:tr>
-        <w:tc>
-          <w:tcPr>
-            <w:tcW w:type="dxa" w:w="200"/>
-            <w:shd w:fill="C0392B" w:color="auto" w:val="clear"/>
-          </w:tcPr>
-          <w:p>
-            <w:r>
-              <w:rPr>
-                <w:rFonts w:ascii="Calibri" w:cs="Calibri" w:eastAsia="Calibri" w:hAnsi="Calibri"/>
-              </w:rPr>
-              <w:t xml:space="preserve"> </w:t>
-            </w:r>
-          </w:p>
-        </w:tc>
-        <w:tc>
-          <w:tcPr>
-            <w:tcW w:type="dxa" w:w="9160"/>
-            <w:shd w:fill="FDECEA" w:color="auto" w:val="clear"/>
-            <w:tcMar>
-              <w:top w:type="dxa" w:w="120"/>
-              <w:left w:type="dxa" w:w="160"/>
-              <w:bottom w:type="dxa" w:w="120"/>
-              <w:right w:type="dxa" w:w="160"/>
-            </w:tcMar>
-          </w:tcPr>
-          <w:p>
-            <w:pPr>
-              <w:spacing w:after="40"/>
-            </w:pPr>
-            <w:r>
-              <w:rPr>
-                <w:rFonts w:ascii="Calibri" w:cs="Calibri" w:eastAsia="Calibri" w:hAnsi="Calibri"/>
-                <w:b/>
-                <w:bCs/>
-                <w:color w:val="C0392B"/>
-                <w:sz w:val="21"/>
-                <w:szCs w:val="21"/>
-              </w:rPr>
-              <w:t xml:space="preserve">Réalisme économique</w:t>
-            </w:r>
-          </w:p>
-          <w:p>
-            <w:r>
-              <w:rPr>
-                <w:rFonts w:ascii="Calibri" w:cs="Calibri" w:eastAsia="Calibri" w:hAnsi="Calibri"/>
-                <w:color w:val="222222"/>
-                <w:sz w:val="21"/>
-                <w:szCs w:val="21"/>
-              </w:rPr>
-              <w:t xml:space="preserve">Sur beaucoup de smartwatchs, le coût de l'écran d'origine approche le prix d'une montre reconditionnée. Faites toujours un devis avant : parfois la réparation n'est pas rentable pour le client, et le dire honnêtement construit votre réputation.</w:t>
-            </w:r>
-          </w:p>
-        </w:tc>
-      </w:tr>
-    </w:tbl>
-    <w:p>
-      <w:pPr>
-        <w:spacing w:after="80"/>
-      </w:pPr>
-    </w:p>
-    <w:p>
-      <w:r>
-        <w:br w:type="page"/>
-      </w:r>
-    </w:p>
-    <w:p>
-      <w:r>
-        <w:br w:type="page"/>
-      </w:r>
-    </w:p>
-    <w:p>
-      <w:pPr>
-        <w:pStyle w:val="Heading1"/>
-        <w:spacing w:after="0" w:before="0"/>
-      </w:pPr>
-      <w:r>
-        <w:rPr>
-          <w:rFonts w:ascii="Calibri" w:cs="Calibri" w:eastAsia="Calibri" w:hAnsi="Calibri"/>
-          <w:color w:val="FFFFFF"/>
-          <w:sz w:val="2"/>
-          <w:szCs w:val="2"/>
-        </w:rPr>
-        <w:t xml:space="preserve">Partie 7 — AirPods et écouteurs sans fil</w:t>
-      </w:r>
-    </w:p>
-    <w:tbl>
-      <w:tblPr>
-        <w:tblW w:type="pct" w:w="100%"/>
-        <w:tblBorders>
-          <w:top w:val="none" w:color="FFFFFF" w:sz="0"/>
-          <w:left w:val="none" w:color="FFFFFF" w:sz="0"/>
-          <w:bottom w:val="none" w:color="FFFFFF" w:sz="0"/>
-          <w:right w:val="none" w:color="FFFFFF" w:sz="0"/>
-          <w:insideH w:val="none" w:color="FFFFFF" w:sz="0"/>
-          <w:insideV w:val="none" w:color="FFFFFF" w:sz="0"/>
-        </w:tblBorders>
-      </w:tblPr>
-      <w:tblGrid>
-        <w:gridCol w:w="9360"/>
-      </w:tblGrid>
-      <w:tr>
-        <w:tc>
-          <w:tcPr>
-            <w:tcW w:type="dxa" w:w="9360"/>
-            <w:shd w:fill="1F3A5F" w:color="auto" w:val="clear"/>
-            <w:tcMar>
-              <w:top w:type="dxa" w:w="300"/>
-              <w:left w:type="dxa" w:w="320"/>
-              <w:bottom w:type="dxa" w:w="320"/>
-              <w:right w:type="dxa" w:w="320"/>
-            </w:tcMar>
-          </w:tcPr>
-          <w:p>
-            <w:pPr>
-              <w:spacing w:after="40"/>
-            </w:pPr>
-            <w:r>
-              <w:rPr>
-                <w:rFonts w:ascii="Calibri" w:cs="Calibri" w:eastAsia="Calibri" w:hAnsi="Calibri"/>
-                <w:b/>
-                <w:bCs/>
-                <w:color w:val="9FC4E6"/>
-                <w:spacing w:val="60"/>
-                <w:sz w:val="20"/>
-                <w:szCs w:val="20"/>
-              </w:rPr>
-              <w:t xml:space="preserve">PARTIE 7</w:t>
-            </w:r>
-          </w:p>
-          <w:p>
-            <w:r>
-              <w:rPr>
-                <w:rFonts w:ascii="Calibri" w:cs="Calibri" w:eastAsia="Calibri" w:hAnsi="Calibri"/>
-                <w:b/>
-                <w:bCs/>
-                <w:color w:val="FFFFFF"/>
-                <w:sz w:val="40"/>
-                <w:szCs w:val="40"/>
-              </w:rPr>
-              <w:t xml:space="preserve">AirPods et écouteurs sans fil</w:t>
-            </w:r>
-          </w:p>
-        </w:tc>
-      </w:tr>
-    </w:tbl>
-    <w:p>
-      <w:pPr>
-        <w:spacing w:after="80"/>
-      </w:pPr>
-    </w:p>
-    <w:p>
-      <w:pPr>
-        <w:spacing w:after="120" w:line="276"/>
-        <w:jc w:val="both"/>
-      </w:pPr>
-      <w:r>
-        <w:rPr>
-          <w:rFonts w:ascii="Calibri" w:cs="Calibri" w:eastAsia="Calibri" w:hAnsi="Calibri"/>
-          <w:sz w:val="22"/>
-          <w:szCs w:val="22"/>
-        </w:rPr>
-        <w:t xml:space="preserve">Les AirPods (et écouteurs « true wireless » en général) sont conçus pour être scellés : ils sont assemblés à la colle et aux ultrasons, sans vis. Cela limite fortement les réparations possibles — il faut le savoir et le dire au client.</w:t>
-      </w:r>
     </w:p>
     <w:p>
       <w:pPr>
@@ -6656,7 +4495,7 @@
       <w:r>
         <w:drawing>
           <wp:inline distT="0" distB="0" distL="0" distR="0">
-            <wp:extent cx="4476750" cy="1790700"/>
+            <wp:extent cx="4476750" cy="2333625"/>
             <wp:effectExtent t="0" r="0" b="0" l="0"/>
             <wp:docPr id="1" name="" descr="" title=""/>
             <wp:cNvGraphicFramePr>
@@ -6681,7 +4520,7 @@
                   <pic:spPr bwMode="auto">
                     <a:xfrm>
                       <a:off x="0" y="0"/>
-                      <a:ext cx="4476750" cy="1790700"/>
+                      <a:ext cx="4476750" cy="2333625"/>
                     </a:xfrm>
                     <a:prstGeom prst="rect">
                       <a:avLst/>
@@ -6708,7 +4547,70 @@
           <w:sz w:val="17"/>
           <w:szCs w:val="17"/>
         </w:rPr>
-        <w:t xml:space="preserve">Ce qui est réellement réparable sur des écouteurs sans fil — et ce qui ne l'est pas.</w:t>
+        <w:t xml:space="preserve">Arbre de décision « ne charge pas » : du plus simple et gratuit au plus technique.</w:t>
+      </w:r>
+    </w:p>
+    <w:p>
+      <w:pPr>
+        <w:spacing w:after="40" w:before="120"/>
+        <w:jc w:val="center"/>
+      </w:pPr>
+      <w:r>
+        <w:drawing>
+          <wp:inline distT="0" distB="0" distL="0" distR="0">
+            <wp:extent cx="4476750" cy="3009900"/>
+            <wp:effectExtent t="0" r="0" b="0" l="0"/>
+            <wp:docPr id="1" name="" descr="" title=""/>
+            <wp:cNvGraphicFramePr>
+              <a:graphicFrameLocks xmlns:a="http://schemas.openxmlformats.org/drawingml/2006/main" noChangeAspect="1"/>
+            </wp:cNvGraphicFramePr>
+            <a:graphic xmlns:a="http://schemas.openxmlformats.org/drawingml/2006/main">
+              <a:graphicData uri="http://schemas.openxmlformats.org/drawingml/2006/picture">
+                <pic:pic xmlns:pic="http://schemas.openxmlformats.org/drawingml/2006/picture">
+                  <pic:nvPicPr>
+                    <pic:cNvPr id="0" name="" descr=""/>
+                    <pic:cNvPicPr>
+                      <a:picLocks noChangeAspect="1" noChangeArrowheads="1"/>
+                    </pic:cNvPicPr>
+                  </pic:nvPicPr>
+                  <pic:blipFill>
+                    <a:blip r:embed="rId16" cstate="none"/>
+                    <a:srcRect/>
+                    <a:stretch>
+                      <a:fillRect/>
+                    </a:stretch>
+                  </pic:blipFill>
+                  <pic:spPr bwMode="auto">
+                    <a:xfrm>
+                      <a:off x="0" y="0"/>
+                      <a:ext cx="4476750" cy="3009900"/>
+                    </a:xfrm>
+                    <a:prstGeom prst="rect">
+                      <a:avLst/>
+                    </a:prstGeom>
+                  </pic:spPr>
+                </pic:pic>
+              </a:graphicData>
+            </a:graphic>
+          </wp:inline>
+        </w:drawing>
+      </w:r>
+    </w:p>
+    <w:p>
+      <w:pPr>
+        <w:spacing w:after="160"/>
+        <w:jc w:val="center"/>
+      </w:pPr>
+      <w:r>
+        <w:rPr>
+          <w:rFonts w:ascii="Calibri" w:cs="Calibri" w:eastAsia="Calibri" w:hAnsi="Calibri"/>
+          <w:i/>
+          <w:iCs/>
+          <w:color w:val="555555"/>
+          <w:sz w:val="17"/>
+          <w:szCs w:val="17"/>
+        </w:rPr>
+        <w:t xml:space="preserve">Étapes : du nettoyage du port au remplacement du connecteur.</w:t>
       </w:r>
     </w:p>
     <w:p>
@@ -6725,7 +4627,7 @@
           <w:sz w:val="26"/>
           <w:szCs w:val="26"/>
         </w:rPr>
-        <w:t xml:space="preserve">18. Ce qui est réparable… et ce qui ne l'est pas</w:t>
+        <w:t xml:space="preserve">10. Caméras, boutons, haut-parleurs, micros, capteurs</w:t>
       </w:r>
     </w:p>
     <w:p>
@@ -6743,7 +4645,7 @@
           <w:sz w:val="22"/>
           <w:szCs w:val="22"/>
         </w:rPr>
-        <w:t xml:space="preserve">Réparable/utile : nettoyage en profondeur (cérumen dans les grilles → son étouffé/faible), remplacement des embouts en silicone (AirPods Pro), remplacement de l'étui de charge seul, appairage/reset logiciel, remplacement d'un écouteur unitaire (souvent via SAV constructeur plutôt qu'en réparation ouverte).</w:t>
+        <w:t xml:space="preserve">Caméra floue/tachée : parfois seule la vitre de protection de la caméra est rayée (se remplace) ; sinon module caméra à changer. Points noirs fixes = poussière ou capteur.</w:t>
       </w:r>
     </w:p>
     <w:p>
@@ -6761,7 +4663,7 @@
           <w:sz w:val="22"/>
           <w:szCs w:val="22"/>
         </w:rPr>
-        <w:t xml:space="preserve">Difficile : remplacement de la batterie interne — le boîtier est collé/soudé aux ultrasons ; l'ouverture est destructive et le rassemblage propre est très difficile. Des kits existent mais le taux de réussite et la durabilité sont limités.</w:t>
+        <w:t xml:space="preserve">Boutons (volume, marche) : souvent sur nappe latérale ; testez avant/après. Un bouton marche défaillant peut aussi être un problème de nappe ou de connecteur.</w:t>
       </w:r>
     </w:p>
     <w:p>
@@ -6779,7 +4681,61 @@
           <w:sz w:val="22"/>
           <w:szCs w:val="22"/>
         </w:rPr>
-        <w:t xml:space="preserve">Souvent non rentable : au vu du prix des pièces et du temps, remplacer une batterie d'AirPod coûte souvent presque autant qu'un reconditionné.</w:t>
+        <w:t xml:space="preserve">Haut-parleur / earpiece : pas de son en appel mais son en haut-parleur = earpiece ou capteur. Grésillement = membrane HS ou débris. Nettoyer la grille avant de conclure.</w:t>
+      </w:r>
+    </w:p>
+    <w:p>
+      <w:pPr>
+        <w:pStyle w:val="ListParagraph"/>
+        <w:numPr>
+          <w:ilvl w:val="0"/>
+          <w:numId w:val="1"/>
+        </w:numPr>
+        <w:spacing w:after="60" w:line="264"/>
+      </w:pPr>
+      <w:r>
+        <w:rPr>
+          <w:rFonts w:ascii="Calibri" w:cs="Calibri" w:eastAsia="Calibri" w:hAnsi="Calibri"/>
+          <w:sz w:val="22"/>
+          <w:szCs w:val="22"/>
+        </w:rPr>
+        <w:t xml:space="preserve">Micros : testez avec un enregistrement vocal et un appel main-libre. Il y a plusieurs micros (bas, haut, arrière).</w:t>
+      </w:r>
+    </w:p>
+    <w:p>
+      <w:pPr>
+        <w:pStyle w:val="ListParagraph"/>
+        <w:numPr>
+          <w:ilvl w:val="0"/>
+          <w:numId w:val="1"/>
+        </w:numPr>
+        <w:spacing w:after="60" w:line="264"/>
+      </w:pPr>
+      <w:r>
+        <w:rPr>
+          <w:rFonts w:ascii="Calibri" w:cs="Calibri" w:eastAsia="Calibri" w:hAnsi="Calibri"/>
+          <w:sz w:val="22"/>
+          <w:szCs w:val="22"/>
+        </w:rPr>
+        <w:t xml:space="preserve">Capteur de proximité : écran qui reste allumé contre l'oreille = capteur mal remonté ou nappe.</w:t>
+      </w:r>
+    </w:p>
+    <w:p>
+      <w:pPr>
+        <w:pStyle w:val="ListParagraph"/>
+        <w:numPr>
+          <w:ilvl w:val="0"/>
+          <w:numId w:val="1"/>
+        </w:numPr>
+        <w:spacing w:after="60" w:line="264"/>
+      </w:pPr>
+      <w:r>
+        <w:rPr>
+          <w:rFonts w:ascii="Calibri" w:cs="Calibri" w:eastAsia="Calibri" w:hAnsi="Calibri"/>
+          <w:sz w:val="22"/>
+          <w:szCs w:val="22"/>
+        </w:rPr>
+        <w:t xml:space="preserve">Vibreur / Taptic : absence de vibration = moteur ou connecteur.</w:t>
       </w:r>
     </w:p>
     <w:p>
@@ -6801,7 +4757,21 @@
           <w:sz w:val="26"/>
           <w:szCs w:val="26"/>
         </w:rPr>
-        <w:t xml:space="preserve">19. Interventions réalistes en boutique</w:t>
+        <w:t xml:space="preserve">11. Dégâts des eaux et désoxydation</w:t>
+      </w:r>
+    </w:p>
+    <w:p>
+      <w:pPr>
+        <w:spacing w:after="120" w:line="276"/>
+        <w:jc w:val="both"/>
+      </w:pPr>
+      <w:r>
+        <w:rPr>
+          <w:rFonts w:ascii="Calibri" w:cs="Calibri" w:eastAsia="Calibri" w:hAnsi="Calibri"/>
+          <w:sz w:val="22"/>
+          <w:szCs w:val="22"/>
+        </w:rPr>
+        <w:t xml:space="preserve">Un appareil tombé dans l'eau est une urgence : plus on attend, plus la corrosion progresse.</w:t>
       </w:r>
     </w:p>
     <w:p>
@@ -6819,7 +4789,7 @@
           <w:sz w:val="22"/>
           <w:szCs w:val="22"/>
         </w:rPr>
-        <w:t xml:space="preserve">Nettoyage : cause n°1 de « un écouteur moins fort que l'autre ». Retirer le cérumen des grilles avec une brosse douce, un cure-dent en bois, un peu d'IPA et de la pâte adhésive (blu-tack) pour extraire les résidus. Spectaculaire et très rentable (rapide).</w:t>
+        <w:t xml:space="preserve">NE PAS charger ni allumer un appareil mouillé. Le courant + l'eau = corrosion accélérée et courts-circuits.</w:t>
       </w:r>
     </w:p>
     <w:p>
@@ -6837,7 +4807,7 @@
           <w:sz w:val="22"/>
           <w:szCs w:val="22"/>
         </w:rPr>
-        <w:t xml:space="preserve">Problème de charge de l'étui : nettoyer les contacts, tester un autre câble ; parfois l'étui (batterie) est mort et se remplace séparément.</w:t>
+        <w:t xml:space="preserve">Ouvrir au plus vite, débrancher la batterie.</w:t>
       </w:r>
     </w:p>
     <w:p>
@@ -6855,7 +4825,7 @@
           <w:sz w:val="22"/>
           <w:szCs w:val="22"/>
         </w:rPr>
-        <w:t xml:space="preserve">Déséquilibre / coupures : reset (voir procédure du constructeur), vérifier l'appairage, mise à jour firmware via le téléphone.</w:t>
+        <w:t xml:space="preserve">Démonter la carte mère et la nettoyer aux ultrasons (bac à ultrasons avec solution adaptée) ou, à défaut, à l'IPA 99 % et brosse antistatique, en insistant sous les blindages (shields) où l'eau stagne.</w:t>
       </w:r>
     </w:p>
     <w:p>
@@ -6873,7 +4843,7 @@
           <w:sz w:val="22"/>
           <w:szCs w:val="22"/>
         </w:rPr>
-        <w:t xml:space="preserve">Embouts Pro : remplacer les embouts silicone (test d'ajustement) résout beaucoup de plaintes sur le son/la réduction de bruit.</w:t>
+        <w:t xml:space="preserve">Sécher complètement (air comprimé, chaleur douce).</w:t>
       </w:r>
     </w:p>
     <w:p>
@@ -6891,7 +4861,25 @@
           <w:sz w:val="22"/>
           <w:szCs w:val="22"/>
         </w:rPr>
-        <w:t xml:space="preserve">Gestion des attentes : soyez clair — sur les vrais AirPods, la batterie interne n'est pas conçue pour être remplacée proprement ; orientez vers le SAV constructeur ou le reconditionné quand c'est plus pertinent.</w:t>
+        <w:t xml:space="preserve">Inspecter au microscope : corrosion verte/blanche, pistes rongées, composants à remplacer.</w:t>
+      </w:r>
+    </w:p>
+    <w:p>
+      <w:pPr>
+        <w:pStyle w:val="ListParagraph"/>
+        <w:numPr>
+          <w:ilvl w:val="0"/>
+          <w:numId w:val="2"/>
+        </w:numPr>
+        <w:spacing w:after="60" w:line="264"/>
+      </w:pPr>
+      <w:r>
+        <w:rPr>
+          <w:rFonts w:ascii="Calibri" w:cs="Calibri" w:eastAsia="Calibri" w:hAnsi="Calibri"/>
+          <w:sz w:val="22"/>
+          <w:szCs w:val="22"/>
+        </w:rPr>
+        <w:t xml:space="preserve">Remonter et tester fonction par fonction — les dégâts des eaux donnent des pannes multiples et parfois différées.</w:t>
       </w:r>
     </w:p>
     <w:p>
@@ -6919,7 +4907,7 @@
         <w:tc>
           <w:tcPr>
             <w:tcW w:type="dxa" w:w="200"/>
-            <w:shd w:fill="27AE60" w:color="auto" w:val="clear"/>
+            <w:shd w:fill="C0392B" w:color="auto" w:val="clear"/>
           </w:tcPr>
           <w:p>
             <w:r>
@@ -6933,7 +4921,7 @@
         <w:tc>
           <w:tcPr>
             <w:tcW w:type="dxa" w:w="9160"/>
-            <w:shd w:fill="EAF7EE" w:color="auto" w:val="clear"/>
+            <w:shd w:fill="FDECEA" w:color="auto" w:val="clear"/>
             <w:tcMar>
               <w:top w:type="dxa" w:w="120"/>
               <w:left w:type="dxa" w:w="160"/>
@@ -6950,11 +4938,11 @@
                 <w:rFonts w:ascii="Calibri" w:cs="Calibri" w:eastAsia="Calibri" w:hAnsi="Calibri"/>
                 <w:b/>
                 <w:bCs/>
-                <w:color w:val="1E7E42"/>
+                <w:color w:val="C0392B"/>
                 <w:sz w:val="21"/>
                 <w:szCs w:val="21"/>
               </w:rPr>
-              <w:t xml:space="preserve">Astuce service</w:t>
+              <w:t xml:space="preserve">Attention au mythe du riz</w:t>
             </w:r>
           </w:p>
           <w:p>
@@ -6965,12 +4953,151 @@
                 <w:sz w:val="21"/>
                 <w:szCs w:val="21"/>
               </w:rPr>
-              <w:t xml:space="preserve">Proposez un « service de nettoyage écouteurs » à prix fixe et rapide. C'est un produit d'appel : peu de matériel, quelques minutes, client ravi, et ça amène du passage en boutique.</w:t>
+              <w:t xml:space="preserve">Le riz n'assèche pas l'intérieur et n'empêche pas la corrosion déjà en cours. La bonne réponse est l'ouverture et le nettoyage professionnel rapide. Prévenez le client : un appareil noyé peut sembler remarcher puis tomber en panne des semaines plus tard.</w:t>
             </w:r>
           </w:p>
         </w:tc>
       </w:tr>
     </w:tbl>
+    <w:p>
+      <w:pPr>
+        <w:spacing w:after="80"/>
+      </w:pPr>
+    </w:p>
+    <w:p>
+      <w:pPr>
+        <w:spacing w:after="40" w:before="120"/>
+        <w:jc w:val="center"/>
+      </w:pPr>
+      <w:r>
+        <w:drawing>
+          <wp:inline distT="0" distB="0" distL="0" distR="0">
+            <wp:extent cx="4476750" cy="3009900"/>
+            <wp:effectExtent t="0" r="0" b="0" l="0"/>
+            <wp:docPr id="1" name="" descr="" title=""/>
+            <wp:cNvGraphicFramePr>
+              <a:graphicFrameLocks xmlns:a="http://schemas.openxmlformats.org/drawingml/2006/main" noChangeAspect="1"/>
+            </wp:cNvGraphicFramePr>
+            <a:graphic xmlns:a="http://schemas.openxmlformats.org/drawingml/2006/main">
+              <a:graphicData uri="http://schemas.openxmlformats.org/drawingml/2006/picture">
+                <pic:pic xmlns:pic="http://schemas.openxmlformats.org/drawingml/2006/picture">
+                  <pic:nvPicPr>
+                    <pic:cNvPr id="0" name="" descr=""/>
+                    <pic:cNvPicPr>
+                      <a:picLocks noChangeAspect="1" noChangeArrowheads="1"/>
+                    </pic:cNvPicPr>
+                  </pic:nvPicPr>
+                  <pic:blipFill>
+                    <a:blip r:embed="rId17" cstate="none"/>
+                    <a:srcRect/>
+                    <a:stretch>
+                      <a:fillRect/>
+                    </a:stretch>
+                  </pic:blipFill>
+                  <pic:spPr bwMode="auto">
+                    <a:xfrm>
+                      <a:off x="0" y="0"/>
+                      <a:ext cx="4476750" cy="3009900"/>
+                    </a:xfrm>
+                    <a:prstGeom prst="rect">
+                      <a:avLst/>
+                    </a:prstGeom>
+                  </pic:spPr>
+                </pic:pic>
+              </a:graphicData>
+            </a:graphic>
+          </wp:inline>
+        </w:drawing>
+      </w:r>
+    </w:p>
+    <w:p>
+      <w:pPr>
+        <w:spacing w:after="160"/>
+        <w:jc w:val="center"/>
+      </w:pPr>
+      <w:r>
+        <w:rPr>
+          <w:rFonts w:ascii="Calibri" w:cs="Calibri" w:eastAsia="Calibri" w:hAnsi="Calibri"/>
+          <w:i/>
+          <w:iCs/>
+          <w:color w:val="555555"/>
+          <w:sz w:val="17"/>
+          <w:szCs w:val="17"/>
+        </w:rPr>
+        <w:t xml:space="preserve">Étapes de la désoxydation après un dégât des eaux.</w:t>
+      </w:r>
+    </w:p>
+    <w:p>
+      <w:pPr>
+        <w:pStyle w:val="Heading2"/>
+        <w:spacing w:after="100" w:before="220"/>
+      </w:pPr>
+      <w:r>
+        <w:rPr>
+          <w:rFonts w:ascii="Calibri" w:cs="Calibri" w:eastAsia="Calibri" w:hAnsi="Calibri"/>
+          <w:b/>
+          <w:bCs/>
+          <w:color w:val="2E5E8C"/>
+          <w:sz w:val="26"/>
+          <w:szCs w:val="26"/>
+        </w:rPr>
+        <w:t xml:space="preserve">12. Face arrière, châssis et problèmes logiciels</w:t>
+      </w:r>
+    </w:p>
+    <w:p>
+      <w:pPr>
+        <w:pStyle w:val="ListParagraph"/>
+        <w:numPr>
+          <w:ilvl w:val="0"/>
+          <w:numId w:val="1"/>
+        </w:numPr>
+        <w:spacing w:after="60" w:line="264"/>
+      </w:pPr>
+      <w:r>
+        <w:rPr>
+          <w:rFonts w:ascii="Calibri" w:cs="Calibri" w:eastAsia="Calibri" w:hAnsi="Calibri"/>
+          <w:sz w:val="22"/>
+          <w:szCs w:val="22"/>
+        </w:rPr>
+        <w:t xml:space="preserve">Face arrière en verre cassée : sur beaucoup de modèles récents, elle est collée et parfois solidaire du châssis — le remplacement peut demander de la chaleur, du laser (en boutique spécialisée) ou le remplacement du châssis complet avec transfert de tous les composants. Évaluez si c'est rentable pour le client.</w:t>
+      </w:r>
+    </w:p>
+    <w:p>
+      <w:pPr>
+        <w:pStyle w:val="ListParagraph"/>
+        <w:numPr>
+          <w:ilvl w:val="0"/>
+          <w:numId w:val="1"/>
+        </w:numPr>
+        <w:spacing w:after="60" w:line="264"/>
+      </w:pPr>
+      <w:r>
+        <w:rPr>
+          <w:rFonts w:ascii="Calibri" w:cs="Calibri" w:eastAsia="Calibri" w:hAnsi="Calibri"/>
+          <w:sz w:val="22"/>
+          <w:szCs w:val="22"/>
+        </w:rPr>
+        <w:t xml:space="preserve">Châssis tordu : un cadre plié empêche l'écran de coller correctement ; parfois un reconditionnement du châssis (housing) est nécessaire.</w:t>
+      </w:r>
+    </w:p>
+    <w:p>
+      <w:pPr>
+        <w:pStyle w:val="ListParagraph"/>
+        <w:numPr>
+          <w:ilvl w:val="0"/>
+          <w:numId w:val="1"/>
+        </w:numPr>
+        <w:spacing w:after="60" w:line="264"/>
+      </w:pPr>
+      <w:r>
+        <w:rPr>
+          <w:rFonts w:ascii="Calibri" w:cs="Calibri" w:eastAsia="Calibri" w:hAnsi="Calibri"/>
+          <w:sz w:val="22"/>
+          <w:szCs w:val="22"/>
+        </w:rPr>
+        <w:t xml:space="preserve">Problèmes logiciels : boot loop, appareil bloqué sur logo, après une mise à jour ratée. Souvent réparable par restauration/flash (voir Partie 9) — mais attention à la sauvegarde des données et aux verrouillages (voir aspects légaux).</w:t>
+      </w:r>
+    </w:p>
     <w:p>
       <w:pPr>
         <w:spacing w:after="80"/>
@@ -6998,7 +5125,7 @@
           <w:sz w:val="2"/>
           <w:szCs w:val="2"/>
         </w:rPr>
-        <w:t xml:space="preserve">Partie 8 — Micro-soudure et réparation de carte mère (niveau avancé)</w:t>
+        <w:t xml:space="preserve">Partie 4 — Tablettes (iPad, Galaxy Tab, etc.)</w:t>
       </w:r>
     </w:p>
     <w:tbl>
@@ -7042,7 +5169,7 @@
                 <w:sz w:val="20"/>
                 <w:szCs w:val="20"/>
               </w:rPr>
-              <w:t xml:space="preserve">PARTIE 8</w:t>
+              <w:t xml:space="preserve">PARTIE 4</w:t>
             </w:r>
           </w:p>
           <w:p>
@@ -7055,7 +5182,7 @@
                 <w:sz w:val="40"/>
                 <w:szCs w:val="40"/>
               </w:rPr>
-              <w:t xml:space="preserve">Micro-soudure et réparation de carte mère (niveau avancé)</w:t>
+              <w:t xml:space="preserve">Tablettes (iPad, Galaxy Tab, etc.)</w:t>
             </w:r>
           </w:p>
         </w:tc>
@@ -7077,24 +5204,7 @@
           <w:sz w:val="22"/>
           <w:szCs w:val="22"/>
         </w:rPr>
-        <w:t xml:space="preserve">C'est le niveau qui décuple votre valeur : réparer ce que les autres jettent. Il demande de l'équipement, de la pratique et de la patience, mais offre les meilleures marges et vous rend indépendant des pièces « module ».</w:t>
-      </w:r>
-    </w:p>
-    <w:p>
-      <w:pPr>
-        <w:pStyle w:val="Heading2"/>
-        <w:spacing w:after="100" w:before="220"/>
-      </w:pPr>
-      <w:r>
-        <w:rPr>
-          <w:rFonts w:ascii="Calibri" w:cs="Calibri" w:eastAsia="Calibri" w:hAnsi="Calibri"/>
-          <w:b/>
-          <w:bCs/>
-          <w:color w:val="2E5E8C"/>
-          <w:sz w:val="26"/>
-          <w:szCs w:val="26"/>
-        </w:rPr>
-        <w:t xml:space="preserve">20. Le poste de micro-soudure</w:t>
+        <w:t xml:space="preserve">Une tablette, c'est un grand smartphone… avec des contraintes spécifiques qui la rendent souvent plus délicate à réparer.</w:t>
       </w:r>
     </w:p>
     <w:p>
@@ -7112,7 +5222,7 @@
           <w:sz w:val="22"/>
           <w:szCs w:val="22"/>
         </w:rPr>
-        <w:t xml:space="preserve">Microscope trinoculaire (grossissement 0,7–4,5×) avec bon éclairage annulaire.</w:t>
+        <w:t xml:space="preserve">Grande surface de verre + colle forte : l'écran d'un iPad est très collé au châssis. Il faut chauffer longuement et uniformément, découper l'adhésif tout autour avec précaution, et le verre casse facilement à la dépose. Prévoyez ce risque dans le devis.</w:t>
       </w:r>
     </w:p>
     <w:p>
@@ -7130,7 +5240,7 @@
           <w:sz w:val="22"/>
           <w:szCs w:val="22"/>
         </w:rPr>
-        <w:t xml:space="preserve">Fer à souder de précision (pointes fines, température réglée ~300–350 °C selon l'alliage) + station à air chaud + préchauffeur.</w:t>
+        <w:t xml:space="preserve">Vitre et dalle souvent séparées sur iPad : sur certains modèles, on peut remplacer seulement la vitre tactile (moins cher) si la dalle (LCD) est intacte. Vérifiez le modèle.</w:t>
       </w:r>
     </w:p>
     <w:p>
@@ -7148,7 +5258,7 @@
           <w:sz w:val="22"/>
           <w:szCs w:val="22"/>
         </w:rPr>
-        <w:t xml:space="preserve">Consommables : flux de qualité (le flux est votre meilleur ami), étain fin, alliage bas point de fusion pour dessouder, tresse, alcool pour nettoyer les résidus.</w:t>
+        <w:t xml:space="preserve">Boutons Home avec Touch ID : sur iPad anciens, le bouton home d'origine doit être conservé pour garder Touch ID.</w:t>
       </w:r>
     </w:p>
     <w:p>
@@ -7166,7 +5276,7 @@
           <w:sz w:val="22"/>
           <w:szCs w:val="22"/>
         </w:rPr>
-        <w:t xml:space="preserve">Instruments : multimètre de précision, alimentation de laboratoire (contrôle du courant = détection de court-circuit), éventuellement caméra thermique / freeze spray, oscilloscope pour les cas pointus.</w:t>
+        <w:t xml:space="preserve">Grandes batteries fortement collées : plus de surface d'adhésif, plus de patience. Toujours débrancher d'abord, jamais de métal sous la batterie.</w:t>
       </w:r>
     </w:p>
     <w:p>
@@ -7184,159 +5294,7 @@
           <w:sz w:val="22"/>
           <w:szCs w:val="22"/>
         </w:rPr>
-        <w:t xml:space="preserve">Schémas et « boardview » : les schémas électriques et plans de carte (quand disponibles) transforment le diagnostic — vous suivez le rail défaillant jusqu'au composant fautif.</w:t>
-      </w:r>
-    </w:p>
-    <w:p>
-      <w:pPr>
-        <w:spacing w:after="80"/>
-      </w:pPr>
-    </w:p>
-    <w:p>
-      <w:pPr>
-        <w:pStyle w:val="Heading2"/>
-        <w:spacing w:after="100" w:before="220"/>
-      </w:pPr>
-      <w:r>
-        <w:rPr>
-          <w:rFonts w:ascii="Calibri" w:cs="Calibri" w:eastAsia="Calibri" w:hAnsi="Calibri"/>
-          <w:b/>
-          <w:bCs/>
-          <w:color w:val="2E5E8C"/>
-          <w:sz w:val="26"/>
-          <w:szCs w:val="26"/>
-        </w:rPr>
-        <w:t xml:space="preserve">21. Méthode de diagnostic carte mère</w:t>
-      </w:r>
-    </w:p>
-    <w:p>
-      <w:pPr>
-        <w:pStyle w:val="ListParagraph"/>
-        <w:numPr>
-          <w:ilvl w:val="0"/>
-          <w:numId w:val="2"/>
-        </w:numPr>
-        <w:spacing w:after="60" w:line="264"/>
-      </w:pPr>
-      <w:r>
-        <w:rPr>
-          <w:rFonts w:ascii="Calibri" w:cs="Calibri" w:eastAsia="Calibri" w:hAnsi="Calibri"/>
-          <w:sz w:val="22"/>
-          <w:szCs w:val="22"/>
-        </w:rPr>
-        <w:t xml:space="preserve">Inspection au microscope : composant brûlé, corrosion, soudure fissurée, connecteur arraché, traces de réparation précédente.</w:t>
-      </w:r>
-    </w:p>
-    <w:p>
-      <w:pPr>
-        <w:pStyle w:val="ListParagraph"/>
-        <w:numPr>
-          <w:ilvl w:val="0"/>
-          <w:numId w:val="2"/>
-        </w:numPr>
-        <w:spacing w:after="60" w:line="264"/>
-      </w:pPr>
-      <w:r>
-        <w:rPr>
-          <w:rFonts w:ascii="Calibri" w:cs="Calibri" w:eastAsia="Calibri" w:hAnsi="Calibri"/>
-          <w:sz w:val="22"/>
-          <w:szCs w:val="22"/>
-        </w:rPr>
-        <w:t xml:space="preserve">Alimenter en tension contrôlée via l'alim de labo et lire le courant : 0 mA = circuit ouvert/pas de démarrage ; courant très élevé et stable = court-circuit franc.</w:t>
-      </w:r>
-    </w:p>
-    <w:p>
-      <w:pPr>
-        <w:pStyle w:val="ListParagraph"/>
-        <w:numPr>
-          <w:ilvl w:val="0"/>
-          <w:numId w:val="2"/>
-        </w:numPr>
-        <w:spacing w:after="60" w:line="264"/>
-      </w:pPr>
-      <w:r>
-        <w:rPr>
-          <w:rFonts w:ascii="Calibri" w:cs="Calibri" w:eastAsia="Calibri" w:hAnsi="Calibri"/>
-          <w:sz w:val="22"/>
-          <w:szCs w:val="22"/>
-        </w:rPr>
-        <w:t xml:space="preserve">Localiser un court-circuit : injecter une basse tension sur le rail en court et repérer le composant qui chauffe (doigt, caméra thermique, ou alcool qui s'évapore vite / freeze spray qui fond à un endroit).</w:t>
-      </w:r>
-    </w:p>
-    <w:p>
-      <w:pPr>
-        <w:pStyle w:val="ListParagraph"/>
-        <w:numPr>
-          <w:ilvl w:val="0"/>
-          <w:numId w:val="2"/>
-        </w:numPr>
-        <w:spacing w:after="60" w:line="264"/>
-      </w:pPr>
-      <w:r>
-        <w:rPr>
-          <w:rFonts w:ascii="Calibri" w:cs="Calibri" w:eastAsia="Calibri" w:hAnsi="Calibri"/>
-          <w:sz w:val="22"/>
-          <w:szCs w:val="22"/>
-        </w:rPr>
-        <w:t xml:space="preserve">Mesurer en mode diode les rails clés par rapport à la masse et comparer aux valeurs de référence (carte identique ou schéma).</w:t>
-      </w:r>
-    </w:p>
-    <w:p>
-      <w:pPr>
-        <w:pStyle w:val="ListParagraph"/>
-        <w:numPr>
-          <w:ilvl w:val="0"/>
-          <w:numId w:val="2"/>
-        </w:numPr>
-        <w:spacing w:after="60" w:line="264"/>
-      </w:pPr>
-      <w:r>
-        <w:rPr>
-          <w:rFonts w:ascii="Calibri" w:cs="Calibri" w:eastAsia="Calibri" w:hAnsi="Calibri"/>
-          <w:sz w:val="22"/>
-          <w:szCs w:val="22"/>
-        </w:rPr>
-        <w:t xml:space="preserve">Suivre la séquence de démarrage : présence des tensions principales, de l'horloge, des rails processeur. La première étape absente indique la zone à investiguer.</w:t>
-      </w:r>
-    </w:p>
-    <w:p>
-      <w:pPr>
-        <w:pStyle w:val="ListParagraph"/>
-        <w:numPr>
-          <w:ilvl w:val="0"/>
-          <w:numId w:val="2"/>
-        </w:numPr>
-        <w:spacing w:after="60" w:line="264"/>
-      </w:pPr>
-      <w:r>
-        <w:rPr>
-          <w:rFonts w:ascii="Calibri" w:cs="Calibri" w:eastAsia="Calibri" w:hAnsi="Calibri"/>
-          <w:sz w:val="22"/>
-          <w:szCs w:val="22"/>
-        </w:rPr>
-        <w:t xml:space="preserve">Isoler et remplacer le composant fautif (condensateur en court, puce de charge, filtre…), puis retester le courant et la fonction.</w:t>
-      </w:r>
-    </w:p>
-    <w:p>
-      <w:pPr>
-        <w:spacing w:after="80"/>
-      </w:pPr>
-    </w:p>
-    <w:p>
-      <w:pPr>
-        <w:pStyle w:val="Heading2"/>
-        <w:spacing w:after="100" w:before="220"/>
-      </w:pPr>
-      <w:r>
-        <w:rPr>
-          <w:rFonts w:ascii="Calibri" w:cs="Calibri" w:eastAsia="Calibri" w:hAnsi="Calibri"/>
-          <w:b/>
-          <w:bCs/>
-          <w:color w:val="2E5E8C"/>
-          <w:sz w:val="26"/>
-          <w:szCs w:val="26"/>
-        </w:rPr>
-        <w:t xml:space="preserve">22. Gestes techniques fondamentaux</w:t>
+        <w:t xml:space="preserve">Charnières logicielles / claviers (iPad Pro, Surface) et connecteurs propriétaires selon les modèles.</w:t>
       </w:r>
     </w:p>
     <w:p>
@@ -7354,79 +5312,7 @@
           <w:sz w:val="22"/>
           <w:szCs w:val="22"/>
         </w:rPr>
-        <w:t xml:space="preserve">Dessouder/ressouder un connecteur FPC (charge, écran) : le geste de micro-soudure le plus demandé et le plus rentable. Air chaud + flux, retrait propre, nettoyage des pads, pose du connecteur neuf aligné, resoudure.</w:t>
-      </w:r>
-    </w:p>
-    <w:p>
-      <w:pPr>
-        <w:pStyle w:val="ListParagraph"/>
-        <w:numPr>
-          <w:ilvl w:val="0"/>
-          <w:numId w:val="1"/>
-        </w:numPr>
-        <w:spacing w:after="60" w:line="264"/>
-      </w:pPr>
-      <w:r>
-        <w:rPr>
-          <w:rFonts w:ascii="Calibri" w:cs="Calibri" w:eastAsia="Calibri" w:hAnsi="Calibri"/>
-          <w:sz w:val="22"/>
-          <w:szCs w:val="22"/>
-        </w:rPr>
-        <w:t xml:space="preserve">Remplacer un composant passif (cap/résistance) en court-circuit : identifier, retirer, nettoyer, poser le neuf.</w:t>
-      </w:r>
-    </w:p>
-    <w:p>
-      <w:pPr>
-        <w:pStyle w:val="ListParagraph"/>
-        <w:numPr>
-          <w:ilvl w:val="0"/>
-          <w:numId w:val="1"/>
-        </w:numPr>
-        <w:spacing w:after="60" w:line="264"/>
-      </w:pPr>
-      <w:r>
-        <w:rPr>
-          <w:rFonts w:ascii="Calibri" w:cs="Calibri" w:eastAsia="Calibri" w:hAnsi="Calibri"/>
-          <w:sz w:val="22"/>
-          <w:szCs w:val="22"/>
-        </w:rPr>
-        <w:t xml:space="preserve">Refaire une piste coupée (jumper) : pontage au fil fin (« jumper wire ») quand une piste est rongée par la corrosion ou coupée par un choc.</w:t>
-      </w:r>
-    </w:p>
-    <w:p>
-      <w:pPr>
-        <w:pStyle w:val="ListParagraph"/>
-        <w:numPr>
-          <w:ilvl w:val="0"/>
-          <w:numId w:val="1"/>
-        </w:numPr>
-        <w:spacing w:after="60" w:line="264"/>
-      </w:pPr>
-      <w:r>
-        <w:rPr>
-          <w:rFonts w:ascii="Calibri" w:cs="Calibri" w:eastAsia="Calibri" w:hAnsi="Calibri"/>
-          <w:sz w:val="22"/>
-          <w:szCs w:val="22"/>
-        </w:rPr>
-        <w:t xml:space="preserve">Retravailler une puce BGA (reball/reflow) : niveau expert — dépose à l'air chaud, nettoyage des pads, repose des billes via pochoir, repose alignée. Réservé aux cas où le composant est spécifiquement en cause.</w:t>
-      </w:r>
-    </w:p>
-    <w:p>
-      <w:pPr>
-        <w:pStyle w:val="ListParagraph"/>
-        <w:numPr>
-          <w:ilvl w:val="0"/>
-          <w:numId w:val="1"/>
-        </w:numPr>
-        <w:spacing w:after="60" w:line="264"/>
-      </w:pPr>
-      <w:r>
-        <w:rPr>
-          <w:rFonts w:ascii="Calibri" w:cs="Calibri" w:eastAsia="Calibri" w:hAnsi="Calibri"/>
-          <w:sz w:val="22"/>
-          <w:szCs w:val="22"/>
-        </w:rPr>
-        <w:t xml:space="preserve">Récupération de données via transfert de puce NAND/eMMC : très spécialisé (voir Partie 9).</w:t>
+        <w:t xml:space="preserve">Réparation de la nappe / connecteur de charge, caméras, haut-parleurs : même logique que smartphone.</w:t>
       </w:r>
     </w:p>
     <w:p>
@@ -7454,7 +5340,7 @@
         <w:tc>
           <w:tcPr>
             <w:tcW w:type="dxa" w:w="200"/>
-            <w:shd w:fill="2E5E8C" w:color="auto" w:val="clear"/>
+            <w:shd w:fill="27AE60" w:color="auto" w:val="clear"/>
           </w:tcPr>
           <w:p>
             <w:r>
@@ -7468,7 +5354,7 @@
         <w:tc>
           <w:tcPr>
             <w:tcW w:type="dxa" w:w="9160"/>
-            <w:shd w:fill="EAF2FB" w:color="auto" w:val="clear"/>
+            <w:shd w:fill="EAF7EE" w:color="auto" w:val="clear"/>
             <w:tcMar>
               <w:top w:type="dxa" w:w="120"/>
               <w:left w:type="dxa" w:w="160"/>
@@ -7485,11 +5371,11 @@
                 <w:rFonts w:ascii="Calibri" w:cs="Calibri" w:eastAsia="Calibri" w:hAnsi="Calibri"/>
                 <w:b/>
                 <w:bCs/>
-                <w:color w:val="1F3A5F"/>
+                <w:color w:val="1E7E42"/>
                 <w:sz w:val="21"/>
                 <w:szCs w:val="21"/>
               </w:rPr>
-              <w:t xml:space="preserve">Progresser sans tout casser</w:t>
+              <w:t xml:space="preserve">Astuce</w:t>
             </w:r>
           </w:p>
           <w:p>
@@ -7500,7 +5386,7 @@
                 <w:sz w:val="21"/>
                 <w:szCs w:val="21"/>
               </w:rPr>
-              <w:t xml:space="preserve">Entraînez-vous d'abord sur des cartes mortes (« practice boards ») avant de toucher aux appareils clients. Maîtrisez le contrôle de la chaleur : trop chaud, vous décollez les composants voisins et boursouflez la carte. Le flux et la propreté font 50 % du résultat.</w:t>
+              <w:t xml:space="preserve">Sur tablette, le budget « casse » (verre neuf, adhésif, temps) est plus élevé que sur téléphone. Chiffrez la main-d'œuvre en conséquence et prévenez le client du risque de casse du verre à l'ouverture, surtout sur les modèles laminés.</w:t>
             </w:r>
           </w:p>
         </w:tc>
@@ -7510,6 +5396,69 @@
       <w:pPr>
         <w:spacing w:after="80"/>
       </w:pPr>
+    </w:p>
+    <w:p>
+      <w:pPr>
+        <w:spacing w:after="40" w:before="120"/>
+        <w:jc w:val="center"/>
+      </w:pPr>
+      <w:r>
+        <w:drawing>
+          <wp:inline distT="0" distB="0" distL="0" distR="0">
+            <wp:extent cx="4476750" cy="3009900"/>
+            <wp:effectExtent t="0" r="0" b="0" l="0"/>
+            <wp:docPr id="1" name="" descr="" title=""/>
+            <wp:cNvGraphicFramePr>
+              <a:graphicFrameLocks xmlns:a="http://schemas.openxmlformats.org/drawingml/2006/main" noChangeAspect="1"/>
+            </wp:cNvGraphicFramePr>
+            <a:graphic xmlns:a="http://schemas.openxmlformats.org/drawingml/2006/main">
+              <a:graphicData uri="http://schemas.openxmlformats.org/drawingml/2006/picture">
+                <pic:pic xmlns:pic="http://schemas.openxmlformats.org/drawingml/2006/picture">
+                  <pic:nvPicPr>
+                    <pic:cNvPr id="0" name="" descr=""/>
+                    <pic:cNvPicPr>
+                      <a:picLocks noChangeAspect="1" noChangeArrowheads="1"/>
+                    </pic:cNvPicPr>
+                  </pic:nvPicPr>
+                  <pic:blipFill>
+                    <a:blip r:embed="rId18" cstate="none"/>
+                    <a:srcRect/>
+                    <a:stretch>
+                      <a:fillRect/>
+                    </a:stretch>
+                  </pic:blipFill>
+                  <pic:spPr bwMode="auto">
+                    <a:xfrm>
+                      <a:off x="0" y="0"/>
+                      <a:ext cx="4476750" cy="3009900"/>
+                    </a:xfrm>
+                    <a:prstGeom prst="rect">
+                      <a:avLst/>
+                    </a:prstGeom>
+                  </pic:spPr>
+                </pic:pic>
+              </a:graphicData>
+            </a:graphic>
+          </wp:inline>
+        </w:drawing>
+      </w:r>
+    </w:p>
+    <w:p>
+      <w:pPr>
+        <w:spacing w:after="160"/>
+        <w:jc w:val="center"/>
+      </w:pPr>
+      <w:r>
+        <w:rPr>
+          <w:rFonts w:ascii="Calibri" w:cs="Calibri" w:eastAsia="Calibri" w:hAnsi="Calibri"/>
+          <w:i/>
+          <w:iCs/>
+          <w:color w:val="555555"/>
+          <w:sz w:val="17"/>
+          <w:szCs w:val="17"/>
+        </w:rPr>
+        <w:t xml:space="preserve">Étapes de l'ouverture et du remplacement d'écran d'une tablette.</w:t>
+      </w:r>
     </w:p>
     <w:p>
       <w:r>
@@ -7533,7 +5482,7 @@
           <w:sz w:val="2"/>
           <w:szCs w:val="2"/>
         </w:rPr>
-        <w:t xml:space="preserve">Partie 9 — Logiciel, flashage et récupération de données</w:t>
+        <w:t xml:space="preserve">Partie 5 — Réparation des PC portables</w:t>
       </w:r>
     </w:p>
     <w:tbl>
@@ -7577,7 +5526,7 @@
                 <w:sz w:val="20"/>
                 <w:szCs w:val="20"/>
               </w:rPr>
-              <w:t xml:space="preserve">PARTIE 9</w:t>
+              <w:t xml:space="preserve">PARTIE 5</w:t>
             </w:r>
           </w:p>
           <w:p>
@@ -7590,7 +5539,7 @@
                 <w:sz w:val="40"/>
                 <w:szCs w:val="40"/>
               </w:rPr>
-              <w:t xml:space="preserve">Logiciel, flashage et récupération de données</w:t>
+              <w:t xml:space="preserve">Réparation des PC portables</w:t>
             </w:r>
           </w:p>
         </w:tc>
@@ -7600,6 +5549,20 @@
       <w:pPr>
         <w:spacing w:after="80"/>
       </w:pPr>
+    </w:p>
+    <w:p>
+      <w:pPr>
+        <w:spacing w:after="120" w:line="276"/>
+        <w:jc w:val="both"/>
+      </w:pPr>
+      <w:r>
+        <w:rPr>
+          <w:rFonts w:ascii="Calibri" w:cs="Calibri" w:eastAsia="Calibri" w:hAnsi="Calibri"/>
+          <w:sz w:val="22"/>
+          <w:szCs w:val="22"/>
+        </w:rPr>
+        <w:t xml:space="preserve">Le PC portable ajoute une dimension logicielle (système d'exploitation, pilotes) à la réparation matérielle. Bonne nouvelle : beaucoup de pièces sont plus accessibles que sur smartphone.</w:t>
+      </w:r>
     </w:p>
     <w:p>
       <w:pPr>
@@ -7615,7 +5578,7 @@
           <w:sz w:val="26"/>
           <w:szCs w:val="26"/>
         </w:rPr>
-        <w:t xml:space="preserve">23. Restauration et flashage</w:t>
+        <w:t xml:space="preserve">13. Anatomie et ouverture</w:t>
       </w:r>
     </w:p>
     <w:p>
@@ -7633,7 +5596,7 @@
           <w:sz w:val="22"/>
           <w:szCs w:val="22"/>
         </w:rPr>
-        <w:t xml:space="preserve">Smartphones : restauration via l'outil constructeur (mode récupération/DFU sur iPhone ; Odin/outils de flash sur Samsung ; fastboot sur Android). Sert à sortir d'un boot loop, d'un échec de mise à jour, d'un système corrompu.</w:t>
+        <w:t xml:space="preserve">Capot inférieur retiré par vis (attention aux vis de longueurs différentes et aux clips) ; sur MacBook, vis Pentalobe puis nappes internes délicates.</w:t>
       </w:r>
     </w:p>
     <w:p>
@@ -7651,7 +5614,7 @@
           <w:sz w:val="22"/>
           <w:szCs w:val="22"/>
         </w:rPr>
-        <w:t xml:space="preserve">PC : réinstallation propre de l'OS, réparation du démarrage, restauration d'usine.</w:t>
+        <w:t xml:space="preserve">Composants principaux : carte mère, RAM (parfois soudée), stockage (SSD SATA/NVMe, parfois soudé), batterie, ventilateur(s) + caloducs, dalle + nappe eDP + webcam, clavier, trackpad, haut-parleurs, carte Wi-Fi, connecteur de charge (DC jack ou USB-C).</w:t>
       </w:r>
     </w:p>
     <w:p>
@@ -7669,13 +5632,76 @@
           <w:sz w:val="22"/>
           <w:szCs w:val="22"/>
         </w:rPr>
-        <w:t xml:space="preserve">Attention aux données : un flashage efface souvent tout. Toujours proposer/tenter une sauvegarde avant, et prévenir explicitement le client.</w:t>
+        <w:t xml:space="preserve">Débrancher la batterie interne dès l'ouverture (déconnecter le connecteur sur la carte mère).</w:t>
       </w:r>
     </w:p>
     <w:p>
       <w:pPr>
         <w:spacing w:after="80"/>
       </w:pPr>
+    </w:p>
+    <w:p>
+      <w:pPr>
+        <w:spacing w:after="40" w:before="120"/>
+        <w:jc w:val="center"/>
+      </w:pPr>
+      <w:r>
+        <w:drawing>
+          <wp:inline distT="0" distB="0" distL="0" distR="0">
+            <wp:extent cx="4476750" cy="2143125"/>
+            <wp:effectExtent t="0" r="0" b="0" l="0"/>
+            <wp:docPr id="1" name="" descr="" title=""/>
+            <wp:cNvGraphicFramePr>
+              <a:graphicFrameLocks xmlns:a="http://schemas.openxmlformats.org/drawingml/2006/main" noChangeAspect="1"/>
+            </wp:cNvGraphicFramePr>
+            <a:graphic xmlns:a="http://schemas.openxmlformats.org/drawingml/2006/main">
+              <a:graphicData uri="http://schemas.openxmlformats.org/drawingml/2006/picture">
+                <pic:pic xmlns:pic="http://schemas.openxmlformats.org/drawingml/2006/picture">
+                  <pic:nvPicPr>
+                    <pic:cNvPr id="0" name="" descr=""/>
+                    <pic:cNvPicPr>
+                      <a:picLocks noChangeAspect="1" noChangeArrowheads="1"/>
+                    </pic:cNvPicPr>
+                  </pic:nvPicPr>
+                  <pic:blipFill>
+                    <a:blip r:embed="rId19" cstate="none"/>
+                    <a:srcRect/>
+                    <a:stretch>
+                      <a:fillRect/>
+                    </a:stretch>
+                  </pic:blipFill>
+                  <pic:spPr bwMode="auto">
+                    <a:xfrm>
+                      <a:off x="0" y="0"/>
+                      <a:ext cx="4476750" cy="2143125"/>
+                    </a:xfrm>
+                    <a:prstGeom prst="rect">
+                      <a:avLst/>
+                    </a:prstGeom>
+                  </pic:spPr>
+                </pic:pic>
+              </a:graphicData>
+            </a:graphic>
+          </wp:inline>
+        </w:drawing>
+      </w:r>
+    </w:p>
+    <w:p>
+      <w:pPr>
+        <w:spacing w:after="160"/>
+        <w:jc w:val="center"/>
+      </w:pPr>
+      <w:r>
+        <w:rPr>
+          <w:rFonts w:ascii="Calibri" w:cs="Calibri" w:eastAsia="Calibri" w:hAnsi="Calibri"/>
+          <w:i/>
+          <w:iCs/>
+          <w:color w:val="555555"/>
+          <w:sz w:val="17"/>
+          <w:szCs w:val="17"/>
+        </w:rPr>
+        <w:t xml:space="preserve">Disposition type d'un PC portable et interventions les plus fréquentes.</w:t>
+      </w:r>
     </w:p>
     <w:p>
       <w:pPr>
@@ -7691,371 +5717,7 @@
           <w:sz w:val="26"/>
           <w:szCs w:val="26"/>
         </w:rPr>
-        <w:t xml:space="preserve">24. Verrouillages : la ligne rouge légale</w:t>
-      </w:r>
-    </w:p>
-    <w:tbl>
-      <w:tblPr>
-        <w:tblW w:type="pct" w:w="100%"/>
-        <w:tblBorders>
-          <w:top w:val="none" w:color="FFFFFF" w:sz="0"/>
-          <w:left w:val="none" w:color="FFFFFF" w:sz="0"/>
-          <w:bottom w:val="none" w:color="FFFFFF" w:sz="0"/>
-          <w:right w:val="none" w:color="FFFFFF" w:sz="0"/>
-          <w:insideH w:val="none" w:color="FFFFFF" w:sz="0"/>
-          <w:insideV w:val="none" w:color="FFFFFF" w:sz="0"/>
-        </w:tblBorders>
-      </w:tblPr>
-      <w:tblGrid>
-        <w:gridCol w:w="200"/>
-        <w:gridCol w:w="9160"/>
-      </w:tblGrid>
-      <w:tr>
-        <w:tc>
-          <w:tcPr>
-            <w:tcW w:type="dxa" w:w="200"/>
-            <w:shd w:fill="C0392B" w:color="auto" w:val="clear"/>
-          </w:tcPr>
-          <w:p>
-            <w:r>
-              <w:rPr>
-                <w:rFonts w:ascii="Calibri" w:cs="Calibri" w:eastAsia="Calibri" w:hAnsi="Calibri"/>
-              </w:rPr>
-              <w:t xml:space="preserve"> </w:t>
-            </w:r>
-          </w:p>
-        </w:tc>
-        <w:tc>
-          <w:tcPr>
-            <w:tcW w:type="dxa" w:w="9160"/>
-            <w:shd w:fill="FDECEA" w:color="auto" w:val="clear"/>
-            <w:tcMar>
-              <w:top w:type="dxa" w:w="120"/>
-              <w:left w:type="dxa" w:w="160"/>
-              <w:bottom w:type="dxa" w:w="120"/>
-              <w:right w:type="dxa" w:w="160"/>
-            </w:tcMar>
-          </w:tcPr>
-          <w:p>
-            <w:pPr>
-              <w:spacing w:after="40"/>
-            </w:pPr>
-            <w:r>
-              <w:rPr>
-                <w:rFonts w:ascii="Calibri" w:cs="Calibri" w:eastAsia="Calibri" w:hAnsi="Calibri"/>
-                <w:b/>
-                <w:bCs/>
-                <w:color w:val="C0392B"/>
-                <w:sz w:val="21"/>
-                <w:szCs w:val="21"/>
-              </w:rPr>
-              <w:t xml:space="preserve">Cadre légal — à respecter absolument</w:t>
-            </w:r>
-          </w:p>
-          <w:p>
-            <w:r>
-              <w:rPr>
-                <w:rFonts w:ascii="Calibri" w:cs="Calibri" w:eastAsia="Calibri" w:hAnsi="Calibri"/>
-                <w:color w:val="222222"/>
-                <w:sz w:val="21"/>
-                <w:szCs w:val="21"/>
-              </w:rPr>
-              <w:t xml:space="preserve">Le contournement des verrous antivol (comme le verrouillage d'activation lié au compte du propriétaire, ou un verrouillage professionnel/MDM) est illégal sans preuve de propriété, et facilite le recel de vol. Politique professionnelle recommandée : exiger une preuve d'achat, ne jamais accepter un appareil manifestement volé, et refuser tout contournement de verrou de compte. Réinitialiser un mot de passe local sur un appareil dont la propriété est prouvée est différent d'un contournement d'antivol lié à un compte — sachez distinguer les deux et, en cas de doute, refusez.</w:t>
-            </w:r>
-          </w:p>
-        </w:tc>
-      </w:tr>
-    </w:tbl>
-    <w:p>
-      <w:pPr>
-        <w:spacing w:after="80"/>
-      </w:pPr>
-    </w:p>
-    <w:p>
-      <w:pPr>
-        <w:pStyle w:val="Heading2"/>
-        <w:spacing w:after="100" w:before="220"/>
-      </w:pPr>
-      <w:r>
-        <w:rPr>
-          <w:rFonts w:ascii="Calibri" w:cs="Calibri" w:eastAsia="Calibri" w:hAnsi="Calibri"/>
-          <w:b/>
-          <w:bCs/>
-          <w:color w:val="2E5E8C"/>
-          <w:sz w:val="26"/>
-          <w:szCs w:val="26"/>
-        </w:rPr>
-        <w:t xml:space="preserve">25. Récupération de données</w:t>
-      </w:r>
-    </w:p>
-    <w:p>
-      <w:pPr>
-        <w:pStyle w:val="ListParagraph"/>
-        <w:numPr>
-          <w:ilvl w:val="0"/>
-          <w:numId w:val="1"/>
-        </w:numPr>
-        <w:spacing w:after="60" w:line="264"/>
-      </w:pPr>
-      <w:r>
-        <w:rPr>
-          <w:rFonts w:ascii="Calibri" w:cs="Calibri" w:eastAsia="Calibri" w:hAnsi="Calibri"/>
-          <w:sz w:val="22"/>
-          <w:szCs w:val="22"/>
-        </w:rPr>
-        <w:t xml:space="preserve">Disques/SSD PC : la donnée est souvent récupérable même quand la machine ne démarre plus. Brancher le disque en externe, cloner, extraire. Pour un disque défaillant mécaniquement, orienter vers un labo spécialisé (salle blanche).</w:t>
-      </w:r>
-    </w:p>
-    <w:p>
-      <w:pPr>
-        <w:pStyle w:val="ListParagraph"/>
-        <w:numPr>
-          <w:ilvl w:val="0"/>
-          <w:numId w:val="1"/>
-        </w:numPr>
-        <w:spacing w:after="60" w:line="264"/>
-      </w:pPr>
-      <w:r>
-        <w:rPr>
-          <w:rFonts w:ascii="Calibri" w:cs="Calibri" w:eastAsia="Calibri" w:hAnsi="Calibri"/>
-          <w:sz w:val="22"/>
-          <w:szCs w:val="22"/>
-        </w:rPr>
-        <w:t xml:space="preserve">Smartphones : récupération plus difficile (chiffrement, stockage soudé). En cas de carte mère morte mais stockage intact, des experts transfèrent la puce NAND sur une carte donneuse — service haut de gamme.</w:t>
-      </w:r>
-    </w:p>
-    <w:p>
-      <w:pPr>
-        <w:pStyle w:val="ListParagraph"/>
-        <w:numPr>
-          <w:ilvl w:val="0"/>
-          <w:numId w:val="1"/>
-        </w:numPr>
-        <w:spacing w:after="60" w:line="264"/>
-      </w:pPr>
-      <w:r>
-        <w:rPr>
-          <w:rFonts w:ascii="Calibri" w:cs="Calibri" w:eastAsia="Calibri" w:hAnsi="Calibri"/>
-          <w:sz w:val="22"/>
-          <w:szCs w:val="22"/>
-        </w:rPr>
-        <w:t xml:space="preserve">Règle d'or : ne travaillez jamais sur le support d'origine, travaillez sur une copie/image. Une manipulation de trop peut rendre la donnée irrécupérable.</w:t>
-      </w:r>
-    </w:p>
-    <w:p>
-      <w:pPr>
-        <w:spacing w:after="80"/>
-      </w:pPr>
-    </w:p>
-    <w:p>
-      <w:r>
-        <w:br w:type="page"/>
-      </w:r>
-    </w:p>
-    <w:p>
-      <w:r>
-        <w:br w:type="page"/>
-      </w:r>
-    </w:p>
-    <w:p>
-      <w:pPr>
-        <w:pStyle w:val="Heading1"/>
-        <w:spacing w:after="0" w:before="0"/>
-      </w:pPr>
-      <w:r>
-        <w:rPr>
-          <w:rFonts w:ascii="Calibri" w:cs="Calibri" w:eastAsia="Calibri" w:hAnsi="Calibri"/>
-          <w:color w:val="FFFFFF"/>
-          <w:sz w:val="2"/>
-          <w:szCs w:val="2"/>
-        </w:rPr>
-        <w:t xml:space="preserve">Partie 10 — Le business de la réparation</w:t>
-      </w:r>
-    </w:p>
-    <w:tbl>
-      <w:tblPr>
-        <w:tblW w:type="pct" w:w="100%"/>
-        <w:tblBorders>
-          <w:top w:val="none" w:color="FFFFFF" w:sz="0"/>
-          <w:left w:val="none" w:color="FFFFFF" w:sz="0"/>
-          <w:bottom w:val="none" w:color="FFFFFF" w:sz="0"/>
-          <w:right w:val="none" w:color="FFFFFF" w:sz="0"/>
-          <w:insideH w:val="none" w:color="FFFFFF" w:sz="0"/>
-          <w:insideV w:val="none" w:color="FFFFFF" w:sz="0"/>
-        </w:tblBorders>
-      </w:tblPr>
-      <w:tblGrid>
-        <w:gridCol w:w="9360"/>
-      </w:tblGrid>
-      <w:tr>
-        <w:tc>
-          <w:tcPr>
-            <w:tcW w:type="dxa" w:w="9360"/>
-            <w:shd w:fill="1F3A5F" w:color="auto" w:val="clear"/>
-            <w:tcMar>
-              <w:top w:type="dxa" w:w="300"/>
-              <w:left w:type="dxa" w:w="320"/>
-              <w:bottom w:type="dxa" w:w="320"/>
-              <w:right w:type="dxa" w:w="320"/>
-            </w:tcMar>
-          </w:tcPr>
-          <w:p>
-            <w:pPr>
-              <w:spacing w:after="40"/>
-            </w:pPr>
-            <w:r>
-              <w:rPr>
-                <w:rFonts w:ascii="Calibri" w:cs="Calibri" w:eastAsia="Calibri" w:hAnsi="Calibri"/>
-                <w:b/>
-                <w:bCs/>
-                <w:color w:val="9FC4E6"/>
-                <w:spacing w:val="60"/>
-                <w:sz w:val="20"/>
-                <w:szCs w:val="20"/>
-              </w:rPr>
-              <w:t xml:space="preserve">PARTIE 10</w:t>
-            </w:r>
-          </w:p>
-          <w:p>
-            <w:r>
-              <w:rPr>
-                <w:rFonts w:ascii="Calibri" w:cs="Calibri" w:eastAsia="Calibri" w:hAnsi="Calibri"/>
-                <w:b/>
-                <w:bCs/>
-                <w:color w:val="FFFFFF"/>
-                <w:sz w:val="40"/>
-                <w:szCs w:val="40"/>
-              </w:rPr>
-              <w:t xml:space="preserve">Le business de la réparation</w:t>
-            </w:r>
-          </w:p>
-        </w:tc>
-      </w:tr>
-    </w:tbl>
-    <w:p>
-      <w:pPr>
-        <w:spacing w:after="80"/>
-      </w:pPr>
-    </w:p>
-    <w:p>
-      <w:pPr>
-        <w:spacing w:after="120" w:line="276"/>
-        <w:jc w:val="both"/>
-      </w:pPr>
-      <w:r>
-        <w:rPr>
-          <w:rFonts w:ascii="Calibri" w:cs="Calibri" w:eastAsia="Calibri" w:hAnsi="Calibri"/>
-          <w:sz w:val="22"/>
-          <w:szCs w:val="22"/>
-        </w:rPr>
-        <w:t xml:space="preserve">Savoir réparer ne suffit pas à gagner sa vie : il faut vendre, tarifer juste, gérer les pièces, fidéliser et se protéger juridiquement. Cette partie transforme la compétence technique en activité rentable.</w:t>
-      </w:r>
-    </w:p>
-    <w:p>
-      <w:pPr>
-        <w:pStyle w:val="Heading2"/>
-        <w:spacing w:after="100" w:before="220"/>
-      </w:pPr>
-      <w:r>
-        <w:rPr>
-          <w:rFonts w:ascii="Calibri" w:cs="Calibri" w:eastAsia="Calibri" w:hAnsi="Calibri"/>
-          <w:b/>
-          <w:bCs/>
-          <w:color w:val="2E5E8C"/>
-          <w:sz w:val="26"/>
-          <w:szCs w:val="26"/>
-        </w:rPr>
-        <w:t xml:space="preserve">26. Démarrer : statut, local, investissement</w:t>
-      </w:r>
-    </w:p>
-    <w:p>
-      <w:pPr>
-        <w:pStyle w:val="ListParagraph"/>
-        <w:numPr>
-          <w:ilvl w:val="0"/>
-          <w:numId w:val="1"/>
-        </w:numPr>
-        <w:spacing w:after="60" w:line="264"/>
-      </w:pPr>
-      <w:r>
-        <w:rPr>
-          <w:rFonts w:ascii="Calibri" w:cs="Calibri" w:eastAsia="Calibri" w:hAnsi="Calibri"/>
-          <w:sz w:val="22"/>
-          <w:szCs w:val="22"/>
-        </w:rPr>
-        <w:t xml:space="preserve">Modèle de départ : beaucoup commencent en micro-entreprise à domicile ou en dépôt-réparation (sans local en vitrine), puis ouvrent une boutique quand le flux le justifie. On peut aussi démarrer en ligne / mobile (réparation à domicile).</w:t>
-      </w:r>
-    </w:p>
-    <w:p>
-      <w:pPr>
-        <w:pStyle w:val="ListParagraph"/>
-        <w:numPr>
-          <w:ilvl w:val="0"/>
-          <w:numId w:val="1"/>
-        </w:numPr>
-        <w:spacing w:after="60" w:line="264"/>
-      </w:pPr>
-      <w:r>
-        <w:rPr>
-          <w:rFonts w:ascii="Calibri" w:cs="Calibri" w:eastAsia="Calibri" w:hAnsi="Calibri"/>
-          <w:sz w:val="22"/>
-          <w:szCs w:val="22"/>
-        </w:rPr>
-        <w:t xml:space="preserve">Statut &amp; obligations : déclarez votre activité, tenez une comptabilité, appliquez les règles fiscales locales, et vérifiez la réglementation sur les déchets électroniques (DEEE) et le recyclage des batteries.</w:t>
-      </w:r>
-    </w:p>
-    <w:p>
-      <w:pPr>
-        <w:pStyle w:val="ListParagraph"/>
-        <w:numPr>
-          <w:ilvl w:val="0"/>
-          <w:numId w:val="1"/>
-        </w:numPr>
-        <w:spacing w:after="60" w:line="264"/>
-      </w:pPr>
-      <w:r>
-        <w:rPr>
-          <w:rFonts w:ascii="Calibri" w:cs="Calibri" w:eastAsia="Calibri" w:hAnsi="Calibri"/>
-          <w:sz w:val="22"/>
-          <w:szCs w:val="22"/>
-        </w:rPr>
-        <w:t xml:space="preserve">Investissement initial : outils (voir Partie 1), un stock minimal de pièces des modèles les plus courants, un point de vente/communication. On peut démarrer modestement et réinvestir les marges.</w:t>
-      </w:r>
-    </w:p>
-    <w:p>
-      <w:pPr>
-        <w:spacing w:after="80"/>
-      </w:pPr>
-    </w:p>
-    <w:p>
-      <w:pPr>
-        <w:pStyle w:val="Heading2"/>
-        <w:spacing w:after="100" w:before="220"/>
-      </w:pPr>
-      <w:r>
-        <w:rPr>
-          <w:rFonts w:ascii="Calibri" w:cs="Calibri" w:eastAsia="Calibri" w:hAnsi="Calibri"/>
-          <w:b/>
-          <w:bCs/>
-          <w:color w:val="2E5E8C"/>
-          <w:sz w:val="26"/>
-          <w:szCs w:val="26"/>
-        </w:rPr>
-        <w:t xml:space="preserve">27. Tarification et rentabilité</w:t>
-      </w:r>
-    </w:p>
-    <w:p>
-      <w:pPr>
-        <w:spacing w:after="120" w:line="276"/>
-        <w:jc w:val="both"/>
-      </w:pPr>
-      <w:r>
-        <w:rPr>
-          <w:rFonts w:ascii="Calibri" w:cs="Calibri" w:eastAsia="Calibri" w:hAnsi="Calibri"/>
-          <w:sz w:val="22"/>
-          <w:szCs w:val="22"/>
-        </w:rPr>
-        <w:t xml:space="preserve">La marge se fait sur la pièce ET sur la main-d'œuvre. Structure de prix typique d'une intervention :</w:t>
+        <w:t xml:space="preserve">14. Diagnostic PC portable</w:t>
       </w:r>
     </w:p>
     <w:tbl>
@@ -8099,6 +5761,3163 @@
                 <w:sz w:val="20"/>
                 <w:szCs w:val="20"/>
               </w:rPr>
+              <w:t xml:space="preserve">Symptôme</w:t>
+            </w:r>
+          </w:p>
+        </w:tc>
+        <w:tc>
+          <w:tcPr>
+            <w:tcW w:type="dxa" w:w="4680"/>
+            <w:shd w:fill="1F3A5F" w:color="auto" w:val="clear"/>
+            <w:tcMar>
+              <w:top w:type="dxa" w:w="60"/>
+              <w:left w:type="dxa" w:w="100"/>
+              <w:bottom w:type="dxa" w:w="60"/>
+              <w:right w:type="dxa" w:w="100"/>
+            </w:tcMar>
+          </w:tcPr>
+          <w:p>
+            <w:r>
+              <w:rPr>
+                <w:rFonts w:ascii="Calibri" w:cs="Calibri" w:eastAsia="Calibri" w:hAnsi="Calibri"/>
+                <w:b/>
+                <w:bCs/>
+                <w:color w:val="FFFFFF"/>
+                <w:sz w:val="20"/>
+                <w:szCs w:val="20"/>
+              </w:rPr>
+              <w:t xml:space="preserve">Pistes à explorer</w:t>
+            </w:r>
+          </w:p>
+        </w:tc>
+      </w:tr>
+      <w:tr>
+        <w:tc>
+          <w:tcPr>
+            <w:tcW w:type="dxa" w:w="4680"/>
+            <w:tcMar>
+              <w:top w:type="dxa" w:w="50"/>
+              <w:left w:type="dxa" w:w="100"/>
+              <w:bottom w:type="dxa" w:w="50"/>
+              <w:right w:type="dxa" w:w="100"/>
+            </w:tcMar>
+          </w:tcPr>
+          <w:p>
+            <w:r>
+              <w:rPr>
+                <w:rFonts w:ascii="Calibri" w:cs="Calibri" w:eastAsia="Calibri" w:hAnsi="Calibri"/>
+                <w:sz w:val="20"/>
+                <w:szCs w:val="20"/>
+              </w:rPr>
+              <w:t xml:space="preserve">N'allume pas du tout</w:t>
+            </w:r>
+          </w:p>
+        </w:tc>
+        <w:tc>
+          <w:tcPr>
+            <w:tcW w:type="dxa" w:w="4680"/>
+            <w:tcMar>
+              <w:top w:type="dxa" w:w="50"/>
+              <w:left w:type="dxa" w:w="100"/>
+              <w:bottom w:type="dxa" w:w="50"/>
+              <w:right w:type="dxa" w:w="100"/>
+            </w:tcMar>
+          </w:tcPr>
+          <w:p>
+            <w:r>
+              <w:rPr>
+                <w:rFonts w:ascii="Calibri" w:cs="Calibri" w:eastAsia="Calibri" w:hAnsi="Calibri"/>
+                <w:sz w:val="20"/>
+                <w:szCs w:val="20"/>
+              </w:rPr>
+              <w:t xml:space="preserve">Chargeur/adaptateur, DC jack, batterie, court-circuit carte mère, bouton power, RAM mal enfichée</w:t>
+            </w:r>
+          </w:p>
+        </w:tc>
+      </w:tr>
+      <w:tr>
+        <w:tc>
+          <w:tcPr>
+            <w:tcW w:type="dxa" w:w="4680"/>
+            <w:shd w:fill="F2F5F9" w:color="auto" w:val="clear"/>
+            <w:tcMar>
+              <w:top w:type="dxa" w:w="50"/>
+              <w:left w:type="dxa" w:w="100"/>
+              <w:bottom w:type="dxa" w:w="50"/>
+              <w:right w:type="dxa" w:w="100"/>
+            </w:tcMar>
+          </w:tcPr>
+          <w:p>
+            <w:r>
+              <w:rPr>
+                <w:rFonts w:ascii="Calibri" w:cs="Calibri" w:eastAsia="Calibri" w:hAnsi="Calibri"/>
+                <w:sz w:val="20"/>
+                <w:szCs w:val="20"/>
+              </w:rPr>
+              <w:t xml:space="preserve">S'allume, écran noir</w:t>
+            </w:r>
+          </w:p>
+        </w:tc>
+        <w:tc>
+          <w:tcPr>
+            <w:tcW w:type="dxa" w:w="4680"/>
+            <w:shd w:fill="F2F5F9" w:color="auto" w:val="clear"/>
+            <w:tcMar>
+              <w:top w:type="dxa" w:w="50"/>
+              <w:left w:type="dxa" w:w="100"/>
+              <w:bottom w:type="dxa" w:w="50"/>
+              <w:right w:type="dxa" w:w="100"/>
+            </w:tcMar>
+          </w:tcPr>
+          <w:p>
+            <w:r>
+              <w:rPr>
+                <w:rFonts w:ascii="Calibri" w:cs="Calibri" w:eastAsia="Calibri" w:hAnsi="Calibri"/>
+                <w:sz w:val="20"/>
+                <w:szCs w:val="20"/>
+              </w:rPr>
+              <w:t xml:space="preserve">Rétroéclairage/dalle, nappe eDP, GPU, RAM, tester sur écran externe (HDMI)</w:t>
+            </w:r>
+          </w:p>
+        </w:tc>
+      </w:tr>
+      <w:tr>
+        <w:tc>
+          <w:tcPr>
+            <w:tcW w:type="dxa" w:w="4680"/>
+            <w:tcMar>
+              <w:top w:type="dxa" w:w="50"/>
+              <w:left w:type="dxa" w:w="100"/>
+              <w:bottom w:type="dxa" w:w="50"/>
+              <w:right w:type="dxa" w:w="100"/>
+            </w:tcMar>
+          </w:tcPr>
+          <w:p>
+            <w:r>
+              <w:rPr>
+                <w:rFonts w:ascii="Calibri" w:cs="Calibri" w:eastAsia="Calibri" w:hAnsi="Calibri"/>
+                <w:sz w:val="20"/>
+                <w:szCs w:val="20"/>
+              </w:rPr>
+              <w:t xml:space="preserve">Démarre puis s'éteint</w:t>
+            </w:r>
+          </w:p>
+        </w:tc>
+        <w:tc>
+          <w:tcPr>
+            <w:tcW w:type="dxa" w:w="4680"/>
+            <w:tcMar>
+              <w:top w:type="dxa" w:w="50"/>
+              <w:left w:type="dxa" w:w="100"/>
+              <w:bottom w:type="dxa" w:w="50"/>
+              <w:right w:type="dxa" w:w="100"/>
+            </w:tcMar>
+          </w:tcPr>
+          <w:p>
+            <w:r>
+              <w:rPr>
+                <w:rFonts w:ascii="Calibri" w:cs="Calibri" w:eastAsia="Calibri" w:hAnsi="Calibri"/>
+                <w:sz w:val="20"/>
+                <w:szCs w:val="20"/>
+              </w:rPr>
+              <w:t xml:space="preserve">Surchauffe (pâte thermique, ventilateur encrassé), batterie, alimentation</w:t>
+            </w:r>
+          </w:p>
+        </w:tc>
+      </w:tr>
+      <w:tr>
+        <w:tc>
+          <w:tcPr>
+            <w:tcW w:type="dxa" w:w="4680"/>
+            <w:shd w:fill="F2F5F9" w:color="auto" w:val="clear"/>
+            <w:tcMar>
+              <w:top w:type="dxa" w:w="50"/>
+              <w:left w:type="dxa" w:w="100"/>
+              <w:bottom w:type="dxa" w:w="50"/>
+              <w:right w:type="dxa" w:w="100"/>
+            </w:tcMar>
+          </w:tcPr>
+          <w:p>
+            <w:r>
+              <w:rPr>
+                <w:rFonts w:ascii="Calibri" w:cs="Calibri" w:eastAsia="Calibri" w:hAnsi="Calibri"/>
+                <w:sz w:val="20"/>
+                <w:szCs w:val="20"/>
+              </w:rPr>
+              <w:t xml:space="preserve">Lent / plante</w:t>
+            </w:r>
+          </w:p>
+        </w:tc>
+        <w:tc>
+          <w:tcPr>
+            <w:tcW w:type="dxa" w:w="4680"/>
+            <w:shd w:fill="F2F5F9" w:color="auto" w:val="clear"/>
+            <w:tcMar>
+              <w:top w:type="dxa" w:w="50"/>
+              <w:left w:type="dxa" w:w="100"/>
+              <w:bottom w:type="dxa" w:w="50"/>
+              <w:right w:type="dxa" w:w="100"/>
+            </w:tcMar>
+          </w:tcPr>
+          <w:p>
+            <w:r>
+              <w:rPr>
+                <w:rFonts w:ascii="Calibri" w:cs="Calibri" w:eastAsia="Calibri" w:hAnsi="Calibri"/>
+                <w:sz w:val="20"/>
+                <w:szCs w:val="20"/>
+              </w:rPr>
+              <w:t xml:space="preserve">Disque (HDD mourant → SSD), RAM, malware, surchauffe, OS corrompu</w:t>
+            </w:r>
+          </w:p>
+        </w:tc>
+      </w:tr>
+      <w:tr>
+        <w:tc>
+          <w:tcPr>
+            <w:tcW w:type="dxa" w:w="4680"/>
+            <w:tcMar>
+              <w:top w:type="dxa" w:w="50"/>
+              <w:left w:type="dxa" w:w="100"/>
+              <w:bottom w:type="dxa" w:w="50"/>
+              <w:right w:type="dxa" w:w="100"/>
+            </w:tcMar>
+          </w:tcPr>
+          <w:p>
+            <w:r>
+              <w:rPr>
+                <w:rFonts w:ascii="Calibri" w:cs="Calibri" w:eastAsia="Calibri" w:hAnsi="Calibri"/>
+                <w:sz w:val="20"/>
+                <w:szCs w:val="20"/>
+              </w:rPr>
+              <w:t xml:space="preserve">Pas de charge</w:t>
+            </w:r>
+          </w:p>
+        </w:tc>
+        <w:tc>
+          <w:tcPr>
+            <w:tcW w:type="dxa" w:w="4680"/>
+            <w:tcMar>
+              <w:top w:type="dxa" w:w="50"/>
+              <w:left w:type="dxa" w:w="100"/>
+              <w:bottom w:type="dxa" w:w="50"/>
+              <w:right w:type="dxa" w:w="100"/>
+            </w:tcMar>
+          </w:tcPr>
+          <w:p>
+            <w:r>
+              <w:rPr>
+                <w:rFonts w:ascii="Calibri" w:cs="Calibri" w:eastAsia="Calibri" w:hAnsi="Calibri"/>
+                <w:sz w:val="20"/>
+                <w:szCs w:val="20"/>
+              </w:rPr>
+              <w:t xml:space="preserve">Adaptateur, DC jack/USB-C, batterie, puce de charge</w:t>
+            </w:r>
+          </w:p>
+        </w:tc>
+      </w:tr>
+      <w:tr>
+        <w:tc>
+          <w:tcPr>
+            <w:tcW w:type="dxa" w:w="4680"/>
+            <w:shd w:fill="F2F5F9" w:color="auto" w:val="clear"/>
+            <w:tcMar>
+              <w:top w:type="dxa" w:w="50"/>
+              <w:left w:type="dxa" w:w="100"/>
+              <w:bottom w:type="dxa" w:w="50"/>
+              <w:right w:type="dxa" w:w="100"/>
+            </w:tcMar>
+          </w:tcPr>
+          <w:p>
+            <w:r>
+              <w:rPr>
+                <w:rFonts w:ascii="Calibri" w:cs="Calibri" w:eastAsia="Calibri" w:hAnsi="Calibri"/>
+                <w:sz w:val="20"/>
+                <w:szCs w:val="20"/>
+              </w:rPr>
+              <w:t xml:space="preserve">Clavier/touches HS</w:t>
+            </w:r>
+          </w:p>
+        </w:tc>
+        <w:tc>
+          <w:tcPr>
+            <w:tcW w:type="dxa" w:w="4680"/>
+            <w:shd w:fill="F2F5F9" w:color="auto" w:val="clear"/>
+            <w:tcMar>
+              <w:top w:type="dxa" w:w="50"/>
+              <w:left w:type="dxa" w:w="100"/>
+              <w:bottom w:type="dxa" w:w="50"/>
+              <w:right w:type="dxa" w:w="100"/>
+            </w:tcMar>
+          </w:tcPr>
+          <w:p>
+            <w:r>
+              <w:rPr>
+                <w:rFonts w:ascii="Calibri" w:cs="Calibri" w:eastAsia="Calibri" w:hAnsi="Calibri"/>
+                <w:sz w:val="20"/>
+                <w:szCs w:val="20"/>
+              </w:rPr>
+              <w:t xml:space="preserve">Nappe clavier, liquide renversé, clavier à remplacer</w:t>
+            </w:r>
+          </w:p>
+        </w:tc>
+      </w:tr>
+      <w:tr>
+        <w:tc>
+          <w:tcPr>
+            <w:tcW w:type="dxa" w:w="4680"/>
+            <w:tcMar>
+              <w:top w:type="dxa" w:w="50"/>
+              <w:left w:type="dxa" w:w="100"/>
+              <w:bottom w:type="dxa" w:w="50"/>
+              <w:right w:type="dxa" w:w="100"/>
+            </w:tcMar>
+          </w:tcPr>
+          <w:p>
+            <w:r>
+              <w:rPr>
+                <w:rFonts w:ascii="Calibri" w:cs="Calibri" w:eastAsia="Calibri" w:hAnsi="Calibri"/>
+                <w:sz w:val="20"/>
+                <w:szCs w:val="20"/>
+              </w:rPr>
+              <w:t xml:space="preserve">Wi-Fi HS</w:t>
+            </w:r>
+          </w:p>
+        </w:tc>
+        <w:tc>
+          <w:tcPr>
+            <w:tcW w:type="dxa" w:w="4680"/>
+            <w:tcMar>
+              <w:top w:type="dxa" w:w="50"/>
+              <w:left w:type="dxa" w:w="100"/>
+              <w:bottom w:type="dxa" w:w="50"/>
+              <w:right w:type="dxa" w:w="100"/>
+            </w:tcMar>
+          </w:tcPr>
+          <w:p>
+            <w:r>
+              <w:rPr>
+                <w:rFonts w:ascii="Calibri" w:cs="Calibri" w:eastAsia="Calibri" w:hAnsi="Calibri"/>
+                <w:sz w:val="20"/>
+                <w:szCs w:val="20"/>
+              </w:rPr>
+              <w:t xml:space="preserve">Carte/antenne Wi-Fi, pilote</w:t>
+            </w:r>
+          </w:p>
+        </w:tc>
+      </w:tr>
+    </w:tbl>
+    <w:p>
+      <w:pPr>
+        <w:spacing w:after="80"/>
+      </w:pPr>
+    </w:p>
+    <w:tbl>
+      <w:tblPr>
+        <w:tblW w:type="pct" w:w="100%"/>
+        <w:tblBorders>
+          <w:top w:val="none" w:color="FFFFFF" w:sz="0"/>
+          <w:left w:val="none" w:color="FFFFFF" w:sz="0"/>
+          <w:bottom w:val="none" w:color="FFFFFF" w:sz="0"/>
+          <w:right w:val="none" w:color="FFFFFF" w:sz="0"/>
+          <w:insideH w:val="none" w:color="FFFFFF" w:sz="0"/>
+          <w:insideV w:val="none" w:color="FFFFFF" w:sz="0"/>
+        </w:tblBorders>
+      </w:tblPr>
+      <w:tblGrid>
+        <w:gridCol w:w="200"/>
+        <w:gridCol w:w="9160"/>
+      </w:tblGrid>
+      <w:tr>
+        <w:tc>
+          <w:tcPr>
+            <w:tcW w:type="dxa" w:w="200"/>
+            <w:shd w:fill="27AE60" w:color="auto" w:val="clear"/>
+          </w:tcPr>
+          <w:p>
+            <w:r>
+              <w:rPr>
+                <w:rFonts w:ascii="Calibri" w:cs="Calibri" w:eastAsia="Calibri" w:hAnsi="Calibri"/>
+              </w:rPr>
+              <w:t xml:space="preserve"> </w:t>
+            </w:r>
+          </w:p>
+        </w:tc>
+        <w:tc>
+          <w:tcPr>
+            <w:tcW w:type="dxa" w:w="9160"/>
+            <w:shd w:fill="EAF7EE" w:color="auto" w:val="clear"/>
+            <w:tcMar>
+              <w:top w:type="dxa" w:w="120"/>
+              <w:left w:type="dxa" w:w="160"/>
+              <w:bottom w:type="dxa" w:w="120"/>
+              <w:right w:type="dxa" w:w="160"/>
+            </w:tcMar>
+          </w:tcPr>
+          <w:p>
+            <w:pPr>
+              <w:spacing w:after="40"/>
+            </w:pPr>
+            <w:r>
+              <w:rPr>
+                <w:rFonts w:ascii="Calibri" w:cs="Calibri" w:eastAsia="Calibri" w:hAnsi="Calibri"/>
+                <w:b/>
+                <w:bCs/>
+                <w:color w:val="1E7E42"/>
+                <w:sz w:val="21"/>
+                <w:szCs w:val="21"/>
+              </w:rPr>
+              <w:t xml:space="preserve">Astuce diagnostic</w:t>
+            </w:r>
+          </w:p>
+          <w:p>
+            <w:r>
+              <w:rPr>
+                <w:rFonts w:ascii="Calibri" w:cs="Calibri" w:eastAsia="Calibri" w:hAnsi="Calibri"/>
+                <w:color w:val="222222"/>
+                <w:sz w:val="21"/>
+                <w:szCs w:val="21"/>
+              </w:rPr>
+              <w:t xml:space="preserve">Le test « écran externe » (brancher un moniteur en HDMI/USB-C) départage instantanément un problème de dalle/nappe d'un problème de carte graphique : si l'image sort sur l'externe mais pas sur la dalle, le problème est l'affichage interne (dalle, nappe, rétroéclairage).</w:t>
+            </w:r>
+          </w:p>
+        </w:tc>
+      </w:tr>
+    </w:tbl>
+    <w:p>
+      <w:pPr>
+        <w:spacing w:after="80"/>
+      </w:pPr>
+    </w:p>
+    <w:p>
+      <w:pPr>
+        <w:pStyle w:val="Heading2"/>
+        <w:spacing w:after="100" w:before="220"/>
+      </w:pPr>
+      <w:r>
+        <w:rPr>
+          <w:rFonts w:ascii="Calibri" w:cs="Calibri" w:eastAsia="Calibri" w:hAnsi="Calibri"/>
+          <w:b/>
+          <w:bCs/>
+          <w:color w:val="2E5E8C"/>
+          <w:sz w:val="26"/>
+          <w:szCs w:val="26"/>
+        </w:rPr>
+        <w:t xml:space="preserve">15. Interventions matérielles courantes</w:t>
+      </w:r>
+    </w:p>
+    <w:p>
+      <w:pPr>
+        <w:pStyle w:val="ListParagraph"/>
+        <w:numPr>
+          <w:ilvl w:val="0"/>
+          <w:numId w:val="1"/>
+        </w:numPr>
+        <w:spacing w:after="60" w:line="264"/>
+      </w:pPr>
+      <w:r>
+        <w:rPr>
+          <w:rFonts w:ascii="Calibri" w:cs="Calibri" w:eastAsia="Calibri" w:hAnsi="Calibri"/>
+          <w:sz w:val="22"/>
+          <w:szCs w:val="22"/>
+        </w:rPr>
+        <w:t xml:space="preserve">Remplacement de dalle : identifier la référence exacte (taille, résolution, connecteur, avec/sans tactile, fixations). Démonter le cadre (bezel) ou décoller selon le modèle, transférer la nappe si besoin.</w:t>
+      </w:r>
+    </w:p>
+    <w:p>
+      <w:pPr>
+        <w:pStyle w:val="ListParagraph"/>
+        <w:numPr>
+          <w:ilvl w:val="0"/>
+          <w:numId w:val="1"/>
+        </w:numPr>
+        <w:spacing w:after="60" w:line="264"/>
+      </w:pPr>
+      <w:r>
+        <w:rPr>
+          <w:rFonts w:ascii="Calibri" w:cs="Calibri" w:eastAsia="Calibri" w:hAnsi="Calibri"/>
+          <w:sz w:val="22"/>
+          <w:szCs w:val="22"/>
+        </w:rPr>
+        <w:t xml:space="preserve">Charnières cassées : fréquent ; parfois casse des supports en plastique du capot (à recoller/renforcer) ou charnières à remplacer.</w:t>
+      </w:r>
+    </w:p>
+    <w:p>
+      <w:pPr>
+        <w:pStyle w:val="ListParagraph"/>
+        <w:numPr>
+          <w:ilvl w:val="0"/>
+          <w:numId w:val="1"/>
+        </w:numPr>
+        <w:spacing w:after="60" w:line="264"/>
+      </w:pPr>
+      <w:r>
+        <w:rPr>
+          <w:rFonts w:ascii="Calibri" w:cs="Calibri" w:eastAsia="Calibri" w:hAnsi="Calibri"/>
+          <w:sz w:val="22"/>
+          <w:szCs w:val="22"/>
+        </w:rPr>
+        <w:t xml:space="preserve">Clavier / trackpad : remplacement de la nappe ou du bloc complet. Sur MacBook « butterfly », clavier intégré à la coque = intervention lourde.</w:t>
+      </w:r>
+    </w:p>
+    <w:p>
+      <w:pPr>
+        <w:pStyle w:val="ListParagraph"/>
+        <w:numPr>
+          <w:ilvl w:val="0"/>
+          <w:numId w:val="1"/>
+        </w:numPr>
+        <w:spacing w:after="60" w:line="264"/>
+      </w:pPr>
+      <w:r>
+        <w:rPr>
+          <w:rFonts w:ascii="Calibri" w:cs="Calibri" w:eastAsia="Calibri" w:hAnsi="Calibri"/>
+          <w:sz w:val="22"/>
+          <w:szCs w:val="22"/>
+        </w:rPr>
+        <w:t xml:space="preserve">Batterie : gonflement fréquent sur portables anciens (peut déformer le trackpad). Manipulation lithium prudente.</w:t>
+      </w:r>
+    </w:p>
+    <w:p>
+      <w:pPr>
+        <w:pStyle w:val="ListParagraph"/>
+        <w:numPr>
+          <w:ilvl w:val="0"/>
+          <w:numId w:val="1"/>
+        </w:numPr>
+        <w:spacing w:after="60" w:line="264"/>
+      </w:pPr>
+      <w:r>
+        <w:rPr>
+          <w:rFonts w:ascii="Calibri" w:cs="Calibri" w:eastAsia="Calibri" w:hAnsi="Calibri"/>
+          <w:sz w:val="22"/>
+          <w:szCs w:val="22"/>
+        </w:rPr>
+        <w:t xml:space="preserve">DC jack / connecteur de charge : nettoyage, resoudure ou remplacement.</w:t>
+      </w:r>
+    </w:p>
+    <w:p>
+      <w:pPr>
+        <w:pStyle w:val="ListParagraph"/>
+        <w:numPr>
+          <w:ilvl w:val="0"/>
+          <w:numId w:val="1"/>
+        </w:numPr>
+        <w:spacing w:after="60" w:line="264"/>
+      </w:pPr>
+      <w:r>
+        <w:rPr>
+          <w:rFonts w:ascii="Calibri" w:cs="Calibri" w:eastAsia="Calibri" w:hAnsi="Calibri"/>
+          <w:sz w:val="22"/>
+          <w:szCs w:val="22"/>
+        </w:rPr>
+        <w:t xml:space="preserve">Surchauffe : démonter, dépoussiérer le radiateur et le ventilateur, remplacer la pâte thermique (et les pads thermiques si besoin). Réparation à forte valeur ajoutée et facile.</w:t>
+      </w:r>
+    </w:p>
+    <w:p>
+      <w:pPr>
+        <w:spacing w:after="80"/>
+      </w:pPr>
+    </w:p>
+    <w:p>
+      <w:pPr>
+        <w:spacing w:after="40" w:before="120"/>
+        <w:jc w:val="center"/>
+      </w:pPr>
+      <w:r>
+        <w:drawing>
+          <wp:inline distT="0" distB="0" distL="0" distR="0">
+            <wp:extent cx="4476750" cy="3009900"/>
+            <wp:effectExtent t="0" r="0" b="0" l="0"/>
+            <wp:docPr id="1" name="" descr="" title=""/>
+            <wp:cNvGraphicFramePr>
+              <a:graphicFrameLocks xmlns:a="http://schemas.openxmlformats.org/drawingml/2006/main" noChangeAspect="1"/>
+            </wp:cNvGraphicFramePr>
+            <a:graphic xmlns:a="http://schemas.openxmlformats.org/drawingml/2006/main">
+              <a:graphicData uri="http://schemas.openxmlformats.org/drawingml/2006/picture">
+                <pic:pic xmlns:pic="http://schemas.openxmlformats.org/drawingml/2006/picture">
+                  <pic:nvPicPr>
+                    <pic:cNvPr id="0" name="" descr=""/>
+                    <pic:cNvPicPr>
+                      <a:picLocks noChangeAspect="1" noChangeArrowheads="1"/>
+                    </pic:cNvPicPr>
+                  </pic:nvPicPr>
+                  <pic:blipFill>
+                    <a:blip r:embed="rId20" cstate="none"/>
+                    <a:srcRect/>
+                    <a:stretch>
+                      <a:fillRect/>
+                    </a:stretch>
+                  </pic:blipFill>
+                  <pic:spPr bwMode="auto">
+                    <a:xfrm>
+                      <a:off x="0" y="0"/>
+                      <a:ext cx="4476750" cy="3009900"/>
+                    </a:xfrm>
+                    <a:prstGeom prst="rect">
+                      <a:avLst/>
+                    </a:prstGeom>
+                  </pic:spPr>
+                </pic:pic>
+              </a:graphicData>
+            </a:graphic>
+          </wp:inline>
+        </w:drawing>
+      </w:r>
+    </w:p>
+    <w:p>
+      <w:pPr>
+        <w:spacing w:after="160"/>
+        <w:jc w:val="center"/>
+      </w:pPr>
+      <w:r>
+        <w:rPr>
+          <w:rFonts w:ascii="Calibri" w:cs="Calibri" w:eastAsia="Calibri" w:hAnsi="Calibri"/>
+          <w:i/>
+          <w:iCs/>
+          <w:color w:val="555555"/>
+          <w:sz w:val="17"/>
+          <w:szCs w:val="17"/>
+        </w:rPr>
+        <w:t xml:space="preserve">Étapes du remplacement d'une dalle de PC portable.</w:t>
+      </w:r>
+    </w:p>
+    <w:p>
+      <w:pPr>
+        <w:spacing w:after="40" w:before="120"/>
+        <w:jc w:val="center"/>
+      </w:pPr>
+      <w:r>
+        <w:drawing>
+          <wp:inline distT="0" distB="0" distL="0" distR="0">
+            <wp:extent cx="4476750" cy="3009900"/>
+            <wp:effectExtent t="0" r="0" b="0" l="0"/>
+            <wp:docPr id="1" name="" descr="" title=""/>
+            <wp:cNvGraphicFramePr>
+              <a:graphicFrameLocks xmlns:a="http://schemas.openxmlformats.org/drawingml/2006/main" noChangeAspect="1"/>
+            </wp:cNvGraphicFramePr>
+            <a:graphic xmlns:a="http://schemas.openxmlformats.org/drawingml/2006/main">
+              <a:graphicData uri="http://schemas.openxmlformats.org/drawingml/2006/picture">
+                <pic:pic xmlns:pic="http://schemas.openxmlformats.org/drawingml/2006/picture">
+                  <pic:nvPicPr>
+                    <pic:cNvPr id="0" name="" descr=""/>
+                    <pic:cNvPicPr>
+                      <a:picLocks noChangeAspect="1" noChangeArrowheads="1"/>
+                    </pic:cNvPicPr>
+                  </pic:nvPicPr>
+                  <pic:blipFill>
+                    <a:blip r:embed="rId21" cstate="none"/>
+                    <a:srcRect/>
+                    <a:stretch>
+                      <a:fillRect/>
+                    </a:stretch>
+                  </pic:blipFill>
+                  <pic:spPr bwMode="auto">
+                    <a:xfrm>
+                      <a:off x="0" y="0"/>
+                      <a:ext cx="4476750" cy="3009900"/>
+                    </a:xfrm>
+                    <a:prstGeom prst="rect">
+                      <a:avLst/>
+                    </a:prstGeom>
+                  </pic:spPr>
+                </pic:pic>
+              </a:graphicData>
+            </a:graphic>
+          </wp:inline>
+        </w:drawing>
+      </w:r>
+    </w:p>
+    <w:p>
+      <w:pPr>
+        <w:spacing w:after="160"/>
+        <w:jc w:val="center"/>
+      </w:pPr>
+      <w:r>
+        <w:rPr>
+          <w:rFonts w:ascii="Calibri" w:cs="Calibri" w:eastAsia="Calibri" w:hAnsi="Calibri"/>
+          <w:i/>
+          <w:iCs/>
+          <w:color w:val="555555"/>
+          <w:sz w:val="17"/>
+          <w:szCs w:val="17"/>
+        </w:rPr>
+        <w:t xml:space="preserve">Étapes du remplacement d'un clavier de PC portable.</w:t>
+      </w:r>
+    </w:p>
+    <w:p>
+      <w:pPr>
+        <w:spacing w:after="40" w:before="120"/>
+        <w:jc w:val="center"/>
+      </w:pPr>
+      <w:r>
+        <w:drawing>
+          <wp:inline distT="0" distB="0" distL="0" distR="0">
+            <wp:extent cx="4476750" cy="3009900"/>
+            <wp:effectExtent t="0" r="0" b="0" l="0"/>
+            <wp:docPr id="1" name="" descr="" title=""/>
+            <wp:cNvGraphicFramePr>
+              <a:graphicFrameLocks xmlns:a="http://schemas.openxmlformats.org/drawingml/2006/main" noChangeAspect="1"/>
+            </wp:cNvGraphicFramePr>
+            <a:graphic xmlns:a="http://schemas.openxmlformats.org/drawingml/2006/main">
+              <a:graphicData uri="http://schemas.openxmlformats.org/drawingml/2006/picture">
+                <pic:pic xmlns:pic="http://schemas.openxmlformats.org/drawingml/2006/picture">
+                  <pic:nvPicPr>
+                    <pic:cNvPr id="0" name="" descr=""/>
+                    <pic:cNvPicPr>
+                      <a:picLocks noChangeAspect="1" noChangeArrowheads="1"/>
+                    </pic:cNvPicPr>
+                  </pic:nvPicPr>
+                  <pic:blipFill>
+                    <a:blip r:embed="rId22" cstate="none"/>
+                    <a:srcRect/>
+                    <a:stretch>
+                      <a:fillRect/>
+                    </a:stretch>
+                  </pic:blipFill>
+                  <pic:spPr bwMode="auto">
+                    <a:xfrm>
+                      <a:off x="0" y="0"/>
+                      <a:ext cx="4476750" cy="3009900"/>
+                    </a:xfrm>
+                    <a:prstGeom prst="rect">
+                      <a:avLst/>
+                    </a:prstGeom>
+                  </pic:spPr>
+                </pic:pic>
+              </a:graphicData>
+            </a:graphic>
+          </wp:inline>
+        </w:drawing>
+      </w:r>
+    </w:p>
+    <w:p>
+      <w:pPr>
+        <w:spacing w:after="160"/>
+        <w:jc w:val="center"/>
+      </w:pPr>
+      <w:r>
+        <w:rPr>
+          <w:rFonts w:ascii="Calibri" w:cs="Calibri" w:eastAsia="Calibri" w:hAnsi="Calibri"/>
+          <w:i/>
+          <w:iCs/>
+          <w:color w:val="555555"/>
+          <w:sz w:val="17"/>
+          <w:szCs w:val="17"/>
+        </w:rPr>
+        <w:t xml:space="preserve">Étapes du remplacement d'une batterie de PC portable.</w:t>
+      </w:r>
+    </w:p>
+    <w:p>
+      <w:pPr>
+        <w:pStyle w:val="Heading2"/>
+        <w:spacing w:after="100" w:before="220"/>
+      </w:pPr>
+      <w:r>
+        <w:rPr>
+          <w:rFonts w:ascii="Calibri" w:cs="Calibri" w:eastAsia="Calibri" w:hAnsi="Calibri"/>
+          <w:b/>
+          <w:bCs/>
+          <w:color w:val="2E5E8C"/>
+          <w:sz w:val="26"/>
+          <w:szCs w:val="26"/>
+        </w:rPr>
+        <w:t xml:space="preserve">16. Améliorations (upgrades) rentables</w:t>
+      </w:r>
+    </w:p>
+    <w:p>
+      <w:pPr>
+        <w:pStyle w:val="ListParagraph"/>
+        <w:numPr>
+          <w:ilvl w:val="0"/>
+          <w:numId w:val="1"/>
+        </w:numPr>
+        <w:spacing w:after="60" w:line="264"/>
+      </w:pPr>
+      <w:r>
+        <w:rPr>
+          <w:rFonts w:ascii="Calibri" w:cs="Calibri" w:eastAsia="Calibri" w:hAnsi="Calibri"/>
+          <w:sz w:val="22"/>
+          <w:szCs w:val="22"/>
+        </w:rPr>
+        <w:t xml:space="preserve">Passage HDD → SSD : le plus grand gain de performance ressenti sur une vieille machine. Cloner ou réinstaller le système.</w:t>
+      </w:r>
+    </w:p>
+    <w:p>
+      <w:pPr>
+        <w:pStyle w:val="ListParagraph"/>
+        <w:numPr>
+          <w:ilvl w:val="0"/>
+          <w:numId w:val="1"/>
+        </w:numPr>
+        <w:spacing w:after="60" w:line="264"/>
+      </w:pPr>
+      <w:r>
+        <w:rPr>
+          <w:rFonts w:ascii="Calibri" w:cs="Calibri" w:eastAsia="Calibri" w:hAnsi="Calibri"/>
+          <w:sz w:val="22"/>
+          <w:szCs w:val="22"/>
+        </w:rPr>
+        <w:t xml:space="preserve">Ajout / remplacement de RAM (si non soudée) : vérifier type (DDR3/4/5), fréquence, capacité max de la carte mère.</w:t>
+      </w:r>
+    </w:p>
+    <w:p>
+      <w:pPr>
+        <w:pStyle w:val="ListParagraph"/>
+        <w:numPr>
+          <w:ilvl w:val="0"/>
+          <w:numId w:val="1"/>
+        </w:numPr>
+        <w:spacing w:after="60" w:line="264"/>
+      </w:pPr>
+      <w:r>
+        <w:rPr>
+          <w:rFonts w:ascii="Calibri" w:cs="Calibri" w:eastAsia="Calibri" w:hAnsi="Calibri"/>
+          <w:sz w:val="22"/>
+          <w:szCs w:val="22"/>
+        </w:rPr>
+        <w:t xml:space="preserve">Nettoyage complet + pâte thermique neuve : redonne des années de vie.</w:t>
+      </w:r>
+    </w:p>
+    <w:p>
+      <w:pPr>
+        <w:spacing w:after="80"/>
+      </w:pPr>
+    </w:p>
+    <w:p>
+      <w:pPr>
+        <w:spacing w:after="40" w:before="120"/>
+        <w:jc w:val="center"/>
+      </w:pPr>
+      <w:r>
+        <w:drawing>
+          <wp:inline distT="0" distB="0" distL="0" distR="0">
+            <wp:extent cx="4476750" cy="3009900"/>
+            <wp:effectExtent t="0" r="0" b="0" l="0"/>
+            <wp:docPr id="1" name="" descr="" title=""/>
+            <wp:cNvGraphicFramePr>
+              <a:graphicFrameLocks xmlns:a="http://schemas.openxmlformats.org/drawingml/2006/main" noChangeAspect="1"/>
+            </wp:cNvGraphicFramePr>
+            <a:graphic xmlns:a="http://schemas.openxmlformats.org/drawingml/2006/main">
+              <a:graphicData uri="http://schemas.openxmlformats.org/drawingml/2006/picture">
+                <pic:pic xmlns:pic="http://schemas.openxmlformats.org/drawingml/2006/picture">
+                  <pic:nvPicPr>
+                    <pic:cNvPr id="0" name="" descr=""/>
+                    <pic:cNvPicPr>
+                      <a:picLocks noChangeAspect="1" noChangeArrowheads="1"/>
+                    </pic:cNvPicPr>
+                  </pic:nvPicPr>
+                  <pic:blipFill>
+                    <a:blip r:embed="rId23" cstate="none"/>
+                    <a:srcRect/>
+                    <a:stretch>
+                      <a:fillRect/>
+                    </a:stretch>
+                  </pic:blipFill>
+                  <pic:spPr bwMode="auto">
+                    <a:xfrm>
+                      <a:off x="0" y="0"/>
+                      <a:ext cx="4476750" cy="3009900"/>
+                    </a:xfrm>
+                    <a:prstGeom prst="rect">
+                      <a:avLst/>
+                    </a:prstGeom>
+                  </pic:spPr>
+                </pic:pic>
+              </a:graphicData>
+            </a:graphic>
+          </wp:inline>
+        </w:drawing>
+      </w:r>
+    </w:p>
+    <w:p>
+      <w:pPr>
+        <w:spacing w:after="160"/>
+        <w:jc w:val="center"/>
+      </w:pPr>
+      <w:r>
+        <w:rPr>
+          <w:rFonts w:ascii="Calibri" w:cs="Calibri" w:eastAsia="Calibri" w:hAnsi="Calibri"/>
+          <w:i/>
+          <w:iCs/>
+          <w:color w:val="555555"/>
+          <w:sz w:val="17"/>
+          <w:szCs w:val="17"/>
+        </w:rPr>
+        <w:t xml:space="preserve">Étapes de l'installation d'un SSD et de la RAM.</w:t>
+      </w:r>
+    </w:p>
+    <w:p>
+      <w:pPr>
+        <w:spacing w:after="40" w:before="120"/>
+        <w:jc w:val="center"/>
+      </w:pPr>
+      <w:r>
+        <w:drawing>
+          <wp:inline distT="0" distB="0" distL="0" distR="0">
+            <wp:extent cx="4476750" cy="3009900"/>
+            <wp:effectExtent t="0" r="0" b="0" l="0"/>
+            <wp:docPr id="1" name="" descr="" title=""/>
+            <wp:cNvGraphicFramePr>
+              <a:graphicFrameLocks xmlns:a="http://schemas.openxmlformats.org/drawingml/2006/main" noChangeAspect="1"/>
+            </wp:cNvGraphicFramePr>
+            <a:graphic xmlns:a="http://schemas.openxmlformats.org/drawingml/2006/main">
+              <a:graphicData uri="http://schemas.openxmlformats.org/drawingml/2006/picture">
+                <pic:pic xmlns:pic="http://schemas.openxmlformats.org/drawingml/2006/picture">
+                  <pic:nvPicPr>
+                    <pic:cNvPr id="0" name="" descr=""/>
+                    <pic:cNvPicPr>
+                      <a:picLocks noChangeAspect="1" noChangeArrowheads="1"/>
+                    </pic:cNvPicPr>
+                  </pic:nvPicPr>
+                  <pic:blipFill>
+                    <a:blip r:embed="rId24" cstate="none"/>
+                    <a:srcRect/>
+                    <a:stretch>
+                      <a:fillRect/>
+                    </a:stretch>
+                  </pic:blipFill>
+                  <pic:spPr bwMode="auto">
+                    <a:xfrm>
+                      <a:off x="0" y="0"/>
+                      <a:ext cx="4476750" cy="3009900"/>
+                    </a:xfrm>
+                    <a:prstGeom prst="rect">
+                      <a:avLst/>
+                    </a:prstGeom>
+                  </pic:spPr>
+                </pic:pic>
+              </a:graphicData>
+            </a:graphic>
+          </wp:inline>
+        </w:drawing>
+      </w:r>
+    </w:p>
+    <w:p>
+      <w:pPr>
+        <w:spacing w:after="160"/>
+        <w:jc w:val="center"/>
+      </w:pPr>
+      <w:r>
+        <w:rPr>
+          <w:rFonts w:ascii="Calibri" w:cs="Calibri" w:eastAsia="Calibri" w:hAnsi="Calibri"/>
+          <w:i/>
+          <w:iCs/>
+          <w:color w:val="555555"/>
+          <w:sz w:val="17"/>
+          <w:szCs w:val="17"/>
+        </w:rPr>
+        <w:t xml:space="preserve">Étapes du changement de pâte thermique et du nettoyage.</w:t>
+      </w:r>
+    </w:p>
+    <w:p>
+      <w:pPr>
+        <w:pStyle w:val="Heading2"/>
+        <w:spacing w:after="100" w:before="220"/>
+      </w:pPr>
+      <w:r>
+        <w:rPr>
+          <w:rFonts w:ascii="Calibri" w:cs="Calibri" w:eastAsia="Calibri" w:hAnsi="Calibri"/>
+          <w:b/>
+          <w:bCs/>
+          <w:color w:val="2E5E8C"/>
+          <w:sz w:val="26"/>
+          <w:szCs w:val="26"/>
+        </w:rPr>
+        <w:t xml:space="preserve">17. Logiciel : système, pilotes, données</w:t>
+      </w:r>
+    </w:p>
+    <w:p>
+      <w:pPr>
+        <w:pStyle w:val="ListParagraph"/>
+        <w:numPr>
+          <w:ilvl w:val="0"/>
+          <w:numId w:val="2"/>
+        </w:numPr>
+        <w:spacing w:after="60" w:line="264"/>
+      </w:pPr>
+      <w:r>
+        <w:rPr>
+          <w:rFonts w:ascii="Calibri" w:cs="Calibri" w:eastAsia="Calibri" w:hAnsi="Calibri"/>
+          <w:sz w:val="22"/>
+          <w:szCs w:val="22"/>
+        </w:rPr>
+        <w:t xml:space="preserve">Sauvegarder les données AVANT toute réinstallation. C'est sacré. Un client ne pardonnera jamais la perte de ses photos.</w:t>
+      </w:r>
+    </w:p>
+    <w:p>
+      <w:pPr>
+        <w:pStyle w:val="ListParagraph"/>
+        <w:numPr>
+          <w:ilvl w:val="0"/>
+          <w:numId w:val="2"/>
+        </w:numPr>
+        <w:spacing w:after="60" w:line="264"/>
+      </w:pPr>
+      <w:r>
+        <w:rPr>
+          <w:rFonts w:ascii="Calibri" w:cs="Calibri" w:eastAsia="Calibri" w:hAnsi="Calibri"/>
+          <w:sz w:val="22"/>
+          <w:szCs w:val="22"/>
+        </w:rPr>
+        <w:t xml:space="preserve">Réinstallation propre de Windows/macOS/Linux quand l'OS est corrompu ou trop lent.</w:t>
+      </w:r>
+    </w:p>
+    <w:p>
+      <w:pPr>
+        <w:pStyle w:val="ListParagraph"/>
+        <w:numPr>
+          <w:ilvl w:val="0"/>
+          <w:numId w:val="2"/>
+        </w:numPr>
+        <w:spacing w:after="60" w:line="264"/>
+      </w:pPr>
+      <w:r>
+        <w:rPr>
+          <w:rFonts w:ascii="Calibri" w:cs="Calibri" w:eastAsia="Calibri" w:hAnsi="Calibri"/>
+          <w:sz w:val="22"/>
+          <w:szCs w:val="22"/>
+        </w:rPr>
+        <w:t xml:space="preserve">Pilotes : réinstaller les pilotes (chipset, GPU, Wi-Fi) après une installation propre.</w:t>
+      </w:r>
+    </w:p>
+    <w:p>
+      <w:pPr>
+        <w:pStyle w:val="ListParagraph"/>
+        <w:numPr>
+          <w:ilvl w:val="0"/>
+          <w:numId w:val="2"/>
+        </w:numPr>
+        <w:spacing w:after="60" w:line="264"/>
+      </w:pPr>
+      <w:r>
+        <w:rPr>
+          <w:rFonts w:ascii="Calibri" w:cs="Calibri" w:eastAsia="Calibri" w:hAnsi="Calibri"/>
+          <w:sz w:val="22"/>
+          <w:szCs w:val="22"/>
+        </w:rPr>
+        <w:t xml:space="preserve">Suppression de malwares, réparation du démarrage (bootloader), réparation de profil utilisateur.</w:t>
+      </w:r>
+    </w:p>
+    <w:p>
+      <w:pPr>
+        <w:pStyle w:val="ListParagraph"/>
+        <w:numPr>
+          <w:ilvl w:val="0"/>
+          <w:numId w:val="2"/>
+        </w:numPr>
+        <w:spacing w:after="60" w:line="264"/>
+      </w:pPr>
+      <w:r>
+        <w:rPr>
+          <w:rFonts w:ascii="Calibri" w:cs="Calibri" w:eastAsia="Calibri" w:hAnsi="Calibri"/>
+          <w:sz w:val="22"/>
+          <w:szCs w:val="22"/>
+        </w:rPr>
+        <w:t xml:space="preserve">Récupération de données sur disque défaillant (voir Partie 9).</w:t>
+      </w:r>
+    </w:p>
+    <w:p>
+      <w:pPr>
+        <w:spacing w:after="80"/>
+      </w:pPr>
+    </w:p>
+    <w:tbl>
+      <w:tblPr>
+        <w:tblW w:type="pct" w:w="100%"/>
+        <w:tblBorders>
+          <w:top w:val="none" w:color="FFFFFF" w:sz="0"/>
+          <w:left w:val="none" w:color="FFFFFF" w:sz="0"/>
+          <w:bottom w:val="none" w:color="FFFFFF" w:sz="0"/>
+          <w:right w:val="none" w:color="FFFFFF" w:sz="0"/>
+          <w:insideH w:val="none" w:color="FFFFFF" w:sz="0"/>
+          <w:insideV w:val="none" w:color="FFFFFF" w:sz="0"/>
+        </w:tblBorders>
+      </w:tblPr>
+      <w:tblGrid>
+        <w:gridCol w:w="200"/>
+        <w:gridCol w:w="9160"/>
+      </w:tblGrid>
+      <w:tr>
+        <w:tc>
+          <w:tcPr>
+            <w:tcW w:type="dxa" w:w="200"/>
+            <w:shd w:fill="C0392B" w:color="auto" w:val="clear"/>
+          </w:tcPr>
+          <w:p>
+            <w:r>
+              <w:rPr>
+                <w:rFonts w:ascii="Calibri" w:cs="Calibri" w:eastAsia="Calibri" w:hAnsi="Calibri"/>
+              </w:rPr>
+              <w:t xml:space="preserve"> </w:t>
+            </w:r>
+          </w:p>
+        </w:tc>
+        <w:tc>
+          <w:tcPr>
+            <w:tcW w:type="dxa" w:w="9160"/>
+            <w:shd w:fill="FDECEA" w:color="auto" w:val="clear"/>
+            <w:tcMar>
+              <w:top w:type="dxa" w:w="120"/>
+              <w:left w:type="dxa" w:w="160"/>
+              <w:bottom w:type="dxa" w:w="120"/>
+              <w:right w:type="dxa" w:w="160"/>
+            </w:tcMar>
+          </w:tcPr>
+          <w:p>
+            <w:pPr>
+              <w:spacing w:after="40"/>
+            </w:pPr>
+            <w:r>
+              <w:rPr>
+                <w:rFonts w:ascii="Calibri" w:cs="Calibri" w:eastAsia="Calibri" w:hAnsi="Calibri"/>
+                <w:b/>
+                <w:bCs/>
+                <w:color w:val="C0392B"/>
+                <w:sz w:val="21"/>
+                <w:szCs w:val="21"/>
+              </w:rPr>
+              <w:t xml:space="preserve">Attention aux mots de passe / verrouillages</w:t>
+            </w:r>
+          </w:p>
+          <w:p>
+            <w:r>
+              <w:rPr>
+                <w:rFonts w:ascii="Calibri" w:cs="Calibri" w:eastAsia="Calibri" w:hAnsi="Calibri"/>
+                <w:color w:val="222222"/>
+                <w:sz w:val="21"/>
+                <w:szCs w:val="21"/>
+              </w:rPr>
+              <w:t xml:space="preserve">Ne contournez jamais un verrouillage sans preuve de propriété. Réinitialiser un mot de passe Windows local est un service courant ; contourner un compte lié ou un antivol sur un appareil dont la propriété n'est pas prouvée peut être illégal. Exigez une preuve d'achat en cas de doute (voir Partie 10).</w:t>
+            </w:r>
+          </w:p>
+        </w:tc>
+      </w:tr>
+    </w:tbl>
+    <w:p>
+      <w:pPr>
+        <w:spacing w:after="80"/>
+      </w:pPr>
+    </w:p>
+    <w:p>
+      <w:r>
+        <w:br w:type="page"/>
+      </w:r>
+    </w:p>
+    <w:p>
+      <w:r>
+        <w:br w:type="page"/>
+      </w:r>
+    </w:p>
+    <w:p>
+      <w:pPr>
+        <w:pStyle w:val="Heading1"/>
+        <w:spacing w:after="0" w:before="0"/>
+      </w:pPr>
+      <w:r>
+        <w:rPr>
+          <w:rFonts w:ascii="Calibri" w:cs="Calibri" w:eastAsia="Calibri" w:hAnsi="Calibri"/>
+          <w:color w:val="FFFFFF"/>
+          <w:sz w:val="2"/>
+          <w:szCs w:val="2"/>
+        </w:rPr>
+        <w:t xml:space="preserve">Partie 6 — Smartwatchs (Apple Watch et montres connectées)</w:t>
+      </w:r>
+    </w:p>
+    <w:tbl>
+      <w:tblPr>
+        <w:tblW w:type="pct" w:w="100%"/>
+        <w:tblBorders>
+          <w:top w:val="none" w:color="FFFFFF" w:sz="0"/>
+          <w:left w:val="none" w:color="FFFFFF" w:sz="0"/>
+          <w:bottom w:val="none" w:color="FFFFFF" w:sz="0"/>
+          <w:right w:val="none" w:color="FFFFFF" w:sz="0"/>
+          <w:insideH w:val="none" w:color="FFFFFF" w:sz="0"/>
+          <w:insideV w:val="none" w:color="FFFFFF" w:sz="0"/>
+        </w:tblBorders>
+      </w:tblPr>
+      <w:tblGrid>
+        <w:gridCol w:w="9360"/>
+      </w:tblGrid>
+      <w:tr>
+        <w:tc>
+          <w:tcPr>
+            <w:tcW w:type="dxa" w:w="9360"/>
+            <w:shd w:fill="1F3A5F" w:color="auto" w:val="clear"/>
+            <w:tcMar>
+              <w:top w:type="dxa" w:w="300"/>
+              <w:left w:type="dxa" w:w="320"/>
+              <w:bottom w:type="dxa" w:w="320"/>
+              <w:right w:type="dxa" w:w="320"/>
+            </w:tcMar>
+          </w:tcPr>
+          <w:p>
+            <w:pPr>
+              <w:spacing w:after="40"/>
+            </w:pPr>
+            <w:r>
+              <w:rPr>
+                <w:rFonts w:ascii="Calibri" w:cs="Calibri" w:eastAsia="Calibri" w:hAnsi="Calibri"/>
+                <w:b/>
+                <w:bCs/>
+                <w:color w:val="9FC4E6"/>
+                <w:spacing w:val="60"/>
+                <w:sz w:val="20"/>
+                <w:szCs w:val="20"/>
+              </w:rPr>
+              <w:t xml:space="preserve">PARTIE 6</w:t>
+            </w:r>
+          </w:p>
+          <w:p>
+            <w:r>
+              <w:rPr>
+                <w:rFonts w:ascii="Calibri" w:cs="Calibri" w:eastAsia="Calibri" w:hAnsi="Calibri"/>
+                <w:b/>
+                <w:bCs/>
+                <w:color w:val="FFFFFF"/>
+                <w:sz w:val="40"/>
+                <w:szCs w:val="40"/>
+              </w:rPr>
+              <w:t xml:space="preserve">Smartwatchs (Apple Watch et montres connectées)</w:t>
+            </w:r>
+          </w:p>
+        </w:tc>
+      </w:tr>
+    </w:tbl>
+    <w:p>
+      <w:pPr>
+        <w:spacing w:after="80"/>
+      </w:pPr>
+    </w:p>
+    <w:p>
+      <w:pPr>
+        <w:spacing w:after="120" w:line="276"/>
+        <w:jc w:val="both"/>
+      </w:pPr>
+      <w:r>
+        <w:rPr>
+          <w:rFonts w:ascii="Calibri" w:cs="Calibri" w:eastAsia="Calibri" w:hAnsi="Calibri"/>
+          <w:sz w:val="22"/>
+          <w:szCs w:val="22"/>
+        </w:rPr>
+        <w:t xml:space="preserve">Les montres connectées sont les appareils les plus miniaturisés et les plus délicats à réparer. Étanchéité forte, écran fragile, batterie minuscule, nappes ultrafines.</w:t>
+      </w:r>
+    </w:p>
+    <w:p>
+      <w:pPr>
+        <w:pStyle w:val="ListParagraph"/>
+        <w:numPr>
+          <w:ilvl w:val="0"/>
+          <w:numId w:val="1"/>
+        </w:numPr>
+        <w:spacing w:after="60" w:line="264"/>
+      </w:pPr>
+      <w:r>
+        <w:rPr>
+          <w:rFonts w:ascii="Calibri" w:cs="Calibri" w:eastAsia="Calibri" w:hAnsi="Calibri"/>
+          <w:sz w:val="22"/>
+          <w:szCs w:val="22"/>
+        </w:rPr>
+        <w:t xml:space="preserve">Ouverture : l'écran de l'Apple Watch est collé (adhésif étanche) et relié par des nappes très courtes et fragiles (affichage, tactile/Force Touch). On chauffe doucement, on soulève par un coin avec une lame fine, TRÈS prudemment — les nappes cassent au moindre excès d'angle.</w:t>
+      </w:r>
+    </w:p>
+    <w:p>
+      <w:pPr>
+        <w:pStyle w:val="ListParagraph"/>
+        <w:numPr>
+          <w:ilvl w:val="0"/>
+          <w:numId w:val="1"/>
+        </w:numPr>
+        <w:spacing w:after="60" w:line="264"/>
+      </w:pPr>
+      <w:r>
+        <w:rPr>
+          <w:rFonts w:ascii="Calibri" w:cs="Calibri" w:eastAsia="Calibri" w:hAnsi="Calibri"/>
+          <w:sz w:val="22"/>
+          <w:szCs w:val="22"/>
+        </w:rPr>
+        <w:t xml:space="preserve">Remplacement d'écran : pièce coûteuse et fragile ; le tactile/Force Touch peut nécessiter recalibrage. Vérifiez la compatibilité exacte (taille 38/40/41/42/44/45/49 mm, génération).</w:t>
+      </w:r>
+    </w:p>
+    <w:p>
+      <w:pPr>
+        <w:pStyle w:val="ListParagraph"/>
+        <w:numPr>
+          <w:ilvl w:val="0"/>
+          <w:numId w:val="1"/>
+        </w:numPr>
+        <w:spacing w:after="60" w:line="264"/>
+      </w:pPr>
+      <w:r>
+        <w:rPr>
+          <w:rFonts w:ascii="Calibri" w:cs="Calibri" w:eastAsia="Calibri" w:hAnsi="Calibri"/>
+          <w:sz w:val="22"/>
+          <w:szCs w:val="22"/>
+        </w:rPr>
+        <w:t xml:space="preserve">Batterie : minuscule, collée ; mêmes précautions lithium. Le gonflement de batterie peut décoller l'écran (symptôme fréquent).</w:t>
+      </w:r>
+    </w:p>
+    <w:p>
+      <w:pPr>
+        <w:pStyle w:val="ListParagraph"/>
+        <w:numPr>
+          <w:ilvl w:val="0"/>
+          <w:numId w:val="1"/>
+        </w:numPr>
+        <w:spacing w:after="60" w:line="264"/>
+      </w:pPr>
+      <w:r>
+        <w:rPr>
+          <w:rFonts w:ascii="Calibri" w:cs="Calibri" w:eastAsia="Calibri" w:hAnsi="Calibri"/>
+          <w:sz w:val="22"/>
+          <w:szCs w:val="22"/>
+        </w:rPr>
+        <w:t xml:space="preserve">Étanchéité : après ouverture, remplacer l'adhésif périphérique ; prévenir le client que l'étanchéité d'origine n'est plus garantie.</w:t>
+      </w:r>
+    </w:p>
+    <w:p>
+      <w:pPr>
+        <w:pStyle w:val="ListParagraph"/>
+        <w:numPr>
+          <w:ilvl w:val="0"/>
+          <w:numId w:val="1"/>
+        </w:numPr>
+        <w:spacing w:after="60" w:line="264"/>
+      </w:pPr>
+      <w:r>
+        <w:rPr>
+          <w:rFonts w:ascii="Calibri" w:cs="Calibri" w:eastAsia="Calibri" w:hAnsi="Calibri"/>
+          <w:sz w:val="22"/>
+          <w:szCs w:val="22"/>
+        </w:rPr>
+        <w:t xml:space="preserve">Autres montres (Samsung Galaxy Watch, Garmin, etc.) : verre parfois remplaçable séparément, boutons/couronnes, capteurs cardio. Pièces plus rares selon la marque.</w:t>
+      </w:r>
+    </w:p>
+    <w:p>
+      <w:pPr>
+        <w:spacing w:after="80"/>
+      </w:pPr>
+    </w:p>
+    <w:tbl>
+      <w:tblPr>
+        <w:tblW w:type="pct" w:w="100%"/>
+        <w:tblBorders>
+          <w:top w:val="none" w:color="FFFFFF" w:sz="0"/>
+          <w:left w:val="none" w:color="FFFFFF" w:sz="0"/>
+          <w:bottom w:val="none" w:color="FFFFFF" w:sz="0"/>
+          <w:right w:val="none" w:color="FFFFFF" w:sz="0"/>
+          <w:insideH w:val="none" w:color="FFFFFF" w:sz="0"/>
+          <w:insideV w:val="none" w:color="FFFFFF" w:sz="0"/>
+        </w:tblBorders>
+      </w:tblPr>
+      <w:tblGrid>
+        <w:gridCol w:w="200"/>
+        <w:gridCol w:w="9160"/>
+      </w:tblGrid>
+      <w:tr>
+        <w:tc>
+          <w:tcPr>
+            <w:tcW w:type="dxa" w:w="200"/>
+            <w:shd w:fill="C0392B" w:color="auto" w:val="clear"/>
+          </w:tcPr>
+          <w:p>
+            <w:r>
+              <w:rPr>
+                <w:rFonts w:ascii="Calibri" w:cs="Calibri" w:eastAsia="Calibri" w:hAnsi="Calibri"/>
+              </w:rPr>
+              <w:t xml:space="preserve"> </w:t>
+            </w:r>
+          </w:p>
+        </w:tc>
+        <w:tc>
+          <w:tcPr>
+            <w:tcW w:type="dxa" w:w="9160"/>
+            <w:shd w:fill="FDECEA" w:color="auto" w:val="clear"/>
+            <w:tcMar>
+              <w:top w:type="dxa" w:w="120"/>
+              <w:left w:type="dxa" w:w="160"/>
+              <w:bottom w:type="dxa" w:w="120"/>
+              <w:right w:type="dxa" w:w="160"/>
+            </w:tcMar>
+          </w:tcPr>
+          <w:p>
+            <w:pPr>
+              <w:spacing w:after="40"/>
+            </w:pPr>
+            <w:r>
+              <w:rPr>
+                <w:rFonts w:ascii="Calibri" w:cs="Calibri" w:eastAsia="Calibri" w:hAnsi="Calibri"/>
+                <w:b/>
+                <w:bCs/>
+                <w:color w:val="C0392B"/>
+                <w:sz w:val="21"/>
+                <w:szCs w:val="21"/>
+              </w:rPr>
+              <w:t xml:space="preserve">Réalisme économique</w:t>
+            </w:r>
+          </w:p>
+          <w:p>
+            <w:r>
+              <w:rPr>
+                <w:rFonts w:ascii="Calibri" w:cs="Calibri" w:eastAsia="Calibri" w:hAnsi="Calibri"/>
+                <w:color w:val="222222"/>
+                <w:sz w:val="21"/>
+                <w:szCs w:val="21"/>
+              </w:rPr>
+              <w:t xml:space="preserve">Sur beaucoup de smartwatchs, le coût de l'écran d'origine approche le prix d'une montre reconditionnée. Faites toujours un devis avant : parfois la réparation n'est pas rentable pour le client, et le dire honnêtement construit votre réputation.</w:t>
+            </w:r>
+          </w:p>
+        </w:tc>
+      </w:tr>
+    </w:tbl>
+    <w:p>
+      <w:pPr>
+        <w:spacing w:after="80"/>
+      </w:pPr>
+    </w:p>
+    <w:p>
+      <w:pPr>
+        <w:spacing w:after="40" w:before="120"/>
+        <w:jc w:val="center"/>
+      </w:pPr>
+      <w:r>
+        <w:drawing>
+          <wp:inline distT="0" distB="0" distL="0" distR="0">
+            <wp:extent cx="4476750" cy="3009900"/>
+            <wp:effectExtent t="0" r="0" b="0" l="0"/>
+            <wp:docPr id="1" name="" descr="" title=""/>
+            <wp:cNvGraphicFramePr>
+              <a:graphicFrameLocks xmlns:a="http://schemas.openxmlformats.org/drawingml/2006/main" noChangeAspect="1"/>
+            </wp:cNvGraphicFramePr>
+            <a:graphic xmlns:a="http://schemas.openxmlformats.org/drawingml/2006/main">
+              <a:graphicData uri="http://schemas.openxmlformats.org/drawingml/2006/picture">
+                <pic:pic xmlns:pic="http://schemas.openxmlformats.org/drawingml/2006/picture">
+                  <pic:nvPicPr>
+                    <pic:cNvPr id="0" name="" descr=""/>
+                    <pic:cNvPicPr>
+                      <a:picLocks noChangeAspect="1" noChangeArrowheads="1"/>
+                    </pic:cNvPicPr>
+                  </pic:nvPicPr>
+                  <pic:blipFill>
+                    <a:blip r:embed="rId25" cstate="none"/>
+                    <a:srcRect/>
+                    <a:stretch>
+                      <a:fillRect/>
+                    </a:stretch>
+                  </pic:blipFill>
+                  <pic:spPr bwMode="auto">
+                    <a:xfrm>
+                      <a:off x="0" y="0"/>
+                      <a:ext cx="4476750" cy="3009900"/>
+                    </a:xfrm>
+                    <a:prstGeom prst="rect">
+                      <a:avLst/>
+                    </a:prstGeom>
+                  </pic:spPr>
+                </pic:pic>
+              </a:graphicData>
+            </a:graphic>
+          </wp:inline>
+        </w:drawing>
+      </w:r>
+    </w:p>
+    <w:p>
+      <w:pPr>
+        <w:spacing w:after="160"/>
+        <w:jc w:val="center"/>
+      </w:pPr>
+      <w:r>
+        <w:rPr>
+          <w:rFonts w:ascii="Calibri" w:cs="Calibri" w:eastAsia="Calibri" w:hAnsi="Calibri"/>
+          <w:i/>
+          <w:iCs/>
+          <w:color w:val="555555"/>
+          <w:sz w:val="17"/>
+          <w:szCs w:val="17"/>
+        </w:rPr>
+        <w:t xml:space="preserve">Étapes de l'ouverture d'une Apple Watch et du remplacement de batterie.</w:t>
+      </w:r>
+    </w:p>
+    <w:p>
+      <w:r>
+        <w:br w:type="page"/>
+      </w:r>
+    </w:p>
+    <w:p>
+      <w:r>
+        <w:br w:type="page"/>
+      </w:r>
+    </w:p>
+    <w:p>
+      <w:pPr>
+        <w:pStyle w:val="Heading1"/>
+        <w:spacing w:after="0" w:before="0"/>
+      </w:pPr>
+      <w:r>
+        <w:rPr>
+          <w:rFonts w:ascii="Calibri" w:cs="Calibri" w:eastAsia="Calibri" w:hAnsi="Calibri"/>
+          <w:color w:val="FFFFFF"/>
+          <w:sz w:val="2"/>
+          <w:szCs w:val="2"/>
+        </w:rPr>
+        <w:t xml:space="preserve">Partie 7 — AirPods et écouteurs sans fil</w:t>
+      </w:r>
+    </w:p>
+    <w:tbl>
+      <w:tblPr>
+        <w:tblW w:type="pct" w:w="100%"/>
+        <w:tblBorders>
+          <w:top w:val="none" w:color="FFFFFF" w:sz="0"/>
+          <w:left w:val="none" w:color="FFFFFF" w:sz="0"/>
+          <w:bottom w:val="none" w:color="FFFFFF" w:sz="0"/>
+          <w:right w:val="none" w:color="FFFFFF" w:sz="0"/>
+          <w:insideH w:val="none" w:color="FFFFFF" w:sz="0"/>
+          <w:insideV w:val="none" w:color="FFFFFF" w:sz="0"/>
+        </w:tblBorders>
+      </w:tblPr>
+      <w:tblGrid>
+        <w:gridCol w:w="9360"/>
+      </w:tblGrid>
+      <w:tr>
+        <w:tc>
+          <w:tcPr>
+            <w:tcW w:type="dxa" w:w="9360"/>
+            <w:shd w:fill="1F3A5F" w:color="auto" w:val="clear"/>
+            <w:tcMar>
+              <w:top w:type="dxa" w:w="300"/>
+              <w:left w:type="dxa" w:w="320"/>
+              <w:bottom w:type="dxa" w:w="320"/>
+              <w:right w:type="dxa" w:w="320"/>
+            </w:tcMar>
+          </w:tcPr>
+          <w:p>
+            <w:pPr>
+              <w:spacing w:after="40"/>
+            </w:pPr>
+            <w:r>
+              <w:rPr>
+                <w:rFonts w:ascii="Calibri" w:cs="Calibri" w:eastAsia="Calibri" w:hAnsi="Calibri"/>
+                <w:b/>
+                <w:bCs/>
+                <w:color w:val="9FC4E6"/>
+                <w:spacing w:val="60"/>
+                <w:sz w:val="20"/>
+                <w:szCs w:val="20"/>
+              </w:rPr>
+              <w:t xml:space="preserve">PARTIE 7</w:t>
+            </w:r>
+          </w:p>
+          <w:p>
+            <w:r>
+              <w:rPr>
+                <w:rFonts w:ascii="Calibri" w:cs="Calibri" w:eastAsia="Calibri" w:hAnsi="Calibri"/>
+                <w:b/>
+                <w:bCs/>
+                <w:color w:val="FFFFFF"/>
+                <w:sz w:val="40"/>
+                <w:szCs w:val="40"/>
+              </w:rPr>
+              <w:t xml:space="preserve">AirPods et écouteurs sans fil</w:t>
+            </w:r>
+          </w:p>
+        </w:tc>
+      </w:tr>
+    </w:tbl>
+    <w:p>
+      <w:pPr>
+        <w:spacing w:after="80"/>
+      </w:pPr>
+    </w:p>
+    <w:p>
+      <w:pPr>
+        <w:spacing w:after="120" w:line="276"/>
+        <w:jc w:val="both"/>
+      </w:pPr>
+      <w:r>
+        <w:rPr>
+          <w:rFonts w:ascii="Calibri" w:cs="Calibri" w:eastAsia="Calibri" w:hAnsi="Calibri"/>
+          <w:sz w:val="22"/>
+          <w:szCs w:val="22"/>
+        </w:rPr>
+        <w:t xml:space="preserve">Les AirPods (et écouteurs « true wireless » en général) sont conçus pour être scellés : ils sont assemblés à la colle et aux ultrasons, sans vis. Cela limite fortement les réparations possibles — il faut le savoir et le dire au client.</w:t>
+      </w:r>
+    </w:p>
+    <w:p>
+      <w:pPr>
+        <w:spacing w:after="40" w:before="120"/>
+        <w:jc w:val="center"/>
+      </w:pPr>
+      <w:r>
+        <w:drawing>
+          <wp:inline distT="0" distB="0" distL="0" distR="0">
+            <wp:extent cx="4476750" cy="1790700"/>
+            <wp:effectExtent t="0" r="0" b="0" l="0"/>
+            <wp:docPr id="1" name="" descr="" title=""/>
+            <wp:cNvGraphicFramePr>
+              <a:graphicFrameLocks xmlns:a="http://schemas.openxmlformats.org/drawingml/2006/main" noChangeAspect="1"/>
+            </wp:cNvGraphicFramePr>
+            <a:graphic xmlns:a="http://schemas.openxmlformats.org/drawingml/2006/main">
+              <a:graphicData uri="http://schemas.openxmlformats.org/drawingml/2006/picture">
+                <pic:pic xmlns:pic="http://schemas.openxmlformats.org/drawingml/2006/picture">
+                  <pic:nvPicPr>
+                    <pic:cNvPr id="0" name="" descr=""/>
+                    <pic:cNvPicPr>
+                      <a:picLocks noChangeAspect="1" noChangeArrowheads="1"/>
+                    </pic:cNvPicPr>
+                  </pic:nvPicPr>
+                  <pic:blipFill>
+                    <a:blip r:embed="rId26" cstate="none"/>
+                    <a:srcRect/>
+                    <a:stretch>
+                      <a:fillRect/>
+                    </a:stretch>
+                  </pic:blipFill>
+                  <pic:spPr bwMode="auto">
+                    <a:xfrm>
+                      <a:off x="0" y="0"/>
+                      <a:ext cx="4476750" cy="1790700"/>
+                    </a:xfrm>
+                    <a:prstGeom prst="rect">
+                      <a:avLst/>
+                    </a:prstGeom>
+                  </pic:spPr>
+                </pic:pic>
+              </a:graphicData>
+            </a:graphic>
+          </wp:inline>
+        </w:drawing>
+      </w:r>
+    </w:p>
+    <w:p>
+      <w:pPr>
+        <w:spacing w:after="160"/>
+        <w:jc w:val="center"/>
+      </w:pPr>
+      <w:r>
+        <w:rPr>
+          <w:rFonts w:ascii="Calibri" w:cs="Calibri" w:eastAsia="Calibri" w:hAnsi="Calibri"/>
+          <w:i/>
+          <w:iCs/>
+          <w:color w:val="555555"/>
+          <w:sz w:val="17"/>
+          <w:szCs w:val="17"/>
+        </w:rPr>
+        <w:t xml:space="preserve">Ce qui est réellement réparable sur des écouteurs sans fil — et ce qui ne l'est pas.</w:t>
+      </w:r>
+    </w:p>
+    <w:p>
+      <w:pPr>
+        <w:pStyle w:val="Heading2"/>
+        <w:spacing w:after="100" w:before="220"/>
+      </w:pPr>
+      <w:r>
+        <w:rPr>
+          <w:rFonts w:ascii="Calibri" w:cs="Calibri" w:eastAsia="Calibri" w:hAnsi="Calibri"/>
+          <w:b/>
+          <w:bCs/>
+          <w:color w:val="2E5E8C"/>
+          <w:sz w:val="26"/>
+          <w:szCs w:val="26"/>
+        </w:rPr>
+        <w:t xml:space="preserve">18. Ce qui est réparable… et ce qui ne l'est pas</w:t>
+      </w:r>
+    </w:p>
+    <w:p>
+      <w:pPr>
+        <w:pStyle w:val="ListParagraph"/>
+        <w:numPr>
+          <w:ilvl w:val="0"/>
+          <w:numId w:val="1"/>
+        </w:numPr>
+        <w:spacing w:after="60" w:line="264"/>
+      </w:pPr>
+      <w:r>
+        <w:rPr>
+          <w:rFonts w:ascii="Calibri" w:cs="Calibri" w:eastAsia="Calibri" w:hAnsi="Calibri"/>
+          <w:sz w:val="22"/>
+          <w:szCs w:val="22"/>
+        </w:rPr>
+        <w:t xml:space="preserve">Réparable/utile : nettoyage en profondeur (cérumen dans les grilles → son étouffé/faible), remplacement des embouts en silicone (AirPods Pro), remplacement de l'étui de charge seul, appairage/reset logiciel, remplacement d'un écouteur unitaire (souvent via SAV constructeur plutôt qu'en réparation ouverte).</w:t>
+      </w:r>
+    </w:p>
+    <w:p>
+      <w:pPr>
+        <w:pStyle w:val="ListParagraph"/>
+        <w:numPr>
+          <w:ilvl w:val="0"/>
+          <w:numId w:val="1"/>
+        </w:numPr>
+        <w:spacing w:after="60" w:line="264"/>
+      </w:pPr>
+      <w:r>
+        <w:rPr>
+          <w:rFonts w:ascii="Calibri" w:cs="Calibri" w:eastAsia="Calibri" w:hAnsi="Calibri"/>
+          <w:sz w:val="22"/>
+          <w:szCs w:val="22"/>
+        </w:rPr>
+        <w:t xml:space="preserve">Difficile : remplacement de la batterie interne — le boîtier est collé/soudé aux ultrasons ; l'ouverture est destructive et le rassemblage propre est très difficile. Des kits existent mais le taux de réussite et la durabilité sont limités.</w:t>
+      </w:r>
+    </w:p>
+    <w:p>
+      <w:pPr>
+        <w:pStyle w:val="ListParagraph"/>
+        <w:numPr>
+          <w:ilvl w:val="0"/>
+          <w:numId w:val="1"/>
+        </w:numPr>
+        <w:spacing w:after="60" w:line="264"/>
+      </w:pPr>
+      <w:r>
+        <w:rPr>
+          <w:rFonts w:ascii="Calibri" w:cs="Calibri" w:eastAsia="Calibri" w:hAnsi="Calibri"/>
+          <w:sz w:val="22"/>
+          <w:szCs w:val="22"/>
+        </w:rPr>
+        <w:t xml:space="preserve">Souvent non rentable : au vu du prix des pièces et du temps, remplacer une batterie d'AirPod coûte souvent presque autant qu'un reconditionné.</w:t>
+      </w:r>
+    </w:p>
+    <w:p>
+      <w:pPr>
+        <w:spacing w:after="80"/>
+      </w:pPr>
+    </w:p>
+    <w:p>
+      <w:pPr>
+        <w:pStyle w:val="Heading2"/>
+        <w:spacing w:after="100" w:before="220"/>
+      </w:pPr>
+      <w:r>
+        <w:rPr>
+          <w:rFonts w:ascii="Calibri" w:cs="Calibri" w:eastAsia="Calibri" w:hAnsi="Calibri"/>
+          <w:b/>
+          <w:bCs/>
+          <w:color w:val="2E5E8C"/>
+          <w:sz w:val="26"/>
+          <w:szCs w:val="26"/>
+        </w:rPr>
+        <w:t xml:space="preserve">19. Interventions réalistes en boutique</w:t>
+      </w:r>
+    </w:p>
+    <w:p>
+      <w:pPr>
+        <w:pStyle w:val="ListParagraph"/>
+        <w:numPr>
+          <w:ilvl w:val="0"/>
+          <w:numId w:val="2"/>
+        </w:numPr>
+        <w:spacing w:after="60" w:line="264"/>
+      </w:pPr>
+      <w:r>
+        <w:rPr>
+          <w:rFonts w:ascii="Calibri" w:cs="Calibri" w:eastAsia="Calibri" w:hAnsi="Calibri"/>
+          <w:sz w:val="22"/>
+          <w:szCs w:val="22"/>
+        </w:rPr>
+        <w:t xml:space="preserve">Nettoyage : cause n°1 de « un écouteur moins fort que l'autre ». Retirer le cérumen des grilles avec une brosse douce, un cure-dent en bois, un peu d'IPA et de la pâte adhésive (blu-tack) pour extraire les résidus. Spectaculaire et très rentable (rapide).</w:t>
+      </w:r>
+    </w:p>
+    <w:p>
+      <w:pPr>
+        <w:pStyle w:val="ListParagraph"/>
+        <w:numPr>
+          <w:ilvl w:val="0"/>
+          <w:numId w:val="2"/>
+        </w:numPr>
+        <w:spacing w:after="60" w:line="264"/>
+      </w:pPr>
+      <w:r>
+        <w:rPr>
+          <w:rFonts w:ascii="Calibri" w:cs="Calibri" w:eastAsia="Calibri" w:hAnsi="Calibri"/>
+          <w:sz w:val="22"/>
+          <w:szCs w:val="22"/>
+        </w:rPr>
+        <w:t xml:space="preserve">Problème de charge de l'étui : nettoyer les contacts, tester un autre câble ; parfois l'étui (batterie) est mort et se remplace séparément.</w:t>
+      </w:r>
+    </w:p>
+    <w:p>
+      <w:pPr>
+        <w:pStyle w:val="ListParagraph"/>
+        <w:numPr>
+          <w:ilvl w:val="0"/>
+          <w:numId w:val="2"/>
+        </w:numPr>
+        <w:spacing w:after="60" w:line="264"/>
+      </w:pPr>
+      <w:r>
+        <w:rPr>
+          <w:rFonts w:ascii="Calibri" w:cs="Calibri" w:eastAsia="Calibri" w:hAnsi="Calibri"/>
+          <w:sz w:val="22"/>
+          <w:szCs w:val="22"/>
+        </w:rPr>
+        <w:t xml:space="preserve">Déséquilibre / coupures : reset (voir procédure du constructeur), vérifier l'appairage, mise à jour firmware via le téléphone.</w:t>
+      </w:r>
+    </w:p>
+    <w:p>
+      <w:pPr>
+        <w:pStyle w:val="ListParagraph"/>
+        <w:numPr>
+          <w:ilvl w:val="0"/>
+          <w:numId w:val="2"/>
+        </w:numPr>
+        <w:spacing w:after="60" w:line="264"/>
+      </w:pPr>
+      <w:r>
+        <w:rPr>
+          <w:rFonts w:ascii="Calibri" w:cs="Calibri" w:eastAsia="Calibri" w:hAnsi="Calibri"/>
+          <w:sz w:val="22"/>
+          <w:szCs w:val="22"/>
+        </w:rPr>
+        <w:t xml:space="preserve">Embouts Pro : remplacer les embouts silicone (test d'ajustement) résout beaucoup de plaintes sur le son/la réduction de bruit.</w:t>
+      </w:r>
+    </w:p>
+    <w:p>
+      <w:pPr>
+        <w:pStyle w:val="ListParagraph"/>
+        <w:numPr>
+          <w:ilvl w:val="0"/>
+          <w:numId w:val="2"/>
+        </w:numPr>
+        <w:spacing w:after="60" w:line="264"/>
+      </w:pPr>
+      <w:r>
+        <w:rPr>
+          <w:rFonts w:ascii="Calibri" w:cs="Calibri" w:eastAsia="Calibri" w:hAnsi="Calibri"/>
+          <w:sz w:val="22"/>
+          <w:szCs w:val="22"/>
+        </w:rPr>
+        <w:t xml:space="preserve">Gestion des attentes : soyez clair — sur les vrais AirPods, la batterie interne n'est pas conçue pour être remplacée proprement ; orientez vers le SAV constructeur ou le reconditionné quand c'est plus pertinent.</w:t>
+      </w:r>
+    </w:p>
+    <w:p>
+      <w:pPr>
+        <w:spacing w:after="80"/>
+      </w:pPr>
+    </w:p>
+    <w:tbl>
+      <w:tblPr>
+        <w:tblW w:type="pct" w:w="100%"/>
+        <w:tblBorders>
+          <w:top w:val="none" w:color="FFFFFF" w:sz="0"/>
+          <w:left w:val="none" w:color="FFFFFF" w:sz="0"/>
+          <w:bottom w:val="none" w:color="FFFFFF" w:sz="0"/>
+          <w:right w:val="none" w:color="FFFFFF" w:sz="0"/>
+          <w:insideH w:val="none" w:color="FFFFFF" w:sz="0"/>
+          <w:insideV w:val="none" w:color="FFFFFF" w:sz="0"/>
+        </w:tblBorders>
+      </w:tblPr>
+      <w:tblGrid>
+        <w:gridCol w:w="200"/>
+        <w:gridCol w:w="9160"/>
+      </w:tblGrid>
+      <w:tr>
+        <w:tc>
+          <w:tcPr>
+            <w:tcW w:type="dxa" w:w="200"/>
+            <w:shd w:fill="27AE60" w:color="auto" w:val="clear"/>
+          </w:tcPr>
+          <w:p>
+            <w:r>
+              <w:rPr>
+                <w:rFonts w:ascii="Calibri" w:cs="Calibri" w:eastAsia="Calibri" w:hAnsi="Calibri"/>
+              </w:rPr>
+              <w:t xml:space="preserve"> </w:t>
+            </w:r>
+          </w:p>
+        </w:tc>
+        <w:tc>
+          <w:tcPr>
+            <w:tcW w:type="dxa" w:w="9160"/>
+            <w:shd w:fill="EAF7EE" w:color="auto" w:val="clear"/>
+            <w:tcMar>
+              <w:top w:type="dxa" w:w="120"/>
+              <w:left w:type="dxa" w:w="160"/>
+              <w:bottom w:type="dxa" w:w="120"/>
+              <w:right w:type="dxa" w:w="160"/>
+            </w:tcMar>
+          </w:tcPr>
+          <w:p>
+            <w:pPr>
+              <w:spacing w:after="40"/>
+            </w:pPr>
+            <w:r>
+              <w:rPr>
+                <w:rFonts w:ascii="Calibri" w:cs="Calibri" w:eastAsia="Calibri" w:hAnsi="Calibri"/>
+                <w:b/>
+                <w:bCs/>
+                <w:color w:val="1E7E42"/>
+                <w:sz w:val="21"/>
+                <w:szCs w:val="21"/>
+              </w:rPr>
+              <w:t xml:space="preserve">Astuce service</w:t>
+            </w:r>
+          </w:p>
+          <w:p>
+            <w:r>
+              <w:rPr>
+                <w:rFonts w:ascii="Calibri" w:cs="Calibri" w:eastAsia="Calibri" w:hAnsi="Calibri"/>
+                <w:color w:val="222222"/>
+                <w:sz w:val="21"/>
+                <w:szCs w:val="21"/>
+              </w:rPr>
+              <w:t xml:space="preserve">Proposez un « service de nettoyage écouteurs » à prix fixe et rapide. C'est un produit d'appel : peu de matériel, quelques minutes, client ravi, et ça amène du passage en boutique.</w:t>
+            </w:r>
+          </w:p>
+        </w:tc>
+      </w:tr>
+    </w:tbl>
+    <w:p>
+      <w:pPr>
+        <w:spacing w:after="80"/>
+      </w:pPr>
+    </w:p>
+    <w:p>
+      <w:pPr>
+        <w:spacing w:after="40" w:before="120"/>
+        <w:jc w:val="center"/>
+      </w:pPr>
+      <w:r>
+        <w:drawing>
+          <wp:inline distT="0" distB="0" distL="0" distR="0">
+            <wp:extent cx="4476750" cy="3009900"/>
+            <wp:effectExtent t="0" r="0" b="0" l="0"/>
+            <wp:docPr id="1" name="" descr="" title=""/>
+            <wp:cNvGraphicFramePr>
+              <a:graphicFrameLocks xmlns:a="http://schemas.openxmlformats.org/drawingml/2006/main" noChangeAspect="1"/>
+            </wp:cNvGraphicFramePr>
+            <a:graphic xmlns:a="http://schemas.openxmlformats.org/drawingml/2006/main">
+              <a:graphicData uri="http://schemas.openxmlformats.org/drawingml/2006/picture">
+                <pic:pic xmlns:pic="http://schemas.openxmlformats.org/drawingml/2006/picture">
+                  <pic:nvPicPr>
+                    <pic:cNvPr id="0" name="" descr=""/>
+                    <pic:cNvPicPr>
+                      <a:picLocks noChangeAspect="1" noChangeArrowheads="1"/>
+                    </pic:cNvPicPr>
+                  </pic:nvPicPr>
+                  <pic:blipFill>
+                    <a:blip r:embed="rId27" cstate="none"/>
+                    <a:srcRect/>
+                    <a:stretch>
+                      <a:fillRect/>
+                    </a:stretch>
+                  </pic:blipFill>
+                  <pic:spPr bwMode="auto">
+                    <a:xfrm>
+                      <a:off x="0" y="0"/>
+                      <a:ext cx="4476750" cy="3009900"/>
+                    </a:xfrm>
+                    <a:prstGeom prst="rect">
+                      <a:avLst/>
+                    </a:prstGeom>
+                  </pic:spPr>
+                </pic:pic>
+              </a:graphicData>
+            </a:graphic>
+          </wp:inline>
+        </w:drawing>
+      </w:r>
+    </w:p>
+    <w:p>
+      <w:pPr>
+        <w:spacing w:after="160"/>
+        <w:jc w:val="center"/>
+      </w:pPr>
+      <w:r>
+        <w:rPr>
+          <w:rFonts w:ascii="Calibri" w:cs="Calibri" w:eastAsia="Calibri" w:hAnsi="Calibri"/>
+          <w:i/>
+          <w:iCs/>
+          <w:color w:val="555555"/>
+          <w:sz w:val="17"/>
+          <w:szCs w:val="17"/>
+        </w:rPr>
+        <w:t xml:space="preserve">Étapes du nettoyage en profondeur des grilles d'AirPods.</w:t>
+      </w:r>
+    </w:p>
+    <w:p>
+      <w:pPr>
+        <w:spacing w:after="40" w:before="120"/>
+        <w:jc w:val="center"/>
+      </w:pPr>
+      <w:r>
+        <w:drawing>
+          <wp:inline distT="0" distB="0" distL="0" distR="0">
+            <wp:extent cx="4476750" cy="3009900"/>
+            <wp:effectExtent t="0" r="0" b="0" l="0"/>
+            <wp:docPr id="1" name="" descr="" title=""/>
+            <wp:cNvGraphicFramePr>
+              <a:graphicFrameLocks xmlns:a="http://schemas.openxmlformats.org/drawingml/2006/main" noChangeAspect="1"/>
+            </wp:cNvGraphicFramePr>
+            <a:graphic xmlns:a="http://schemas.openxmlformats.org/drawingml/2006/main">
+              <a:graphicData uri="http://schemas.openxmlformats.org/drawingml/2006/picture">
+                <pic:pic xmlns:pic="http://schemas.openxmlformats.org/drawingml/2006/picture">
+                  <pic:nvPicPr>
+                    <pic:cNvPr id="0" name="" descr=""/>
+                    <pic:cNvPicPr>
+                      <a:picLocks noChangeAspect="1" noChangeArrowheads="1"/>
+                    </pic:cNvPicPr>
+                  </pic:nvPicPr>
+                  <pic:blipFill>
+                    <a:blip r:embed="rId28" cstate="none"/>
+                    <a:srcRect/>
+                    <a:stretch>
+                      <a:fillRect/>
+                    </a:stretch>
+                  </pic:blipFill>
+                  <pic:spPr bwMode="auto">
+                    <a:xfrm>
+                      <a:off x="0" y="0"/>
+                      <a:ext cx="4476750" cy="3009900"/>
+                    </a:xfrm>
+                    <a:prstGeom prst="rect">
+                      <a:avLst/>
+                    </a:prstGeom>
+                  </pic:spPr>
+                </pic:pic>
+              </a:graphicData>
+            </a:graphic>
+          </wp:inline>
+        </w:drawing>
+      </w:r>
+    </w:p>
+    <w:p>
+      <w:pPr>
+        <w:spacing w:after="160"/>
+        <w:jc w:val="center"/>
+      </w:pPr>
+      <w:r>
+        <w:rPr>
+          <w:rFonts w:ascii="Calibri" w:cs="Calibri" w:eastAsia="Calibri" w:hAnsi="Calibri"/>
+          <w:i/>
+          <w:iCs/>
+          <w:color w:val="555555"/>
+          <w:sz w:val="17"/>
+          <w:szCs w:val="17"/>
+        </w:rPr>
+        <w:t xml:space="preserve">Étapes du remplacement des embouts et du reset (AirPods Pro).</w:t>
+      </w:r>
+    </w:p>
+    <w:p>
+      <w:r>
+        <w:br w:type="page"/>
+      </w:r>
+    </w:p>
+    <w:p>
+      <w:r>
+        <w:br w:type="page"/>
+      </w:r>
+    </w:p>
+    <w:p>
+      <w:pPr>
+        <w:pStyle w:val="Heading1"/>
+        <w:spacing w:after="0" w:before="0"/>
+      </w:pPr>
+      <w:r>
+        <w:rPr>
+          <w:rFonts w:ascii="Calibri" w:cs="Calibri" w:eastAsia="Calibri" w:hAnsi="Calibri"/>
+          <w:color w:val="FFFFFF"/>
+          <w:sz w:val="2"/>
+          <w:szCs w:val="2"/>
+        </w:rPr>
+        <w:t xml:space="preserve">Partie 8 — Micro-soudure et réparation de carte mère (niveau avancé)</w:t>
+      </w:r>
+    </w:p>
+    <w:tbl>
+      <w:tblPr>
+        <w:tblW w:type="pct" w:w="100%"/>
+        <w:tblBorders>
+          <w:top w:val="none" w:color="FFFFFF" w:sz="0"/>
+          <w:left w:val="none" w:color="FFFFFF" w:sz="0"/>
+          <w:bottom w:val="none" w:color="FFFFFF" w:sz="0"/>
+          <w:right w:val="none" w:color="FFFFFF" w:sz="0"/>
+          <w:insideH w:val="none" w:color="FFFFFF" w:sz="0"/>
+          <w:insideV w:val="none" w:color="FFFFFF" w:sz="0"/>
+        </w:tblBorders>
+      </w:tblPr>
+      <w:tblGrid>
+        <w:gridCol w:w="9360"/>
+      </w:tblGrid>
+      <w:tr>
+        <w:tc>
+          <w:tcPr>
+            <w:tcW w:type="dxa" w:w="9360"/>
+            <w:shd w:fill="1F3A5F" w:color="auto" w:val="clear"/>
+            <w:tcMar>
+              <w:top w:type="dxa" w:w="300"/>
+              <w:left w:type="dxa" w:w="320"/>
+              <w:bottom w:type="dxa" w:w="320"/>
+              <w:right w:type="dxa" w:w="320"/>
+            </w:tcMar>
+          </w:tcPr>
+          <w:p>
+            <w:pPr>
+              <w:spacing w:after="40"/>
+            </w:pPr>
+            <w:r>
+              <w:rPr>
+                <w:rFonts w:ascii="Calibri" w:cs="Calibri" w:eastAsia="Calibri" w:hAnsi="Calibri"/>
+                <w:b/>
+                <w:bCs/>
+                <w:color w:val="9FC4E6"/>
+                <w:spacing w:val="60"/>
+                <w:sz w:val="20"/>
+                <w:szCs w:val="20"/>
+              </w:rPr>
+              <w:t xml:space="preserve">PARTIE 8</w:t>
+            </w:r>
+          </w:p>
+          <w:p>
+            <w:r>
+              <w:rPr>
+                <w:rFonts w:ascii="Calibri" w:cs="Calibri" w:eastAsia="Calibri" w:hAnsi="Calibri"/>
+                <w:b/>
+                <w:bCs/>
+                <w:color w:val="FFFFFF"/>
+                <w:sz w:val="40"/>
+                <w:szCs w:val="40"/>
+              </w:rPr>
+              <w:t xml:space="preserve">Micro-soudure et réparation de carte mère (niveau avancé)</w:t>
+            </w:r>
+          </w:p>
+        </w:tc>
+      </w:tr>
+    </w:tbl>
+    <w:p>
+      <w:pPr>
+        <w:spacing w:after="80"/>
+      </w:pPr>
+    </w:p>
+    <w:p>
+      <w:pPr>
+        <w:spacing w:after="120" w:line="276"/>
+        <w:jc w:val="both"/>
+      </w:pPr>
+      <w:r>
+        <w:rPr>
+          <w:rFonts w:ascii="Calibri" w:cs="Calibri" w:eastAsia="Calibri" w:hAnsi="Calibri"/>
+          <w:sz w:val="22"/>
+          <w:szCs w:val="22"/>
+        </w:rPr>
+        <w:t xml:space="preserve">C'est le niveau qui décuple votre valeur : réparer ce que les autres jettent. Il demande de l'équipement, de la pratique et de la patience, mais offre les meilleures marges et vous rend indépendant des pièces « module ».</w:t>
+      </w:r>
+    </w:p>
+    <w:p>
+      <w:pPr>
+        <w:pStyle w:val="Heading2"/>
+        <w:spacing w:after="100" w:before="220"/>
+      </w:pPr>
+      <w:r>
+        <w:rPr>
+          <w:rFonts w:ascii="Calibri" w:cs="Calibri" w:eastAsia="Calibri" w:hAnsi="Calibri"/>
+          <w:b/>
+          <w:bCs/>
+          <w:color w:val="2E5E8C"/>
+          <w:sz w:val="26"/>
+          <w:szCs w:val="26"/>
+        </w:rPr>
+        <w:t xml:space="preserve">20. Le poste de micro-soudure</w:t>
+      </w:r>
+    </w:p>
+    <w:p>
+      <w:pPr>
+        <w:pStyle w:val="ListParagraph"/>
+        <w:numPr>
+          <w:ilvl w:val="0"/>
+          <w:numId w:val="1"/>
+        </w:numPr>
+        <w:spacing w:after="60" w:line="264"/>
+      </w:pPr>
+      <w:r>
+        <w:rPr>
+          <w:rFonts w:ascii="Calibri" w:cs="Calibri" w:eastAsia="Calibri" w:hAnsi="Calibri"/>
+          <w:sz w:val="22"/>
+          <w:szCs w:val="22"/>
+        </w:rPr>
+        <w:t xml:space="preserve">Microscope trinoculaire (grossissement 0,7–4,5×) avec bon éclairage annulaire.</w:t>
+      </w:r>
+    </w:p>
+    <w:p>
+      <w:pPr>
+        <w:pStyle w:val="ListParagraph"/>
+        <w:numPr>
+          <w:ilvl w:val="0"/>
+          <w:numId w:val="1"/>
+        </w:numPr>
+        <w:spacing w:after="60" w:line="264"/>
+      </w:pPr>
+      <w:r>
+        <w:rPr>
+          <w:rFonts w:ascii="Calibri" w:cs="Calibri" w:eastAsia="Calibri" w:hAnsi="Calibri"/>
+          <w:sz w:val="22"/>
+          <w:szCs w:val="22"/>
+        </w:rPr>
+        <w:t xml:space="preserve">Fer à souder de précision (pointes fines, température réglée ~300–350 °C selon l'alliage) + station à air chaud + préchauffeur.</w:t>
+      </w:r>
+    </w:p>
+    <w:p>
+      <w:pPr>
+        <w:pStyle w:val="ListParagraph"/>
+        <w:numPr>
+          <w:ilvl w:val="0"/>
+          <w:numId w:val="1"/>
+        </w:numPr>
+        <w:spacing w:after="60" w:line="264"/>
+      </w:pPr>
+      <w:r>
+        <w:rPr>
+          <w:rFonts w:ascii="Calibri" w:cs="Calibri" w:eastAsia="Calibri" w:hAnsi="Calibri"/>
+          <w:sz w:val="22"/>
+          <w:szCs w:val="22"/>
+        </w:rPr>
+        <w:t xml:space="preserve">Consommables : flux de qualité (le flux est votre meilleur ami), étain fin, alliage bas point de fusion pour dessouder, tresse, alcool pour nettoyer les résidus.</w:t>
+      </w:r>
+    </w:p>
+    <w:p>
+      <w:pPr>
+        <w:pStyle w:val="ListParagraph"/>
+        <w:numPr>
+          <w:ilvl w:val="0"/>
+          <w:numId w:val="1"/>
+        </w:numPr>
+        <w:spacing w:after="60" w:line="264"/>
+      </w:pPr>
+      <w:r>
+        <w:rPr>
+          <w:rFonts w:ascii="Calibri" w:cs="Calibri" w:eastAsia="Calibri" w:hAnsi="Calibri"/>
+          <w:sz w:val="22"/>
+          <w:szCs w:val="22"/>
+        </w:rPr>
+        <w:t xml:space="preserve">Instruments : multimètre de précision, alimentation de laboratoire (contrôle du courant = détection de court-circuit), éventuellement caméra thermique / freeze spray, oscilloscope pour les cas pointus.</w:t>
+      </w:r>
+    </w:p>
+    <w:p>
+      <w:pPr>
+        <w:pStyle w:val="ListParagraph"/>
+        <w:numPr>
+          <w:ilvl w:val="0"/>
+          <w:numId w:val="1"/>
+        </w:numPr>
+        <w:spacing w:after="60" w:line="264"/>
+      </w:pPr>
+      <w:r>
+        <w:rPr>
+          <w:rFonts w:ascii="Calibri" w:cs="Calibri" w:eastAsia="Calibri" w:hAnsi="Calibri"/>
+          <w:sz w:val="22"/>
+          <w:szCs w:val="22"/>
+        </w:rPr>
+        <w:t xml:space="preserve">Schémas et « boardview » : les schémas électriques et plans de carte (quand disponibles) transforment le diagnostic — vous suivez le rail défaillant jusqu'au composant fautif.</w:t>
+      </w:r>
+    </w:p>
+    <w:p>
+      <w:pPr>
+        <w:spacing w:after="80"/>
+      </w:pPr>
+    </w:p>
+    <w:p>
+      <w:pPr>
+        <w:pStyle w:val="Heading2"/>
+        <w:spacing w:after="100" w:before="220"/>
+      </w:pPr>
+      <w:r>
+        <w:rPr>
+          <w:rFonts w:ascii="Calibri" w:cs="Calibri" w:eastAsia="Calibri" w:hAnsi="Calibri"/>
+          <w:b/>
+          <w:bCs/>
+          <w:color w:val="2E5E8C"/>
+          <w:sz w:val="26"/>
+          <w:szCs w:val="26"/>
+        </w:rPr>
+        <w:t xml:space="preserve">21. Méthode de diagnostic carte mère</w:t>
+      </w:r>
+    </w:p>
+    <w:p>
+      <w:pPr>
+        <w:pStyle w:val="ListParagraph"/>
+        <w:numPr>
+          <w:ilvl w:val="0"/>
+          <w:numId w:val="2"/>
+        </w:numPr>
+        <w:spacing w:after="60" w:line="264"/>
+      </w:pPr>
+      <w:r>
+        <w:rPr>
+          <w:rFonts w:ascii="Calibri" w:cs="Calibri" w:eastAsia="Calibri" w:hAnsi="Calibri"/>
+          <w:sz w:val="22"/>
+          <w:szCs w:val="22"/>
+        </w:rPr>
+        <w:t xml:space="preserve">Inspection au microscope : composant brûlé, corrosion, soudure fissurée, connecteur arraché, traces de réparation précédente.</w:t>
+      </w:r>
+    </w:p>
+    <w:p>
+      <w:pPr>
+        <w:pStyle w:val="ListParagraph"/>
+        <w:numPr>
+          <w:ilvl w:val="0"/>
+          <w:numId w:val="2"/>
+        </w:numPr>
+        <w:spacing w:after="60" w:line="264"/>
+      </w:pPr>
+      <w:r>
+        <w:rPr>
+          <w:rFonts w:ascii="Calibri" w:cs="Calibri" w:eastAsia="Calibri" w:hAnsi="Calibri"/>
+          <w:sz w:val="22"/>
+          <w:szCs w:val="22"/>
+        </w:rPr>
+        <w:t xml:space="preserve">Alimenter en tension contrôlée via l'alim de labo et lire le courant : 0 mA = circuit ouvert/pas de démarrage ; courant très élevé et stable = court-circuit franc.</w:t>
+      </w:r>
+    </w:p>
+    <w:p>
+      <w:pPr>
+        <w:pStyle w:val="ListParagraph"/>
+        <w:numPr>
+          <w:ilvl w:val="0"/>
+          <w:numId w:val="2"/>
+        </w:numPr>
+        <w:spacing w:after="60" w:line="264"/>
+      </w:pPr>
+      <w:r>
+        <w:rPr>
+          <w:rFonts w:ascii="Calibri" w:cs="Calibri" w:eastAsia="Calibri" w:hAnsi="Calibri"/>
+          <w:sz w:val="22"/>
+          <w:szCs w:val="22"/>
+        </w:rPr>
+        <w:t xml:space="preserve">Localiser un court-circuit : injecter une basse tension sur le rail en court et repérer le composant qui chauffe (doigt, caméra thermique, ou alcool qui s'évapore vite / freeze spray qui fond à un endroit).</w:t>
+      </w:r>
+    </w:p>
+    <w:p>
+      <w:pPr>
+        <w:pStyle w:val="ListParagraph"/>
+        <w:numPr>
+          <w:ilvl w:val="0"/>
+          <w:numId w:val="2"/>
+        </w:numPr>
+        <w:spacing w:after="60" w:line="264"/>
+      </w:pPr>
+      <w:r>
+        <w:rPr>
+          <w:rFonts w:ascii="Calibri" w:cs="Calibri" w:eastAsia="Calibri" w:hAnsi="Calibri"/>
+          <w:sz w:val="22"/>
+          <w:szCs w:val="22"/>
+        </w:rPr>
+        <w:t xml:space="preserve">Mesurer en mode diode les rails clés par rapport à la masse et comparer aux valeurs de référence (carte identique ou schéma).</w:t>
+      </w:r>
+    </w:p>
+    <w:p>
+      <w:pPr>
+        <w:pStyle w:val="ListParagraph"/>
+        <w:numPr>
+          <w:ilvl w:val="0"/>
+          <w:numId w:val="2"/>
+        </w:numPr>
+        <w:spacing w:after="60" w:line="264"/>
+      </w:pPr>
+      <w:r>
+        <w:rPr>
+          <w:rFonts w:ascii="Calibri" w:cs="Calibri" w:eastAsia="Calibri" w:hAnsi="Calibri"/>
+          <w:sz w:val="22"/>
+          <w:szCs w:val="22"/>
+        </w:rPr>
+        <w:t xml:space="preserve">Suivre la séquence de démarrage : présence des tensions principales, de l'horloge, des rails processeur. La première étape absente indique la zone à investiguer.</w:t>
+      </w:r>
+    </w:p>
+    <w:p>
+      <w:pPr>
+        <w:pStyle w:val="ListParagraph"/>
+        <w:numPr>
+          <w:ilvl w:val="0"/>
+          <w:numId w:val="2"/>
+        </w:numPr>
+        <w:spacing w:after="60" w:line="264"/>
+      </w:pPr>
+      <w:r>
+        <w:rPr>
+          <w:rFonts w:ascii="Calibri" w:cs="Calibri" w:eastAsia="Calibri" w:hAnsi="Calibri"/>
+          <w:sz w:val="22"/>
+          <w:szCs w:val="22"/>
+        </w:rPr>
+        <w:t xml:space="preserve">Isoler et remplacer le composant fautif (condensateur en court, puce de charge, filtre…), puis retester le courant et la fonction.</w:t>
+      </w:r>
+    </w:p>
+    <w:p>
+      <w:pPr>
+        <w:spacing w:after="80"/>
+      </w:pPr>
+    </w:p>
+    <w:p>
+      <w:pPr>
+        <w:pStyle w:val="Heading2"/>
+        <w:spacing w:after="100" w:before="220"/>
+      </w:pPr>
+      <w:r>
+        <w:rPr>
+          <w:rFonts w:ascii="Calibri" w:cs="Calibri" w:eastAsia="Calibri" w:hAnsi="Calibri"/>
+          <w:b/>
+          <w:bCs/>
+          <w:color w:val="2E5E8C"/>
+          <w:sz w:val="26"/>
+          <w:szCs w:val="26"/>
+        </w:rPr>
+        <w:t xml:space="preserve">22. Gestes techniques fondamentaux</w:t>
+      </w:r>
+    </w:p>
+    <w:p>
+      <w:pPr>
+        <w:pStyle w:val="ListParagraph"/>
+        <w:numPr>
+          <w:ilvl w:val="0"/>
+          <w:numId w:val="1"/>
+        </w:numPr>
+        <w:spacing w:after="60" w:line="264"/>
+      </w:pPr>
+      <w:r>
+        <w:rPr>
+          <w:rFonts w:ascii="Calibri" w:cs="Calibri" w:eastAsia="Calibri" w:hAnsi="Calibri"/>
+          <w:sz w:val="22"/>
+          <w:szCs w:val="22"/>
+        </w:rPr>
+        <w:t xml:space="preserve">Dessouder/ressouder un connecteur FPC (charge, écran) : le geste de micro-soudure le plus demandé et le plus rentable. Air chaud + flux, retrait propre, nettoyage des pads, pose du connecteur neuf aligné, resoudure.</w:t>
+      </w:r>
+    </w:p>
+    <w:p>
+      <w:pPr>
+        <w:pStyle w:val="ListParagraph"/>
+        <w:numPr>
+          <w:ilvl w:val="0"/>
+          <w:numId w:val="1"/>
+        </w:numPr>
+        <w:spacing w:after="60" w:line="264"/>
+      </w:pPr>
+      <w:r>
+        <w:rPr>
+          <w:rFonts w:ascii="Calibri" w:cs="Calibri" w:eastAsia="Calibri" w:hAnsi="Calibri"/>
+          <w:sz w:val="22"/>
+          <w:szCs w:val="22"/>
+        </w:rPr>
+        <w:t xml:space="preserve">Remplacer un composant passif (cap/résistance) en court-circuit : identifier, retirer, nettoyer, poser le neuf.</w:t>
+      </w:r>
+    </w:p>
+    <w:p>
+      <w:pPr>
+        <w:pStyle w:val="ListParagraph"/>
+        <w:numPr>
+          <w:ilvl w:val="0"/>
+          <w:numId w:val="1"/>
+        </w:numPr>
+        <w:spacing w:after="60" w:line="264"/>
+      </w:pPr>
+      <w:r>
+        <w:rPr>
+          <w:rFonts w:ascii="Calibri" w:cs="Calibri" w:eastAsia="Calibri" w:hAnsi="Calibri"/>
+          <w:sz w:val="22"/>
+          <w:szCs w:val="22"/>
+        </w:rPr>
+        <w:t xml:space="preserve">Refaire une piste coupée (jumper) : pontage au fil fin (« jumper wire ») quand une piste est rongée par la corrosion ou coupée par un choc.</w:t>
+      </w:r>
+    </w:p>
+    <w:p>
+      <w:pPr>
+        <w:pStyle w:val="ListParagraph"/>
+        <w:numPr>
+          <w:ilvl w:val="0"/>
+          <w:numId w:val="1"/>
+        </w:numPr>
+        <w:spacing w:after="60" w:line="264"/>
+      </w:pPr>
+      <w:r>
+        <w:rPr>
+          <w:rFonts w:ascii="Calibri" w:cs="Calibri" w:eastAsia="Calibri" w:hAnsi="Calibri"/>
+          <w:sz w:val="22"/>
+          <w:szCs w:val="22"/>
+        </w:rPr>
+        <w:t xml:space="preserve">Retravailler une puce BGA (reball/reflow) : niveau expert — dépose à l'air chaud, nettoyage des pads, repose des billes via pochoir, repose alignée. Réservé aux cas où le composant est spécifiquement en cause.</w:t>
+      </w:r>
+    </w:p>
+    <w:p>
+      <w:pPr>
+        <w:pStyle w:val="ListParagraph"/>
+        <w:numPr>
+          <w:ilvl w:val="0"/>
+          <w:numId w:val="1"/>
+        </w:numPr>
+        <w:spacing w:after="60" w:line="264"/>
+      </w:pPr>
+      <w:r>
+        <w:rPr>
+          <w:rFonts w:ascii="Calibri" w:cs="Calibri" w:eastAsia="Calibri" w:hAnsi="Calibri"/>
+          <w:sz w:val="22"/>
+          <w:szCs w:val="22"/>
+        </w:rPr>
+        <w:t xml:space="preserve">Récupération de données via transfert de puce NAND/eMMC : très spécialisé (voir Partie 9).</w:t>
+      </w:r>
+    </w:p>
+    <w:p>
+      <w:pPr>
+        <w:spacing w:after="80"/>
+      </w:pPr>
+    </w:p>
+    <w:tbl>
+      <w:tblPr>
+        <w:tblW w:type="pct" w:w="100%"/>
+        <w:tblBorders>
+          <w:top w:val="none" w:color="FFFFFF" w:sz="0"/>
+          <w:left w:val="none" w:color="FFFFFF" w:sz="0"/>
+          <w:bottom w:val="none" w:color="FFFFFF" w:sz="0"/>
+          <w:right w:val="none" w:color="FFFFFF" w:sz="0"/>
+          <w:insideH w:val="none" w:color="FFFFFF" w:sz="0"/>
+          <w:insideV w:val="none" w:color="FFFFFF" w:sz="0"/>
+        </w:tblBorders>
+      </w:tblPr>
+      <w:tblGrid>
+        <w:gridCol w:w="200"/>
+        <w:gridCol w:w="9160"/>
+      </w:tblGrid>
+      <w:tr>
+        <w:tc>
+          <w:tcPr>
+            <w:tcW w:type="dxa" w:w="200"/>
+            <w:shd w:fill="2E5E8C" w:color="auto" w:val="clear"/>
+          </w:tcPr>
+          <w:p>
+            <w:r>
+              <w:rPr>
+                <w:rFonts w:ascii="Calibri" w:cs="Calibri" w:eastAsia="Calibri" w:hAnsi="Calibri"/>
+              </w:rPr>
+              <w:t xml:space="preserve"> </w:t>
+            </w:r>
+          </w:p>
+        </w:tc>
+        <w:tc>
+          <w:tcPr>
+            <w:tcW w:type="dxa" w:w="9160"/>
+            <w:shd w:fill="EAF2FB" w:color="auto" w:val="clear"/>
+            <w:tcMar>
+              <w:top w:type="dxa" w:w="120"/>
+              <w:left w:type="dxa" w:w="160"/>
+              <w:bottom w:type="dxa" w:w="120"/>
+              <w:right w:type="dxa" w:w="160"/>
+            </w:tcMar>
+          </w:tcPr>
+          <w:p>
+            <w:pPr>
+              <w:spacing w:after="40"/>
+            </w:pPr>
+            <w:r>
+              <w:rPr>
+                <w:rFonts w:ascii="Calibri" w:cs="Calibri" w:eastAsia="Calibri" w:hAnsi="Calibri"/>
+                <w:b/>
+                <w:bCs/>
+                <w:color w:val="1F3A5F"/>
+                <w:sz w:val="21"/>
+                <w:szCs w:val="21"/>
+              </w:rPr>
+              <w:t xml:space="preserve">Progresser sans tout casser</w:t>
+            </w:r>
+          </w:p>
+          <w:p>
+            <w:r>
+              <w:rPr>
+                <w:rFonts w:ascii="Calibri" w:cs="Calibri" w:eastAsia="Calibri" w:hAnsi="Calibri"/>
+                <w:color w:val="222222"/>
+                <w:sz w:val="21"/>
+                <w:szCs w:val="21"/>
+              </w:rPr>
+              <w:t xml:space="preserve">Entraînez-vous d'abord sur des cartes mortes (« practice boards ») avant de toucher aux appareils clients. Maîtrisez le contrôle de la chaleur : trop chaud, vous décollez les composants voisins et boursouflez la carte. Le flux et la propreté font 50 % du résultat.</w:t>
+            </w:r>
+          </w:p>
+        </w:tc>
+      </w:tr>
+    </w:tbl>
+    <w:p>
+      <w:pPr>
+        <w:spacing w:after="80"/>
+      </w:pPr>
+    </w:p>
+    <w:p>
+      <w:r>
+        <w:br w:type="page"/>
+      </w:r>
+    </w:p>
+    <w:p>
+      <w:r>
+        <w:br w:type="page"/>
+      </w:r>
+    </w:p>
+    <w:p>
+      <w:pPr>
+        <w:pStyle w:val="Heading1"/>
+        <w:spacing w:after="0" w:before="0"/>
+      </w:pPr>
+      <w:r>
+        <w:rPr>
+          <w:rFonts w:ascii="Calibri" w:cs="Calibri" w:eastAsia="Calibri" w:hAnsi="Calibri"/>
+          <w:color w:val="FFFFFF"/>
+          <w:sz w:val="2"/>
+          <w:szCs w:val="2"/>
+        </w:rPr>
+        <w:t xml:space="preserve">Partie 9 — Logiciel, flashage et récupération de données</w:t>
+      </w:r>
+    </w:p>
+    <w:tbl>
+      <w:tblPr>
+        <w:tblW w:type="pct" w:w="100%"/>
+        <w:tblBorders>
+          <w:top w:val="none" w:color="FFFFFF" w:sz="0"/>
+          <w:left w:val="none" w:color="FFFFFF" w:sz="0"/>
+          <w:bottom w:val="none" w:color="FFFFFF" w:sz="0"/>
+          <w:right w:val="none" w:color="FFFFFF" w:sz="0"/>
+          <w:insideH w:val="none" w:color="FFFFFF" w:sz="0"/>
+          <w:insideV w:val="none" w:color="FFFFFF" w:sz="0"/>
+        </w:tblBorders>
+      </w:tblPr>
+      <w:tblGrid>
+        <w:gridCol w:w="9360"/>
+      </w:tblGrid>
+      <w:tr>
+        <w:tc>
+          <w:tcPr>
+            <w:tcW w:type="dxa" w:w="9360"/>
+            <w:shd w:fill="1F3A5F" w:color="auto" w:val="clear"/>
+            <w:tcMar>
+              <w:top w:type="dxa" w:w="300"/>
+              <w:left w:type="dxa" w:w="320"/>
+              <w:bottom w:type="dxa" w:w="320"/>
+              <w:right w:type="dxa" w:w="320"/>
+            </w:tcMar>
+          </w:tcPr>
+          <w:p>
+            <w:pPr>
+              <w:spacing w:after="40"/>
+            </w:pPr>
+            <w:r>
+              <w:rPr>
+                <w:rFonts w:ascii="Calibri" w:cs="Calibri" w:eastAsia="Calibri" w:hAnsi="Calibri"/>
+                <w:b/>
+                <w:bCs/>
+                <w:color w:val="9FC4E6"/>
+                <w:spacing w:val="60"/>
+                <w:sz w:val="20"/>
+                <w:szCs w:val="20"/>
+              </w:rPr>
+              <w:t xml:space="preserve">PARTIE 9</w:t>
+            </w:r>
+          </w:p>
+          <w:p>
+            <w:r>
+              <w:rPr>
+                <w:rFonts w:ascii="Calibri" w:cs="Calibri" w:eastAsia="Calibri" w:hAnsi="Calibri"/>
+                <w:b/>
+                <w:bCs/>
+                <w:color w:val="FFFFFF"/>
+                <w:sz w:val="40"/>
+                <w:szCs w:val="40"/>
+              </w:rPr>
+              <w:t xml:space="preserve">Logiciel, flashage et récupération de données</w:t>
+            </w:r>
+          </w:p>
+        </w:tc>
+      </w:tr>
+    </w:tbl>
+    <w:p>
+      <w:pPr>
+        <w:spacing w:after="80"/>
+      </w:pPr>
+    </w:p>
+    <w:p>
+      <w:pPr>
+        <w:pStyle w:val="Heading2"/>
+        <w:spacing w:after="100" w:before="220"/>
+      </w:pPr>
+      <w:r>
+        <w:rPr>
+          <w:rFonts w:ascii="Calibri" w:cs="Calibri" w:eastAsia="Calibri" w:hAnsi="Calibri"/>
+          <w:b/>
+          <w:bCs/>
+          <w:color w:val="2E5E8C"/>
+          <w:sz w:val="26"/>
+          <w:szCs w:val="26"/>
+        </w:rPr>
+        <w:t xml:space="preserve">23. Restauration et flashage</w:t>
+      </w:r>
+    </w:p>
+    <w:p>
+      <w:pPr>
+        <w:pStyle w:val="ListParagraph"/>
+        <w:numPr>
+          <w:ilvl w:val="0"/>
+          <w:numId w:val="1"/>
+        </w:numPr>
+        <w:spacing w:after="60" w:line="264"/>
+      </w:pPr>
+      <w:r>
+        <w:rPr>
+          <w:rFonts w:ascii="Calibri" w:cs="Calibri" w:eastAsia="Calibri" w:hAnsi="Calibri"/>
+          <w:sz w:val="22"/>
+          <w:szCs w:val="22"/>
+        </w:rPr>
+        <w:t xml:space="preserve">Smartphones : restauration via l'outil constructeur (mode récupération/DFU sur iPhone ; Odin/outils de flash sur Samsung ; fastboot sur Android). Sert à sortir d'un boot loop, d'un échec de mise à jour, d'un système corrompu.</w:t>
+      </w:r>
+    </w:p>
+    <w:p>
+      <w:pPr>
+        <w:pStyle w:val="ListParagraph"/>
+        <w:numPr>
+          <w:ilvl w:val="0"/>
+          <w:numId w:val="1"/>
+        </w:numPr>
+        <w:spacing w:after="60" w:line="264"/>
+      </w:pPr>
+      <w:r>
+        <w:rPr>
+          <w:rFonts w:ascii="Calibri" w:cs="Calibri" w:eastAsia="Calibri" w:hAnsi="Calibri"/>
+          <w:sz w:val="22"/>
+          <w:szCs w:val="22"/>
+        </w:rPr>
+        <w:t xml:space="preserve">PC : réinstallation propre de l'OS, réparation du démarrage, restauration d'usine.</w:t>
+      </w:r>
+    </w:p>
+    <w:p>
+      <w:pPr>
+        <w:pStyle w:val="ListParagraph"/>
+        <w:numPr>
+          <w:ilvl w:val="0"/>
+          <w:numId w:val="1"/>
+        </w:numPr>
+        <w:spacing w:after="60" w:line="264"/>
+      </w:pPr>
+      <w:r>
+        <w:rPr>
+          <w:rFonts w:ascii="Calibri" w:cs="Calibri" w:eastAsia="Calibri" w:hAnsi="Calibri"/>
+          <w:sz w:val="22"/>
+          <w:szCs w:val="22"/>
+        </w:rPr>
+        <w:t xml:space="preserve">Attention aux données : un flashage efface souvent tout. Toujours proposer/tenter une sauvegarde avant, et prévenir explicitement le client.</w:t>
+      </w:r>
+    </w:p>
+    <w:p>
+      <w:pPr>
+        <w:spacing w:after="80"/>
+      </w:pPr>
+    </w:p>
+    <w:p>
+      <w:pPr>
+        <w:pStyle w:val="Heading2"/>
+        <w:spacing w:after="100" w:before="220"/>
+      </w:pPr>
+      <w:r>
+        <w:rPr>
+          <w:rFonts w:ascii="Calibri" w:cs="Calibri" w:eastAsia="Calibri" w:hAnsi="Calibri"/>
+          <w:b/>
+          <w:bCs/>
+          <w:color w:val="2E5E8C"/>
+          <w:sz w:val="26"/>
+          <w:szCs w:val="26"/>
+        </w:rPr>
+        <w:t xml:space="preserve">24. Verrouillages : la ligne rouge légale</w:t>
+      </w:r>
+    </w:p>
+    <w:tbl>
+      <w:tblPr>
+        <w:tblW w:type="pct" w:w="100%"/>
+        <w:tblBorders>
+          <w:top w:val="none" w:color="FFFFFF" w:sz="0"/>
+          <w:left w:val="none" w:color="FFFFFF" w:sz="0"/>
+          <w:bottom w:val="none" w:color="FFFFFF" w:sz="0"/>
+          <w:right w:val="none" w:color="FFFFFF" w:sz="0"/>
+          <w:insideH w:val="none" w:color="FFFFFF" w:sz="0"/>
+          <w:insideV w:val="none" w:color="FFFFFF" w:sz="0"/>
+        </w:tblBorders>
+      </w:tblPr>
+      <w:tblGrid>
+        <w:gridCol w:w="200"/>
+        <w:gridCol w:w="9160"/>
+      </w:tblGrid>
+      <w:tr>
+        <w:tc>
+          <w:tcPr>
+            <w:tcW w:type="dxa" w:w="200"/>
+            <w:shd w:fill="C0392B" w:color="auto" w:val="clear"/>
+          </w:tcPr>
+          <w:p>
+            <w:r>
+              <w:rPr>
+                <w:rFonts w:ascii="Calibri" w:cs="Calibri" w:eastAsia="Calibri" w:hAnsi="Calibri"/>
+              </w:rPr>
+              <w:t xml:space="preserve"> </w:t>
+            </w:r>
+          </w:p>
+        </w:tc>
+        <w:tc>
+          <w:tcPr>
+            <w:tcW w:type="dxa" w:w="9160"/>
+            <w:shd w:fill="FDECEA" w:color="auto" w:val="clear"/>
+            <w:tcMar>
+              <w:top w:type="dxa" w:w="120"/>
+              <w:left w:type="dxa" w:w="160"/>
+              <w:bottom w:type="dxa" w:w="120"/>
+              <w:right w:type="dxa" w:w="160"/>
+            </w:tcMar>
+          </w:tcPr>
+          <w:p>
+            <w:pPr>
+              <w:spacing w:after="40"/>
+            </w:pPr>
+            <w:r>
+              <w:rPr>
+                <w:rFonts w:ascii="Calibri" w:cs="Calibri" w:eastAsia="Calibri" w:hAnsi="Calibri"/>
+                <w:b/>
+                <w:bCs/>
+                <w:color w:val="C0392B"/>
+                <w:sz w:val="21"/>
+                <w:szCs w:val="21"/>
+              </w:rPr>
+              <w:t xml:space="preserve">Cadre légal — à respecter absolument</w:t>
+            </w:r>
+          </w:p>
+          <w:p>
+            <w:r>
+              <w:rPr>
+                <w:rFonts w:ascii="Calibri" w:cs="Calibri" w:eastAsia="Calibri" w:hAnsi="Calibri"/>
+                <w:color w:val="222222"/>
+                <w:sz w:val="21"/>
+                <w:szCs w:val="21"/>
+              </w:rPr>
+              <w:t xml:space="preserve">Le contournement des verrous antivol (comme le verrouillage d'activation lié au compte du propriétaire, ou un verrouillage professionnel/MDM) est illégal sans preuve de propriété, et facilite le recel de vol. Politique professionnelle recommandée : exiger une preuve d'achat, ne jamais accepter un appareil manifestement volé, et refuser tout contournement de verrou de compte. Réinitialiser un mot de passe local sur un appareil dont la propriété est prouvée est différent d'un contournement d'antivol lié à un compte — sachez distinguer les deux et, en cas de doute, refusez.</w:t>
+            </w:r>
+          </w:p>
+        </w:tc>
+      </w:tr>
+    </w:tbl>
+    <w:p>
+      <w:pPr>
+        <w:spacing w:after="80"/>
+      </w:pPr>
+    </w:p>
+    <w:p>
+      <w:pPr>
+        <w:pStyle w:val="Heading2"/>
+        <w:spacing w:after="100" w:before="220"/>
+      </w:pPr>
+      <w:r>
+        <w:rPr>
+          <w:rFonts w:ascii="Calibri" w:cs="Calibri" w:eastAsia="Calibri" w:hAnsi="Calibri"/>
+          <w:b/>
+          <w:bCs/>
+          <w:color w:val="2E5E8C"/>
+          <w:sz w:val="26"/>
+          <w:szCs w:val="26"/>
+        </w:rPr>
+        <w:t xml:space="preserve">25. Récupération de données</w:t>
+      </w:r>
+    </w:p>
+    <w:p>
+      <w:pPr>
+        <w:pStyle w:val="ListParagraph"/>
+        <w:numPr>
+          <w:ilvl w:val="0"/>
+          <w:numId w:val="1"/>
+        </w:numPr>
+        <w:spacing w:after="60" w:line="264"/>
+      </w:pPr>
+      <w:r>
+        <w:rPr>
+          <w:rFonts w:ascii="Calibri" w:cs="Calibri" w:eastAsia="Calibri" w:hAnsi="Calibri"/>
+          <w:sz w:val="22"/>
+          <w:szCs w:val="22"/>
+        </w:rPr>
+        <w:t xml:space="preserve">Disques/SSD PC : la donnée est souvent récupérable même quand la machine ne démarre plus. Brancher le disque en externe, cloner, extraire. Pour un disque défaillant mécaniquement, orienter vers un labo spécialisé (salle blanche).</w:t>
+      </w:r>
+    </w:p>
+    <w:p>
+      <w:pPr>
+        <w:pStyle w:val="ListParagraph"/>
+        <w:numPr>
+          <w:ilvl w:val="0"/>
+          <w:numId w:val="1"/>
+        </w:numPr>
+        <w:spacing w:after="60" w:line="264"/>
+      </w:pPr>
+      <w:r>
+        <w:rPr>
+          <w:rFonts w:ascii="Calibri" w:cs="Calibri" w:eastAsia="Calibri" w:hAnsi="Calibri"/>
+          <w:sz w:val="22"/>
+          <w:szCs w:val="22"/>
+        </w:rPr>
+        <w:t xml:space="preserve">Smartphones : récupération plus difficile (chiffrement, stockage soudé). En cas de carte mère morte mais stockage intact, des experts transfèrent la puce NAND sur une carte donneuse — service haut de gamme.</w:t>
+      </w:r>
+    </w:p>
+    <w:p>
+      <w:pPr>
+        <w:pStyle w:val="ListParagraph"/>
+        <w:numPr>
+          <w:ilvl w:val="0"/>
+          <w:numId w:val="1"/>
+        </w:numPr>
+        <w:spacing w:after="60" w:line="264"/>
+      </w:pPr>
+      <w:r>
+        <w:rPr>
+          <w:rFonts w:ascii="Calibri" w:cs="Calibri" w:eastAsia="Calibri" w:hAnsi="Calibri"/>
+          <w:sz w:val="22"/>
+          <w:szCs w:val="22"/>
+        </w:rPr>
+        <w:t xml:space="preserve">Règle d'or : ne travaillez jamais sur le support d'origine, travaillez sur une copie/image. Une manipulation de trop peut rendre la donnée irrécupérable.</w:t>
+      </w:r>
+    </w:p>
+    <w:p>
+      <w:pPr>
+        <w:spacing w:after="80"/>
+      </w:pPr>
+    </w:p>
+    <w:p>
+      <w:r>
+        <w:br w:type="page"/>
+      </w:r>
+    </w:p>
+    <w:p>
+      <w:r>
+        <w:br w:type="page"/>
+      </w:r>
+    </w:p>
+    <w:p>
+      <w:pPr>
+        <w:pStyle w:val="Heading1"/>
+        <w:spacing w:after="0" w:before="0"/>
+      </w:pPr>
+      <w:r>
+        <w:rPr>
+          <w:rFonts w:ascii="Calibri" w:cs="Calibri" w:eastAsia="Calibri" w:hAnsi="Calibri"/>
+          <w:color w:val="FFFFFF"/>
+          <w:sz w:val="2"/>
+          <w:szCs w:val="2"/>
+        </w:rPr>
+        <w:t xml:space="preserve">Partie 10 — Le business de la réparation</w:t>
+      </w:r>
+    </w:p>
+    <w:tbl>
+      <w:tblPr>
+        <w:tblW w:type="pct" w:w="100%"/>
+        <w:tblBorders>
+          <w:top w:val="none" w:color="FFFFFF" w:sz="0"/>
+          <w:left w:val="none" w:color="FFFFFF" w:sz="0"/>
+          <w:bottom w:val="none" w:color="FFFFFF" w:sz="0"/>
+          <w:right w:val="none" w:color="FFFFFF" w:sz="0"/>
+          <w:insideH w:val="none" w:color="FFFFFF" w:sz="0"/>
+          <w:insideV w:val="none" w:color="FFFFFF" w:sz="0"/>
+        </w:tblBorders>
+      </w:tblPr>
+      <w:tblGrid>
+        <w:gridCol w:w="9360"/>
+      </w:tblGrid>
+      <w:tr>
+        <w:tc>
+          <w:tcPr>
+            <w:tcW w:type="dxa" w:w="9360"/>
+            <w:shd w:fill="1F3A5F" w:color="auto" w:val="clear"/>
+            <w:tcMar>
+              <w:top w:type="dxa" w:w="300"/>
+              <w:left w:type="dxa" w:w="320"/>
+              <w:bottom w:type="dxa" w:w="320"/>
+              <w:right w:type="dxa" w:w="320"/>
+            </w:tcMar>
+          </w:tcPr>
+          <w:p>
+            <w:pPr>
+              <w:spacing w:after="40"/>
+            </w:pPr>
+            <w:r>
+              <w:rPr>
+                <w:rFonts w:ascii="Calibri" w:cs="Calibri" w:eastAsia="Calibri" w:hAnsi="Calibri"/>
+                <w:b/>
+                <w:bCs/>
+                <w:color w:val="9FC4E6"/>
+                <w:spacing w:val="60"/>
+                <w:sz w:val="20"/>
+                <w:szCs w:val="20"/>
+              </w:rPr>
+              <w:t xml:space="preserve">PARTIE 10</w:t>
+            </w:r>
+          </w:p>
+          <w:p>
+            <w:r>
+              <w:rPr>
+                <w:rFonts w:ascii="Calibri" w:cs="Calibri" w:eastAsia="Calibri" w:hAnsi="Calibri"/>
+                <w:b/>
+                <w:bCs/>
+                <w:color w:val="FFFFFF"/>
+                <w:sz w:val="40"/>
+                <w:szCs w:val="40"/>
+              </w:rPr>
+              <w:t xml:space="preserve">Le business de la réparation</w:t>
+            </w:r>
+          </w:p>
+        </w:tc>
+      </w:tr>
+    </w:tbl>
+    <w:p>
+      <w:pPr>
+        <w:spacing w:after="80"/>
+      </w:pPr>
+    </w:p>
+    <w:p>
+      <w:pPr>
+        <w:spacing w:after="120" w:line="276"/>
+        <w:jc w:val="both"/>
+      </w:pPr>
+      <w:r>
+        <w:rPr>
+          <w:rFonts w:ascii="Calibri" w:cs="Calibri" w:eastAsia="Calibri" w:hAnsi="Calibri"/>
+          <w:sz w:val="22"/>
+          <w:szCs w:val="22"/>
+        </w:rPr>
+        <w:t xml:space="preserve">Savoir réparer ne suffit pas à gagner sa vie : il faut vendre, tarifer juste, gérer les pièces, fidéliser et se protéger juridiquement. Cette partie transforme la compétence technique en activité rentable.</w:t>
+      </w:r>
+    </w:p>
+    <w:p>
+      <w:pPr>
+        <w:pStyle w:val="Heading2"/>
+        <w:spacing w:after="100" w:before="220"/>
+      </w:pPr>
+      <w:r>
+        <w:rPr>
+          <w:rFonts w:ascii="Calibri" w:cs="Calibri" w:eastAsia="Calibri" w:hAnsi="Calibri"/>
+          <w:b/>
+          <w:bCs/>
+          <w:color w:val="2E5E8C"/>
+          <w:sz w:val="26"/>
+          <w:szCs w:val="26"/>
+        </w:rPr>
+        <w:t xml:space="preserve">26. Démarrer : statut, local, investissement</w:t>
+      </w:r>
+    </w:p>
+    <w:p>
+      <w:pPr>
+        <w:pStyle w:val="ListParagraph"/>
+        <w:numPr>
+          <w:ilvl w:val="0"/>
+          <w:numId w:val="1"/>
+        </w:numPr>
+        <w:spacing w:after="60" w:line="264"/>
+      </w:pPr>
+      <w:r>
+        <w:rPr>
+          <w:rFonts w:ascii="Calibri" w:cs="Calibri" w:eastAsia="Calibri" w:hAnsi="Calibri"/>
+          <w:sz w:val="22"/>
+          <w:szCs w:val="22"/>
+        </w:rPr>
+        <w:t xml:space="preserve">Modèle de départ : beaucoup commencent en micro-entreprise à domicile ou en dépôt-réparation (sans local en vitrine), puis ouvrent une boutique quand le flux le justifie. On peut aussi démarrer en ligne / mobile (réparation à domicile).</w:t>
+      </w:r>
+    </w:p>
+    <w:p>
+      <w:pPr>
+        <w:pStyle w:val="ListParagraph"/>
+        <w:numPr>
+          <w:ilvl w:val="0"/>
+          <w:numId w:val="1"/>
+        </w:numPr>
+        <w:spacing w:after="60" w:line="264"/>
+      </w:pPr>
+      <w:r>
+        <w:rPr>
+          <w:rFonts w:ascii="Calibri" w:cs="Calibri" w:eastAsia="Calibri" w:hAnsi="Calibri"/>
+          <w:sz w:val="22"/>
+          <w:szCs w:val="22"/>
+        </w:rPr>
+        <w:t xml:space="preserve">Statut &amp; obligations : déclarez votre activité, tenez une comptabilité, appliquez les règles fiscales locales, et vérifiez la réglementation sur les déchets électroniques (DEEE) et le recyclage des batteries.</w:t>
+      </w:r>
+    </w:p>
+    <w:p>
+      <w:pPr>
+        <w:pStyle w:val="ListParagraph"/>
+        <w:numPr>
+          <w:ilvl w:val="0"/>
+          <w:numId w:val="1"/>
+        </w:numPr>
+        <w:spacing w:after="60" w:line="264"/>
+      </w:pPr>
+      <w:r>
+        <w:rPr>
+          <w:rFonts w:ascii="Calibri" w:cs="Calibri" w:eastAsia="Calibri" w:hAnsi="Calibri"/>
+          <w:sz w:val="22"/>
+          <w:szCs w:val="22"/>
+        </w:rPr>
+        <w:t xml:space="preserve">Investissement initial : outils (voir Partie 1), un stock minimal de pièces des modèles les plus courants, un point de vente/communication. On peut démarrer modestement et réinvestir les marges.</w:t>
+      </w:r>
+    </w:p>
+    <w:p>
+      <w:pPr>
+        <w:spacing w:after="80"/>
+      </w:pPr>
+    </w:p>
+    <w:p>
+      <w:pPr>
+        <w:pStyle w:val="Heading2"/>
+        <w:spacing w:after="100" w:before="220"/>
+      </w:pPr>
+      <w:r>
+        <w:rPr>
+          <w:rFonts w:ascii="Calibri" w:cs="Calibri" w:eastAsia="Calibri" w:hAnsi="Calibri"/>
+          <w:b/>
+          <w:bCs/>
+          <w:color w:val="2E5E8C"/>
+          <w:sz w:val="26"/>
+          <w:szCs w:val="26"/>
+        </w:rPr>
+        <w:t xml:space="preserve">27. Tarification et rentabilité</w:t>
+      </w:r>
+    </w:p>
+    <w:p>
+      <w:pPr>
+        <w:spacing w:after="120" w:line="276"/>
+        <w:jc w:val="both"/>
+      </w:pPr>
+      <w:r>
+        <w:rPr>
+          <w:rFonts w:ascii="Calibri" w:cs="Calibri" w:eastAsia="Calibri" w:hAnsi="Calibri"/>
+          <w:sz w:val="22"/>
+          <w:szCs w:val="22"/>
+        </w:rPr>
+        <w:t xml:space="preserve">La marge se fait sur la pièce ET sur la main-d'œuvre. Structure de prix typique d'une intervention :</w:t>
+      </w:r>
+    </w:p>
+    <w:tbl>
+      <w:tblPr>
+        <w:tblW w:type="pct" w:w="100%"/>
+        <w:tblBorders>
+          <w:top w:val="single" w:color="D0D7E2" w:sz="4"/>
+          <w:left w:val="single" w:color="D0D7E2" w:sz="4"/>
+          <w:bottom w:val="single" w:color="D0D7E2" w:sz="4"/>
+          <w:right w:val="single" w:color="D0D7E2" w:sz="4"/>
+          <w:insideH w:val="single" w:color="D0D7E2" w:sz="4"/>
+          <w:insideV w:val="single" w:color="D0D7E2" w:sz="4"/>
+        </w:tblBorders>
+      </w:tblPr>
+      <w:tblGrid>
+        <w:gridCol w:w="4680"/>
+        <w:gridCol w:w="4680"/>
+      </w:tblGrid>
+      <w:tr>
+        <w:trPr>
+          <w:tblHeader/>
+        </w:trPr>
+        <w:tc>
+          <w:tcPr>
+            <w:tcW w:type="dxa" w:w="4680"/>
+            <w:shd w:fill="1F3A5F" w:color="auto" w:val="clear"/>
+            <w:tcMar>
+              <w:top w:type="dxa" w:w="60"/>
+              <w:left w:type="dxa" w:w="100"/>
+              <w:bottom w:type="dxa" w:w="60"/>
+              <w:right w:type="dxa" w:w="100"/>
+            </w:tcMar>
+          </w:tcPr>
+          <w:p>
+            <w:r>
+              <w:rPr>
+                <w:rFonts w:ascii="Calibri" w:cs="Calibri" w:eastAsia="Calibri" w:hAnsi="Calibri"/>
+                <w:b/>
+                <w:bCs/>
+                <w:color w:val="FFFFFF"/>
+                <w:sz w:val="20"/>
+                <w:szCs w:val="20"/>
+              </w:rPr>
               <w:t xml:space="preserve">Poste</w:t>
             </w:r>
           </w:p>
@@ -8339,7 +9158,7 @@
                     </pic:cNvPicPr>
                   </pic:nvPicPr>
                   <pic:blipFill>
-                    <a:blip r:embed="rId16" cstate="none"/>
+                    <a:blip r:embed="rId29" cstate="none"/>
                     <a:srcRect/>
                     <a:stretch>
                       <a:fillRect/>
